--- a/4.质量管理/2.运行记录类文件/040208-运维服务质量管理报告(截止2025年10月).docx
+++ b/4.质量管理/2.运行记录类文件/040208-运维服务质量管理报告(截止2025年10月).docx
@@ -1,10 +1,11 @@
 
 <file path=word/document.xml><?xml version="1.0" encoding="utf-8"?>
-<w:document xmlns:wpc="http://schemas.microsoft.com/office/word/2010/wordprocessingCanvas" xmlns:mc="http://schemas.openxmlformats.org/markup-compatibility/2006" xmlns:o="urn:schemas-microsoft-com:office:office" xmlns:r="http://schemas.openxmlformats.org/officeDocument/2006/relationships" xmlns:m="http://schemas.openxmlformats.org/officeDocument/2006/math" xmlns:v="urn:schemas-microsoft-com:vml" xmlns:wp14="http://schemas.microsoft.com/office/word/2010/wordprocessingDrawing" xmlns:wp="http://schemas.openxmlformats.org/drawingml/2006/wordprocessingDrawing" xmlns:w="http://schemas.openxmlformats.org/wordprocessingml/2006/main" xmlns:w14="http://schemas.microsoft.com/office/word/2010/wordml" xmlns:w10="urn:schemas-microsoft-com:office:word" xmlns:w15="http://schemas.microsoft.com/office/word/2012/wordml" xmlns:wpg="http://schemas.microsoft.com/office/word/2010/wordprocessingGroup" xmlns:wpi="http://schemas.microsoft.com/office/word/2010/wordprocessingInk" xmlns:wne="http://schemas.microsoft.com/office/word/2006/wordml" xmlns:wps="http://schemas.microsoft.com/office/word/2010/wordprocessingShape" xmlns:wpsCustomData="http://www.wps.cn/officeDocument/2013/wpsCustomData" mc:Ignorable="w14 w15 wp14">
+<w:document xmlns:wpc="http://schemas.microsoft.com/office/word/2010/wordprocessingCanvas" xmlns:mc="http://schemas.openxmlformats.org/markup-compatibility/2006" xmlns:o="urn:schemas-microsoft-com:office:office" xmlns:r="http://schemas.openxmlformats.org/officeDocument/2006/relationships" xmlns:m="http://schemas.openxmlformats.org/officeDocument/2006/math" xmlns:v="urn:schemas-microsoft-com:vml" xmlns:wp14="http://schemas.microsoft.com/office/word/2010/wordprocessingDrawing" xmlns:wp="http://schemas.openxmlformats.org/drawingml/2006/wordprocessingDrawing" xmlns:w10="urn:schemas-microsoft-com:office:word" xmlns:w="http://schemas.openxmlformats.org/wordprocessingml/2006/main" xmlns:w14="http://schemas.microsoft.com/office/word/2010/wordml" xmlns:w15="http://schemas.microsoft.com/office/word/2012/wordml" xmlns:wne="http://schemas.microsoft.com/office/word/2006/wordml" xmlns:wpg="http://schemas.microsoft.com/office/word/2010/wordprocessingGroup" xmlns:wpi="http://schemas.microsoft.com/office/word/2010/wordprocessingInk" xmlns:wps="http://schemas.microsoft.com/office/word/2010/wordprocessingShape" mc:Ignorable="w14 w15 wp14">
+  <!-- Generated by Aspose.Words for .NET 13.3.0.1 -->
   <w:body>
     <w:p>
       <w:pPr>
-        <w:pStyle w:val="31"/>
+        <w:pStyle w:val="a1"/>
         <w:keepNext w:val="0"/>
         <w:keepLines w:val="0"/>
         <w:pageBreakBefore w:val="0"/>
@@ -19,7 +20,7 @@
     </w:p>
     <w:p>
       <w:pPr>
-        <w:pStyle w:val="31"/>
+        <w:pStyle w:val="a1"/>
         <w:keepNext w:val="0"/>
         <w:keepLines w:val="0"/>
         <w:pageBreakBefore w:val="0"/>
@@ -39,7 +40,7 @@
     </w:p>
     <w:p>
       <w:pPr>
-        <w:pStyle w:val="32"/>
+        <w:pStyle w:val="a2"/>
         <w:keepNext w:val="0"/>
         <w:keepLines w:val="0"/>
         <w:pageBreakBefore w:val="0"/>
@@ -53,7 +54,7 @@
       </w:pPr>
       <w:bookmarkStart w:id="1" w:name="_Toc11395"/>
       <w:r>
-        <w:t>甘肃国邦信息科技有限公司</w:t>
+        <w:t>中达丰集团有限公司</w:t>
       </w:r>
       <w:bookmarkEnd w:id="1"/>
     </w:p>
@@ -72,14 +73,14 @@
         <w:spacing w:before="295" w:line="220" w:lineRule="auto"/>
         <w:ind w:left="3019"/>
         <w:rPr>
-          <w:rFonts w:ascii="宋体" w:hAnsi="宋体" w:eastAsia="宋体" w:cs="宋体"/>
+          <w:rFonts w:ascii="宋体" w:eastAsia="宋体" w:hAnsi="宋体" w:cs="宋体"/>
           <w:sz w:val="30"/>
           <w:szCs w:val="30"/>
         </w:rPr>
       </w:pPr>
       <w:r>
         <w:rPr>
-          <w:rFonts w:ascii="宋体" w:hAnsi="宋体" w:eastAsia="宋体" w:cs="宋体"/>
+          <w:rFonts w:ascii="宋体" w:eastAsia="宋体" w:hAnsi="宋体" w:cs="宋体"/>
           <w:spacing w:val="-9"/>
           <w:sz w:val="30"/>
           <w:szCs w:val="30"/>
@@ -88,7 +89,7 @@
       </w:r>
       <w:r>
         <w:rPr>
-          <w:rFonts w:hint="eastAsia" w:ascii="宋体" w:hAnsi="宋体" w:eastAsia="宋体" w:cs="宋体"/>
+          <w:rFonts w:ascii="宋体" w:eastAsia="宋体" w:hAnsi="宋体" w:cs="宋体" w:hint="eastAsia"/>
           <w:spacing w:val="-9"/>
           <w:sz w:val="30"/>
           <w:szCs w:val="30"/>
@@ -98,7 +99,7 @@
       </w:r>
       <w:r>
         <w:rPr>
-          <w:rFonts w:ascii="宋体" w:hAnsi="宋体" w:eastAsia="宋体" w:cs="宋体"/>
+          <w:rFonts w:ascii="宋体" w:eastAsia="宋体" w:hAnsi="宋体" w:cs="宋体"/>
           <w:spacing w:val="-9"/>
           <w:sz w:val="30"/>
           <w:szCs w:val="30"/>
@@ -107,7 +108,7 @@
       </w:r>
       <w:r>
         <w:rPr>
-          <w:rFonts w:hint="eastAsia" w:ascii="宋体" w:hAnsi="宋体" w:eastAsia="宋体" w:cs="宋体"/>
+          <w:rFonts w:ascii="宋体" w:eastAsia="宋体" w:hAnsi="宋体" w:cs="宋体" w:hint="eastAsia"/>
           <w:spacing w:val="-9"/>
           <w:sz w:val="30"/>
           <w:szCs w:val="30"/>
@@ -117,7 +118,7 @@
       </w:r>
       <w:r>
         <w:rPr>
-          <w:rFonts w:ascii="宋体" w:hAnsi="宋体" w:eastAsia="宋体" w:cs="宋体"/>
+          <w:rFonts w:ascii="宋体" w:eastAsia="宋体" w:hAnsi="宋体" w:cs="宋体"/>
           <w:spacing w:val="-9"/>
           <w:sz w:val="30"/>
           <w:szCs w:val="30"/>
@@ -139,14 +140,14 @@
         <w:bidi w:val="0"/>
         <w:spacing w:line="220" w:lineRule="auto"/>
         <w:rPr>
-          <w:rFonts w:ascii="宋体" w:hAnsi="宋体" w:eastAsia="宋体" w:cs="宋体"/>
+          <w:rFonts w:ascii="宋体" w:eastAsia="宋体" w:hAnsi="宋体" w:cs="宋体"/>
           <w:sz w:val="30"/>
           <w:szCs w:val="30"/>
         </w:rPr>
         <w:sectPr>
           <w:pgSz w:w="11906" w:h="16839"/>
           <w:pgMar w:top="1431" w:right="1785" w:bottom="0" w:left="1785" w:header="0" w:footer="0" w:gutter="0"/>
-          <w:cols w:space="720" w:num="1"/>
+          <w:cols w:num="1" w:space="720"/>
         </w:sectPr>
       </w:pPr>
     </w:p>
@@ -166,7 +167,7 @@
         <w:ind w:left="3710"/>
         <w:outlineLvl w:val="0"/>
         <w:rPr>
-          <w:rFonts w:ascii="宋体" w:hAnsi="宋体" w:eastAsia="宋体" w:cs="宋体"/>
+          <w:rFonts w:ascii="宋体" w:eastAsia="宋体" w:hAnsi="宋体" w:cs="宋体"/>
           <w:sz w:val="28"/>
           <w:szCs w:val="28"/>
         </w:rPr>
@@ -174,7 +175,7 @@
       <w:bookmarkStart w:id="2" w:name="_Toc5468"/>
       <w:r>
         <w:rPr>
-          <w:rFonts w:ascii="宋体" w:hAnsi="宋体" w:eastAsia="宋体" w:cs="宋体"/>
+          <w:rFonts w:ascii="宋体" w:eastAsia="宋体" w:hAnsi="宋体" w:cs="宋体"/>
           <w:spacing w:val="-3"/>
           <w:sz w:val="28"/>
           <w:szCs w:val="28"/>
@@ -185,16 +186,16 @@
     </w:p>
     <w:tbl>
       <w:tblPr>
-        <w:tblStyle w:val="24"/>
+        <w:tblStyle w:val="TableNormal0"/>
         <w:tblW w:w="9072" w:type="dxa"/>
         <w:tblInd w:w="5" w:type="dxa"/>
         <w:tblBorders>
-          <w:top w:val="single" w:color="000000" w:sz="4" w:space="0"/>
-          <w:left w:val="single" w:color="000000" w:sz="4" w:space="0"/>
-          <w:bottom w:val="single" w:color="000000" w:sz="4" w:space="0"/>
-          <w:right w:val="single" w:color="000000" w:sz="4" w:space="0"/>
-          <w:insideH w:val="single" w:color="000000" w:sz="4" w:space="0"/>
-          <w:insideV w:val="single" w:color="000000" w:sz="4" w:space="0"/>
+          <w:top w:val="single" w:sz="4" w:space="0" w:color="000000"/>
+          <w:left w:val="single" w:sz="4" w:space="0" w:color="000000"/>
+          <w:bottom w:val="single" w:sz="4" w:space="0" w:color="000000"/>
+          <w:right w:val="single" w:sz="4" w:space="0" w:color="000000"/>
+          <w:insideH w:val="single" w:sz="4" w:space="0" w:color="000000"/>
+          <w:insideV w:val="single" w:sz="4" w:space="0" w:color="000000"/>
         </w:tblBorders>
         <w:tblLayout w:type="fixed"/>
         <w:tblCellMar>
@@ -213,14 +214,17 @@
       </w:tblGrid>
       <w:tr>
         <w:tblPrEx>
+          <w:tblW w:w="9072" w:type="dxa"/>
+          <w:tblInd w:w="5" w:type="dxa"/>
           <w:tblBorders>
-            <w:top w:val="single" w:color="000000" w:sz="4" w:space="0"/>
-            <w:left w:val="single" w:color="000000" w:sz="4" w:space="0"/>
-            <w:bottom w:val="single" w:color="000000" w:sz="4" w:space="0"/>
-            <w:right w:val="single" w:color="000000" w:sz="4" w:space="0"/>
-            <w:insideH w:val="single" w:color="000000" w:sz="4" w:space="0"/>
-            <w:insideV w:val="single" w:color="000000" w:sz="4" w:space="0"/>
+            <w:top w:val="single" w:sz="4" w:space="0" w:color="000000"/>
+            <w:left w:val="single" w:sz="4" w:space="0" w:color="000000"/>
+            <w:bottom w:val="single" w:sz="4" w:space="0" w:color="000000"/>
+            <w:right w:val="single" w:sz="4" w:space="0" w:color="000000"/>
+            <w:insideH w:val="single" w:sz="4" w:space="0" w:color="000000"/>
+            <w:insideV w:val="single" w:sz="4" w:space="0" w:color="000000"/>
           </w:tblBorders>
+          <w:tblLayout w:type="fixed"/>
           <w:tblCellMar>
             <w:top w:w="0" w:type="dxa"/>
             <w:left w:w="0" w:type="dxa"/>
@@ -229,7 +233,7 @@
           </w:tblCellMar>
         </w:tblPrEx>
         <w:trPr>
-          <w:trHeight w:val="611" w:hRule="atLeast"/>
+          <w:trHeight w:val="611"/>
         </w:trPr>
         <w:tc>
           <w:tcPr>
@@ -237,7 +241,7 @@
           </w:tcPr>
           <w:p>
             <w:pPr>
-              <w:pStyle w:val="25"/>
+              <w:pStyle w:val="TableText"/>
               <w:keepNext w:val="0"/>
               <w:keepLines w:val="0"/>
               <w:pageBreakBefore w:val="0"/>
@@ -266,7 +270,7 @@
           </w:tcPr>
           <w:p>
             <w:pPr>
-              <w:pStyle w:val="25"/>
+              <w:pStyle w:val="TableText"/>
               <w:keepNext w:val="0"/>
               <w:keepLines w:val="0"/>
               <w:pageBreakBefore w:val="0"/>
@@ -284,7 +288,7 @@
               <w:rPr>
                 <w:spacing w:val="-1"/>
               </w:rPr>
-              <w:t>运维服务质量管理报告（GSGB</w:t>
+              <w:t>运维服务质量管理报告（ZDFJT</w:t>
             </w:r>
             <w:r>
               <w:rPr>
@@ -297,14 +301,9 @@
       </w:tr>
       <w:tr>
         <w:tblPrEx>
-          <w:tblBorders>
-            <w:top w:val="single" w:color="000000" w:sz="4" w:space="0"/>
-            <w:left w:val="single" w:color="000000" w:sz="4" w:space="0"/>
-            <w:bottom w:val="single" w:color="000000" w:sz="4" w:space="0"/>
-            <w:right w:val="single" w:color="000000" w:sz="4" w:space="0"/>
-            <w:insideH w:val="single" w:color="000000" w:sz="4" w:space="0"/>
-            <w:insideV w:val="single" w:color="000000" w:sz="4" w:space="0"/>
-          </w:tblBorders>
+          <w:tblW w:w="9072" w:type="dxa"/>
+          <w:tblInd w:w="5" w:type="dxa"/>
+          <w:tblLayout w:type="fixed"/>
           <w:tblCellMar>
             <w:top w:w="0" w:type="dxa"/>
             <w:left w:w="0" w:type="dxa"/>
@@ -313,7 +312,7 @@
           </w:tblCellMar>
         </w:tblPrEx>
         <w:trPr>
-          <w:trHeight w:val="606" w:hRule="atLeast"/>
+          <w:trHeight w:val="606"/>
         </w:trPr>
         <w:tc>
           <w:tcPr>
@@ -321,7 +320,7 @@
           </w:tcPr>
           <w:p>
             <w:pPr>
-              <w:pStyle w:val="25"/>
+              <w:pStyle w:val="TableText"/>
               <w:keepNext w:val="0"/>
               <w:keepLines w:val="0"/>
               <w:pageBreakBefore w:val="0"/>
@@ -350,7 +349,7 @@
           </w:tcPr>
           <w:p>
             <w:pPr>
-              <w:pStyle w:val="25"/>
+              <w:pStyle w:val="TableText"/>
               <w:keepNext w:val="0"/>
               <w:keepLines w:val="0"/>
               <w:pageBreakBefore w:val="0"/>
@@ -368,21 +367,16 @@
               <w:rPr>
                 <w:spacing w:val="-1"/>
               </w:rPr>
-              <w:t>甘肃国邦信息科技有限公司</w:t>
+              <w:t>中达丰集团有限公司</w:t>
             </w:r>
           </w:p>
         </w:tc>
       </w:tr>
       <w:tr>
         <w:tblPrEx>
-          <w:tblBorders>
-            <w:top w:val="single" w:color="000000" w:sz="4" w:space="0"/>
-            <w:left w:val="single" w:color="000000" w:sz="4" w:space="0"/>
-            <w:bottom w:val="single" w:color="000000" w:sz="4" w:space="0"/>
-            <w:right w:val="single" w:color="000000" w:sz="4" w:space="0"/>
-            <w:insideH w:val="single" w:color="000000" w:sz="4" w:space="0"/>
-            <w:insideV w:val="single" w:color="000000" w:sz="4" w:space="0"/>
-          </w:tblBorders>
+          <w:tblW w:w="9072" w:type="dxa"/>
+          <w:tblInd w:w="5" w:type="dxa"/>
+          <w:tblLayout w:type="fixed"/>
           <w:tblCellMar>
             <w:top w:w="0" w:type="dxa"/>
             <w:left w:w="0" w:type="dxa"/>
@@ -391,7 +385,7 @@
           </w:tblCellMar>
         </w:tblPrEx>
         <w:trPr>
-          <w:trHeight w:val="606" w:hRule="atLeast"/>
+          <w:trHeight w:val="606"/>
         </w:trPr>
         <w:tc>
           <w:tcPr>
@@ -399,7 +393,7 @@
           </w:tcPr>
           <w:p>
             <w:pPr>
-              <w:pStyle w:val="25"/>
+              <w:pStyle w:val="TableText"/>
               <w:keepNext w:val="0"/>
               <w:keepLines w:val="0"/>
               <w:pageBreakBefore w:val="0"/>
@@ -427,7 +421,7 @@
           </w:tcPr>
           <w:p>
             <w:pPr>
-              <w:pStyle w:val="25"/>
+              <w:pStyle w:val="TableText"/>
               <w:keepNext w:val="0"/>
               <w:keepLines w:val="0"/>
               <w:pageBreakBefore w:val="0"/>
@@ -455,7 +449,7 @@
           </w:tcPr>
           <w:p>
             <w:pPr>
-              <w:pStyle w:val="25"/>
+              <w:pStyle w:val="TableText"/>
               <w:keepNext w:val="0"/>
               <w:keepLines w:val="0"/>
               <w:pageBreakBefore w:val="0"/>
@@ -483,7 +477,7 @@
           </w:tcPr>
           <w:p>
             <w:pPr>
-              <w:pStyle w:val="25"/>
+              <w:pStyle w:val="TableText"/>
               <w:keepNext w:val="0"/>
               <w:keepLines w:val="0"/>
               <w:pageBreakBefore w:val="0"/>
@@ -511,7 +505,7 @@
           </w:tcPr>
           <w:p>
             <w:pPr>
-              <w:pStyle w:val="25"/>
+              <w:pStyle w:val="TableText"/>
               <w:keepNext w:val="0"/>
               <w:keepLines w:val="0"/>
               <w:pageBreakBefore w:val="0"/>
@@ -536,14 +530,9 @@
       </w:tr>
       <w:tr>
         <w:tblPrEx>
-          <w:tblBorders>
-            <w:top w:val="single" w:color="000000" w:sz="4" w:space="0"/>
-            <w:left w:val="single" w:color="000000" w:sz="4" w:space="0"/>
-            <w:bottom w:val="single" w:color="000000" w:sz="4" w:space="0"/>
-            <w:right w:val="single" w:color="000000" w:sz="4" w:space="0"/>
-            <w:insideH w:val="single" w:color="000000" w:sz="4" w:space="0"/>
-            <w:insideV w:val="single" w:color="000000" w:sz="4" w:space="0"/>
-          </w:tblBorders>
+          <w:tblW w:w="9072" w:type="dxa"/>
+          <w:tblInd w:w="5" w:type="dxa"/>
+          <w:tblLayout w:type="fixed"/>
           <w:tblCellMar>
             <w:top w:w="0" w:type="dxa"/>
             <w:left w:w="0" w:type="dxa"/>
@@ -552,7 +541,7 @@
           </w:tblCellMar>
         </w:tblPrEx>
         <w:trPr>
-          <w:trHeight w:val="474" w:hRule="atLeast"/>
+          <w:trHeight w:val="474"/>
         </w:trPr>
         <w:tc>
           <w:tcPr>
@@ -560,7 +549,7 @@
           </w:tcPr>
           <w:p>
             <w:pPr>
-              <w:pStyle w:val="25"/>
+              <w:pStyle w:val="TableText"/>
               <w:keepNext w:val="0"/>
               <w:keepLines w:val="0"/>
               <w:pageBreakBefore w:val="0"/>
@@ -588,7 +577,7 @@
           </w:tcPr>
           <w:p>
             <w:pPr>
-              <w:pStyle w:val="25"/>
+              <w:pStyle w:val="TableText"/>
               <w:keepNext w:val="0"/>
               <w:keepLines w:val="0"/>
               <w:pageBreakBefore w:val="0"/>
@@ -602,7 +591,7 @@
               <w:spacing w:before="154" w:line="238" w:lineRule="auto"/>
               <w:ind w:left="231"/>
               <w:rPr>
-                <w:rFonts w:hint="eastAsia" w:eastAsia="宋体"/>
+                <w:rFonts w:eastAsia="宋体" w:hint="eastAsia"/>
                 <w:lang w:val="en-US" w:eastAsia="zh-CN"/>
               </w:rPr>
             </w:pPr>
@@ -642,7 +631,7 @@
           </w:tcPr>
           <w:p>
             <w:pPr>
-              <w:pStyle w:val="25"/>
+              <w:pStyle w:val="TableText"/>
               <w:keepNext w:val="0"/>
               <w:keepLines w:val="0"/>
               <w:pageBreakBefore w:val="0"/>
@@ -670,7 +659,7 @@
           </w:tcPr>
           <w:p>
             <w:pPr>
-              <w:pStyle w:val="25"/>
+              <w:pStyle w:val="TableText"/>
               <w:keepNext w:val="0"/>
               <w:keepLines w:val="0"/>
               <w:pageBreakBefore w:val="0"/>
@@ -684,7 +673,7 @@
               <w:spacing w:before="119" w:line="220" w:lineRule="auto"/>
               <w:ind w:left="426"/>
               <w:rPr>
-                <w:rFonts w:hint="eastAsia" w:eastAsia="宋体"/>
+                <w:rFonts w:eastAsia="宋体" w:hint="eastAsia"/>
                 <w:lang w:val="en-US" w:eastAsia="zh-CN"/>
               </w:rPr>
             </w:pPr>
@@ -693,7 +682,7 @@
                 <w:rFonts w:hint="eastAsia"/>
                 <w:lang w:val="en-US" w:eastAsia="zh-CN"/>
               </w:rPr>
-              <w:t>金文莉</w:t>
+              <w:t>李平</w:t>
             </w:r>
           </w:p>
         </w:tc>
@@ -703,7 +692,7 @@
           </w:tcPr>
           <w:p>
             <w:pPr>
-              <w:pStyle w:val="25"/>
+              <w:pStyle w:val="TableText"/>
               <w:keepNext w:val="0"/>
               <w:keepLines w:val="0"/>
               <w:pageBreakBefore w:val="0"/>
@@ -721,21 +710,16 @@
               <w:rPr>
                 <w:spacing w:val="-4"/>
               </w:rPr>
-              <w:t>黄益溪</w:t>
+              <w:t>吴向阳</w:t>
             </w:r>
           </w:p>
         </w:tc>
       </w:tr>
       <w:tr>
         <w:tblPrEx>
-          <w:tblBorders>
-            <w:top w:val="single" w:color="000000" w:sz="4" w:space="0"/>
-            <w:left w:val="single" w:color="000000" w:sz="4" w:space="0"/>
-            <w:bottom w:val="single" w:color="000000" w:sz="4" w:space="0"/>
-            <w:right w:val="single" w:color="000000" w:sz="4" w:space="0"/>
-            <w:insideH w:val="single" w:color="000000" w:sz="4" w:space="0"/>
-            <w:insideV w:val="single" w:color="000000" w:sz="4" w:space="0"/>
-          </w:tblBorders>
+          <w:tblW w:w="9072" w:type="dxa"/>
+          <w:tblInd w:w="5" w:type="dxa"/>
+          <w:tblLayout w:type="fixed"/>
           <w:tblCellMar>
             <w:top w:w="0" w:type="dxa"/>
             <w:left w:w="0" w:type="dxa"/>
@@ -744,7 +728,7 @@
           </w:tblCellMar>
         </w:tblPrEx>
         <w:trPr>
-          <w:trHeight w:val="474" w:hRule="atLeast"/>
+          <w:trHeight w:val="474"/>
         </w:trPr>
         <w:tc>
           <w:tcPr>
@@ -864,14 +848,9 @@
       </w:tr>
       <w:tr>
         <w:tblPrEx>
-          <w:tblBorders>
-            <w:top w:val="single" w:color="000000" w:sz="4" w:space="0"/>
-            <w:left w:val="single" w:color="000000" w:sz="4" w:space="0"/>
-            <w:bottom w:val="single" w:color="000000" w:sz="4" w:space="0"/>
-            <w:right w:val="single" w:color="000000" w:sz="4" w:space="0"/>
-            <w:insideH w:val="single" w:color="000000" w:sz="4" w:space="0"/>
-            <w:insideV w:val="single" w:color="000000" w:sz="4" w:space="0"/>
-          </w:tblBorders>
+          <w:tblW w:w="9072" w:type="dxa"/>
+          <w:tblInd w:w="5" w:type="dxa"/>
+          <w:tblLayout w:type="fixed"/>
           <w:tblCellMar>
             <w:top w:w="0" w:type="dxa"/>
             <w:left w:w="0" w:type="dxa"/>
@@ -880,7 +859,7 @@
           </w:tblCellMar>
         </w:tblPrEx>
         <w:trPr>
-          <w:trHeight w:val="588" w:hRule="atLeast"/>
+          <w:trHeight w:val="588"/>
         </w:trPr>
         <w:tc>
           <w:tcPr>
@@ -1001,7 +980,7 @@
     </w:tbl>
     <w:p>
       <w:pPr>
-        <w:pStyle w:val="12"/>
+        <w:pStyle w:val="BodyText"/>
         <w:keepNext w:val="0"/>
         <w:keepLines w:val="0"/>
         <w:pageBreakBefore w:val="0"/>
@@ -1029,14 +1008,14 @@
         <w:sectPr>
           <w:pgSz w:w="11906" w:h="16839"/>
           <w:pgMar w:top="1431" w:right="1127" w:bottom="0" w:left="1696" w:header="0" w:footer="0" w:gutter="0"/>
-          <w:cols w:space="720" w:num="1"/>
+          <w:cols w:num="1" w:space="720"/>
         </w:sectPr>
       </w:pPr>
     </w:p>
     <w:sdt>
       <w:sdtPr>
         <w:rPr>
-          <w:rFonts w:ascii="宋体" w:hAnsi="宋体" w:eastAsia="宋体" w:cs="Arial"/>
+          <w:rFonts w:ascii="宋体" w:eastAsia="宋体" w:hAnsi="宋体" w:cs="Arial"/>
           <w:snapToGrid w:val="0"/>
           <w:color w:val="000000"/>
           <w:kern w:val="0"/>
@@ -1052,7 +1031,7 @@
       </w:sdtPr>
       <w:sdtEndPr>
         <w:rPr>
-          <w:rFonts w:hint="eastAsia" w:ascii="Microsoft JhengHei" w:hAnsi="Microsoft JhengHei" w:eastAsia="Microsoft JhengHei" w:cs="Microsoft JhengHei"/>
+          <w:rFonts w:ascii="Microsoft JhengHei" w:eastAsia="Microsoft JhengHei" w:hAnsi="Microsoft JhengHei" w:cs="Microsoft JhengHei" w:hint="eastAsia"/>
           <w:snapToGrid w:val="0"/>
           <w:color w:val="000000"/>
           <w:kern w:val="0"/>
@@ -1075,12 +1054,12 @@
             <w:autoSpaceDN w:val="0"/>
             <w:bidi w:val="0"/>
             <w:spacing w:before="0" w:beforeLines="0" w:after="0" w:afterLines="0" w:line="240" w:lineRule="auto"/>
-            <w:ind w:left="0" w:leftChars="0" w:right="0" w:rightChars="0" w:firstLine="0" w:firstLineChars="0"/>
+            <w:ind w:left="0" w:right="0" w:firstLine="0" w:leftChars="0" w:rightChars="0" w:firstLineChars="0"/>
             <w:jc w:val="center"/>
           </w:pPr>
           <w:r>
             <w:rPr>
-              <w:rFonts w:ascii="宋体" w:hAnsi="宋体" w:eastAsia="宋体"/>
+              <w:rFonts w:ascii="宋体" w:eastAsia="宋体" w:hAnsi="宋体"/>
               <w:sz w:val="21"/>
             </w:rPr>
             <w:t>目录</w:t>
@@ -1088,14 +1067,14 @@
         </w:p>
         <w:p>
           <w:pPr>
-            <w:pStyle w:val="16"/>
+            <w:pStyle w:val="TOC1"/>
             <w:tabs>
               <w:tab w:val="right" w:leader="dot" w:pos="8497"/>
             </w:tabs>
           </w:pPr>
           <w:r>
             <w:rPr>
-              <w:rFonts w:hint="eastAsia" w:ascii="Microsoft JhengHei" w:hAnsi="Microsoft JhengHei" w:eastAsia="Microsoft JhengHei" w:cs="Microsoft JhengHei"/>
+              <w:rFonts w:ascii="Microsoft JhengHei" w:eastAsia="Microsoft JhengHei" w:hAnsi="Microsoft JhengHei" w:cs="Microsoft JhengHei" w:hint="eastAsia"/>
               <w:sz w:val="24"/>
               <w:szCs w:val="24"/>
             </w:rPr>
@@ -1103,7 +1082,7 @@
           </w:r>
           <w:r>
             <w:rPr>
-              <w:rFonts w:hint="eastAsia" w:ascii="Microsoft JhengHei" w:hAnsi="Microsoft JhengHei" w:eastAsia="Microsoft JhengHei" w:cs="Microsoft JhengHei"/>
+              <w:rFonts w:ascii="Microsoft JhengHei" w:eastAsia="Microsoft JhengHei" w:hAnsi="Microsoft JhengHei" w:cs="Microsoft JhengHei" w:hint="eastAsia"/>
               <w:sz w:val="24"/>
               <w:szCs w:val="24"/>
             </w:rPr>
@@ -1111,7 +1090,7 @@
           </w:r>
           <w:r>
             <w:rPr>
-              <w:rFonts w:hint="eastAsia" w:ascii="Microsoft JhengHei" w:hAnsi="Microsoft JhengHei" w:eastAsia="Microsoft JhengHei" w:cs="Microsoft JhengHei"/>
+              <w:rFonts w:ascii="Microsoft JhengHei" w:eastAsia="Microsoft JhengHei" w:hAnsi="Microsoft JhengHei" w:cs="Microsoft JhengHei" w:hint="eastAsia"/>
               <w:sz w:val="24"/>
               <w:szCs w:val="24"/>
             </w:rPr>
@@ -1119,21 +1098,21 @@
           </w:r>
           <w:r>
             <w:rPr>
-              <w:rFonts w:hint="eastAsia" w:ascii="Microsoft JhengHei" w:hAnsi="Microsoft JhengHei" w:eastAsia="Microsoft JhengHei" w:cs="Microsoft JhengHei"/>
+              <w:rFonts w:ascii="Microsoft JhengHei" w:eastAsia="Microsoft JhengHei" w:hAnsi="Microsoft JhengHei" w:cs="Microsoft JhengHei" w:hint="eastAsia"/>
               <w:szCs w:val="24"/>
             </w:rPr>
             <w:fldChar w:fldCharType="begin"/>
           </w:r>
           <w:r>
             <w:rPr>
-              <w:rFonts w:hint="eastAsia" w:ascii="Microsoft JhengHei" w:hAnsi="Microsoft JhengHei" w:eastAsia="Microsoft JhengHei" w:cs="Microsoft JhengHei"/>
+              <w:rFonts w:ascii="Microsoft JhengHei" w:eastAsia="Microsoft JhengHei" w:hAnsi="Microsoft JhengHei" w:cs="Microsoft JhengHei" w:hint="eastAsia"/>
               <w:szCs w:val="24"/>
             </w:rPr>
             <w:instrText xml:space="preserve"> HYPERLINK \l _Toc11926 </w:instrText>
           </w:r>
           <w:r>
             <w:rPr>
-              <w:rFonts w:hint="eastAsia" w:ascii="Microsoft JhengHei" w:hAnsi="Microsoft JhengHei" w:eastAsia="Microsoft JhengHei" w:cs="Microsoft JhengHei"/>
+              <w:rFonts w:ascii="Microsoft JhengHei" w:eastAsia="Microsoft JhengHei" w:hAnsi="Microsoft JhengHei" w:cs="Microsoft JhengHei" w:hint="eastAsia"/>
               <w:szCs w:val="24"/>
             </w:rPr>
             <w:fldChar w:fldCharType="separate"/>
@@ -1161,7 +1140,7 @@
           </w:r>
           <w:r>
             <w:rPr>
-              <w:rFonts w:hint="eastAsia" w:ascii="Microsoft JhengHei" w:hAnsi="Microsoft JhengHei" w:eastAsia="Microsoft JhengHei" w:cs="Microsoft JhengHei"/>
+              <w:rFonts w:ascii="Microsoft JhengHei" w:eastAsia="Microsoft JhengHei" w:hAnsi="Microsoft JhengHei" w:cs="Microsoft JhengHei" w:hint="eastAsia"/>
               <w:szCs w:val="24"/>
             </w:rPr>
             <w:fldChar w:fldCharType="end"/>
@@ -1169,34 +1148,34 @@
         </w:p>
         <w:p>
           <w:pPr>
-            <w:pStyle w:val="16"/>
+            <w:pStyle w:val="TOC1"/>
             <w:tabs>
               <w:tab w:val="right" w:leader="dot" w:pos="8497"/>
             </w:tabs>
           </w:pPr>
           <w:r>
             <w:rPr>
-              <w:rFonts w:hint="eastAsia" w:ascii="Microsoft JhengHei" w:hAnsi="Microsoft JhengHei" w:eastAsia="Microsoft JhengHei" w:cs="Microsoft JhengHei"/>
+              <w:rFonts w:ascii="Microsoft JhengHei" w:eastAsia="Microsoft JhengHei" w:hAnsi="Microsoft JhengHei" w:cs="Microsoft JhengHei" w:hint="eastAsia"/>
               <w:szCs w:val="24"/>
             </w:rPr>
             <w:fldChar w:fldCharType="begin"/>
           </w:r>
           <w:r>
             <w:rPr>
-              <w:rFonts w:hint="eastAsia" w:ascii="Microsoft JhengHei" w:hAnsi="Microsoft JhengHei" w:eastAsia="Microsoft JhengHei" w:cs="Microsoft JhengHei"/>
+              <w:rFonts w:ascii="Microsoft JhengHei" w:eastAsia="Microsoft JhengHei" w:hAnsi="Microsoft JhengHei" w:cs="Microsoft JhengHei" w:hint="eastAsia"/>
               <w:szCs w:val="24"/>
             </w:rPr>
             <w:instrText xml:space="preserve"> HYPERLINK \l _Toc11395 </w:instrText>
           </w:r>
           <w:r>
             <w:rPr>
-              <w:rFonts w:hint="eastAsia" w:ascii="Microsoft JhengHei" w:hAnsi="Microsoft JhengHei" w:eastAsia="Microsoft JhengHei" w:cs="Microsoft JhengHei"/>
+              <w:rFonts w:ascii="Microsoft JhengHei" w:eastAsia="Microsoft JhengHei" w:hAnsi="Microsoft JhengHei" w:cs="Microsoft JhengHei" w:hint="eastAsia"/>
               <w:szCs w:val="24"/>
             </w:rPr>
             <w:fldChar w:fldCharType="separate"/>
           </w:r>
           <w:r>
-            <w:t>甘肃国邦信息科技有限公司</w:t>
+            <w:t>中达丰集团有限公司</w:t>
           </w:r>
           <w:r>
             <w:tab/>
@@ -1218,7 +1197,7 @@
           </w:r>
           <w:r>
             <w:rPr>
-              <w:rFonts w:hint="eastAsia" w:ascii="Microsoft JhengHei" w:hAnsi="Microsoft JhengHei" w:eastAsia="Microsoft JhengHei" w:cs="Microsoft JhengHei"/>
+              <w:rFonts w:ascii="Microsoft JhengHei" w:eastAsia="Microsoft JhengHei" w:hAnsi="Microsoft JhengHei" w:cs="Microsoft JhengHei" w:hint="eastAsia"/>
               <w:szCs w:val="24"/>
             </w:rPr>
             <w:fldChar w:fldCharType="end"/>
@@ -1226,35 +1205,35 @@
         </w:p>
         <w:p>
           <w:pPr>
-            <w:pStyle w:val="16"/>
+            <w:pStyle w:val="TOC1"/>
             <w:tabs>
               <w:tab w:val="right" w:leader="dot" w:pos="8497"/>
             </w:tabs>
           </w:pPr>
           <w:r>
             <w:rPr>
-              <w:rFonts w:hint="eastAsia" w:ascii="Microsoft JhengHei" w:hAnsi="Microsoft JhengHei" w:eastAsia="Microsoft JhengHei" w:cs="Microsoft JhengHei"/>
+              <w:rFonts w:ascii="Microsoft JhengHei" w:eastAsia="Microsoft JhengHei" w:hAnsi="Microsoft JhengHei" w:cs="Microsoft JhengHei" w:hint="eastAsia"/>
               <w:szCs w:val="24"/>
             </w:rPr>
             <w:fldChar w:fldCharType="begin"/>
           </w:r>
           <w:r>
             <w:rPr>
-              <w:rFonts w:hint="eastAsia" w:ascii="Microsoft JhengHei" w:hAnsi="Microsoft JhengHei" w:eastAsia="Microsoft JhengHei" w:cs="Microsoft JhengHei"/>
+              <w:rFonts w:ascii="Microsoft JhengHei" w:eastAsia="Microsoft JhengHei" w:hAnsi="Microsoft JhengHei" w:cs="Microsoft JhengHei" w:hint="eastAsia"/>
               <w:szCs w:val="24"/>
             </w:rPr>
             <w:instrText xml:space="preserve"> HYPERLINK \l _Toc5468 </w:instrText>
           </w:r>
           <w:r>
             <w:rPr>
-              <w:rFonts w:hint="eastAsia" w:ascii="Microsoft JhengHei" w:hAnsi="Microsoft JhengHei" w:eastAsia="Microsoft JhengHei" w:cs="Microsoft JhengHei"/>
+              <w:rFonts w:ascii="Microsoft JhengHei" w:eastAsia="Microsoft JhengHei" w:hAnsi="Microsoft JhengHei" w:cs="Microsoft JhengHei" w:hint="eastAsia"/>
               <w:szCs w:val="24"/>
             </w:rPr>
             <w:fldChar w:fldCharType="separate"/>
           </w:r>
           <w:r>
             <w:rPr>
-              <w:rFonts w:ascii="宋体" w:hAnsi="宋体" w:eastAsia="宋体" w:cs="宋体"/>
+              <w:rFonts w:ascii="宋体" w:eastAsia="宋体" w:hAnsi="宋体" w:cs="宋体"/>
               <w:spacing w:val="-3"/>
               <w:szCs w:val="28"/>
             </w:rPr>
@@ -1280,7 +1259,7 @@
           </w:r>
           <w:r>
             <w:rPr>
-              <w:rFonts w:hint="eastAsia" w:ascii="Microsoft JhengHei" w:hAnsi="Microsoft JhengHei" w:eastAsia="Microsoft JhengHei" w:cs="Microsoft JhengHei"/>
+              <w:rFonts w:ascii="Microsoft JhengHei" w:eastAsia="Microsoft JhengHei" w:hAnsi="Microsoft JhengHei" w:cs="Microsoft JhengHei" w:hint="eastAsia"/>
               <w:szCs w:val="24"/>
             </w:rPr>
             <w:fldChar w:fldCharType="end"/>
@@ -1288,28 +1267,28 @@
         </w:p>
         <w:p>
           <w:pPr>
-            <w:pStyle w:val="16"/>
+            <w:pStyle w:val="TOC1"/>
             <w:tabs>
               <w:tab w:val="right" w:leader="dot" w:pos="8497"/>
             </w:tabs>
           </w:pPr>
           <w:r>
             <w:rPr>
-              <w:rFonts w:hint="eastAsia" w:ascii="Microsoft JhengHei" w:hAnsi="Microsoft JhengHei" w:eastAsia="Microsoft JhengHei" w:cs="Microsoft JhengHei"/>
+              <w:rFonts w:ascii="Microsoft JhengHei" w:eastAsia="Microsoft JhengHei" w:hAnsi="Microsoft JhengHei" w:cs="Microsoft JhengHei" w:hint="eastAsia"/>
               <w:szCs w:val="24"/>
             </w:rPr>
             <w:fldChar w:fldCharType="begin"/>
           </w:r>
           <w:r>
             <w:rPr>
-              <w:rFonts w:hint="eastAsia" w:ascii="Microsoft JhengHei" w:hAnsi="Microsoft JhengHei" w:eastAsia="Microsoft JhengHei" w:cs="Microsoft JhengHei"/>
+              <w:rFonts w:ascii="Microsoft JhengHei" w:eastAsia="Microsoft JhengHei" w:hAnsi="Microsoft JhengHei" w:cs="Microsoft JhengHei" w:hint="eastAsia"/>
               <w:szCs w:val="24"/>
             </w:rPr>
             <w:instrText xml:space="preserve"> HYPERLINK \l _Toc19042 </w:instrText>
           </w:r>
           <w:r>
             <w:rPr>
-              <w:rFonts w:hint="eastAsia" w:ascii="Microsoft JhengHei" w:hAnsi="Microsoft JhengHei" w:eastAsia="Microsoft JhengHei" w:cs="Microsoft JhengHei"/>
+              <w:rFonts w:ascii="Microsoft JhengHei" w:eastAsia="Microsoft JhengHei" w:hAnsi="Microsoft JhengHei" w:cs="Microsoft JhengHei" w:hint="eastAsia"/>
               <w:szCs w:val="24"/>
             </w:rPr>
             <w:fldChar w:fldCharType="separate"/>
@@ -1343,7 +1322,7 @@
           </w:r>
           <w:r>
             <w:rPr>
-              <w:rFonts w:hint="eastAsia" w:ascii="Microsoft JhengHei" w:hAnsi="Microsoft JhengHei" w:eastAsia="Microsoft JhengHei" w:cs="Microsoft JhengHei"/>
+              <w:rFonts w:ascii="Microsoft JhengHei" w:eastAsia="Microsoft JhengHei" w:hAnsi="Microsoft JhengHei" w:cs="Microsoft JhengHei" w:hint="eastAsia"/>
               <w:szCs w:val="24"/>
             </w:rPr>
             <w:fldChar w:fldCharType="end"/>
@@ -1351,28 +1330,28 @@
         </w:p>
         <w:p>
           <w:pPr>
-            <w:pStyle w:val="16"/>
+            <w:pStyle w:val="TOC1"/>
             <w:tabs>
               <w:tab w:val="right" w:leader="dot" w:pos="8497"/>
             </w:tabs>
           </w:pPr>
           <w:r>
             <w:rPr>
-              <w:rFonts w:hint="eastAsia" w:ascii="Microsoft JhengHei" w:hAnsi="Microsoft JhengHei" w:eastAsia="Microsoft JhengHei" w:cs="Microsoft JhengHei"/>
+              <w:rFonts w:ascii="Microsoft JhengHei" w:eastAsia="Microsoft JhengHei" w:hAnsi="Microsoft JhengHei" w:cs="Microsoft JhengHei" w:hint="eastAsia"/>
               <w:szCs w:val="24"/>
             </w:rPr>
             <w:fldChar w:fldCharType="begin"/>
           </w:r>
           <w:r>
             <w:rPr>
-              <w:rFonts w:hint="eastAsia" w:ascii="Microsoft JhengHei" w:hAnsi="Microsoft JhengHei" w:eastAsia="Microsoft JhengHei" w:cs="Microsoft JhengHei"/>
+              <w:rFonts w:ascii="Microsoft JhengHei" w:eastAsia="Microsoft JhengHei" w:hAnsi="Microsoft JhengHei" w:cs="Microsoft JhengHei" w:hint="eastAsia"/>
               <w:szCs w:val="24"/>
             </w:rPr>
             <w:instrText xml:space="preserve"> HYPERLINK \l _Toc22088 </w:instrText>
           </w:r>
           <w:r>
             <w:rPr>
-              <w:rFonts w:hint="eastAsia" w:ascii="Microsoft JhengHei" w:hAnsi="Microsoft JhengHei" w:eastAsia="Microsoft JhengHei" w:cs="Microsoft JhengHei"/>
+              <w:rFonts w:ascii="Microsoft JhengHei" w:eastAsia="Microsoft JhengHei" w:hAnsi="Microsoft JhengHei" w:cs="Microsoft JhengHei" w:hint="eastAsia"/>
               <w:szCs w:val="24"/>
             </w:rPr>
             <w:fldChar w:fldCharType="separate"/>
@@ -1406,7 +1385,7 @@
           </w:r>
           <w:r>
             <w:rPr>
-              <w:rFonts w:hint="eastAsia" w:ascii="Microsoft JhengHei" w:hAnsi="Microsoft JhengHei" w:eastAsia="Microsoft JhengHei" w:cs="Microsoft JhengHei"/>
+              <w:rFonts w:ascii="Microsoft JhengHei" w:eastAsia="Microsoft JhengHei" w:hAnsi="Microsoft JhengHei" w:cs="Microsoft JhengHei" w:hint="eastAsia"/>
               <w:szCs w:val="24"/>
             </w:rPr>
             <w:fldChar w:fldCharType="end"/>
@@ -1414,28 +1393,28 @@
         </w:p>
         <w:p>
           <w:pPr>
-            <w:pStyle w:val="16"/>
+            <w:pStyle w:val="TOC1"/>
             <w:tabs>
               <w:tab w:val="right" w:leader="dot" w:pos="8497"/>
             </w:tabs>
           </w:pPr>
           <w:r>
             <w:rPr>
-              <w:rFonts w:hint="eastAsia" w:ascii="Microsoft JhengHei" w:hAnsi="Microsoft JhengHei" w:eastAsia="Microsoft JhengHei" w:cs="Microsoft JhengHei"/>
+              <w:rFonts w:ascii="Microsoft JhengHei" w:eastAsia="Microsoft JhengHei" w:hAnsi="Microsoft JhengHei" w:cs="Microsoft JhengHei" w:hint="eastAsia"/>
               <w:szCs w:val="24"/>
             </w:rPr>
             <w:fldChar w:fldCharType="begin"/>
           </w:r>
           <w:r>
             <w:rPr>
-              <w:rFonts w:hint="eastAsia" w:ascii="Microsoft JhengHei" w:hAnsi="Microsoft JhengHei" w:eastAsia="Microsoft JhengHei" w:cs="Microsoft JhengHei"/>
+              <w:rFonts w:ascii="Microsoft JhengHei" w:eastAsia="Microsoft JhengHei" w:hAnsi="Microsoft JhengHei" w:cs="Microsoft JhengHei" w:hint="eastAsia"/>
               <w:szCs w:val="24"/>
             </w:rPr>
             <w:instrText xml:space="preserve"> HYPERLINK \l _Toc1183 </w:instrText>
           </w:r>
           <w:r>
             <w:rPr>
-              <w:rFonts w:hint="eastAsia" w:ascii="Microsoft JhengHei" w:hAnsi="Microsoft JhengHei" w:eastAsia="Microsoft JhengHei" w:cs="Microsoft JhengHei"/>
+              <w:rFonts w:ascii="Microsoft JhengHei" w:eastAsia="Microsoft JhengHei" w:hAnsi="Microsoft JhengHei" w:cs="Microsoft JhengHei" w:hint="eastAsia"/>
               <w:szCs w:val="24"/>
             </w:rPr>
             <w:fldChar w:fldCharType="separate"/>
@@ -1469,7 +1448,7 @@
           </w:r>
           <w:r>
             <w:rPr>
-              <w:rFonts w:hint="eastAsia" w:ascii="Microsoft JhengHei" w:hAnsi="Microsoft JhengHei" w:eastAsia="Microsoft JhengHei" w:cs="Microsoft JhengHei"/>
+              <w:rFonts w:ascii="Microsoft JhengHei" w:eastAsia="Microsoft JhengHei" w:hAnsi="Microsoft JhengHei" w:cs="Microsoft JhengHei" w:hint="eastAsia"/>
               <w:szCs w:val="24"/>
             </w:rPr>
             <w:fldChar w:fldCharType="end"/>
@@ -1477,28 +1456,28 @@
         </w:p>
         <w:p>
           <w:pPr>
-            <w:pStyle w:val="16"/>
+            <w:pStyle w:val="TOC1"/>
             <w:tabs>
               <w:tab w:val="right" w:leader="dot" w:pos="8497"/>
             </w:tabs>
           </w:pPr>
           <w:r>
             <w:rPr>
-              <w:rFonts w:hint="eastAsia" w:ascii="Microsoft JhengHei" w:hAnsi="Microsoft JhengHei" w:eastAsia="Microsoft JhengHei" w:cs="Microsoft JhengHei"/>
+              <w:rFonts w:ascii="Microsoft JhengHei" w:eastAsia="Microsoft JhengHei" w:hAnsi="Microsoft JhengHei" w:cs="Microsoft JhengHei" w:hint="eastAsia"/>
               <w:szCs w:val="24"/>
             </w:rPr>
             <w:fldChar w:fldCharType="begin"/>
           </w:r>
           <w:r>
             <w:rPr>
-              <w:rFonts w:hint="eastAsia" w:ascii="Microsoft JhengHei" w:hAnsi="Microsoft JhengHei" w:eastAsia="Microsoft JhengHei" w:cs="Microsoft JhengHei"/>
+              <w:rFonts w:ascii="Microsoft JhengHei" w:eastAsia="Microsoft JhengHei" w:hAnsi="Microsoft JhengHei" w:cs="Microsoft JhengHei" w:hint="eastAsia"/>
               <w:szCs w:val="24"/>
             </w:rPr>
             <w:instrText xml:space="preserve"> HYPERLINK \l _Toc19124 </w:instrText>
           </w:r>
           <w:r>
             <w:rPr>
-              <w:rFonts w:hint="eastAsia" w:ascii="Microsoft JhengHei" w:hAnsi="Microsoft JhengHei" w:eastAsia="Microsoft JhengHei" w:cs="Microsoft JhengHei"/>
+              <w:rFonts w:ascii="Microsoft JhengHei" w:eastAsia="Microsoft JhengHei" w:hAnsi="Microsoft JhengHei" w:cs="Microsoft JhengHei" w:hint="eastAsia"/>
               <w:szCs w:val="24"/>
             </w:rPr>
             <w:fldChar w:fldCharType="separate"/>
@@ -1532,7 +1511,7 @@
           </w:r>
           <w:r>
             <w:rPr>
-              <w:rFonts w:hint="eastAsia" w:ascii="Microsoft JhengHei" w:hAnsi="Microsoft JhengHei" w:eastAsia="Microsoft JhengHei" w:cs="Microsoft JhengHei"/>
+              <w:rFonts w:ascii="Microsoft JhengHei" w:eastAsia="Microsoft JhengHei" w:hAnsi="Microsoft JhengHei" w:cs="Microsoft JhengHei" w:hint="eastAsia"/>
               <w:szCs w:val="24"/>
             </w:rPr>
             <w:fldChar w:fldCharType="end"/>
@@ -1540,28 +1519,28 @@
         </w:p>
         <w:p>
           <w:pPr>
-            <w:pStyle w:val="16"/>
+            <w:pStyle w:val="TOC1"/>
             <w:tabs>
               <w:tab w:val="right" w:leader="dot" w:pos="8497"/>
             </w:tabs>
           </w:pPr>
           <w:r>
             <w:rPr>
-              <w:rFonts w:hint="eastAsia" w:ascii="Microsoft JhengHei" w:hAnsi="Microsoft JhengHei" w:eastAsia="Microsoft JhengHei" w:cs="Microsoft JhengHei"/>
+              <w:rFonts w:ascii="Microsoft JhengHei" w:eastAsia="Microsoft JhengHei" w:hAnsi="Microsoft JhengHei" w:cs="Microsoft JhengHei" w:hint="eastAsia"/>
               <w:szCs w:val="24"/>
             </w:rPr>
             <w:fldChar w:fldCharType="begin"/>
           </w:r>
           <w:r>
             <w:rPr>
-              <w:rFonts w:hint="eastAsia" w:ascii="Microsoft JhengHei" w:hAnsi="Microsoft JhengHei" w:eastAsia="Microsoft JhengHei" w:cs="Microsoft JhengHei"/>
+              <w:rFonts w:ascii="Microsoft JhengHei" w:eastAsia="Microsoft JhengHei" w:hAnsi="Microsoft JhengHei" w:cs="Microsoft JhengHei" w:hint="eastAsia"/>
               <w:szCs w:val="24"/>
             </w:rPr>
             <w:instrText xml:space="preserve"> HYPERLINK \l _Toc28573 </w:instrText>
           </w:r>
           <w:r>
             <w:rPr>
-              <w:rFonts w:hint="eastAsia" w:ascii="Microsoft JhengHei" w:hAnsi="Microsoft JhengHei" w:eastAsia="Microsoft JhengHei" w:cs="Microsoft JhengHei"/>
+              <w:rFonts w:ascii="Microsoft JhengHei" w:eastAsia="Microsoft JhengHei" w:hAnsi="Microsoft JhengHei" w:cs="Microsoft JhengHei" w:hint="eastAsia"/>
               <w:szCs w:val="24"/>
             </w:rPr>
             <w:fldChar w:fldCharType="separate"/>
@@ -1595,7 +1574,7 @@
           </w:r>
           <w:r>
             <w:rPr>
-              <w:rFonts w:hint="eastAsia" w:ascii="Microsoft JhengHei" w:hAnsi="Microsoft JhengHei" w:eastAsia="Microsoft JhengHei" w:cs="Microsoft JhengHei"/>
+              <w:rFonts w:ascii="Microsoft JhengHei" w:eastAsia="Microsoft JhengHei" w:hAnsi="Microsoft JhengHei" w:cs="Microsoft JhengHei" w:hint="eastAsia"/>
               <w:szCs w:val="24"/>
             </w:rPr>
             <w:fldChar w:fldCharType="end"/>
@@ -1603,28 +1582,28 @@
         </w:p>
         <w:p>
           <w:pPr>
-            <w:pStyle w:val="17"/>
+            <w:pStyle w:val="TOC2"/>
             <w:tabs>
               <w:tab w:val="right" w:leader="dot" w:pos="8497"/>
             </w:tabs>
           </w:pPr>
           <w:r>
             <w:rPr>
-              <w:rFonts w:hint="eastAsia" w:ascii="Microsoft JhengHei" w:hAnsi="Microsoft JhengHei" w:eastAsia="Microsoft JhengHei" w:cs="Microsoft JhengHei"/>
+              <w:rFonts w:ascii="Microsoft JhengHei" w:eastAsia="Microsoft JhengHei" w:hAnsi="Microsoft JhengHei" w:cs="Microsoft JhengHei" w:hint="eastAsia"/>
               <w:szCs w:val="24"/>
             </w:rPr>
             <w:fldChar w:fldCharType="begin"/>
           </w:r>
           <w:r>
             <w:rPr>
-              <w:rFonts w:hint="eastAsia" w:ascii="Microsoft JhengHei" w:hAnsi="Microsoft JhengHei" w:eastAsia="Microsoft JhengHei" w:cs="Microsoft JhengHei"/>
+              <w:rFonts w:ascii="Microsoft JhengHei" w:eastAsia="Microsoft JhengHei" w:hAnsi="Microsoft JhengHei" w:cs="Microsoft JhengHei" w:hint="eastAsia"/>
               <w:szCs w:val="24"/>
             </w:rPr>
             <w:instrText xml:space="preserve"> HYPERLINK \l _Toc7191 </w:instrText>
           </w:r>
           <w:r>
             <w:rPr>
-              <w:rFonts w:hint="eastAsia" w:ascii="Microsoft JhengHei" w:hAnsi="Microsoft JhengHei" w:eastAsia="Microsoft JhengHei" w:cs="Microsoft JhengHei"/>
+              <w:rFonts w:ascii="Microsoft JhengHei" w:eastAsia="Microsoft JhengHei" w:hAnsi="Microsoft JhengHei" w:cs="Microsoft JhengHei" w:hint="eastAsia"/>
               <w:szCs w:val="24"/>
             </w:rPr>
             <w:fldChar w:fldCharType="separate"/>
@@ -1663,7 +1642,7 @@
           </w:r>
           <w:r>
             <w:rPr>
-              <w:rFonts w:hint="eastAsia" w:ascii="Microsoft JhengHei" w:hAnsi="Microsoft JhengHei" w:eastAsia="Microsoft JhengHei" w:cs="Microsoft JhengHei"/>
+              <w:rFonts w:ascii="Microsoft JhengHei" w:eastAsia="Microsoft JhengHei" w:hAnsi="Microsoft JhengHei" w:cs="Microsoft JhengHei" w:hint="eastAsia"/>
               <w:szCs w:val="24"/>
             </w:rPr>
             <w:fldChar w:fldCharType="end"/>
@@ -1671,28 +1650,28 @@
         </w:p>
         <w:p>
           <w:pPr>
-            <w:pStyle w:val="17"/>
+            <w:pStyle w:val="TOC2"/>
             <w:tabs>
               <w:tab w:val="right" w:leader="dot" w:pos="8497"/>
             </w:tabs>
           </w:pPr>
           <w:r>
             <w:rPr>
-              <w:rFonts w:hint="eastAsia" w:ascii="Microsoft JhengHei" w:hAnsi="Microsoft JhengHei" w:eastAsia="Microsoft JhengHei" w:cs="Microsoft JhengHei"/>
+              <w:rFonts w:ascii="Microsoft JhengHei" w:eastAsia="Microsoft JhengHei" w:hAnsi="Microsoft JhengHei" w:cs="Microsoft JhengHei" w:hint="eastAsia"/>
               <w:szCs w:val="24"/>
             </w:rPr>
             <w:fldChar w:fldCharType="begin"/>
           </w:r>
           <w:r>
             <w:rPr>
-              <w:rFonts w:hint="eastAsia" w:ascii="Microsoft JhengHei" w:hAnsi="Microsoft JhengHei" w:eastAsia="Microsoft JhengHei" w:cs="Microsoft JhengHei"/>
+              <w:rFonts w:ascii="Microsoft JhengHei" w:eastAsia="Microsoft JhengHei" w:hAnsi="Microsoft JhengHei" w:cs="Microsoft JhengHei" w:hint="eastAsia"/>
               <w:szCs w:val="24"/>
             </w:rPr>
             <w:instrText xml:space="preserve"> HYPERLINK \l _Toc757 </w:instrText>
           </w:r>
           <w:r>
             <w:rPr>
-              <w:rFonts w:hint="eastAsia" w:ascii="Microsoft JhengHei" w:hAnsi="Microsoft JhengHei" w:eastAsia="Microsoft JhengHei" w:cs="Microsoft JhengHei"/>
+              <w:rFonts w:ascii="Microsoft JhengHei" w:eastAsia="Microsoft JhengHei" w:hAnsi="Microsoft JhengHei" w:cs="Microsoft JhengHei" w:hint="eastAsia"/>
               <w:szCs w:val="24"/>
             </w:rPr>
             <w:fldChar w:fldCharType="separate"/>
@@ -1731,7 +1710,7 @@
           </w:r>
           <w:r>
             <w:rPr>
-              <w:rFonts w:hint="eastAsia" w:ascii="Microsoft JhengHei" w:hAnsi="Microsoft JhengHei" w:eastAsia="Microsoft JhengHei" w:cs="Microsoft JhengHei"/>
+              <w:rFonts w:ascii="Microsoft JhengHei" w:eastAsia="Microsoft JhengHei" w:hAnsi="Microsoft JhengHei" w:cs="Microsoft JhengHei" w:hint="eastAsia"/>
               <w:szCs w:val="24"/>
             </w:rPr>
             <w:fldChar w:fldCharType="end"/>
@@ -1739,28 +1718,28 @@
         </w:p>
         <w:p>
           <w:pPr>
-            <w:pStyle w:val="17"/>
+            <w:pStyle w:val="TOC2"/>
             <w:tabs>
               <w:tab w:val="right" w:leader="dot" w:pos="8497"/>
             </w:tabs>
           </w:pPr>
           <w:r>
             <w:rPr>
-              <w:rFonts w:hint="eastAsia" w:ascii="Microsoft JhengHei" w:hAnsi="Microsoft JhengHei" w:eastAsia="Microsoft JhengHei" w:cs="Microsoft JhengHei"/>
+              <w:rFonts w:ascii="Microsoft JhengHei" w:eastAsia="Microsoft JhengHei" w:hAnsi="Microsoft JhengHei" w:cs="Microsoft JhengHei" w:hint="eastAsia"/>
               <w:szCs w:val="24"/>
             </w:rPr>
             <w:fldChar w:fldCharType="begin"/>
           </w:r>
           <w:r>
             <w:rPr>
-              <w:rFonts w:hint="eastAsia" w:ascii="Microsoft JhengHei" w:hAnsi="Microsoft JhengHei" w:eastAsia="Microsoft JhengHei" w:cs="Microsoft JhengHei"/>
+              <w:rFonts w:ascii="Microsoft JhengHei" w:eastAsia="Microsoft JhengHei" w:hAnsi="Microsoft JhengHei" w:cs="Microsoft JhengHei" w:hint="eastAsia"/>
               <w:szCs w:val="24"/>
             </w:rPr>
             <w:instrText xml:space="preserve"> HYPERLINK \l _Toc4009 </w:instrText>
           </w:r>
           <w:r>
             <w:rPr>
-              <w:rFonts w:hint="eastAsia" w:ascii="Microsoft JhengHei" w:hAnsi="Microsoft JhengHei" w:eastAsia="Microsoft JhengHei" w:cs="Microsoft JhengHei"/>
+              <w:rFonts w:ascii="Microsoft JhengHei" w:eastAsia="Microsoft JhengHei" w:hAnsi="Microsoft JhengHei" w:cs="Microsoft JhengHei" w:hint="eastAsia"/>
               <w:szCs w:val="24"/>
             </w:rPr>
             <w:fldChar w:fldCharType="separate"/>
@@ -1799,7 +1778,7 @@
           </w:r>
           <w:r>
             <w:rPr>
-              <w:rFonts w:hint="eastAsia" w:ascii="Microsoft JhengHei" w:hAnsi="Microsoft JhengHei" w:eastAsia="Microsoft JhengHei" w:cs="Microsoft JhengHei"/>
+              <w:rFonts w:ascii="Microsoft JhengHei" w:eastAsia="Microsoft JhengHei" w:hAnsi="Microsoft JhengHei" w:cs="Microsoft JhengHei" w:hint="eastAsia"/>
               <w:szCs w:val="24"/>
             </w:rPr>
             <w:fldChar w:fldCharType="end"/>
@@ -1807,28 +1786,28 @@
         </w:p>
         <w:p>
           <w:pPr>
-            <w:pStyle w:val="16"/>
+            <w:pStyle w:val="TOC1"/>
             <w:tabs>
               <w:tab w:val="right" w:leader="dot" w:pos="8497"/>
             </w:tabs>
           </w:pPr>
           <w:r>
             <w:rPr>
-              <w:rFonts w:hint="eastAsia" w:ascii="Microsoft JhengHei" w:hAnsi="Microsoft JhengHei" w:eastAsia="Microsoft JhengHei" w:cs="Microsoft JhengHei"/>
+              <w:rFonts w:ascii="Microsoft JhengHei" w:eastAsia="Microsoft JhengHei" w:hAnsi="Microsoft JhengHei" w:cs="Microsoft JhengHei" w:hint="eastAsia"/>
               <w:szCs w:val="24"/>
             </w:rPr>
             <w:fldChar w:fldCharType="begin"/>
           </w:r>
           <w:r>
             <w:rPr>
-              <w:rFonts w:hint="eastAsia" w:ascii="Microsoft JhengHei" w:hAnsi="Microsoft JhengHei" w:eastAsia="Microsoft JhengHei" w:cs="Microsoft JhengHei"/>
+              <w:rFonts w:ascii="Microsoft JhengHei" w:eastAsia="Microsoft JhengHei" w:hAnsi="Microsoft JhengHei" w:cs="Microsoft JhengHei" w:hint="eastAsia"/>
               <w:szCs w:val="24"/>
             </w:rPr>
             <w:instrText xml:space="preserve"> HYPERLINK \l _Toc21270 </w:instrText>
           </w:r>
           <w:r>
             <w:rPr>
-              <w:rFonts w:hint="eastAsia" w:ascii="Microsoft JhengHei" w:hAnsi="Microsoft JhengHei" w:eastAsia="Microsoft JhengHei" w:cs="Microsoft JhengHei"/>
+              <w:rFonts w:ascii="Microsoft JhengHei" w:eastAsia="Microsoft JhengHei" w:hAnsi="Microsoft JhengHei" w:cs="Microsoft JhengHei" w:hint="eastAsia"/>
               <w:szCs w:val="24"/>
             </w:rPr>
             <w:fldChar w:fldCharType="separate"/>
@@ -1867,7 +1846,7 @@
           </w:r>
           <w:r>
             <w:rPr>
-              <w:rFonts w:hint="eastAsia" w:ascii="Microsoft JhengHei" w:hAnsi="Microsoft JhengHei" w:eastAsia="Microsoft JhengHei" w:cs="Microsoft JhengHei"/>
+              <w:rFonts w:ascii="Microsoft JhengHei" w:eastAsia="Microsoft JhengHei" w:hAnsi="Microsoft JhengHei" w:cs="Microsoft JhengHei" w:hint="eastAsia"/>
               <w:szCs w:val="24"/>
             </w:rPr>
             <w:fldChar w:fldCharType="end"/>
@@ -1875,28 +1854,28 @@
         </w:p>
         <w:p>
           <w:pPr>
-            <w:pStyle w:val="17"/>
+            <w:pStyle w:val="TOC2"/>
             <w:tabs>
               <w:tab w:val="right" w:leader="dot" w:pos="8497"/>
             </w:tabs>
           </w:pPr>
           <w:r>
             <w:rPr>
-              <w:rFonts w:hint="eastAsia" w:ascii="Microsoft JhengHei" w:hAnsi="Microsoft JhengHei" w:eastAsia="Microsoft JhengHei" w:cs="Microsoft JhengHei"/>
+              <w:rFonts w:ascii="Microsoft JhengHei" w:eastAsia="Microsoft JhengHei" w:hAnsi="Microsoft JhengHei" w:cs="Microsoft JhengHei" w:hint="eastAsia"/>
               <w:szCs w:val="24"/>
             </w:rPr>
             <w:fldChar w:fldCharType="begin"/>
           </w:r>
           <w:r>
             <w:rPr>
-              <w:rFonts w:hint="eastAsia" w:ascii="Microsoft JhengHei" w:hAnsi="Microsoft JhengHei" w:eastAsia="Microsoft JhengHei" w:cs="Microsoft JhengHei"/>
+              <w:rFonts w:ascii="Microsoft JhengHei" w:eastAsia="Microsoft JhengHei" w:hAnsi="Microsoft JhengHei" w:cs="Microsoft JhengHei" w:hint="eastAsia"/>
               <w:szCs w:val="24"/>
             </w:rPr>
             <w:instrText xml:space="preserve"> HYPERLINK \l _Toc994 </w:instrText>
           </w:r>
           <w:r>
             <w:rPr>
-              <w:rFonts w:hint="eastAsia" w:ascii="Microsoft JhengHei" w:hAnsi="Microsoft JhengHei" w:eastAsia="Microsoft JhengHei" w:cs="Microsoft JhengHei"/>
+              <w:rFonts w:ascii="Microsoft JhengHei" w:eastAsia="Microsoft JhengHei" w:hAnsi="Microsoft JhengHei" w:cs="Microsoft JhengHei" w:hint="eastAsia"/>
               <w:szCs w:val="24"/>
             </w:rPr>
             <w:fldChar w:fldCharType="separate"/>
@@ -1934,7 +1913,7 @@
           </w:r>
           <w:r>
             <w:rPr>
-              <w:rFonts w:hint="eastAsia" w:ascii="Microsoft JhengHei" w:hAnsi="Microsoft JhengHei" w:eastAsia="Microsoft JhengHei" w:cs="Microsoft JhengHei"/>
+              <w:rFonts w:ascii="Microsoft JhengHei" w:eastAsia="Microsoft JhengHei" w:hAnsi="Microsoft JhengHei" w:cs="Microsoft JhengHei" w:hint="eastAsia"/>
               <w:szCs w:val="24"/>
             </w:rPr>
             <w:fldChar w:fldCharType="end"/>
@@ -1942,28 +1921,28 @@
         </w:p>
         <w:p>
           <w:pPr>
-            <w:pStyle w:val="17"/>
+            <w:pStyle w:val="TOC2"/>
             <w:tabs>
               <w:tab w:val="right" w:leader="dot" w:pos="8497"/>
             </w:tabs>
           </w:pPr>
           <w:r>
             <w:rPr>
-              <w:rFonts w:hint="eastAsia" w:ascii="Microsoft JhengHei" w:hAnsi="Microsoft JhengHei" w:eastAsia="Microsoft JhengHei" w:cs="Microsoft JhengHei"/>
+              <w:rFonts w:ascii="Microsoft JhengHei" w:eastAsia="Microsoft JhengHei" w:hAnsi="Microsoft JhengHei" w:cs="Microsoft JhengHei" w:hint="eastAsia"/>
               <w:szCs w:val="24"/>
             </w:rPr>
             <w:fldChar w:fldCharType="begin"/>
           </w:r>
           <w:r>
             <w:rPr>
-              <w:rFonts w:hint="eastAsia" w:ascii="Microsoft JhengHei" w:hAnsi="Microsoft JhengHei" w:eastAsia="Microsoft JhengHei" w:cs="Microsoft JhengHei"/>
+              <w:rFonts w:ascii="Microsoft JhengHei" w:eastAsia="Microsoft JhengHei" w:hAnsi="Microsoft JhengHei" w:cs="Microsoft JhengHei" w:hint="eastAsia"/>
               <w:szCs w:val="24"/>
             </w:rPr>
             <w:instrText xml:space="preserve"> HYPERLINK \l _Toc6456 </w:instrText>
           </w:r>
           <w:r>
             <w:rPr>
-              <w:rFonts w:hint="eastAsia" w:ascii="Microsoft JhengHei" w:hAnsi="Microsoft JhengHei" w:eastAsia="Microsoft JhengHei" w:cs="Microsoft JhengHei"/>
+              <w:rFonts w:ascii="Microsoft JhengHei" w:eastAsia="Microsoft JhengHei" w:hAnsi="Microsoft JhengHei" w:cs="Microsoft JhengHei" w:hint="eastAsia"/>
               <w:szCs w:val="24"/>
             </w:rPr>
             <w:fldChar w:fldCharType="separate"/>
@@ -2001,7 +1980,7 @@
           </w:r>
           <w:r>
             <w:rPr>
-              <w:rFonts w:hint="eastAsia" w:ascii="Microsoft JhengHei" w:hAnsi="Microsoft JhengHei" w:eastAsia="Microsoft JhengHei" w:cs="Microsoft JhengHei"/>
+              <w:rFonts w:ascii="Microsoft JhengHei" w:eastAsia="Microsoft JhengHei" w:hAnsi="Microsoft JhengHei" w:cs="Microsoft JhengHei" w:hint="eastAsia"/>
               <w:szCs w:val="24"/>
             </w:rPr>
             <w:fldChar w:fldCharType="end"/>
@@ -2009,28 +1988,28 @@
         </w:p>
         <w:p>
           <w:pPr>
-            <w:pStyle w:val="13"/>
+            <w:pStyle w:val="TOC3"/>
             <w:tabs>
               <w:tab w:val="right" w:leader="dot" w:pos="8497"/>
             </w:tabs>
           </w:pPr>
           <w:r>
             <w:rPr>
-              <w:rFonts w:hint="eastAsia" w:ascii="Microsoft JhengHei" w:hAnsi="Microsoft JhengHei" w:eastAsia="Microsoft JhengHei" w:cs="Microsoft JhengHei"/>
+              <w:rFonts w:ascii="Microsoft JhengHei" w:eastAsia="Microsoft JhengHei" w:hAnsi="Microsoft JhengHei" w:cs="Microsoft JhengHei" w:hint="eastAsia"/>
               <w:szCs w:val="24"/>
             </w:rPr>
             <w:fldChar w:fldCharType="begin"/>
           </w:r>
           <w:r>
             <w:rPr>
-              <w:rFonts w:hint="eastAsia" w:ascii="Microsoft JhengHei" w:hAnsi="Microsoft JhengHei" w:eastAsia="Microsoft JhengHei" w:cs="Microsoft JhengHei"/>
+              <w:rFonts w:ascii="Microsoft JhengHei" w:eastAsia="Microsoft JhengHei" w:hAnsi="Microsoft JhengHei" w:cs="Microsoft JhengHei" w:hint="eastAsia"/>
               <w:szCs w:val="24"/>
             </w:rPr>
             <w:instrText xml:space="preserve"> HYPERLINK \l _Toc22325 </w:instrText>
           </w:r>
           <w:r>
             <w:rPr>
-              <w:rFonts w:hint="eastAsia" w:ascii="Microsoft JhengHei" w:hAnsi="Microsoft JhengHei" w:eastAsia="Microsoft JhengHei" w:cs="Microsoft JhengHei"/>
+              <w:rFonts w:ascii="Microsoft JhengHei" w:eastAsia="Microsoft JhengHei" w:hAnsi="Microsoft JhengHei" w:cs="Microsoft JhengHei" w:hint="eastAsia"/>
               <w:szCs w:val="24"/>
             </w:rPr>
             <w:fldChar w:fldCharType="separate"/>
@@ -2067,7 +2046,7 @@
           </w:r>
           <w:r>
             <w:rPr>
-              <w:rFonts w:hint="eastAsia" w:ascii="Microsoft JhengHei" w:hAnsi="Microsoft JhengHei" w:eastAsia="Microsoft JhengHei" w:cs="Microsoft JhengHei"/>
+              <w:rFonts w:ascii="Microsoft JhengHei" w:eastAsia="Microsoft JhengHei" w:hAnsi="Microsoft JhengHei" w:cs="Microsoft JhengHei" w:hint="eastAsia"/>
               <w:szCs w:val="24"/>
             </w:rPr>
             <w:fldChar w:fldCharType="end"/>
@@ -2075,28 +2054,28 @@
         </w:p>
         <w:p>
           <w:pPr>
-            <w:pStyle w:val="13"/>
+            <w:pStyle w:val="TOC3"/>
             <w:tabs>
               <w:tab w:val="right" w:leader="dot" w:pos="8497"/>
             </w:tabs>
           </w:pPr>
           <w:r>
             <w:rPr>
-              <w:rFonts w:hint="eastAsia" w:ascii="Microsoft JhengHei" w:hAnsi="Microsoft JhengHei" w:eastAsia="Microsoft JhengHei" w:cs="Microsoft JhengHei"/>
+              <w:rFonts w:ascii="Microsoft JhengHei" w:eastAsia="Microsoft JhengHei" w:hAnsi="Microsoft JhengHei" w:cs="Microsoft JhengHei" w:hint="eastAsia"/>
               <w:szCs w:val="24"/>
             </w:rPr>
             <w:fldChar w:fldCharType="begin"/>
           </w:r>
           <w:r>
             <w:rPr>
-              <w:rFonts w:hint="eastAsia" w:ascii="Microsoft JhengHei" w:hAnsi="Microsoft JhengHei" w:eastAsia="Microsoft JhengHei" w:cs="Microsoft JhengHei"/>
+              <w:rFonts w:ascii="Microsoft JhengHei" w:eastAsia="Microsoft JhengHei" w:hAnsi="Microsoft JhengHei" w:cs="Microsoft JhengHei" w:hint="eastAsia"/>
               <w:szCs w:val="24"/>
             </w:rPr>
             <w:instrText xml:space="preserve"> HYPERLINK \l _Toc948 </w:instrText>
           </w:r>
           <w:r>
             <w:rPr>
-              <w:rFonts w:hint="eastAsia" w:ascii="Microsoft JhengHei" w:hAnsi="Microsoft JhengHei" w:eastAsia="Microsoft JhengHei" w:cs="Microsoft JhengHei"/>
+              <w:rFonts w:ascii="Microsoft JhengHei" w:eastAsia="Microsoft JhengHei" w:hAnsi="Microsoft JhengHei" w:cs="Microsoft JhengHei" w:hint="eastAsia"/>
               <w:szCs w:val="24"/>
             </w:rPr>
             <w:fldChar w:fldCharType="separate"/>
@@ -2133,7 +2112,7 @@
           </w:r>
           <w:r>
             <w:rPr>
-              <w:rFonts w:hint="eastAsia" w:ascii="Microsoft JhengHei" w:hAnsi="Microsoft JhengHei" w:eastAsia="Microsoft JhengHei" w:cs="Microsoft JhengHei"/>
+              <w:rFonts w:ascii="Microsoft JhengHei" w:eastAsia="Microsoft JhengHei" w:hAnsi="Microsoft JhengHei" w:cs="Microsoft JhengHei" w:hint="eastAsia"/>
               <w:szCs w:val="24"/>
             </w:rPr>
             <w:fldChar w:fldCharType="end"/>
@@ -2141,28 +2120,28 @@
         </w:p>
         <w:p>
           <w:pPr>
-            <w:pStyle w:val="13"/>
+            <w:pStyle w:val="TOC3"/>
             <w:tabs>
               <w:tab w:val="right" w:leader="dot" w:pos="8497"/>
             </w:tabs>
           </w:pPr>
           <w:r>
             <w:rPr>
-              <w:rFonts w:hint="eastAsia" w:ascii="Microsoft JhengHei" w:hAnsi="Microsoft JhengHei" w:eastAsia="Microsoft JhengHei" w:cs="Microsoft JhengHei"/>
+              <w:rFonts w:ascii="Microsoft JhengHei" w:eastAsia="Microsoft JhengHei" w:hAnsi="Microsoft JhengHei" w:cs="Microsoft JhengHei" w:hint="eastAsia"/>
               <w:szCs w:val="24"/>
             </w:rPr>
             <w:fldChar w:fldCharType="begin"/>
           </w:r>
           <w:r>
             <w:rPr>
-              <w:rFonts w:hint="eastAsia" w:ascii="Microsoft JhengHei" w:hAnsi="Microsoft JhengHei" w:eastAsia="Microsoft JhengHei" w:cs="Microsoft JhengHei"/>
+              <w:rFonts w:ascii="Microsoft JhengHei" w:eastAsia="Microsoft JhengHei" w:hAnsi="Microsoft JhengHei" w:cs="Microsoft JhengHei" w:hint="eastAsia"/>
               <w:szCs w:val="24"/>
             </w:rPr>
             <w:instrText xml:space="preserve"> HYPERLINK \l _Toc27007 </w:instrText>
           </w:r>
           <w:r>
             <w:rPr>
-              <w:rFonts w:hint="eastAsia" w:ascii="Microsoft JhengHei" w:hAnsi="Microsoft JhengHei" w:eastAsia="Microsoft JhengHei" w:cs="Microsoft JhengHei"/>
+              <w:rFonts w:ascii="Microsoft JhengHei" w:eastAsia="Microsoft JhengHei" w:hAnsi="Microsoft JhengHei" w:cs="Microsoft JhengHei" w:hint="eastAsia"/>
               <w:szCs w:val="24"/>
             </w:rPr>
             <w:fldChar w:fldCharType="separate"/>
@@ -2199,7 +2178,7 @@
           </w:r>
           <w:r>
             <w:rPr>
-              <w:rFonts w:hint="eastAsia" w:ascii="Microsoft JhengHei" w:hAnsi="Microsoft JhengHei" w:eastAsia="Microsoft JhengHei" w:cs="Microsoft JhengHei"/>
+              <w:rFonts w:ascii="Microsoft JhengHei" w:eastAsia="Microsoft JhengHei" w:hAnsi="Microsoft JhengHei" w:cs="Microsoft JhengHei" w:hint="eastAsia"/>
               <w:szCs w:val="24"/>
             </w:rPr>
             <w:fldChar w:fldCharType="end"/>
@@ -2207,28 +2186,28 @@
         </w:p>
         <w:p>
           <w:pPr>
-            <w:pStyle w:val="17"/>
+            <w:pStyle w:val="TOC2"/>
             <w:tabs>
               <w:tab w:val="right" w:leader="dot" w:pos="8497"/>
             </w:tabs>
           </w:pPr>
           <w:r>
             <w:rPr>
-              <w:rFonts w:hint="eastAsia" w:ascii="Microsoft JhengHei" w:hAnsi="Microsoft JhengHei" w:eastAsia="Microsoft JhengHei" w:cs="Microsoft JhengHei"/>
+              <w:rFonts w:ascii="Microsoft JhengHei" w:eastAsia="Microsoft JhengHei" w:hAnsi="Microsoft JhengHei" w:cs="Microsoft JhengHei" w:hint="eastAsia"/>
               <w:szCs w:val="24"/>
             </w:rPr>
             <w:fldChar w:fldCharType="begin"/>
           </w:r>
           <w:r>
             <w:rPr>
-              <w:rFonts w:hint="eastAsia" w:ascii="Microsoft JhengHei" w:hAnsi="Microsoft JhengHei" w:eastAsia="Microsoft JhengHei" w:cs="Microsoft JhengHei"/>
+              <w:rFonts w:ascii="Microsoft JhengHei" w:eastAsia="Microsoft JhengHei" w:hAnsi="Microsoft JhengHei" w:cs="Microsoft JhengHei" w:hint="eastAsia"/>
               <w:szCs w:val="24"/>
             </w:rPr>
             <w:instrText xml:space="preserve"> HYPERLINK \l _Toc23095 </w:instrText>
           </w:r>
           <w:r>
             <w:rPr>
-              <w:rFonts w:hint="eastAsia" w:ascii="Microsoft JhengHei" w:hAnsi="Microsoft JhengHei" w:eastAsia="Microsoft JhengHei" w:cs="Microsoft JhengHei"/>
+              <w:rFonts w:ascii="Microsoft JhengHei" w:eastAsia="Microsoft JhengHei" w:hAnsi="Microsoft JhengHei" w:cs="Microsoft JhengHei" w:hint="eastAsia"/>
               <w:szCs w:val="24"/>
             </w:rPr>
             <w:fldChar w:fldCharType="separate"/>
@@ -2262,7 +2241,7 @@
           </w:r>
           <w:r>
             <w:rPr>
-              <w:rFonts w:hint="eastAsia" w:ascii="Microsoft JhengHei" w:hAnsi="Microsoft JhengHei" w:eastAsia="Microsoft JhengHei" w:cs="Microsoft JhengHei"/>
+              <w:rFonts w:ascii="Microsoft JhengHei" w:eastAsia="Microsoft JhengHei" w:hAnsi="Microsoft JhengHei" w:cs="Microsoft JhengHei" w:hint="eastAsia"/>
               <w:szCs w:val="24"/>
             </w:rPr>
             <w:fldChar w:fldCharType="end"/>
@@ -2270,28 +2249,28 @@
         </w:p>
         <w:p>
           <w:pPr>
-            <w:pStyle w:val="17"/>
+            <w:pStyle w:val="TOC2"/>
             <w:tabs>
               <w:tab w:val="right" w:leader="dot" w:pos="8497"/>
             </w:tabs>
           </w:pPr>
           <w:r>
             <w:rPr>
-              <w:rFonts w:hint="eastAsia" w:ascii="Microsoft JhengHei" w:hAnsi="Microsoft JhengHei" w:eastAsia="Microsoft JhengHei" w:cs="Microsoft JhengHei"/>
+              <w:rFonts w:ascii="Microsoft JhengHei" w:eastAsia="Microsoft JhengHei" w:hAnsi="Microsoft JhengHei" w:cs="Microsoft JhengHei" w:hint="eastAsia"/>
               <w:szCs w:val="24"/>
             </w:rPr>
             <w:fldChar w:fldCharType="begin"/>
           </w:r>
           <w:r>
             <w:rPr>
-              <w:rFonts w:hint="eastAsia" w:ascii="Microsoft JhengHei" w:hAnsi="Microsoft JhengHei" w:eastAsia="Microsoft JhengHei" w:cs="Microsoft JhengHei"/>
+              <w:rFonts w:ascii="Microsoft JhengHei" w:eastAsia="Microsoft JhengHei" w:hAnsi="Microsoft JhengHei" w:cs="Microsoft JhengHei" w:hint="eastAsia"/>
               <w:szCs w:val="24"/>
             </w:rPr>
             <w:instrText xml:space="preserve"> HYPERLINK \l _Toc13815 </w:instrText>
           </w:r>
           <w:r>
             <w:rPr>
-              <w:rFonts w:hint="eastAsia" w:ascii="Microsoft JhengHei" w:hAnsi="Microsoft JhengHei" w:eastAsia="Microsoft JhengHei" w:cs="Microsoft JhengHei"/>
+              <w:rFonts w:ascii="Microsoft JhengHei" w:eastAsia="Microsoft JhengHei" w:hAnsi="Microsoft JhengHei" w:cs="Microsoft JhengHei" w:hint="eastAsia"/>
               <w:szCs w:val="24"/>
             </w:rPr>
             <w:fldChar w:fldCharType="separate"/>
@@ -2332,7 +2311,7 @@
           </w:r>
           <w:r>
             <w:rPr>
-              <w:rFonts w:hint="eastAsia" w:ascii="Microsoft JhengHei" w:hAnsi="Microsoft JhengHei" w:eastAsia="Microsoft JhengHei" w:cs="Microsoft JhengHei"/>
+              <w:rFonts w:ascii="Microsoft JhengHei" w:eastAsia="Microsoft JhengHei" w:hAnsi="Microsoft JhengHei" w:cs="Microsoft JhengHei" w:hint="eastAsia"/>
               <w:szCs w:val="24"/>
             </w:rPr>
             <w:fldChar w:fldCharType="end"/>
@@ -2352,7 +2331,7 @@
             <w:bidi w:val="0"/>
             <w:spacing w:line="220" w:lineRule="auto"/>
             <w:rPr>
-              <w:rFonts w:hint="eastAsia" w:ascii="Microsoft JhengHei" w:hAnsi="Microsoft JhengHei" w:eastAsia="Microsoft JhengHei" w:cs="Microsoft JhengHei"/>
+              <w:rFonts w:ascii="Microsoft JhengHei" w:eastAsia="Microsoft JhengHei" w:hAnsi="Microsoft JhengHei" w:cs="Microsoft JhengHei" w:hint="eastAsia"/>
               <w:snapToGrid w:val="0"/>
               <w:color w:val="000000"/>
               <w:kern w:val="0"/>
@@ -2363,7 +2342,7 @@
           </w:pPr>
           <w:r>
             <w:rPr>
-              <w:rFonts w:hint="eastAsia" w:ascii="Microsoft JhengHei" w:hAnsi="Microsoft JhengHei" w:eastAsia="Microsoft JhengHei" w:cs="Microsoft JhengHei"/>
+              <w:rFonts w:ascii="Microsoft JhengHei" w:eastAsia="Microsoft JhengHei" w:hAnsi="Microsoft JhengHei" w:cs="Microsoft JhengHei" w:hint="eastAsia"/>
               <w:szCs w:val="24"/>
             </w:rPr>
             <w:fldChar w:fldCharType="end"/>
@@ -2385,7 +2364,7 @@
         <w:bidi w:val="0"/>
         <w:spacing w:line="220" w:lineRule="auto"/>
         <w:rPr>
-          <w:rFonts w:ascii="Times New Roman" w:hAnsi="Times New Roman" w:eastAsia="Times New Roman" w:cs="Times New Roman"/>
+          <w:rFonts w:ascii="Times New Roman" w:eastAsia="Times New Roman" w:hAnsi="Times New Roman" w:cs="Times New Roman"/>
           <w:snapToGrid w:val="0"/>
           <w:color w:val="000000"/>
           <w:kern w:val="0"/>
@@ -2396,13 +2375,13 @@
         <w:sectPr>
           <w:pgSz w:w="11906" w:h="16839"/>
           <w:pgMar w:top="1431" w:right="1700" w:bottom="0" w:left="1709" w:header="0" w:footer="0" w:gutter="0"/>
-          <w:cols w:space="720" w:num="1"/>
+          <w:cols w:num="1" w:space="720"/>
         </w:sectPr>
       </w:pPr>
     </w:p>
     <w:p>
       <w:pPr>
-        <w:pStyle w:val="26"/>
+        <w:pStyle w:val="1"/>
         <w:keepNext w:val="0"/>
         <w:keepLines w:val="0"/>
         <w:pageBreakBefore w:val="0"/>
@@ -2422,7 +2401,7 @@
     </w:p>
     <w:p>
       <w:pPr>
-        <w:pStyle w:val="27"/>
+        <w:pStyle w:val="a"/>
       </w:pPr>
       <w:r>
         <w:rPr>
@@ -2433,7 +2412,7 @@
     </w:p>
     <w:p>
       <w:pPr>
-        <w:pStyle w:val="26"/>
+        <w:pStyle w:val="1"/>
         <w:keepNext w:val="0"/>
         <w:keepLines w:val="0"/>
         <w:pageBreakBefore w:val="0"/>
@@ -2467,10 +2446,10 @@
         <w:adjustRightInd w:val="0"/>
         <w:snapToGrid w:val="0"/>
         <w:spacing w:line="360" w:lineRule="auto"/>
-        <w:ind w:left="0" w:right="0" w:firstLine="464" w:firstLineChars="200"/>
+        <w:ind w:left="0" w:right="0" w:firstLine="420" w:firstLineChars="200"/>
         <w:textAlignment w:val="baseline"/>
         <w:rPr>
-          <w:rFonts w:ascii="宋体" w:hAnsi="宋体" w:eastAsia="宋体" w:cs="宋体"/>
+          <w:rFonts w:ascii="宋体" w:eastAsia="宋体" w:hAnsi="宋体" w:cs="宋体"/>
           <w:spacing w:val="-4"/>
           <w:sz w:val="24"/>
           <w:szCs w:val="24"/>
@@ -2478,7 +2457,7 @@
       </w:pPr>
       <w:r>
         <w:rPr>
-          <w:rFonts w:ascii="宋体" w:hAnsi="宋体" w:eastAsia="宋体" w:cs="宋体"/>
+          <w:rFonts w:ascii="宋体" w:eastAsia="宋体" w:hAnsi="宋体" w:cs="宋体"/>
           <w:spacing w:val="-4"/>
           <w:sz w:val="24"/>
           <w:szCs w:val="24"/>
@@ -2488,7 +2467,7 @@
     </w:p>
     <w:p>
       <w:pPr>
-        <w:pStyle w:val="26"/>
+        <w:pStyle w:val="1"/>
         <w:keepNext w:val="0"/>
         <w:keepLines w:val="0"/>
         <w:pageBreakBefore w:val="0"/>
@@ -2522,17 +2501,17 @@
         <w:adjustRightInd w:val="0"/>
         <w:snapToGrid w:val="0"/>
         <w:spacing w:line="360" w:lineRule="auto"/>
-        <w:ind w:left="476" w:right="0" w:hanging="476" w:hangingChars="200"/>
+        <w:ind w:left="476" w:right="0" w:hanging="420" w:hangingChars="200"/>
         <w:textAlignment w:val="baseline"/>
         <w:rPr>
-          <w:rFonts w:ascii="宋体" w:hAnsi="宋体" w:eastAsia="宋体" w:cs="宋体"/>
-          <w:sz w:val="24"/>
-          <w:szCs w:val="24"/>
-        </w:rPr>
-      </w:pPr>
-      <w:r>
-        <w:rPr>
-          <w:rFonts w:ascii="宋体" w:hAnsi="宋体" w:eastAsia="宋体" w:cs="宋体"/>
+          <w:rFonts w:ascii="宋体" w:eastAsia="宋体" w:hAnsi="宋体" w:cs="宋体"/>
+          <w:sz w:val="24"/>
+          <w:szCs w:val="24"/>
+        </w:rPr>
+      </w:pPr>
+      <w:r>
+        <w:rPr>
+          <w:rFonts w:ascii="宋体" w:eastAsia="宋体" w:hAnsi="宋体" w:cs="宋体"/>
           <w:spacing w:val="-1"/>
           <w:sz w:val="24"/>
           <w:szCs w:val="24"/>
@@ -2541,7 +2520,7 @@
       </w:r>
       <w:r>
         <w:rPr>
-          <w:rFonts w:ascii="宋体" w:hAnsi="宋体" w:eastAsia="宋体" w:cs="宋体"/>
+          <w:rFonts w:ascii="宋体" w:eastAsia="宋体" w:hAnsi="宋体" w:cs="宋体"/>
           <w:spacing w:val="82"/>
           <w:sz w:val="24"/>
           <w:szCs w:val="24"/>
@@ -2550,7 +2529,7 @@
       </w:r>
       <w:r>
         <w:rPr>
-          <w:rFonts w:hint="eastAsia" w:ascii="宋体" w:hAnsi="宋体" w:eastAsia="宋体" w:cs="宋体"/>
+          <w:rFonts w:ascii="宋体" w:eastAsia="宋体" w:hAnsi="宋体" w:cs="宋体" w:hint="eastAsia"/>
           <w:spacing w:val="-1"/>
           <w:sz w:val="24"/>
           <w:szCs w:val="24"/>
@@ -2559,7 +2538,7 @@
       </w:r>
       <w:r>
         <w:rPr>
-          <w:rFonts w:ascii="宋体" w:hAnsi="宋体" w:eastAsia="宋体" w:cs="宋体"/>
+          <w:rFonts w:ascii="宋体" w:eastAsia="宋体" w:hAnsi="宋体" w:cs="宋体"/>
           <w:spacing w:val="-1"/>
           <w:sz w:val="24"/>
           <w:szCs w:val="24"/>
@@ -2568,7 +2547,7 @@
       </w:r>
       <w:r>
         <w:rPr>
-          <w:rFonts w:ascii="宋体" w:hAnsi="宋体" w:eastAsia="宋体" w:cs="宋体"/>
+          <w:rFonts w:ascii="宋体" w:eastAsia="宋体" w:hAnsi="宋体" w:cs="宋体"/>
           <w:spacing w:val="-2"/>
           <w:sz w:val="24"/>
           <w:szCs w:val="24"/>
@@ -2592,17 +2571,17 @@
         <w:adjustRightInd w:val="0"/>
         <w:snapToGrid w:val="0"/>
         <w:spacing w:line="360" w:lineRule="auto"/>
-        <w:ind w:left="476" w:right="0" w:hanging="476" w:hangingChars="200"/>
+        <w:ind w:left="476" w:right="0" w:hanging="420" w:hangingChars="200"/>
         <w:textAlignment w:val="baseline"/>
         <w:rPr>
-          <w:rFonts w:ascii="宋体" w:hAnsi="宋体" w:eastAsia="宋体" w:cs="宋体"/>
-          <w:sz w:val="24"/>
-          <w:szCs w:val="24"/>
-        </w:rPr>
-      </w:pPr>
-      <w:r>
-        <w:rPr>
-          <w:rFonts w:ascii="宋体" w:hAnsi="宋体" w:eastAsia="宋体" w:cs="宋体"/>
+          <w:rFonts w:ascii="宋体" w:eastAsia="宋体" w:hAnsi="宋体" w:cs="宋体"/>
+          <w:sz w:val="24"/>
+          <w:szCs w:val="24"/>
+        </w:rPr>
+      </w:pPr>
+      <w:r>
+        <w:rPr>
+          <w:rFonts w:ascii="宋体" w:eastAsia="宋体" w:hAnsi="宋体" w:cs="宋体"/>
           <w:spacing w:val="-1"/>
           <w:sz w:val="24"/>
           <w:szCs w:val="24"/>
@@ -2611,7 +2590,7 @@
       </w:r>
       <w:r>
         <w:rPr>
-          <w:rFonts w:ascii="宋体" w:hAnsi="宋体" w:eastAsia="宋体" w:cs="宋体"/>
+          <w:rFonts w:ascii="宋体" w:eastAsia="宋体" w:hAnsi="宋体" w:cs="宋体"/>
           <w:spacing w:val="67"/>
           <w:sz w:val="24"/>
           <w:szCs w:val="24"/>
@@ -2620,7 +2599,7 @@
       </w:r>
       <w:r>
         <w:rPr>
-          <w:rFonts w:ascii="宋体" w:hAnsi="宋体" w:eastAsia="宋体" w:cs="宋体"/>
+          <w:rFonts w:ascii="宋体" w:eastAsia="宋体" w:hAnsi="宋体" w:cs="宋体"/>
           <w:spacing w:val="-1"/>
           <w:sz w:val="24"/>
           <w:szCs w:val="24"/>
@@ -2629,7 +2608,7 @@
       </w:r>
       <w:r>
         <w:rPr>
-          <w:rFonts w:hint="eastAsia" w:ascii="宋体" w:hAnsi="宋体" w:eastAsia="宋体" w:cs="宋体"/>
+          <w:rFonts w:ascii="宋体" w:eastAsia="宋体" w:hAnsi="宋体" w:cs="宋体" w:hint="eastAsia"/>
           <w:spacing w:val="-1"/>
           <w:sz w:val="24"/>
           <w:szCs w:val="24"/>
@@ -2639,7 +2618,7 @@
       </w:r>
       <w:r>
         <w:rPr>
-          <w:rFonts w:ascii="宋体" w:hAnsi="宋体" w:eastAsia="宋体" w:cs="宋体"/>
+          <w:rFonts w:ascii="宋体" w:eastAsia="宋体" w:hAnsi="宋体" w:cs="宋体"/>
           <w:spacing w:val="-1"/>
           <w:sz w:val="24"/>
           <w:szCs w:val="24"/>
@@ -2648,7 +2627,7 @@
       </w:r>
       <w:r>
         <w:rPr>
-          <w:rFonts w:ascii="宋体" w:hAnsi="宋体" w:eastAsia="宋体" w:cs="宋体"/>
+          <w:rFonts w:ascii="宋体" w:eastAsia="宋体" w:hAnsi="宋体" w:cs="宋体"/>
           <w:spacing w:val="-2"/>
           <w:sz w:val="24"/>
           <w:szCs w:val="24"/>
@@ -2657,7 +2636,7 @@
       </w:r>
       <w:r>
         <w:rPr>
-          <w:rFonts w:ascii="宋体" w:hAnsi="宋体" w:eastAsia="宋体" w:cs="宋体"/>
+          <w:rFonts w:ascii="宋体" w:eastAsia="宋体" w:hAnsi="宋体" w:cs="宋体"/>
           <w:spacing w:val="-33"/>
           <w:sz w:val="24"/>
           <w:szCs w:val="24"/>
@@ -2666,7 +2645,7 @@
       </w:r>
       <w:r>
         <w:rPr>
-          <w:rFonts w:ascii="宋体" w:hAnsi="宋体" w:eastAsia="宋体" w:cs="宋体"/>
+          <w:rFonts w:ascii="宋体" w:eastAsia="宋体" w:hAnsi="宋体" w:cs="宋体"/>
           <w:spacing w:val="-2"/>
           <w:sz w:val="24"/>
           <w:szCs w:val="24"/>
@@ -2675,7 +2654,7 @@
       </w:r>
       <w:r>
         <w:rPr>
-          <w:rFonts w:ascii="宋体" w:hAnsi="宋体" w:eastAsia="宋体" w:cs="宋体"/>
+          <w:rFonts w:ascii="宋体" w:eastAsia="宋体" w:hAnsi="宋体" w:cs="宋体"/>
           <w:spacing w:val="-48"/>
           <w:sz w:val="24"/>
           <w:szCs w:val="24"/>
@@ -2684,7 +2663,7 @@
       </w:r>
       <w:r>
         <w:rPr>
-          <w:rFonts w:ascii="宋体" w:hAnsi="宋体" w:eastAsia="宋体" w:cs="宋体"/>
+          <w:rFonts w:ascii="宋体" w:eastAsia="宋体" w:hAnsi="宋体" w:cs="宋体"/>
           <w:spacing w:val="-2"/>
           <w:sz w:val="24"/>
           <w:szCs w:val="24"/>
@@ -2708,17 +2687,17 @@
         <w:adjustRightInd w:val="0"/>
         <w:snapToGrid w:val="0"/>
         <w:spacing w:line="360" w:lineRule="auto"/>
-        <w:ind w:left="476" w:right="0" w:hanging="476" w:hangingChars="200"/>
+        <w:ind w:left="476" w:right="0" w:hanging="420" w:hangingChars="200"/>
         <w:textAlignment w:val="baseline"/>
         <w:rPr>
-          <w:rFonts w:ascii="宋体" w:hAnsi="宋体" w:eastAsia="宋体" w:cs="宋体"/>
-          <w:sz w:val="24"/>
-          <w:szCs w:val="24"/>
-        </w:rPr>
-      </w:pPr>
-      <w:r>
-        <w:rPr>
-          <w:rFonts w:ascii="宋体" w:hAnsi="宋体" w:eastAsia="宋体" w:cs="宋体"/>
+          <w:rFonts w:ascii="宋体" w:eastAsia="宋体" w:hAnsi="宋体" w:cs="宋体"/>
+          <w:sz w:val="24"/>
+          <w:szCs w:val="24"/>
+        </w:rPr>
+      </w:pPr>
+      <w:r>
+        <w:rPr>
+          <w:rFonts w:ascii="宋体" w:eastAsia="宋体" w:hAnsi="宋体" w:cs="宋体"/>
           <w:spacing w:val="-1"/>
           <w:sz w:val="24"/>
           <w:szCs w:val="24"/>
@@ -2727,7 +2706,7 @@
       </w:r>
       <w:r>
         <w:rPr>
-          <w:rFonts w:ascii="宋体" w:hAnsi="宋体" w:eastAsia="宋体" w:cs="宋体"/>
+          <w:rFonts w:ascii="宋体" w:eastAsia="宋体" w:hAnsi="宋体" w:cs="宋体"/>
           <w:spacing w:val="67"/>
           <w:sz w:val="24"/>
           <w:szCs w:val="24"/>
@@ -2736,7 +2715,7 @@
       </w:r>
       <w:r>
         <w:rPr>
-          <w:rFonts w:ascii="宋体" w:hAnsi="宋体" w:eastAsia="宋体" w:cs="宋体"/>
+          <w:rFonts w:ascii="宋体" w:eastAsia="宋体" w:hAnsi="宋体" w:cs="宋体"/>
           <w:spacing w:val="-1"/>
           <w:sz w:val="24"/>
           <w:szCs w:val="24"/>
@@ -2745,7 +2724,7 @@
       </w:r>
       <w:r>
         <w:rPr>
-          <w:rFonts w:ascii="宋体" w:hAnsi="宋体" w:eastAsia="宋体" w:cs="宋体"/>
+          <w:rFonts w:ascii="宋体" w:eastAsia="宋体" w:hAnsi="宋体" w:cs="宋体"/>
           <w:spacing w:val="-48"/>
           <w:sz w:val="24"/>
           <w:szCs w:val="24"/>
@@ -2754,7 +2733,7 @@
       </w:r>
       <w:r>
         <w:rPr>
-          <w:rFonts w:ascii="宋体" w:hAnsi="宋体" w:eastAsia="宋体" w:cs="宋体"/>
+          <w:rFonts w:ascii="宋体" w:eastAsia="宋体" w:hAnsi="宋体" w:cs="宋体"/>
           <w:spacing w:val="-1"/>
           <w:sz w:val="24"/>
           <w:szCs w:val="24"/>
@@ -2763,7 +2742,7 @@
       </w:r>
       <w:r>
         <w:rPr>
-          <w:rFonts w:ascii="宋体" w:hAnsi="宋体" w:eastAsia="宋体" w:cs="宋体"/>
+          <w:rFonts w:ascii="宋体" w:eastAsia="宋体" w:hAnsi="宋体" w:cs="宋体"/>
           <w:spacing w:val="-48"/>
           <w:sz w:val="24"/>
           <w:szCs w:val="24"/>
@@ -2772,7 +2751,7 @@
       </w:r>
       <w:r>
         <w:rPr>
-          <w:rFonts w:ascii="宋体" w:hAnsi="宋体" w:eastAsia="宋体" w:cs="宋体"/>
+          <w:rFonts w:ascii="宋体" w:eastAsia="宋体" w:hAnsi="宋体" w:cs="宋体"/>
           <w:spacing w:val="-1"/>
           <w:sz w:val="24"/>
           <w:szCs w:val="24"/>
@@ -2781,7 +2760,7 @@
       </w:r>
       <w:r>
         <w:rPr>
-          <w:rFonts w:ascii="宋体" w:hAnsi="宋体" w:eastAsia="宋体" w:cs="宋体"/>
+          <w:rFonts w:ascii="宋体" w:eastAsia="宋体" w:hAnsi="宋体" w:cs="宋体"/>
           <w:spacing w:val="-2"/>
           <w:sz w:val="24"/>
           <w:szCs w:val="24"/>
@@ -2805,17 +2784,17 @@
         <w:adjustRightInd w:val="0"/>
         <w:snapToGrid w:val="0"/>
         <w:spacing w:line="360" w:lineRule="auto"/>
-        <w:ind w:left="476" w:right="0" w:hanging="476" w:hangingChars="200"/>
+        <w:ind w:left="476" w:right="0" w:hanging="420" w:hangingChars="200"/>
         <w:textAlignment w:val="baseline"/>
         <w:rPr>
-          <w:rFonts w:ascii="宋体" w:hAnsi="宋体" w:eastAsia="宋体" w:cs="宋体"/>
-          <w:sz w:val="24"/>
-          <w:szCs w:val="24"/>
-        </w:rPr>
-      </w:pPr>
-      <w:r>
-        <w:rPr>
-          <w:rFonts w:ascii="宋体" w:hAnsi="宋体" w:eastAsia="宋体" w:cs="宋体"/>
+          <w:rFonts w:ascii="宋体" w:eastAsia="宋体" w:hAnsi="宋体" w:cs="宋体"/>
+          <w:sz w:val="24"/>
+          <w:szCs w:val="24"/>
+        </w:rPr>
+      </w:pPr>
+      <w:r>
+        <w:rPr>
+          <w:rFonts w:ascii="宋体" w:eastAsia="宋体" w:hAnsi="宋体" w:cs="宋体"/>
           <w:spacing w:val="-1"/>
           <w:sz w:val="24"/>
           <w:szCs w:val="24"/>
@@ -2824,7 +2803,7 @@
       </w:r>
       <w:r>
         <w:rPr>
-          <w:rFonts w:ascii="宋体" w:hAnsi="宋体" w:eastAsia="宋体" w:cs="宋体"/>
+          <w:rFonts w:ascii="宋体" w:eastAsia="宋体" w:hAnsi="宋体" w:cs="宋体"/>
           <w:spacing w:val="66"/>
           <w:sz w:val="24"/>
           <w:szCs w:val="24"/>
@@ -2833,7 +2812,7 @@
       </w:r>
       <w:r>
         <w:rPr>
-          <w:rFonts w:ascii="宋体" w:hAnsi="宋体" w:eastAsia="宋体" w:cs="宋体"/>
+          <w:rFonts w:ascii="宋体" w:eastAsia="宋体" w:hAnsi="宋体" w:cs="宋体"/>
           <w:spacing w:val="-1"/>
           <w:sz w:val="24"/>
           <w:szCs w:val="24"/>
@@ -2842,7 +2821,7 @@
       </w:r>
       <w:r>
         <w:rPr>
-          <w:rFonts w:ascii="宋体" w:hAnsi="宋体" w:eastAsia="宋体" w:cs="宋体"/>
+          <w:rFonts w:ascii="宋体" w:eastAsia="宋体" w:hAnsi="宋体" w:cs="宋体"/>
           <w:spacing w:val="34"/>
           <w:sz w:val="24"/>
           <w:szCs w:val="24"/>
@@ -2851,7 +2830,7 @@
       </w:r>
       <w:r>
         <w:rPr>
-          <w:rFonts w:ascii="宋体" w:hAnsi="宋体" w:eastAsia="宋体" w:cs="宋体"/>
+          <w:rFonts w:ascii="宋体" w:eastAsia="宋体" w:hAnsi="宋体" w:cs="宋体"/>
           <w:spacing w:val="-1"/>
           <w:sz w:val="24"/>
           <w:szCs w:val="24"/>
@@ -2860,7 +2839,7 @@
       </w:r>
       <w:r>
         <w:rPr>
-          <w:rFonts w:ascii="宋体" w:hAnsi="宋体" w:eastAsia="宋体" w:cs="宋体"/>
+          <w:rFonts w:ascii="宋体" w:eastAsia="宋体" w:hAnsi="宋体" w:cs="宋体"/>
           <w:spacing w:val="31"/>
           <w:sz w:val="24"/>
           <w:szCs w:val="24"/>
@@ -2869,7 +2848,7 @@
       </w:r>
       <w:r>
         <w:rPr>
-          <w:rFonts w:ascii="宋体" w:hAnsi="宋体" w:eastAsia="宋体" w:cs="宋体"/>
+          <w:rFonts w:ascii="宋体" w:eastAsia="宋体" w:hAnsi="宋体" w:cs="宋体"/>
           <w:spacing w:val="-1"/>
           <w:sz w:val="24"/>
           <w:szCs w:val="24"/>
@@ -2878,7 +2857,7 @@
       </w:r>
       <w:r>
         <w:rPr>
-          <w:rFonts w:ascii="宋体" w:hAnsi="宋体" w:eastAsia="宋体" w:cs="宋体"/>
+          <w:rFonts w:ascii="宋体" w:eastAsia="宋体" w:hAnsi="宋体" w:cs="宋体"/>
           <w:spacing w:val="-2"/>
           <w:sz w:val="24"/>
           <w:szCs w:val="24"/>
@@ -2887,7 +2866,7 @@
       </w:r>
       <w:r>
         <w:rPr>
-          <w:rFonts w:ascii="宋体" w:hAnsi="宋体" w:eastAsia="宋体" w:cs="宋体"/>
+          <w:rFonts w:ascii="宋体" w:eastAsia="宋体" w:hAnsi="宋体" w:cs="宋体"/>
           <w:spacing w:val="31"/>
           <w:sz w:val="24"/>
           <w:szCs w:val="24"/>
@@ -2896,7 +2875,7 @@
       </w:r>
       <w:r>
         <w:rPr>
-          <w:rFonts w:ascii="宋体" w:hAnsi="宋体" w:eastAsia="宋体" w:cs="宋体"/>
+          <w:rFonts w:ascii="宋体" w:eastAsia="宋体" w:hAnsi="宋体" w:cs="宋体"/>
           <w:spacing w:val="-2"/>
           <w:sz w:val="24"/>
           <w:szCs w:val="24"/>
@@ -2905,7 +2884,7 @@
       </w:r>
       <w:r>
         <w:rPr>
-          <w:rFonts w:ascii="宋体" w:hAnsi="宋体" w:eastAsia="宋体" w:cs="宋体"/>
+          <w:rFonts w:ascii="宋体" w:eastAsia="宋体" w:hAnsi="宋体" w:cs="宋体"/>
           <w:spacing w:val="-46"/>
           <w:sz w:val="24"/>
           <w:szCs w:val="24"/>
@@ -2914,7 +2893,7 @@
       </w:r>
       <w:r>
         <w:rPr>
-          <w:rFonts w:ascii="宋体" w:hAnsi="宋体" w:eastAsia="宋体" w:cs="宋体"/>
+          <w:rFonts w:ascii="宋体" w:eastAsia="宋体" w:hAnsi="宋体" w:cs="宋体"/>
           <w:spacing w:val="-2"/>
           <w:sz w:val="24"/>
           <w:szCs w:val="24"/>
@@ -2923,7 +2902,7 @@
       </w:r>
       <w:r>
         <w:rPr>
-          <w:rFonts w:ascii="宋体" w:hAnsi="宋体" w:eastAsia="宋体" w:cs="宋体"/>
+          <w:rFonts w:ascii="宋体" w:eastAsia="宋体" w:hAnsi="宋体" w:cs="宋体"/>
           <w:spacing w:val="-48"/>
           <w:sz w:val="24"/>
           <w:szCs w:val="24"/>
@@ -2932,7 +2911,7 @@
       </w:r>
       <w:r>
         <w:rPr>
-          <w:rFonts w:ascii="宋体" w:hAnsi="宋体" w:eastAsia="宋体" w:cs="宋体"/>
+          <w:rFonts w:ascii="宋体" w:eastAsia="宋体" w:hAnsi="宋体" w:cs="宋体"/>
           <w:spacing w:val="-2"/>
           <w:sz w:val="24"/>
           <w:szCs w:val="24"/>
@@ -2941,7 +2920,7 @@
       </w:r>
       <w:r>
         <w:rPr>
-          <w:rFonts w:ascii="宋体" w:hAnsi="宋体" w:eastAsia="宋体" w:cs="宋体"/>
+          <w:rFonts w:ascii="宋体" w:eastAsia="宋体" w:hAnsi="宋体" w:cs="宋体"/>
           <w:spacing w:val="-8"/>
           <w:sz w:val="24"/>
           <w:szCs w:val="24"/>
@@ -2965,17 +2944,17 @@
         <w:adjustRightInd w:val="0"/>
         <w:snapToGrid w:val="0"/>
         <w:spacing w:line="360" w:lineRule="auto"/>
-        <w:ind w:left="476" w:right="0" w:hanging="476" w:hangingChars="200"/>
+        <w:ind w:left="476" w:right="0" w:hanging="420" w:hangingChars="200"/>
         <w:textAlignment w:val="baseline"/>
         <w:rPr>
-          <w:rFonts w:ascii="宋体" w:hAnsi="宋体" w:eastAsia="宋体" w:cs="宋体"/>
-          <w:sz w:val="24"/>
-          <w:szCs w:val="24"/>
-        </w:rPr>
-      </w:pPr>
-      <w:r>
-        <w:rPr>
-          <w:rFonts w:ascii="宋体" w:hAnsi="宋体" w:eastAsia="宋体" w:cs="宋体"/>
+          <w:rFonts w:ascii="宋体" w:eastAsia="宋体" w:hAnsi="宋体" w:cs="宋体"/>
+          <w:sz w:val="24"/>
+          <w:szCs w:val="24"/>
+        </w:rPr>
+      </w:pPr>
+      <w:r>
+        <w:rPr>
+          <w:rFonts w:ascii="宋体" w:eastAsia="宋体" w:hAnsi="宋体" w:cs="宋体"/>
           <w:spacing w:val="-1"/>
           <w:sz w:val="24"/>
           <w:szCs w:val="24"/>
@@ -2984,7 +2963,7 @@
       </w:r>
       <w:r>
         <w:rPr>
-          <w:rFonts w:ascii="宋体" w:hAnsi="宋体" w:eastAsia="宋体" w:cs="宋体"/>
+          <w:rFonts w:ascii="宋体" w:eastAsia="宋体" w:hAnsi="宋体" w:cs="宋体"/>
           <w:spacing w:val="76"/>
           <w:sz w:val="24"/>
           <w:szCs w:val="24"/>
@@ -2993,7 +2972,7 @@
       </w:r>
       <w:r>
         <w:rPr>
-          <w:rFonts w:ascii="宋体" w:hAnsi="宋体" w:eastAsia="宋体" w:cs="宋体"/>
+          <w:rFonts w:ascii="宋体" w:eastAsia="宋体" w:hAnsi="宋体" w:cs="宋体"/>
           <w:spacing w:val="-1"/>
           <w:sz w:val="24"/>
           <w:szCs w:val="24"/>
@@ -3017,17 +2996,17 @@
         <w:adjustRightInd w:val="0"/>
         <w:snapToGrid w:val="0"/>
         <w:spacing w:line="360" w:lineRule="auto"/>
-        <w:ind w:left="476" w:right="0" w:hanging="468" w:hangingChars="200"/>
+        <w:ind w:left="476" w:right="0" w:hanging="420" w:hangingChars="200"/>
         <w:textAlignment w:val="baseline"/>
         <w:rPr>
-          <w:rFonts w:ascii="宋体" w:hAnsi="宋体" w:eastAsia="宋体" w:cs="宋体"/>
-          <w:sz w:val="24"/>
-          <w:szCs w:val="24"/>
-        </w:rPr>
-      </w:pPr>
-      <w:r>
-        <w:rPr>
-          <w:rFonts w:hint="eastAsia" w:ascii="宋体" w:hAnsi="宋体" w:eastAsia="宋体" w:cs="宋体"/>
+          <w:rFonts w:ascii="宋体" w:eastAsia="宋体" w:hAnsi="宋体" w:cs="宋体"/>
+          <w:sz w:val="24"/>
+          <w:szCs w:val="24"/>
+        </w:rPr>
+      </w:pPr>
+      <w:r>
+        <w:rPr>
+          <w:rFonts w:ascii="宋体" w:eastAsia="宋体" w:hAnsi="宋体" w:cs="宋体" w:hint="eastAsia"/>
           <w:spacing w:val="-3"/>
           <w:sz w:val="24"/>
           <w:szCs w:val="24"/>
@@ -3037,7 +3016,7 @@
       </w:r>
       <w:r>
         <w:rPr>
-          <w:rFonts w:ascii="宋体" w:hAnsi="宋体" w:eastAsia="宋体" w:cs="宋体"/>
+          <w:rFonts w:ascii="宋体" w:eastAsia="宋体" w:hAnsi="宋体" w:cs="宋体"/>
           <w:spacing w:val="-3"/>
           <w:sz w:val="24"/>
           <w:szCs w:val="24"/>
@@ -3046,7 +3025,7 @@
       </w:r>
       <w:r>
         <w:rPr>
-          <w:rFonts w:ascii="宋体" w:hAnsi="宋体" w:eastAsia="宋体" w:cs="宋体"/>
+          <w:rFonts w:ascii="宋体" w:eastAsia="宋体" w:hAnsi="宋体" w:cs="宋体"/>
           <w:spacing w:val="99"/>
           <w:sz w:val="24"/>
           <w:szCs w:val="24"/>
@@ -3055,7 +3034,7 @@
       </w:r>
       <w:r>
         <w:rPr>
-          <w:rFonts w:ascii="宋体" w:hAnsi="宋体" w:eastAsia="宋体" w:cs="宋体"/>
+          <w:rFonts w:ascii="宋体" w:eastAsia="宋体" w:hAnsi="宋体" w:cs="宋体"/>
           <w:spacing w:val="-3"/>
           <w:sz w:val="24"/>
           <w:szCs w:val="24"/>
@@ -3065,7 +3044,7 @@
     </w:p>
     <w:p>
       <w:pPr>
-        <w:pStyle w:val="26"/>
+        <w:pStyle w:val="1"/>
         <w:keepNext w:val="0"/>
         <w:keepLines w:val="0"/>
         <w:pageBreakBefore w:val="0"/>
@@ -3098,14 +3077,14 @@
         <w:spacing w:before="120" w:line="220" w:lineRule="auto"/>
         <w:ind w:left="724"/>
         <w:rPr>
-          <w:rFonts w:ascii="宋体" w:hAnsi="宋体" w:eastAsia="宋体" w:cs="宋体"/>
-          <w:sz w:val="24"/>
-          <w:szCs w:val="24"/>
-        </w:rPr>
-      </w:pPr>
-      <w:r>
-        <w:rPr>
-          <w:rFonts w:ascii="宋体" w:hAnsi="宋体" w:eastAsia="宋体" w:cs="宋体"/>
+          <w:rFonts w:ascii="宋体" w:eastAsia="宋体" w:hAnsi="宋体" w:cs="宋体"/>
+          <w:sz w:val="24"/>
+          <w:szCs w:val="24"/>
+        </w:rPr>
+      </w:pPr>
+      <w:r>
+        <w:rPr>
+          <w:rFonts w:ascii="宋体" w:eastAsia="宋体" w:hAnsi="宋体" w:cs="宋体"/>
           <w:sz w:val="24"/>
           <w:szCs w:val="24"/>
         </w:rPr>
@@ -3114,7 +3093,7 @@
     </w:p>
     <w:p>
       <w:pPr>
-        <w:pStyle w:val="26"/>
+        <w:pStyle w:val="1"/>
         <w:keepNext w:val="0"/>
         <w:keepLines w:val="0"/>
         <w:pageBreakBefore w:val="0"/>
@@ -3149,7 +3128,7 @@
     </w:p>
     <w:p>
       <w:pPr>
-        <w:pStyle w:val="28"/>
+        <w:pStyle w:val="2"/>
         <w:bidi w:val="0"/>
         <w:rPr>
           <w:rFonts w:hint="eastAsia"/>
@@ -3168,12 +3147,12 @@
     </w:p>
     <w:p>
       <w:pPr>
-        <w:pStyle w:val="27"/>
+        <w:pStyle w:val="a"/>
         <w:numPr>
           <w:ilvl w:val="0"/>
           <w:numId w:val="2"/>
         </w:numPr>
-        <w:ind w:left="425" w:leftChars="0" w:hanging="425" w:firstLineChars="0"/>
+        <w:ind w:left="425" w:hanging="425" w:leftChars="0" w:firstLineChars="0"/>
         <w:rPr>
           <w:rFonts w:hint="eastAsia"/>
           <w:lang w:val="en-US" w:eastAsia="zh-CN"/>
@@ -3189,12 +3168,12 @@
     </w:p>
     <w:p>
       <w:pPr>
-        <w:pStyle w:val="27"/>
+        <w:pStyle w:val="a"/>
         <w:numPr>
           <w:ilvl w:val="0"/>
           <w:numId w:val="2"/>
         </w:numPr>
-        <w:ind w:left="425" w:leftChars="0" w:hanging="425" w:firstLineChars="0"/>
+        <w:ind w:left="425" w:hanging="425" w:leftChars="0" w:firstLineChars="0"/>
         <w:rPr>
           <w:rFonts w:hint="eastAsia"/>
           <w:lang w:val="en-US" w:eastAsia="zh-CN"/>
@@ -3210,12 +3189,12 @@
     </w:p>
     <w:p>
       <w:pPr>
-        <w:pStyle w:val="27"/>
+        <w:pStyle w:val="a"/>
         <w:numPr>
           <w:ilvl w:val="0"/>
           <w:numId w:val="2"/>
         </w:numPr>
-        <w:ind w:left="425" w:leftChars="0" w:hanging="425" w:firstLineChars="0"/>
+        <w:ind w:left="425" w:hanging="425" w:leftChars="0" w:firstLineChars="0"/>
         <w:rPr>
           <w:rFonts w:hint="eastAsia"/>
           <w:lang w:val="en-US" w:eastAsia="zh-CN"/>
@@ -3231,12 +3210,12 @@
     </w:p>
     <w:p>
       <w:pPr>
-        <w:pStyle w:val="27"/>
+        <w:pStyle w:val="a"/>
         <w:numPr>
           <w:ilvl w:val="0"/>
           <w:numId w:val="2"/>
         </w:numPr>
-        <w:ind w:left="425" w:leftChars="0" w:hanging="425" w:firstLineChars="0"/>
+        <w:ind w:left="425" w:hanging="425" w:leftChars="0" w:firstLineChars="0"/>
         <w:rPr>
           <w:rFonts w:hint="eastAsia"/>
           <w:lang w:val="en-US" w:eastAsia="zh-CN"/>
@@ -3252,12 +3231,12 @@
     </w:p>
     <w:p>
       <w:pPr>
-        <w:pStyle w:val="27"/>
+        <w:pStyle w:val="a"/>
         <w:numPr>
           <w:ilvl w:val="0"/>
           <w:numId w:val="2"/>
         </w:numPr>
-        <w:ind w:left="425" w:leftChars="0" w:hanging="425" w:firstLineChars="0"/>
+        <w:ind w:left="425" w:hanging="425" w:leftChars="0" w:firstLineChars="0"/>
         <w:rPr>
           <w:rFonts w:hint="eastAsia"/>
           <w:lang w:val="en-US" w:eastAsia="zh-CN"/>
@@ -3273,12 +3252,12 @@
     </w:p>
     <w:p>
       <w:pPr>
-        <w:pStyle w:val="27"/>
+        <w:pStyle w:val="a"/>
         <w:numPr>
           <w:ilvl w:val="0"/>
           <w:numId w:val="2"/>
         </w:numPr>
-        <w:ind w:left="425" w:leftChars="0" w:hanging="425" w:firstLineChars="0"/>
+        <w:ind w:left="425" w:hanging="425" w:leftChars="0" w:firstLineChars="0"/>
         <w:rPr>
           <w:rFonts w:hint="eastAsia"/>
           <w:lang w:val="en-US" w:eastAsia="zh-CN"/>
@@ -3294,12 +3273,12 @@
     </w:p>
     <w:p>
       <w:pPr>
-        <w:pStyle w:val="27"/>
+        <w:pStyle w:val="a"/>
         <w:numPr>
           <w:ilvl w:val="0"/>
           <w:numId w:val="2"/>
         </w:numPr>
-        <w:ind w:left="425" w:leftChars="0" w:hanging="425" w:firstLineChars="0"/>
+        <w:ind w:left="425" w:hanging="425" w:leftChars="0" w:firstLineChars="0"/>
         <w:rPr>
           <w:rFonts w:hint="eastAsia"/>
           <w:lang w:val="en-US" w:eastAsia="zh-CN"/>
@@ -3315,7 +3294,7 @@
     </w:p>
     <w:p>
       <w:pPr>
-        <w:pStyle w:val="28"/>
+        <w:pStyle w:val="2"/>
         <w:bidi w:val="0"/>
         <w:rPr>
           <w:rFonts w:hint="eastAsia"/>
@@ -3334,12 +3313,12 @@
     </w:p>
     <w:p>
       <w:pPr>
-        <w:pStyle w:val="27"/>
+        <w:pStyle w:val="a"/>
         <w:numPr>
           <w:ilvl w:val="0"/>
           <w:numId w:val="3"/>
         </w:numPr>
-        <w:ind w:left="425" w:leftChars="0" w:hanging="425" w:firstLineChars="0"/>
+        <w:ind w:left="425" w:hanging="425" w:leftChars="0" w:firstLineChars="0"/>
         <w:rPr>
           <w:rFonts w:hint="eastAsia"/>
           <w:lang w:val="en-US" w:eastAsia="zh-CN"/>
@@ -3355,12 +3334,12 @@
     </w:p>
     <w:p>
       <w:pPr>
-        <w:pStyle w:val="27"/>
+        <w:pStyle w:val="a"/>
         <w:numPr>
           <w:ilvl w:val="0"/>
           <w:numId w:val="3"/>
         </w:numPr>
-        <w:ind w:left="425" w:leftChars="0" w:hanging="425" w:firstLineChars="0"/>
+        <w:ind w:left="425" w:hanging="425" w:leftChars="0" w:firstLineChars="0"/>
         <w:rPr>
           <w:rFonts w:hint="eastAsia"/>
           <w:lang w:val="en-US" w:eastAsia="zh-CN"/>
@@ -3376,12 +3355,12 @@
     </w:p>
     <w:p>
       <w:pPr>
-        <w:pStyle w:val="27"/>
+        <w:pStyle w:val="a"/>
         <w:numPr>
           <w:ilvl w:val="0"/>
           <w:numId w:val="3"/>
         </w:numPr>
-        <w:ind w:left="425" w:leftChars="0" w:hanging="425" w:firstLineChars="0"/>
+        <w:ind w:left="425" w:hanging="425" w:leftChars="0" w:firstLineChars="0"/>
         <w:rPr>
           <w:rFonts w:hint="eastAsia"/>
           <w:lang w:val="en-US" w:eastAsia="zh-CN"/>
@@ -3397,12 +3376,12 @@
     </w:p>
     <w:p>
       <w:pPr>
-        <w:pStyle w:val="27"/>
+        <w:pStyle w:val="a"/>
         <w:numPr>
           <w:ilvl w:val="0"/>
           <w:numId w:val="3"/>
         </w:numPr>
-        <w:ind w:left="425" w:leftChars="0" w:hanging="425" w:firstLineChars="0"/>
+        <w:ind w:left="425" w:hanging="425" w:leftChars="0" w:firstLineChars="0"/>
         <w:rPr>
           <w:rFonts w:hint="eastAsia"/>
           <w:lang w:val="en-US" w:eastAsia="zh-CN"/>
@@ -3418,12 +3397,12 @@
     </w:p>
     <w:p>
       <w:pPr>
-        <w:pStyle w:val="27"/>
+        <w:pStyle w:val="a"/>
         <w:numPr>
           <w:ilvl w:val="0"/>
           <w:numId w:val="3"/>
         </w:numPr>
-        <w:ind w:left="425" w:leftChars="0" w:hanging="425" w:firstLineChars="0"/>
+        <w:ind w:left="425" w:hanging="425" w:leftChars="0" w:firstLineChars="0"/>
         <w:rPr>
           <w:rFonts w:hint="eastAsia"/>
           <w:lang w:val="en-US" w:eastAsia="zh-CN"/>
@@ -3439,12 +3418,12 @@
     </w:p>
     <w:p>
       <w:pPr>
-        <w:pStyle w:val="27"/>
+        <w:pStyle w:val="a"/>
         <w:numPr>
           <w:ilvl w:val="0"/>
           <w:numId w:val="3"/>
         </w:numPr>
-        <w:ind w:left="425" w:leftChars="0" w:hanging="425" w:firstLineChars="0"/>
+        <w:ind w:left="425" w:hanging="425" w:leftChars="0" w:firstLineChars="0"/>
         <w:rPr>
           <w:rFonts w:hint="eastAsia"/>
           <w:lang w:val="en-US" w:eastAsia="zh-CN"/>
@@ -3460,12 +3439,12 @@
     </w:p>
     <w:p>
       <w:pPr>
-        <w:pStyle w:val="27"/>
+        <w:pStyle w:val="a"/>
         <w:numPr>
           <w:ilvl w:val="0"/>
           <w:numId w:val="3"/>
         </w:numPr>
-        <w:ind w:left="425" w:leftChars="0" w:hanging="425" w:firstLineChars="0"/>
+        <w:ind w:left="425" w:hanging="425" w:leftChars="0" w:firstLineChars="0"/>
         <w:rPr>
           <w:rFonts w:hint="eastAsia"/>
           <w:lang w:val="en-US" w:eastAsia="zh-CN"/>
@@ -3481,7 +3460,7 @@
     </w:p>
     <w:p>
       <w:pPr>
-        <w:pStyle w:val="28"/>
+        <w:pStyle w:val="2"/>
         <w:bidi w:val="0"/>
         <w:rPr>
           <w:rFonts w:hint="default"/>
@@ -3500,12 +3479,12 @@
     </w:p>
     <w:p>
       <w:pPr>
-        <w:pStyle w:val="27"/>
+        <w:pStyle w:val="a"/>
         <w:numPr>
           <w:ilvl w:val="0"/>
           <w:numId w:val="4"/>
         </w:numPr>
-        <w:ind w:left="425" w:leftChars="0" w:hanging="425" w:firstLineChars="0"/>
+        <w:ind w:left="425" w:hanging="425" w:leftChars="0" w:firstLineChars="0"/>
         <w:rPr>
           <w:rFonts w:hint="default"/>
           <w:lang w:val="en-US" w:eastAsia="zh-CN"/>
@@ -3521,12 +3500,12 @@
     </w:p>
     <w:p>
       <w:pPr>
-        <w:pStyle w:val="27"/>
+        <w:pStyle w:val="a"/>
         <w:numPr>
           <w:ilvl w:val="0"/>
           <w:numId w:val="4"/>
         </w:numPr>
-        <w:ind w:left="425" w:leftChars="0" w:hanging="425" w:firstLineChars="0"/>
+        <w:ind w:left="425" w:hanging="425" w:leftChars="0" w:firstLineChars="0"/>
         <w:rPr>
           <w:rFonts w:hint="default"/>
           <w:lang w:val="en-US" w:eastAsia="zh-CN"/>
@@ -3542,12 +3521,12 @@
     </w:p>
     <w:p>
       <w:pPr>
-        <w:pStyle w:val="27"/>
+        <w:pStyle w:val="a"/>
         <w:numPr>
           <w:ilvl w:val="0"/>
           <w:numId w:val="4"/>
         </w:numPr>
-        <w:ind w:left="425" w:leftChars="0" w:hanging="425" w:firstLineChars="0"/>
+        <w:ind w:left="425" w:hanging="425" w:leftChars="0" w:firstLineChars="0"/>
         <w:rPr>
           <w:rFonts w:hint="default"/>
           <w:lang w:val="en-US" w:eastAsia="zh-CN"/>
@@ -3563,12 +3542,12 @@
     </w:p>
     <w:p>
       <w:pPr>
-        <w:pStyle w:val="27"/>
+        <w:pStyle w:val="a"/>
         <w:numPr>
           <w:ilvl w:val="0"/>
           <w:numId w:val="4"/>
         </w:numPr>
-        <w:ind w:left="425" w:leftChars="0" w:hanging="425" w:firstLineChars="0"/>
+        <w:ind w:left="425" w:hanging="425" w:leftChars="0" w:firstLineChars="0"/>
         <w:rPr>
           <w:rFonts w:hint="default"/>
           <w:lang w:val="en-US" w:eastAsia="zh-CN"/>
@@ -3584,7 +3563,7 @@
     </w:p>
     <w:p>
       <w:pPr>
-        <w:pStyle w:val="26"/>
+        <w:pStyle w:val="1"/>
         <w:keepNext w:val="0"/>
         <w:keepLines w:val="0"/>
         <w:pageBreakBefore w:val="0"/>
@@ -3612,7 +3591,7 @@
     </w:p>
     <w:p>
       <w:pPr>
-        <w:pStyle w:val="27"/>
+        <w:pStyle w:val="a"/>
         <w:rPr>
           <w:rFonts w:hint="default"/>
           <w:lang w:val="en-US" w:eastAsia="zh-CN"/>
@@ -3628,7 +3607,7 @@
     </w:p>
     <w:p>
       <w:pPr>
-        <w:pStyle w:val="28"/>
+        <w:pStyle w:val="2"/>
         <w:keepNext w:val="0"/>
         <w:keepLines w:val="0"/>
         <w:pageBreakBefore w:val="0"/>
@@ -3667,17 +3646,17 @@
         <w:adjustRightInd w:val="0"/>
         <w:snapToGrid w:val="0"/>
         <w:spacing w:line="360" w:lineRule="auto"/>
-        <w:ind w:left="0" w:right="0" w:firstLine="480" w:firstLineChars="200"/>
+        <w:ind w:left="0" w:right="0" w:firstLine="420" w:firstLineChars="200"/>
         <w:textAlignment w:val="baseline"/>
         <w:rPr>
-          <w:rFonts w:ascii="宋体" w:hAnsi="宋体" w:eastAsia="宋体" w:cs="宋体"/>
-          <w:sz w:val="24"/>
-          <w:szCs w:val="24"/>
-        </w:rPr>
-      </w:pPr>
-      <w:r>
-        <w:rPr>
-          <w:rFonts w:ascii="宋体" w:hAnsi="宋体" w:eastAsia="宋体" w:cs="宋体"/>
+          <w:rFonts w:ascii="宋体" w:eastAsia="宋体" w:hAnsi="宋体" w:cs="宋体"/>
+          <w:sz w:val="24"/>
+          <w:szCs w:val="24"/>
+        </w:rPr>
+      </w:pPr>
+      <w:r>
+        <w:rPr>
+          <w:rFonts w:ascii="宋体" w:eastAsia="宋体" w:hAnsi="宋体" w:cs="宋体"/>
           <w:sz w:val="24"/>
           <w:szCs w:val="24"/>
         </w:rPr>
@@ -3685,7 +3664,7 @@
       </w:r>
       <w:r>
         <w:rPr>
-          <w:rFonts w:hint="eastAsia" w:ascii="宋体" w:hAnsi="宋体" w:cs="宋体"/>
+          <w:rFonts w:ascii="宋体" w:hAnsi="宋体" w:cs="宋体" w:hint="eastAsia"/>
           <w:sz w:val="24"/>
           <w:szCs w:val="24"/>
           <w:lang w:val="en-US" w:eastAsia="zh-CN"/>
@@ -3694,7 +3673,7 @@
       </w:r>
       <w:r>
         <w:rPr>
-          <w:rFonts w:ascii="宋体" w:hAnsi="宋体" w:eastAsia="宋体" w:cs="宋体"/>
+          <w:rFonts w:ascii="宋体" w:eastAsia="宋体" w:hAnsi="宋体" w:cs="宋体"/>
           <w:sz w:val="24"/>
           <w:szCs w:val="24"/>
         </w:rPr>
@@ -3702,7 +3681,7 @@
       </w:r>
       <w:r>
         <w:rPr>
-          <w:rFonts w:hint="eastAsia" w:ascii="宋体" w:hAnsi="宋体" w:eastAsia="宋体" w:cs="宋体"/>
+          <w:rFonts w:ascii="宋体" w:eastAsia="宋体" w:hAnsi="宋体" w:cs="宋体" w:hint="eastAsia"/>
           <w:sz w:val="24"/>
           <w:szCs w:val="24"/>
           <w:lang w:val="en-US" w:eastAsia="zh-CN"/>
@@ -3711,7 +3690,7 @@
       </w:r>
       <w:r>
         <w:rPr>
-          <w:rFonts w:ascii="宋体" w:hAnsi="宋体" w:eastAsia="宋体" w:cs="宋体"/>
+          <w:rFonts w:ascii="宋体" w:eastAsia="宋体" w:hAnsi="宋体" w:cs="宋体"/>
           <w:sz w:val="24"/>
           <w:szCs w:val="24"/>
         </w:rPr>
@@ -3719,7 +3698,7 @@
       </w:r>
       <w:r>
         <w:rPr>
-          <w:rFonts w:hint="eastAsia" w:ascii="宋体" w:hAnsi="宋体" w:cs="宋体"/>
+          <w:rFonts w:ascii="宋体" w:hAnsi="宋体" w:cs="宋体" w:hint="eastAsia"/>
           <w:sz w:val="24"/>
           <w:szCs w:val="24"/>
           <w:lang w:val="en-US" w:eastAsia="zh-CN"/>
@@ -3728,7 +3707,7 @@
       </w:r>
       <w:r>
         <w:rPr>
-          <w:rFonts w:ascii="宋体" w:hAnsi="宋体" w:eastAsia="宋体" w:cs="宋体"/>
+          <w:rFonts w:ascii="宋体" w:eastAsia="宋体" w:hAnsi="宋体" w:cs="宋体"/>
           <w:sz w:val="24"/>
           <w:szCs w:val="24"/>
         </w:rPr>
@@ -3736,7 +3715,7 @@
       </w:r>
       <w:r>
         <w:rPr>
-          <w:rFonts w:hint="eastAsia" w:ascii="宋体" w:hAnsi="宋体" w:eastAsia="宋体" w:cs="宋体"/>
+          <w:rFonts w:ascii="宋体" w:eastAsia="宋体" w:hAnsi="宋体" w:cs="宋体" w:hint="eastAsia"/>
           <w:sz w:val="24"/>
           <w:szCs w:val="24"/>
           <w:lang w:val="en-US" w:eastAsia="zh-CN"/>
@@ -3745,7 +3724,7 @@
       </w:r>
       <w:r>
         <w:rPr>
-          <w:rFonts w:hint="eastAsia" w:ascii="宋体" w:hAnsi="宋体" w:cs="宋体"/>
+          <w:rFonts w:ascii="宋体" w:hAnsi="宋体" w:cs="宋体" w:hint="eastAsia"/>
           <w:sz w:val="24"/>
           <w:szCs w:val="24"/>
           <w:lang w:val="en-US" w:eastAsia="zh-CN"/>
@@ -3754,7 +3733,7 @@
       </w:r>
       <w:r>
         <w:rPr>
-          <w:rFonts w:ascii="宋体" w:hAnsi="宋体" w:eastAsia="宋体" w:cs="宋体"/>
+          <w:rFonts w:ascii="宋体" w:eastAsia="宋体" w:hAnsi="宋体" w:cs="宋体"/>
           <w:sz w:val="24"/>
           <w:szCs w:val="24"/>
         </w:rPr>
@@ -3762,7 +3741,7 @@
       </w:r>
       <w:r>
         <w:rPr>
-          <w:rFonts w:hint="eastAsia" w:ascii="宋体" w:hAnsi="宋体" w:eastAsia="宋体" w:cs="宋体"/>
+          <w:rFonts w:ascii="宋体" w:eastAsia="宋体" w:hAnsi="宋体" w:cs="宋体" w:hint="eastAsia"/>
           <w:sz w:val="24"/>
           <w:szCs w:val="24"/>
           <w:lang w:val="en-US" w:eastAsia="zh-CN"/>
@@ -3771,7 +3750,7 @@
       </w:r>
       <w:r>
         <w:rPr>
-          <w:rFonts w:hint="eastAsia" w:ascii="宋体" w:hAnsi="宋体" w:cs="宋体"/>
+          <w:rFonts w:ascii="宋体" w:hAnsi="宋体" w:cs="宋体" w:hint="eastAsia"/>
           <w:sz w:val="24"/>
           <w:szCs w:val="24"/>
           <w:lang w:val="en-US" w:eastAsia="zh-CN"/>
@@ -3780,7 +3759,7 @@
       </w:r>
       <w:r>
         <w:rPr>
-          <w:rFonts w:ascii="宋体" w:hAnsi="宋体" w:eastAsia="宋体" w:cs="宋体"/>
+          <w:rFonts w:ascii="宋体" w:eastAsia="宋体" w:hAnsi="宋体" w:cs="宋体"/>
           <w:sz w:val="24"/>
           <w:szCs w:val="24"/>
         </w:rPr>
@@ -3804,17 +3783,17 @@
         <w:adjustRightInd w:val="0"/>
         <w:snapToGrid w:val="0"/>
         <w:spacing w:line="360" w:lineRule="auto"/>
-        <w:ind w:left="0" w:right="0" w:firstLine="480" w:firstLineChars="200"/>
+        <w:ind w:left="0" w:right="0" w:firstLine="420" w:firstLineChars="200"/>
         <w:textAlignment w:val="baseline"/>
         <w:rPr>
-          <w:rFonts w:ascii="宋体" w:hAnsi="宋体" w:eastAsia="宋体" w:cs="宋体"/>
-          <w:sz w:val="24"/>
-          <w:szCs w:val="24"/>
-        </w:rPr>
-      </w:pPr>
-      <w:r>
-        <w:rPr>
-          <w:rFonts w:hint="eastAsia" w:ascii="宋体" w:hAnsi="宋体" w:eastAsia="宋体" w:cs="宋体"/>
+          <w:rFonts w:ascii="宋体" w:eastAsia="宋体" w:hAnsi="宋体" w:cs="宋体"/>
+          <w:sz w:val="24"/>
+          <w:szCs w:val="24"/>
+        </w:rPr>
+      </w:pPr>
+      <w:r>
+        <w:rPr>
+          <w:rFonts w:ascii="宋体" w:eastAsia="宋体" w:hAnsi="宋体" w:cs="宋体" w:hint="eastAsia"/>
           <w:sz w:val="24"/>
           <w:szCs w:val="24"/>
         </w:rPr>
@@ -3838,17 +3817,17 @@
         <w:adjustRightInd w:val="0"/>
         <w:snapToGrid w:val="0"/>
         <w:spacing w:line="360" w:lineRule="auto"/>
-        <w:ind w:left="0" w:right="0" w:firstLine="480" w:firstLineChars="200"/>
+        <w:ind w:left="0" w:right="0" w:firstLine="420" w:firstLineChars="200"/>
         <w:textAlignment w:val="baseline"/>
         <w:rPr>
-          <w:rFonts w:ascii="宋体" w:hAnsi="宋体" w:eastAsia="宋体" w:cs="宋体"/>
-          <w:sz w:val="24"/>
-          <w:szCs w:val="24"/>
-        </w:rPr>
-      </w:pPr>
-      <w:r>
-        <w:rPr>
-          <w:rFonts w:hint="eastAsia" w:ascii="宋体" w:hAnsi="宋体" w:cs="宋体"/>
+          <w:rFonts w:ascii="宋体" w:eastAsia="宋体" w:hAnsi="宋体" w:cs="宋体"/>
+          <w:sz w:val="24"/>
+          <w:szCs w:val="24"/>
+        </w:rPr>
+      </w:pPr>
+      <w:r>
+        <w:rPr>
+          <w:rFonts w:ascii="宋体" w:hAnsi="宋体" w:cs="宋体" w:hint="eastAsia"/>
           <w:sz w:val="24"/>
           <w:szCs w:val="24"/>
           <w:lang w:val="en-US" w:eastAsia="zh-CN"/>
@@ -3857,7 +3836,7 @@
       </w:r>
       <w:r>
         <w:rPr>
-          <w:rFonts w:ascii="宋体" w:hAnsi="宋体" w:eastAsia="宋体" w:cs="宋体"/>
+          <w:rFonts w:ascii="宋体" w:eastAsia="宋体" w:hAnsi="宋体" w:cs="宋体"/>
           <w:sz w:val="24"/>
           <w:szCs w:val="24"/>
         </w:rPr>
@@ -3865,7 +3844,7 @@
       </w:r>
       <w:r>
         <w:rPr>
-          <w:rFonts w:hint="eastAsia" w:ascii="宋体" w:hAnsi="宋体" w:cs="宋体"/>
+          <w:rFonts w:ascii="宋体" w:hAnsi="宋体" w:cs="宋体" w:hint="eastAsia"/>
           <w:sz w:val="24"/>
           <w:szCs w:val="24"/>
           <w:lang w:eastAsia="zh-CN"/>
@@ -3874,7 +3853,7 @@
       </w:r>
       <w:r>
         <w:rPr>
-          <w:rFonts w:ascii="宋体" w:hAnsi="宋体" w:eastAsia="宋体" w:cs="宋体"/>
+          <w:rFonts w:ascii="宋体" w:eastAsia="宋体" w:hAnsi="宋体" w:cs="宋体"/>
           <w:sz w:val="24"/>
           <w:szCs w:val="24"/>
         </w:rPr>
@@ -3882,7 +3861,7 @@
       </w:r>
       <w:r>
         <w:rPr>
-          <w:rFonts w:hint="eastAsia" w:ascii="宋体" w:hAnsi="宋体" w:eastAsia="宋体" w:cs="宋体"/>
+          <w:rFonts w:ascii="宋体" w:eastAsia="宋体" w:hAnsi="宋体" w:cs="宋体" w:hint="eastAsia"/>
           <w:sz w:val="24"/>
           <w:szCs w:val="24"/>
           <w:lang w:val="en-US" w:eastAsia="zh-CN"/>
@@ -3891,7 +3870,7 @@
       </w:r>
       <w:r>
         <w:rPr>
-          <w:rFonts w:ascii="宋体" w:hAnsi="宋体" w:eastAsia="宋体" w:cs="宋体"/>
+          <w:rFonts w:ascii="宋体" w:eastAsia="宋体" w:hAnsi="宋体" w:cs="宋体"/>
           <w:sz w:val="24"/>
           <w:szCs w:val="24"/>
         </w:rPr>
@@ -3899,7 +3878,7 @@
       </w:r>
       <w:r>
         <w:rPr>
-          <w:rFonts w:hint="eastAsia" w:ascii="宋体" w:hAnsi="宋体" w:eastAsia="宋体" w:cs="宋体"/>
+          <w:rFonts w:ascii="宋体" w:eastAsia="宋体" w:hAnsi="宋体" w:cs="宋体" w:hint="eastAsia"/>
           <w:sz w:val="24"/>
           <w:szCs w:val="24"/>
           <w:lang w:val="en-US" w:eastAsia="zh-CN"/>
@@ -3908,7 +3887,7 @@
       </w:r>
       <w:r>
         <w:rPr>
-          <w:rFonts w:ascii="宋体" w:hAnsi="宋体" w:eastAsia="宋体" w:cs="宋体"/>
+          <w:rFonts w:ascii="宋体" w:eastAsia="宋体" w:hAnsi="宋体" w:cs="宋体"/>
           <w:sz w:val="24"/>
           <w:szCs w:val="24"/>
         </w:rPr>
@@ -3932,17 +3911,17 @@
         <w:adjustRightInd w:val="0"/>
         <w:snapToGrid w:val="0"/>
         <w:spacing w:line="360" w:lineRule="auto"/>
-        <w:ind w:left="0" w:right="0" w:firstLine="480" w:firstLineChars="200"/>
+        <w:ind w:left="0" w:right="0" w:firstLine="420" w:firstLineChars="200"/>
         <w:textAlignment w:val="baseline"/>
         <w:rPr>
-          <w:rFonts w:ascii="宋体" w:hAnsi="宋体" w:eastAsia="宋体" w:cs="宋体"/>
-          <w:sz w:val="24"/>
-          <w:szCs w:val="24"/>
-        </w:rPr>
-      </w:pPr>
-      <w:r>
-        <w:rPr>
-          <w:rFonts w:ascii="宋体" w:hAnsi="宋体" w:eastAsia="宋体" w:cs="宋体"/>
+          <w:rFonts w:ascii="宋体" w:eastAsia="宋体" w:hAnsi="宋体" w:cs="宋体"/>
+          <w:sz w:val="24"/>
+          <w:szCs w:val="24"/>
+        </w:rPr>
+      </w:pPr>
+      <w:r>
+        <w:rPr>
+          <w:rFonts w:ascii="宋体" w:eastAsia="宋体" w:hAnsi="宋体" w:cs="宋体"/>
           <w:sz w:val="24"/>
           <w:szCs w:val="24"/>
         </w:rPr>
@@ -3966,10 +3945,10 @@
         <w:adjustRightInd w:val="0"/>
         <w:snapToGrid w:val="0"/>
         <w:spacing w:line="360" w:lineRule="auto"/>
-        <w:ind w:left="0" w:right="0" w:firstLine="480" w:firstLineChars="200"/>
+        <w:ind w:left="0" w:right="0" w:firstLine="420" w:firstLineChars="200"/>
         <w:textAlignment w:val="baseline"/>
         <w:rPr>
-          <w:rFonts w:ascii="宋体" w:hAnsi="宋体" w:eastAsia="宋体" w:cs="宋体"/>
+          <w:rFonts w:ascii="宋体" w:eastAsia="宋体" w:hAnsi="宋体" w:cs="宋体"/>
           <w:spacing w:val="-2"/>
           <w:sz w:val="24"/>
           <w:szCs w:val="24"/>
@@ -3977,7 +3956,7 @@
       </w:pPr>
       <w:r>
         <w:rPr>
-          <w:rFonts w:ascii="宋体" w:hAnsi="宋体" w:eastAsia="宋体" w:cs="宋体"/>
+          <w:rFonts w:ascii="宋体" w:eastAsia="宋体" w:hAnsi="宋体" w:cs="宋体"/>
           <w:sz w:val="24"/>
           <w:szCs w:val="24"/>
         </w:rPr>
@@ -3985,7 +3964,7 @@
       </w:r>
       <w:r>
         <w:rPr>
-          <w:rFonts w:hint="eastAsia" w:ascii="宋体" w:hAnsi="宋体" w:eastAsia="宋体" w:cs="宋体"/>
+          <w:rFonts w:ascii="宋体" w:eastAsia="宋体" w:hAnsi="宋体" w:cs="宋体" w:hint="eastAsia"/>
           <w:sz w:val="24"/>
           <w:szCs w:val="24"/>
           <w:lang w:val="en-US" w:eastAsia="zh-CN"/>
@@ -3994,7 +3973,7 @@
       </w:r>
       <w:r>
         <w:rPr>
-          <w:rFonts w:ascii="宋体" w:hAnsi="宋体" w:eastAsia="宋体" w:cs="宋体"/>
+          <w:rFonts w:ascii="宋体" w:eastAsia="宋体" w:hAnsi="宋体" w:cs="宋体"/>
           <w:sz w:val="24"/>
           <w:szCs w:val="24"/>
         </w:rPr>
@@ -4002,7 +3981,7 @@
       </w:r>
       <w:r>
         <w:rPr>
-          <w:rFonts w:hint="eastAsia" w:ascii="宋体" w:hAnsi="宋体" w:eastAsia="宋体" w:cs="宋体"/>
+          <w:rFonts w:ascii="宋体" w:eastAsia="宋体" w:hAnsi="宋体" w:cs="宋体" w:hint="eastAsia"/>
           <w:sz w:val="24"/>
           <w:szCs w:val="24"/>
           <w:lang w:val="en-US" w:eastAsia="zh-CN"/>
@@ -4011,7 +3990,7 @@
       </w:r>
       <w:r>
         <w:rPr>
-          <w:rFonts w:ascii="宋体" w:hAnsi="宋体" w:eastAsia="宋体" w:cs="宋体"/>
+          <w:rFonts w:ascii="宋体" w:eastAsia="宋体" w:hAnsi="宋体" w:cs="宋体"/>
           <w:sz w:val="24"/>
           <w:szCs w:val="24"/>
         </w:rPr>
@@ -4019,7 +3998,7 @@
       </w:r>
       <w:r>
         <w:rPr>
-          <w:rFonts w:ascii="宋体" w:hAnsi="宋体" w:eastAsia="宋体" w:cs="宋体"/>
+          <w:rFonts w:ascii="宋体" w:eastAsia="宋体" w:hAnsi="宋体" w:cs="宋体"/>
           <w:spacing w:val="-2"/>
           <w:sz w:val="24"/>
           <w:szCs w:val="24"/>
@@ -4029,7 +4008,7 @@
     </w:p>
     <w:p>
       <w:pPr>
-        <w:pStyle w:val="28"/>
+        <w:pStyle w:val="2"/>
         <w:keepNext w:val="0"/>
         <w:keepLines w:val="0"/>
         <w:pageBreakBefore w:val="0"/>
@@ -4053,7 +4032,7 @@
     </w:p>
     <w:p>
       <w:pPr>
-        <w:pStyle w:val="29"/>
+        <w:pStyle w:val="3"/>
         <w:bidi w:val="0"/>
         <w:rPr>
           <w:rFonts w:hint="eastAsia"/>
@@ -4070,7 +4049,7 @@
     </w:p>
     <w:p>
       <w:pPr>
-        <w:pStyle w:val="27"/>
+        <w:pStyle w:val="a"/>
         <w:rPr>
           <w:rFonts w:hint="eastAsia"/>
         </w:rPr>
@@ -4084,7 +4063,7 @@
     </w:p>
     <w:p>
       <w:pPr>
-        <w:pStyle w:val="29"/>
+        <w:pStyle w:val="3"/>
         <w:bidi w:val="0"/>
         <w:rPr>
           <w:rFonts w:hint="eastAsia"/>
@@ -4101,7 +4080,7 @@
     </w:p>
     <w:p>
       <w:pPr>
-        <w:pStyle w:val="27"/>
+        <w:pStyle w:val="a"/>
         <w:rPr>
           <w:rFonts w:hint="eastAsia"/>
         </w:rPr>
@@ -4128,7 +4107,7 @@
     </w:p>
     <w:p>
       <w:pPr>
-        <w:pStyle w:val="29"/>
+        <w:pStyle w:val="3"/>
         <w:bidi w:val="0"/>
         <w:rPr>
           <w:rFonts w:hint="eastAsia"/>
@@ -4145,7 +4124,7 @@
     </w:p>
     <w:p>
       <w:pPr>
-        <w:pStyle w:val="27"/>
+        <w:pStyle w:val="a"/>
       </w:pPr>
       <w:r>
         <w:rPr>
@@ -4153,8 +4132,8 @@
         </w:rPr>
         <w:t>经评审，与会人员一致认为：</w:t>
       </w:r>
-      <w:bookmarkStart w:id="19" w:name="_GoBack"/>
-      <w:bookmarkEnd w:id="19"/>
+      <w:bookmarkStart w:id="17" w:name="_GoBack"/>
+      <w:bookmarkEnd w:id="17"/>
       <w:r>
         <w:rPr>
           <w:rFonts w:hint="eastAsia"/>
@@ -4164,7 +4143,7 @@
     </w:p>
     <w:p>
       <w:pPr>
-        <w:pStyle w:val="28"/>
+        <w:pStyle w:val="2"/>
         <w:keepNext w:val="0"/>
         <w:keepLines w:val="0"/>
         <w:pageBreakBefore w:val="0"/>
@@ -4176,11 +4155,11 @@
         <w:autoSpaceDN w:val="0"/>
         <w:bidi w:val="0"/>
       </w:pPr>
-      <w:bookmarkStart w:id="17" w:name="_Toc23095"/>
+      <w:bookmarkStart w:id="18" w:name="_Toc23095"/>
       <w:r>
         <w:t>满意度调查</w:t>
       </w:r>
-      <w:bookmarkEnd w:id="17"/>
+      <w:bookmarkEnd w:id="18"/>
     </w:p>
     <w:p>
       <w:pPr>
@@ -4198,10 +4177,10 @@
         <w:adjustRightInd/>
         <w:snapToGrid/>
         <w:spacing w:line="360" w:lineRule="auto"/>
-        <w:ind w:left="0" w:right="0" w:firstLine="456" w:firstLineChars="200"/>
+        <w:ind w:left="0" w:right="0" w:firstLine="420" w:firstLineChars="200"/>
         <w:textAlignment w:val="auto"/>
         <w:rPr>
-          <w:rFonts w:hint="eastAsia" w:ascii="宋体" w:hAnsi="宋体" w:eastAsia="宋体" w:cs="宋体"/>
+          <w:rFonts w:ascii="宋体" w:eastAsia="宋体" w:hAnsi="宋体" w:cs="宋体" w:hint="eastAsia"/>
           <w:spacing w:val="-6"/>
           <w:sz w:val="24"/>
           <w:szCs w:val="24"/>
@@ -4210,7 +4189,7 @@
       </w:pPr>
       <w:r>
         <w:rPr>
-          <w:rFonts w:hint="eastAsia" w:ascii="宋体" w:hAnsi="宋体" w:eastAsia="宋体" w:cs="宋体"/>
+          <w:rFonts w:ascii="宋体" w:eastAsia="宋体" w:hAnsi="宋体" w:cs="宋体" w:hint="eastAsia"/>
           <w:spacing w:val="-6"/>
           <w:sz w:val="24"/>
           <w:szCs w:val="24"/>
@@ -4220,7 +4199,7 @@
       </w:r>
       <w:r>
         <w:rPr>
-          <w:rFonts w:hint="eastAsia" w:ascii="宋体" w:hAnsi="宋体" w:eastAsia="宋体" w:cs="宋体"/>
+          <w:rFonts w:ascii="宋体" w:eastAsia="宋体" w:hAnsi="宋体" w:cs="宋体" w:hint="eastAsia"/>
           <w:spacing w:val="-6"/>
           <w:sz w:val="24"/>
           <w:szCs w:val="24"/>
@@ -4230,7 +4209,7 @@
       </w:r>
       <w:r>
         <w:rPr>
-          <w:rFonts w:hint="eastAsia" w:ascii="宋体" w:hAnsi="宋体" w:cs="宋体"/>
+          <w:rFonts w:ascii="宋体" w:hAnsi="宋体" w:cs="宋体" w:hint="eastAsia"/>
           <w:spacing w:val="-6"/>
           <w:sz w:val="24"/>
           <w:szCs w:val="24"/>
@@ -4240,7 +4219,7 @@
       </w:r>
       <w:r>
         <w:rPr>
-          <w:rFonts w:hint="eastAsia" w:ascii="宋体" w:hAnsi="宋体" w:eastAsia="宋体" w:cs="宋体"/>
+          <w:rFonts w:ascii="宋体" w:eastAsia="宋体" w:hAnsi="宋体" w:cs="宋体" w:hint="eastAsia"/>
           <w:spacing w:val="-6"/>
           <w:sz w:val="24"/>
           <w:szCs w:val="24"/>
@@ -4250,7 +4229,7 @@
       </w:r>
       <w:r>
         <w:rPr>
-          <w:rFonts w:hint="eastAsia" w:ascii="宋体" w:hAnsi="宋体" w:eastAsia="宋体" w:cs="宋体"/>
+          <w:rFonts w:ascii="宋体" w:eastAsia="宋体" w:hAnsi="宋体" w:cs="宋体" w:hint="eastAsia"/>
           <w:spacing w:val="-6"/>
           <w:sz w:val="24"/>
           <w:szCs w:val="24"/>
@@ -4260,7 +4239,7 @@
       </w:r>
       <w:r>
         <w:rPr>
-          <w:rFonts w:hint="eastAsia" w:ascii="宋体" w:hAnsi="宋体" w:eastAsia="宋体" w:cs="宋体"/>
+          <w:rFonts w:ascii="宋体" w:eastAsia="宋体" w:hAnsi="宋体" w:cs="宋体" w:hint="eastAsia"/>
           <w:spacing w:val="-6"/>
           <w:sz w:val="24"/>
           <w:szCs w:val="24"/>
@@ -4270,7 +4249,7 @@
       </w:r>
       <w:r>
         <w:rPr>
-          <w:rFonts w:hint="eastAsia" w:ascii="宋体" w:hAnsi="宋体" w:eastAsia="宋体" w:cs="宋体"/>
+          <w:rFonts w:ascii="宋体" w:eastAsia="宋体" w:hAnsi="宋体" w:cs="宋体" w:hint="eastAsia"/>
           <w:spacing w:val="-6"/>
           <w:sz w:val="24"/>
           <w:szCs w:val="24"/>
@@ -4295,10 +4274,10 @@
         <w:adjustRightInd/>
         <w:snapToGrid/>
         <w:spacing w:line="360" w:lineRule="auto"/>
-        <w:ind w:left="0" w:right="0" w:firstLine="456" w:firstLineChars="200"/>
+        <w:ind w:left="0" w:right="0" w:firstLine="420" w:firstLineChars="200"/>
         <w:textAlignment w:val="auto"/>
         <w:rPr>
-          <w:rFonts w:hint="eastAsia" w:ascii="宋体" w:hAnsi="宋体" w:eastAsia="宋体" w:cs="宋体"/>
+          <w:rFonts w:ascii="宋体" w:eastAsia="宋体" w:hAnsi="宋体" w:cs="宋体" w:hint="eastAsia"/>
           <w:spacing w:val="-6"/>
           <w:sz w:val="24"/>
           <w:szCs w:val="24"/>
@@ -4307,7 +4286,7 @@
       </w:pPr>
       <w:r>
         <w:rPr>
-          <w:rFonts w:hint="eastAsia" w:ascii="宋体" w:hAnsi="宋体" w:eastAsia="宋体" w:cs="宋体"/>
+          <w:rFonts w:ascii="宋体" w:eastAsia="宋体" w:hAnsi="宋体" w:cs="宋体" w:hint="eastAsia"/>
           <w:spacing w:val="-6"/>
           <w:sz w:val="24"/>
           <w:szCs w:val="24"/>
@@ -4336,10 +4315,10 @@
         <w:adjustRightInd/>
         <w:snapToGrid/>
         <w:spacing w:line="360" w:lineRule="auto"/>
-        <w:ind w:left="425" w:leftChars="0" w:right="0" w:hanging="425" w:firstLineChars="0"/>
+        <w:ind w:left="425" w:right="0" w:hanging="425" w:leftChars="0" w:firstLineChars="0"/>
         <w:textAlignment w:val="auto"/>
         <w:rPr>
-          <w:rFonts w:hint="eastAsia" w:ascii="宋体" w:hAnsi="宋体" w:eastAsia="宋体" w:cs="宋体"/>
+          <w:rFonts w:ascii="宋体" w:eastAsia="宋体" w:hAnsi="宋体" w:cs="宋体" w:hint="eastAsia"/>
           <w:spacing w:val="-6"/>
           <w:sz w:val="24"/>
           <w:szCs w:val="24"/>
@@ -4348,7 +4327,7 @@
       </w:pPr>
       <w:r>
         <w:rPr>
-          <w:rFonts w:hint="eastAsia" w:ascii="宋体" w:hAnsi="宋体" w:eastAsia="宋体" w:cs="宋体"/>
+          <w:rFonts w:ascii="宋体" w:eastAsia="宋体" w:hAnsi="宋体" w:cs="宋体" w:hint="eastAsia"/>
           <w:spacing w:val="-6"/>
           <w:sz w:val="24"/>
           <w:szCs w:val="24"/>
@@ -4358,7 +4337,7 @@
       </w:r>
       <w:r>
         <w:rPr>
-          <w:rFonts w:hint="eastAsia" w:ascii="宋体" w:hAnsi="宋体" w:eastAsia="宋体" w:cs="宋体"/>
+          <w:rFonts w:ascii="宋体" w:eastAsia="宋体" w:hAnsi="宋体" w:cs="宋体" w:hint="eastAsia"/>
           <w:spacing w:val="-6"/>
           <w:sz w:val="24"/>
           <w:szCs w:val="24"/>
@@ -4368,7 +4347,7 @@
       </w:r>
       <w:r>
         <w:rPr>
-          <w:rFonts w:hint="eastAsia" w:ascii="宋体" w:hAnsi="宋体" w:eastAsia="宋体" w:cs="宋体"/>
+          <w:rFonts w:ascii="宋体" w:eastAsia="宋体" w:hAnsi="宋体" w:cs="宋体" w:hint="eastAsia"/>
           <w:spacing w:val="-6"/>
           <w:sz w:val="24"/>
           <w:szCs w:val="24"/>
@@ -4397,10 +4376,10 @@
         <w:adjustRightInd/>
         <w:snapToGrid/>
         <w:spacing w:line="360" w:lineRule="auto"/>
-        <w:ind w:left="425" w:leftChars="0" w:right="0" w:hanging="425" w:firstLineChars="0"/>
+        <w:ind w:left="425" w:right="0" w:hanging="425" w:leftChars="0" w:firstLineChars="0"/>
         <w:textAlignment w:val="auto"/>
         <w:rPr>
-          <w:rFonts w:hint="eastAsia" w:ascii="宋体" w:hAnsi="宋体" w:eastAsia="宋体" w:cs="宋体"/>
+          <w:rFonts w:ascii="宋体" w:eastAsia="宋体" w:hAnsi="宋体" w:cs="宋体" w:hint="eastAsia"/>
           <w:spacing w:val="-6"/>
           <w:sz w:val="24"/>
           <w:szCs w:val="24"/>
@@ -4409,7 +4388,7 @@
       </w:pPr>
       <w:r>
         <w:rPr>
-          <w:rFonts w:hint="eastAsia" w:ascii="宋体" w:hAnsi="宋体" w:eastAsia="宋体" w:cs="宋体"/>
+          <w:rFonts w:ascii="宋体" w:eastAsia="宋体" w:hAnsi="宋体" w:cs="宋体" w:hint="eastAsia"/>
           <w:spacing w:val="-6"/>
           <w:sz w:val="24"/>
           <w:szCs w:val="24"/>
@@ -4438,10 +4417,10 @@
         <w:adjustRightInd/>
         <w:snapToGrid/>
         <w:spacing w:line="360" w:lineRule="auto"/>
-        <w:ind w:left="425" w:leftChars="0" w:right="0" w:hanging="425" w:firstLineChars="0"/>
+        <w:ind w:left="425" w:right="0" w:hanging="425" w:leftChars="0" w:firstLineChars="0"/>
         <w:textAlignment w:val="auto"/>
         <w:rPr>
-          <w:rFonts w:hint="eastAsia" w:ascii="宋体" w:hAnsi="宋体" w:eastAsia="宋体" w:cs="宋体"/>
+          <w:rFonts w:ascii="宋体" w:eastAsia="宋体" w:hAnsi="宋体" w:cs="宋体" w:hint="eastAsia"/>
           <w:spacing w:val="-6"/>
           <w:sz w:val="24"/>
           <w:szCs w:val="24"/>
@@ -4450,7 +4429,7 @@
       </w:pPr>
       <w:r>
         <w:rPr>
-          <w:rFonts w:hint="eastAsia" w:ascii="宋体" w:hAnsi="宋体" w:eastAsia="宋体" w:cs="宋体"/>
+          <w:rFonts w:ascii="宋体" w:eastAsia="宋体" w:hAnsi="宋体" w:cs="宋体" w:hint="eastAsia"/>
           <w:spacing w:val="-6"/>
           <w:sz w:val="24"/>
           <w:szCs w:val="24"/>
@@ -4479,10 +4458,10 @@
         <w:adjustRightInd/>
         <w:snapToGrid/>
         <w:spacing w:line="360" w:lineRule="auto"/>
-        <w:ind w:left="425" w:leftChars="0" w:right="0" w:hanging="425" w:firstLineChars="0"/>
+        <w:ind w:left="425" w:right="0" w:hanging="425" w:leftChars="0" w:firstLineChars="0"/>
         <w:textAlignment w:val="auto"/>
         <w:rPr>
-          <w:rFonts w:hint="eastAsia" w:ascii="宋体" w:hAnsi="宋体" w:eastAsia="宋体" w:cs="宋体"/>
+          <w:rFonts w:ascii="宋体" w:eastAsia="宋体" w:hAnsi="宋体" w:cs="宋体" w:hint="eastAsia"/>
           <w:spacing w:val="-6"/>
           <w:sz w:val="24"/>
           <w:szCs w:val="24"/>
@@ -4491,7 +4470,7 @@
       </w:pPr>
       <w:r>
         <w:rPr>
-          <w:rFonts w:hint="eastAsia" w:ascii="宋体" w:hAnsi="宋体" w:eastAsia="宋体" w:cs="宋体"/>
+          <w:rFonts w:ascii="宋体" w:eastAsia="宋体" w:hAnsi="宋体" w:cs="宋体" w:hint="eastAsia"/>
           <w:spacing w:val="-6"/>
           <w:sz w:val="24"/>
           <w:szCs w:val="24"/>
@@ -4502,7 +4481,7 @@
     </w:p>
     <w:p>
       <w:pPr>
-        <w:pStyle w:val="27"/>
+        <w:pStyle w:val="a"/>
         <w:bidi w:val="0"/>
         <w:rPr>
           <w:rFonts w:hint="eastAsia"/>
@@ -4521,7 +4500,7 @@
     </w:p>
     <w:p>
       <w:pPr>
-        <w:pStyle w:val="28"/>
+        <w:pStyle w:val="2"/>
         <w:keepNext w:val="0"/>
         <w:keepLines w:val="0"/>
         <w:pageBreakBefore w:val="0"/>
@@ -4533,7 +4512,7 @@
         <w:autoSpaceDN w:val="0"/>
         <w:bidi w:val="0"/>
       </w:pPr>
-      <w:bookmarkStart w:id="18" w:name="_Toc13815"/>
+      <w:bookmarkStart w:id="19" w:name="_Toc13815"/>
       <w:r>
         <w:t>运维服务</w:t>
       </w:r>
@@ -4544,7 +4523,7 @@
         </w:rPr>
         <w:t>质量总结、改进</w:t>
       </w:r>
-      <w:bookmarkEnd w:id="18"/>
+      <w:bookmarkEnd w:id="19"/>
     </w:p>
     <w:p>
       <w:pPr>
@@ -4562,10 +4541,10 @@
         <w:adjustRightInd/>
         <w:snapToGrid/>
         <w:spacing w:line="360" w:lineRule="auto"/>
-        <w:ind w:left="0" w:right="0" w:firstLine="456" w:firstLineChars="200"/>
+        <w:ind w:left="0" w:right="0" w:firstLine="420" w:firstLineChars="200"/>
         <w:textAlignment w:val="auto"/>
         <w:rPr>
-          <w:rFonts w:hint="default" w:ascii="宋体" w:hAnsi="宋体" w:eastAsia="宋体" w:cs="宋体"/>
+          <w:rFonts w:ascii="宋体" w:eastAsia="宋体" w:hAnsi="宋体" w:cs="宋体" w:hint="default"/>
           <w:spacing w:val="-6"/>
           <w:sz w:val="24"/>
           <w:szCs w:val="24"/>
@@ -4574,7 +4553,7 @@
       </w:pPr>
       <w:r>
         <w:rPr>
-          <w:rFonts w:hint="default" w:ascii="宋体" w:hAnsi="宋体" w:eastAsia="宋体" w:cs="宋体"/>
+          <w:rFonts w:ascii="宋体" w:eastAsia="宋体" w:hAnsi="宋体" w:cs="宋体" w:hint="default"/>
           <w:spacing w:val="-6"/>
           <w:sz w:val="24"/>
           <w:szCs w:val="24"/>
@@ -4584,7 +4563,7 @@
       </w:r>
       <w:r>
         <w:rPr>
-          <w:rFonts w:hint="eastAsia" w:ascii="宋体" w:hAnsi="宋体" w:eastAsia="宋体" w:cs="宋体"/>
+          <w:rFonts w:ascii="宋体" w:eastAsia="宋体" w:hAnsi="宋体" w:cs="宋体" w:hint="eastAsia"/>
           <w:spacing w:val="-6"/>
           <w:sz w:val="24"/>
           <w:szCs w:val="24"/>
@@ -4594,7 +4573,7 @@
       </w:r>
       <w:r>
         <w:rPr>
-          <w:rFonts w:hint="default" w:ascii="宋体" w:hAnsi="宋体" w:eastAsia="宋体" w:cs="宋体"/>
+          <w:rFonts w:ascii="宋体" w:eastAsia="宋体" w:hAnsi="宋体" w:cs="宋体" w:hint="default"/>
           <w:spacing w:val="-6"/>
           <w:sz w:val="24"/>
           <w:szCs w:val="24"/>
@@ -4604,7 +4583,7 @@
       </w:r>
       <w:r>
         <w:rPr>
-          <w:rFonts w:hint="eastAsia" w:ascii="宋体" w:hAnsi="宋体" w:eastAsia="宋体" w:cs="宋体"/>
+          <w:rFonts w:ascii="宋体" w:eastAsia="宋体" w:hAnsi="宋体" w:cs="宋体" w:hint="eastAsia"/>
           <w:spacing w:val="-6"/>
           <w:sz w:val="24"/>
           <w:szCs w:val="24"/>
@@ -4614,7 +4593,7 @@
       </w:r>
       <w:r>
         <w:rPr>
-          <w:rFonts w:hint="default" w:ascii="宋体" w:hAnsi="宋体" w:eastAsia="宋体" w:cs="宋体"/>
+          <w:rFonts w:ascii="宋体" w:eastAsia="宋体" w:hAnsi="宋体" w:cs="宋体" w:hint="default"/>
           <w:spacing w:val="-6"/>
           <w:sz w:val="24"/>
           <w:szCs w:val="24"/>
@@ -4624,7 +4603,7 @@
       </w:r>
       <w:r>
         <w:rPr>
-          <w:rFonts w:hint="eastAsia" w:ascii="宋体" w:hAnsi="宋体" w:eastAsia="宋体" w:cs="宋体"/>
+          <w:rFonts w:ascii="宋体" w:eastAsia="宋体" w:hAnsi="宋体" w:cs="宋体" w:hint="eastAsia"/>
           <w:spacing w:val="-6"/>
           <w:sz w:val="24"/>
           <w:szCs w:val="24"/>
@@ -4634,7 +4613,7 @@
       </w:r>
       <w:r>
         <w:rPr>
-          <w:rFonts w:hint="default" w:ascii="宋体" w:hAnsi="宋体" w:eastAsia="宋体" w:cs="宋体"/>
+          <w:rFonts w:ascii="宋体" w:eastAsia="宋体" w:hAnsi="宋体" w:cs="宋体" w:hint="default"/>
           <w:spacing w:val="-6"/>
           <w:sz w:val="24"/>
           <w:szCs w:val="24"/>
@@ -4644,55 +4623,30 @@
       </w:r>
     </w:p>
     <w:sectPr>
-      <w:footerReference r:id="rId5" w:type="default"/>
+      <w:footerReference w:type="default" r:id="rId4"/>
       <w:pgSz w:w="11906" w:h="16839"/>
       <w:pgMar w:top="1431" w:right="1759" w:bottom="1375" w:left="1785" w:header="0" w:footer="1211" w:gutter="0"/>
-      <w:cols w:space="720" w:num="1"/>
+      <w:cols w:num="1" w:space="720"/>
     </w:sectPr>
   </w:body>
 </w:document>
 </file>
 
-<file path=word/endnotes.xml><?xml version="1.0" encoding="utf-8"?>
-<w:endnotes xmlns:wpc="http://schemas.microsoft.com/office/word/2010/wordprocessingCanvas" xmlns:mc="http://schemas.openxmlformats.org/markup-compatibility/2006" xmlns:o="urn:schemas-microsoft-com:office:office" xmlns:r="http://schemas.openxmlformats.org/officeDocument/2006/relationships" xmlns:m="http://schemas.openxmlformats.org/officeDocument/2006/math" xmlns:v="urn:schemas-microsoft-com:vml" xmlns:wp14="http://schemas.microsoft.com/office/word/2010/wordprocessingDrawing" xmlns:wp="http://schemas.openxmlformats.org/drawingml/2006/wordprocessingDrawing" xmlns:w="http://schemas.openxmlformats.org/wordprocessingml/2006/main" xmlns:w14="http://schemas.microsoft.com/office/word/2010/wordml" xmlns:w15="http://schemas.microsoft.com/office/word/2012/wordml" xmlns:w10="urn:schemas-microsoft-com:office:word" xmlns:wpg="http://schemas.microsoft.com/office/word/2010/wordprocessingGroup" xmlns:wpi="http://schemas.microsoft.com/office/word/2010/wordprocessingInk" xmlns:wne="http://schemas.microsoft.com/office/word/2006/wordml" xmlns:wps="http://schemas.microsoft.com/office/word/2010/wordprocessingShape" xmlns:wpsCustomData="http://www.wps.cn/officeDocument/2013/wpsCustomData" mc:Ignorable="w14 w15 wp14">
-  <w:endnote w:type="separator" w:id="0">
-    <w:p>
-      <w:pPr>
-        <w:spacing w:line="240" w:lineRule="auto"/>
-      </w:pPr>
-      <w:r>
-        <w:separator/>
-      </w:r>
-    </w:p>
-  </w:endnote>
-  <w:endnote w:type="continuationSeparator" w:id="1">
-    <w:p>
-      <w:pPr>
-        <w:spacing w:line="240" w:lineRule="auto"/>
-      </w:pPr>
-      <w:r>
-        <w:continuationSeparator/>
-      </w:r>
-    </w:p>
-  </w:endnote>
-</w:endnotes>
-</file>
-
 <file path=word/footer1.xml><?xml version="1.0" encoding="utf-8"?>
-<w:ftr xmlns:wpc="http://schemas.microsoft.com/office/word/2010/wordprocessingCanvas" xmlns:mc="http://schemas.openxmlformats.org/markup-compatibility/2006" xmlns:o="urn:schemas-microsoft-com:office:office" xmlns:r="http://schemas.openxmlformats.org/officeDocument/2006/relationships" xmlns:m="http://schemas.openxmlformats.org/officeDocument/2006/math" xmlns:v="urn:schemas-microsoft-com:vml" xmlns:wp14="http://schemas.microsoft.com/office/word/2010/wordprocessingDrawing" xmlns:wp="http://schemas.openxmlformats.org/drawingml/2006/wordprocessingDrawing" xmlns:w10="urn:schemas-microsoft-com:office:word" xmlns:w="http://schemas.openxmlformats.org/wordprocessingml/2006/main" xmlns:w14="http://schemas.microsoft.com/office/word/2010/wordml" xmlns:w15="http://schemas.microsoft.com/office/word/2012/wordml" xmlns:wpg="http://schemas.microsoft.com/office/word/2010/wordprocessingGroup" xmlns:wpi="http://schemas.microsoft.com/office/word/2010/wordprocessingInk" xmlns:wne="http://schemas.microsoft.com/office/word/2006/wordml" xmlns:wps="http://schemas.microsoft.com/office/word/2010/wordprocessingShape" xmlns:wpsCustomData="http://www.wps.cn/officeDocument/2013/wpsCustomData" mc:Ignorable="w14 w15 wp14">
+<w:ftr xmlns:wpc="http://schemas.microsoft.com/office/word/2010/wordprocessingCanvas" xmlns:mc="http://schemas.openxmlformats.org/markup-compatibility/2006" xmlns:o="urn:schemas-microsoft-com:office:office" xmlns:r="http://schemas.openxmlformats.org/officeDocument/2006/relationships" xmlns:m="http://schemas.openxmlformats.org/officeDocument/2006/math" xmlns:v="urn:schemas-microsoft-com:vml" xmlns:wp14="http://schemas.microsoft.com/office/word/2010/wordprocessingDrawing" xmlns:wp="http://schemas.openxmlformats.org/drawingml/2006/wordprocessingDrawing" xmlns:w10="urn:schemas-microsoft-com:office:word" xmlns:w="http://schemas.openxmlformats.org/wordprocessingml/2006/main" xmlns:w14="http://schemas.microsoft.com/office/word/2010/wordml" xmlns:w15="http://schemas.microsoft.com/office/word/2012/wordml" xmlns:wne="http://schemas.microsoft.com/office/word/2006/wordml" xmlns:wpg="http://schemas.microsoft.com/office/word/2010/wordprocessingGroup" xmlns:wpi="http://schemas.microsoft.com/office/word/2010/wordprocessingInk" xmlns:wps="http://schemas.microsoft.com/office/word/2010/wordprocessingShape" mc:Ignorable="w14 w15 wp14">
   <w:p>
     <w:pPr>
       <w:spacing w:line="167" w:lineRule="auto"/>
       <w:ind w:left="4130"/>
       <w:rPr>
-        <w:rFonts w:ascii="Calibri" w:hAnsi="Calibri" w:eastAsia="Calibri" w:cs="Calibri"/>
+        <w:rFonts w:ascii="Calibri" w:eastAsia="Calibri" w:hAnsi="Calibri" w:cs="Calibri"/>
         <w:sz w:val="18"/>
         <w:szCs w:val="18"/>
       </w:rPr>
     </w:pPr>
     <w:r>
       <w:rPr>
-        <w:rFonts w:ascii="Calibri" w:hAnsi="Calibri" w:eastAsia="Calibri" w:cs="Calibri"/>
+        <w:rFonts w:ascii="Calibri" w:eastAsia="Calibri" w:hAnsi="Calibri" w:cs="Calibri"/>
         <w:sz w:val="18"/>
         <w:szCs w:val="18"/>
       </w:rPr>
@@ -4702,41 +4656,16 @@
 </w:ftr>
 </file>
 
-<file path=word/footnotes.xml><?xml version="1.0" encoding="utf-8"?>
-<w:footnotes xmlns:wpc="http://schemas.microsoft.com/office/word/2010/wordprocessingCanvas" xmlns:mc="http://schemas.openxmlformats.org/markup-compatibility/2006" xmlns:o="urn:schemas-microsoft-com:office:office" xmlns:r="http://schemas.openxmlformats.org/officeDocument/2006/relationships" xmlns:m="http://schemas.openxmlformats.org/officeDocument/2006/math" xmlns:v="urn:schemas-microsoft-com:vml" xmlns:wp14="http://schemas.microsoft.com/office/word/2010/wordprocessingDrawing" xmlns:wp="http://schemas.openxmlformats.org/drawingml/2006/wordprocessingDrawing" xmlns:w="http://schemas.openxmlformats.org/wordprocessingml/2006/main" xmlns:w14="http://schemas.microsoft.com/office/word/2010/wordml" xmlns:w15="http://schemas.microsoft.com/office/word/2012/wordml" xmlns:w10="urn:schemas-microsoft-com:office:word" xmlns:wpg="http://schemas.microsoft.com/office/word/2010/wordprocessingGroup" xmlns:wpi="http://schemas.microsoft.com/office/word/2010/wordprocessingInk" xmlns:wne="http://schemas.microsoft.com/office/word/2006/wordml" xmlns:wps="http://schemas.microsoft.com/office/word/2010/wordprocessingShape" xmlns:wpsCustomData="http://www.wps.cn/officeDocument/2013/wpsCustomData" mc:Ignorable="w14 w15 wp14">
-  <w:footnote w:type="separator" w:id="0">
-    <w:p>
-      <w:pPr>
-        <w:spacing w:line="360" w:lineRule="auto"/>
-      </w:pPr>
-      <w:r>
-        <w:separator/>
-      </w:r>
-    </w:p>
-  </w:footnote>
-  <w:footnote w:type="continuationSeparator" w:id="1">
-    <w:p>
-      <w:pPr>
-        <w:spacing w:line="360" w:lineRule="auto"/>
-      </w:pPr>
-      <w:r>
-        <w:continuationSeparator/>
-      </w:r>
-    </w:p>
-  </w:footnote>
-</w:footnotes>
-</file>
-
 <file path=word/numbering.xml><?xml version="1.0" encoding="utf-8"?>
-<w:numbering xmlns:wpc="http://schemas.microsoft.com/office/word/2010/wordprocessingCanvas" xmlns:mc="http://schemas.openxmlformats.org/markup-compatibility/2006" xmlns:o="urn:schemas-microsoft-com:office:office" xmlns:r="http://schemas.openxmlformats.org/officeDocument/2006/relationships" xmlns:m="http://schemas.openxmlformats.org/officeDocument/2006/math" xmlns:v="urn:schemas-microsoft-com:vml" xmlns:wp14="http://schemas.microsoft.com/office/word/2010/wordprocessingDrawing" xmlns:wp="http://schemas.openxmlformats.org/drawingml/2006/wordprocessingDrawing" xmlns:w10="urn:schemas-microsoft-com:office:word" xmlns:w="http://schemas.openxmlformats.org/wordprocessingml/2006/main" xmlns:w14="http://schemas.microsoft.com/office/word/2010/wordml" xmlns:wpg="http://schemas.microsoft.com/office/word/2010/wordprocessingGroup" xmlns:wpi="http://schemas.microsoft.com/office/word/2010/wordprocessingInk" xmlns:wne="http://schemas.microsoft.com/office/word/2006/wordml" xmlns:wps="http://schemas.microsoft.com/office/word/2010/wordprocessingShape" xmlns:wpsCustomData="http://www.wps.cn/officeDocument/2013/wpsCustomData" mc:Ignorable="w14 wp14">
+<w:numbering xmlns:wpc="http://schemas.microsoft.com/office/word/2010/wordprocessingCanvas" xmlns:mc="http://schemas.openxmlformats.org/markup-compatibility/2006" xmlns:o="urn:schemas-microsoft-com:office:office" xmlns:r="http://schemas.openxmlformats.org/officeDocument/2006/relationships" xmlns:m="http://schemas.openxmlformats.org/officeDocument/2006/math" xmlns:v="urn:schemas-microsoft-com:vml" xmlns:wp14="http://schemas.microsoft.com/office/word/2010/wordprocessingDrawing" xmlns:wp="http://schemas.openxmlformats.org/drawingml/2006/wordprocessingDrawing" xmlns:w10="urn:schemas-microsoft-com:office:word" xmlns:w="http://schemas.openxmlformats.org/wordprocessingml/2006/main" xmlns:w14="http://schemas.microsoft.com/office/word/2010/wordml" xmlns:w15="http://schemas.microsoft.com/office/word/2012/wordml" xmlns:wne="http://schemas.microsoft.com/office/word/2006/wordml" xmlns:wpg="http://schemas.microsoft.com/office/word/2010/wordprocessingGroup" xmlns:wpi="http://schemas.microsoft.com/office/word/2010/wordprocessingInk" xmlns:wps="http://schemas.microsoft.com/office/word/2010/wordprocessingShape" mc:Ignorable="w14 w15 wp14">
   <w:abstractNum w:abstractNumId="0">
     <w:nsid w:val="8E964DCE"/>
     <w:multiLevelType w:val="multilevel"/>
     <w:tmpl w:val="8E964DCE"/>
-    <w:lvl w:ilvl="0" w:tentative="0">
+    <w:lvl w:ilvl="0">
       <w:start w:val="1"/>
       <w:numFmt w:val="decimal"/>
-      <w:pStyle w:val="2"/>
+      <w:pStyle w:val="Heading1"/>
       <w:lvlText w:val="%1."/>
       <w:lvlJc w:val="left"/>
       <w:pPr>
@@ -4746,10 +4675,10 @@
         <w:rFonts w:hint="default"/>
       </w:rPr>
     </w:lvl>
-    <w:lvl w:ilvl="1" w:tentative="0">
+    <w:lvl w:ilvl="1">
       <w:start w:val="1"/>
       <w:numFmt w:val="decimal"/>
-      <w:pStyle w:val="3"/>
+      <w:pStyle w:val="Heading2"/>
       <w:lvlText w:val="%1.%2."/>
       <w:lvlJc w:val="left"/>
       <w:pPr>
@@ -4759,10 +4688,10 @@
         <w:rFonts w:hint="default"/>
       </w:rPr>
     </w:lvl>
-    <w:lvl w:ilvl="2" w:tentative="0">
+    <w:lvl w:ilvl="2">
       <w:start w:val="1"/>
       <w:numFmt w:val="decimal"/>
-      <w:pStyle w:val="4"/>
+      <w:pStyle w:val="Heading3"/>
       <w:lvlText w:val="%1.%2.%3."/>
       <w:lvlJc w:val="left"/>
       <w:pPr>
@@ -4772,10 +4701,10 @@
         <w:rFonts w:hint="default"/>
       </w:rPr>
     </w:lvl>
-    <w:lvl w:ilvl="3" w:tentative="0">
+    <w:lvl w:ilvl="3">
       <w:start w:val="1"/>
       <w:numFmt w:val="decimal"/>
-      <w:pStyle w:val="5"/>
+      <w:pStyle w:val="Heading4"/>
       <w:lvlText w:val="%1.%2.%3.%4."/>
       <w:lvlJc w:val="left"/>
       <w:pPr>
@@ -4785,10 +4714,10 @@
         <w:rFonts w:hint="default"/>
       </w:rPr>
     </w:lvl>
-    <w:lvl w:ilvl="4" w:tentative="0">
+    <w:lvl w:ilvl="4">
       <w:start w:val="1"/>
       <w:numFmt w:val="decimal"/>
-      <w:pStyle w:val="6"/>
+      <w:pStyle w:val="Heading5"/>
       <w:lvlText w:val="%1.%2.%3.%4.%5."/>
       <w:lvlJc w:val="left"/>
       <w:pPr>
@@ -4798,10 +4727,10 @@
         <w:rFonts w:hint="default"/>
       </w:rPr>
     </w:lvl>
-    <w:lvl w:ilvl="5" w:tentative="0">
+    <w:lvl w:ilvl="5">
       <w:start w:val="1"/>
       <w:numFmt w:val="decimal"/>
-      <w:pStyle w:val="7"/>
+      <w:pStyle w:val="Heading6"/>
       <w:lvlText w:val="%1.%2.%3.%4.%5.%6."/>
       <w:lvlJc w:val="left"/>
       <w:pPr>
@@ -4811,10 +4740,10 @@
         <w:rFonts w:hint="default"/>
       </w:rPr>
     </w:lvl>
-    <w:lvl w:ilvl="6" w:tentative="0">
+    <w:lvl w:ilvl="6">
       <w:start w:val="1"/>
       <w:numFmt w:val="decimal"/>
-      <w:pStyle w:val="8"/>
+      <w:pStyle w:val="Heading7"/>
       <w:lvlText w:val="%1.%2.%3.%4.%5.%6.%7."/>
       <w:lvlJc w:val="left"/>
       <w:pPr>
@@ -4824,10 +4753,10 @@
         <w:rFonts w:hint="default"/>
       </w:rPr>
     </w:lvl>
-    <w:lvl w:ilvl="7" w:tentative="0">
+    <w:lvl w:ilvl="7">
       <w:start w:val="1"/>
       <w:numFmt w:val="decimal"/>
-      <w:pStyle w:val="9"/>
+      <w:pStyle w:val="Heading8"/>
       <w:lvlText w:val="%1.%2.%3.%4.%5.%6.%7.%8."/>
       <w:lvlJc w:val="left"/>
       <w:pPr>
@@ -4837,10 +4766,10 @@
         <w:rFonts w:hint="default"/>
       </w:rPr>
     </w:lvl>
-    <w:lvl w:ilvl="8" w:tentative="0">
+    <w:lvl w:ilvl="8">
       <w:start w:val="1"/>
       <w:numFmt w:val="decimal"/>
-      <w:pStyle w:val="10"/>
+      <w:pStyle w:val="Heading9"/>
       <w:lvlText w:val="%1.%2.%3.%4.%5.%6.%7.%8.%9."/>
       <w:lvlJc w:val="left"/>
       <w:pPr>
@@ -4855,7 +4784,7 @@
     <w:nsid w:val="23FF348C"/>
     <w:multiLevelType w:val="singleLevel"/>
     <w:tmpl w:val="23FF348C"/>
-    <w:lvl w:ilvl="0" w:tentative="0">
+    <w:lvl w:ilvl="0">
       <w:start w:val="1"/>
       <w:numFmt w:val="decimal"/>
       <w:lvlText w:val="%1."/>
@@ -4872,7 +4801,7 @@
     <w:nsid w:val="31C756D5"/>
     <w:multiLevelType w:val="singleLevel"/>
     <w:tmpl w:val="31C756D5"/>
-    <w:lvl w:ilvl="0" w:tentative="0">
+    <w:lvl w:ilvl="0">
       <w:start w:val="1"/>
       <w:numFmt w:val="decimal"/>
       <w:lvlText w:val="%1."/>
@@ -4889,7 +4818,7 @@
     <w:nsid w:val="79EA4081"/>
     <w:multiLevelType w:val="singleLevel"/>
     <w:tmpl w:val="79EA4081"/>
-    <w:lvl w:ilvl="0" w:tentative="0">
+    <w:lvl w:ilvl="0">
       <w:start w:val="1"/>
       <w:numFmt w:val="decimal"/>
       <w:lvlText w:val="%1."/>
@@ -4906,7 +4835,7 @@
     <w:nsid w:val="7A1B0A07"/>
     <w:multiLevelType w:val="singleLevel"/>
     <w:tmpl w:val="7A1B0A07"/>
-    <w:lvl w:ilvl="0" w:tentative="0">
+    <w:lvl w:ilvl="0">
       <w:start w:val="1"/>
       <w:numFmt w:val="decimal"/>
       <w:lvlText w:val="%1."/>
@@ -4938,269 +4867,267 @@
 </file>
 
 <file path=word/styles.xml><?xml version="1.0" encoding="utf-8"?>
-<w:styles xmlns:mc="http://schemas.openxmlformats.org/markup-compatibility/2006" xmlns:o="urn:schemas-microsoft-com:office:office" xmlns:r="http://schemas.openxmlformats.org/officeDocument/2006/relationships" xmlns:m="http://schemas.openxmlformats.org/officeDocument/2006/math" xmlns:v="urn:schemas-microsoft-com:vml" xmlns:w="http://schemas.openxmlformats.org/wordprocessingml/2006/main" xmlns:w14="http://schemas.microsoft.com/office/word/2010/wordml" xmlns:w10="urn:schemas-microsoft-com:office:word" xmlns:sl="http://schemas.openxmlformats.org/schemaLibrary/2006/main" xmlns:wpsCustomData="http://www.wps.cn/officeDocument/2013/wpsCustomData" mc:Ignorable="w14">
+<w:styles xmlns:mc="http://schemas.openxmlformats.org/markup-compatibility/2006" xmlns:r="http://schemas.openxmlformats.org/officeDocument/2006/relationships" xmlns:w="http://schemas.openxmlformats.org/wordprocessingml/2006/main" xmlns:w14="http://schemas.microsoft.com/office/word/2010/wordml" xmlns:w15="http://schemas.microsoft.com/office/word/2012/wordml" mc:Ignorable="w14 w15">
   <w:docDefaults>
     <w:rPrDefault>
       <w:rPr>
-        <w:rFonts w:ascii="Times New Roman" w:hAnsi="Times New Roman" w:eastAsia="宋体" w:cs="Times New Roman"/>
+        <w:rFonts w:ascii="Times New Roman" w:eastAsia="宋体" w:hAnsi="Times New Roman" w:cs="Times New Roman"/>
       </w:rPr>
     </w:rPrDefault>
     <w:pPrDefault/>
   </w:docDefaults>
-  <w:latentStyles w:count="260" w:defQFormat="0" w:defUnhideWhenUsed="1" w:defSemiHidden="1" w:defUIPriority="99" w:defLockedState="0">
-    <w:lsdException w:qFormat="1" w:unhideWhenUsed="0" w:uiPriority="0" w:semiHidden="0" w:name="Normal"/>
-    <w:lsdException w:qFormat="1" w:unhideWhenUsed="0" w:uiPriority="0" w:semiHidden="0" w:name="heading 1"/>
-    <w:lsdException w:qFormat="1" w:uiPriority="0" w:semiHidden="0" w:name="heading 2"/>
-    <w:lsdException w:qFormat="1" w:uiPriority="0" w:name="heading 3"/>
-    <w:lsdException w:qFormat="1" w:uiPriority="0" w:semiHidden="0" w:name="heading 4"/>
-    <w:lsdException w:qFormat="1" w:uiPriority="0" w:name="heading 5"/>
-    <w:lsdException w:qFormat="1" w:uiPriority="0" w:name="heading 6"/>
-    <w:lsdException w:qFormat="1" w:uiPriority="0" w:name="heading 7"/>
-    <w:lsdException w:qFormat="1" w:uiPriority="0" w:name="heading 8"/>
-    <w:lsdException w:qFormat="1" w:uiPriority="0" w:name="heading 9"/>
-    <w:lsdException w:unhideWhenUsed="0" w:uiPriority="0" w:semiHidden="0" w:name="index 1"/>
-    <w:lsdException w:unhideWhenUsed="0" w:uiPriority="0" w:semiHidden="0" w:name="index 2"/>
-    <w:lsdException w:unhideWhenUsed="0" w:uiPriority="0" w:semiHidden="0" w:name="index 3"/>
-    <w:lsdException w:unhideWhenUsed="0" w:uiPriority="0" w:semiHidden="0" w:name="index 4"/>
-    <w:lsdException w:unhideWhenUsed="0" w:uiPriority="0" w:semiHidden="0" w:name="index 5"/>
-    <w:lsdException w:unhideWhenUsed="0" w:uiPriority="0" w:semiHidden="0" w:name="index 6"/>
-    <w:lsdException w:unhideWhenUsed="0" w:uiPriority="0" w:semiHidden="0" w:name="index 7"/>
-    <w:lsdException w:unhideWhenUsed="0" w:uiPriority="0" w:semiHidden="0" w:name="index 8"/>
-    <w:lsdException w:unhideWhenUsed="0" w:uiPriority="0" w:semiHidden="0" w:name="index 9"/>
-    <w:lsdException w:qFormat="1" w:unhideWhenUsed="0" w:uiPriority="0" w:semiHidden="0" w:name="toc 1"/>
-    <w:lsdException w:qFormat="1" w:unhideWhenUsed="0" w:uiPriority="0" w:semiHidden="0" w:name="toc 2"/>
-    <w:lsdException w:qFormat="1" w:unhideWhenUsed="0" w:uiPriority="0" w:semiHidden="0" w:name="toc 3"/>
-    <w:lsdException w:unhideWhenUsed="0" w:uiPriority="0" w:semiHidden="0" w:name="toc 4"/>
-    <w:lsdException w:unhideWhenUsed="0" w:uiPriority="0" w:semiHidden="0" w:name="toc 5"/>
-    <w:lsdException w:unhideWhenUsed="0" w:uiPriority="0" w:semiHidden="0" w:name="toc 6"/>
-    <w:lsdException w:unhideWhenUsed="0" w:uiPriority="0" w:semiHidden="0" w:name="toc 7"/>
-    <w:lsdException w:unhideWhenUsed="0" w:uiPriority="0" w:semiHidden="0" w:name="toc 8"/>
-    <w:lsdException w:unhideWhenUsed="0" w:uiPriority="0" w:semiHidden="0" w:name="toc 9"/>
-    <w:lsdException w:unhideWhenUsed="0" w:uiPriority="0" w:semiHidden="0" w:name="Normal Indent"/>
-    <w:lsdException w:unhideWhenUsed="0" w:uiPriority="0" w:semiHidden="0" w:name="footnote text"/>
-    <w:lsdException w:qFormat="1" w:unhideWhenUsed="0" w:uiPriority="0" w:semiHidden="0" w:name="annotation text"/>
-    <w:lsdException w:qFormat="1" w:unhideWhenUsed="0" w:uiPriority="0" w:semiHidden="0" w:name="header"/>
-    <w:lsdException w:qFormat="1" w:unhideWhenUsed="0" w:uiPriority="0" w:semiHidden="0" w:name="footer"/>
-    <w:lsdException w:unhideWhenUsed="0" w:uiPriority="0" w:semiHidden="0" w:name="index heading"/>
-    <w:lsdException w:qFormat="1" w:uiPriority="0" w:name="caption"/>
-    <w:lsdException w:unhideWhenUsed="0" w:uiPriority="0" w:semiHidden="0" w:name="table of figures"/>
-    <w:lsdException w:unhideWhenUsed="0" w:uiPriority="0" w:semiHidden="0" w:name="envelope address"/>
-    <w:lsdException w:unhideWhenUsed="0" w:uiPriority="0" w:semiHidden="0" w:name="envelope return"/>
-    <w:lsdException w:unhideWhenUsed="0" w:uiPriority="0" w:semiHidden="0" w:name="footnote reference"/>
-    <w:lsdException w:unhideWhenUsed="0" w:uiPriority="0" w:semiHidden="0" w:name="annotation reference"/>
-    <w:lsdException w:unhideWhenUsed="0" w:uiPriority="0" w:semiHidden="0" w:name="line number"/>
-    <w:lsdException w:unhideWhenUsed="0" w:uiPriority="0" w:semiHidden="0" w:name="page number"/>
-    <w:lsdException w:unhideWhenUsed="0" w:uiPriority="0" w:semiHidden="0" w:name="endnote reference"/>
-    <w:lsdException w:unhideWhenUsed="0" w:uiPriority="0" w:semiHidden="0" w:name="endnote text"/>
-    <w:lsdException w:unhideWhenUsed="0" w:uiPriority="0" w:semiHidden="0" w:name="table of authorities"/>
-    <w:lsdException w:unhideWhenUsed="0" w:uiPriority="0" w:semiHidden="0" w:name="macro"/>
-    <w:lsdException w:unhideWhenUsed="0" w:uiPriority="0" w:semiHidden="0" w:name="toa heading"/>
-    <w:lsdException w:unhideWhenUsed="0" w:uiPriority="0" w:semiHidden="0" w:name="List"/>
-    <w:lsdException w:unhideWhenUsed="0" w:uiPriority="0" w:semiHidden="0" w:name="List Bullet"/>
-    <w:lsdException w:unhideWhenUsed="0" w:uiPriority="0" w:semiHidden="0" w:name="List Number"/>
-    <w:lsdException w:unhideWhenUsed="0" w:uiPriority="0" w:semiHidden="0" w:name="List 2"/>
-    <w:lsdException w:unhideWhenUsed="0" w:uiPriority="0" w:semiHidden="0" w:name="List 3"/>
-    <w:lsdException w:unhideWhenUsed="0" w:uiPriority="0" w:semiHidden="0" w:name="List 4"/>
-    <w:lsdException w:unhideWhenUsed="0" w:uiPriority="0" w:semiHidden="0" w:name="List 5"/>
-    <w:lsdException w:unhideWhenUsed="0" w:uiPriority="0" w:semiHidden="0" w:name="List Bullet 2"/>
-    <w:lsdException w:unhideWhenUsed="0" w:uiPriority="0" w:semiHidden="0" w:name="List Bullet 3"/>
-    <w:lsdException w:unhideWhenUsed="0" w:uiPriority="0" w:semiHidden="0" w:name="List Bullet 4"/>
-    <w:lsdException w:unhideWhenUsed="0" w:uiPriority="0" w:semiHidden="0" w:name="List Bullet 5"/>
-    <w:lsdException w:unhideWhenUsed="0" w:uiPriority="0" w:semiHidden="0" w:name="List Number 2"/>
-    <w:lsdException w:unhideWhenUsed="0" w:uiPriority="0" w:semiHidden="0" w:name="List Number 3"/>
-    <w:lsdException w:unhideWhenUsed="0" w:uiPriority="0" w:semiHidden="0" w:name="List Number 4"/>
-    <w:lsdException w:unhideWhenUsed="0" w:uiPriority="0" w:semiHidden="0" w:name="List Number 5"/>
-    <w:lsdException w:qFormat="1" w:unhideWhenUsed="0" w:uiPriority="0" w:semiHidden="0" w:name="Title"/>
-    <w:lsdException w:unhideWhenUsed="0" w:uiPriority="0" w:semiHidden="0" w:name="Closing"/>
-    <w:lsdException w:unhideWhenUsed="0" w:uiPriority="0" w:semiHidden="0" w:name="Signature"/>
-    <w:lsdException w:qFormat="1" w:unhideWhenUsed="0" w:uiPriority="0" w:name="Default Paragraph Font"/>
-    <w:lsdException w:qFormat="1" w:unhideWhenUsed="0" w:uiPriority="0" w:name="Body Text"/>
-    <w:lsdException w:unhideWhenUsed="0" w:uiPriority="0" w:semiHidden="0" w:name="Body Text Indent"/>
-    <w:lsdException w:unhideWhenUsed="0" w:uiPriority="0" w:semiHidden="0" w:name="List Continue"/>
-    <w:lsdException w:unhideWhenUsed="0" w:uiPriority="0" w:semiHidden="0" w:name="List Continue 2"/>
-    <w:lsdException w:unhideWhenUsed="0" w:uiPriority="0" w:semiHidden="0" w:name="List Continue 3"/>
-    <w:lsdException w:unhideWhenUsed="0" w:uiPriority="0" w:semiHidden="0" w:name="List Continue 4"/>
-    <w:lsdException w:unhideWhenUsed="0" w:uiPriority="0" w:semiHidden="0" w:name="List Continue 5"/>
-    <w:lsdException w:unhideWhenUsed="0" w:uiPriority="0" w:semiHidden="0" w:name="Message Header"/>
-    <w:lsdException w:qFormat="1" w:unhideWhenUsed="0" w:uiPriority="0" w:semiHidden="0" w:name="Subtitle"/>
-    <w:lsdException w:unhideWhenUsed="0" w:uiPriority="0" w:semiHidden="0" w:name="Salutation"/>
-    <w:lsdException w:unhideWhenUsed="0" w:uiPriority="0" w:semiHidden="0" w:name="Date"/>
-    <w:lsdException w:unhideWhenUsed="0" w:uiPriority="0" w:semiHidden="0" w:name="Body Text First Indent"/>
-    <w:lsdException w:unhideWhenUsed="0" w:uiPriority="0" w:semiHidden="0" w:name="Body Text First Indent 2"/>
-    <w:lsdException w:uiPriority="99" w:name="Note Heading"/>
-    <w:lsdException w:unhideWhenUsed="0" w:uiPriority="0" w:semiHidden="0" w:name="Body Text 2"/>
-    <w:lsdException w:unhideWhenUsed="0" w:uiPriority="0" w:semiHidden="0" w:name="Body Text 3"/>
-    <w:lsdException w:unhideWhenUsed="0" w:uiPriority="0" w:semiHidden="0" w:name="Body Text Indent 2"/>
-    <w:lsdException w:unhideWhenUsed="0" w:uiPriority="0" w:semiHidden="0" w:name="Body Text Indent 3"/>
-    <w:lsdException w:unhideWhenUsed="0" w:uiPriority="0" w:semiHidden="0" w:name="Block Text"/>
-    <w:lsdException w:unhideWhenUsed="0" w:uiPriority="0" w:semiHidden="0" w:name="Hyperlink"/>
-    <w:lsdException w:unhideWhenUsed="0" w:uiPriority="0" w:semiHidden="0" w:name="FollowedHyperlink"/>
-    <w:lsdException w:qFormat="1" w:unhideWhenUsed="0" w:uiPriority="0" w:semiHidden="0" w:name="Strong"/>
-    <w:lsdException w:qFormat="1" w:unhideWhenUsed="0" w:uiPriority="0" w:semiHidden="0" w:name="Emphasis"/>
-    <w:lsdException w:unhideWhenUsed="0" w:uiPriority="0" w:semiHidden="0" w:name="Document Map"/>
-    <w:lsdException w:unhideWhenUsed="0" w:uiPriority="0" w:semiHidden="0" w:name="Plain Text"/>
-    <w:lsdException w:unhideWhenUsed="0" w:uiPriority="0" w:semiHidden="0" w:name="E-mail Signature"/>
-    <w:lsdException w:qFormat="1" w:unhideWhenUsed="0" w:uiPriority="0" w:semiHidden="0" w:name="Normal (Web)"/>
-    <w:lsdException w:unhideWhenUsed="0" w:uiPriority="0" w:semiHidden="0" w:name="HTML Acronym"/>
-    <w:lsdException w:unhideWhenUsed="0" w:uiPriority="0" w:semiHidden="0" w:name="HTML Address"/>
-    <w:lsdException w:unhideWhenUsed="0" w:uiPriority="0" w:semiHidden="0" w:name="HTML Cite"/>
-    <w:lsdException w:unhideWhenUsed="0" w:uiPriority="0" w:semiHidden="0" w:name="HTML Code"/>
-    <w:lsdException w:unhideWhenUsed="0" w:uiPriority="0" w:semiHidden="0" w:name="HTML Definition"/>
-    <w:lsdException w:unhideWhenUsed="0" w:uiPriority="0" w:semiHidden="0" w:name="HTML Keyboard"/>
-    <w:lsdException w:unhideWhenUsed="0" w:uiPriority="0" w:semiHidden="0" w:name="HTML Preformatted"/>
-    <w:lsdException w:unhideWhenUsed="0" w:uiPriority="0" w:semiHidden="0" w:name="HTML Sample"/>
-    <w:lsdException w:unhideWhenUsed="0" w:uiPriority="0" w:semiHidden="0" w:name="HTML Typewriter"/>
-    <w:lsdException w:unhideWhenUsed="0" w:uiPriority="0" w:semiHidden="0" w:name="HTML Variable"/>
-    <w:lsdException w:qFormat="1" w:unhideWhenUsed="0" w:uiPriority="0" w:name="Normal Table"/>
-    <w:lsdException w:unhideWhenUsed="0" w:uiPriority="0" w:semiHidden="0" w:name="annotation subject"/>
-    <w:lsdException w:unhideWhenUsed="0" w:uiPriority="0" w:semiHidden="0" w:name="Table Simple 1"/>
-    <w:lsdException w:unhideWhenUsed="0" w:uiPriority="0" w:semiHidden="0" w:name="Table Simple 2"/>
-    <w:lsdException w:unhideWhenUsed="0" w:uiPriority="0" w:semiHidden="0" w:name="Table Simple 3"/>
-    <w:lsdException w:unhideWhenUsed="0" w:uiPriority="0" w:semiHidden="0" w:name="Table Classic 1"/>
-    <w:lsdException w:unhideWhenUsed="0" w:uiPriority="0" w:semiHidden="0" w:name="Table Classic 2"/>
-    <w:lsdException w:unhideWhenUsed="0" w:uiPriority="0" w:semiHidden="0" w:name="Table Classic 3"/>
-    <w:lsdException w:unhideWhenUsed="0" w:uiPriority="0" w:semiHidden="0" w:name="Table Classic 4"/>
-    <w:lsdException w:unhideWhenUsed="0" w:uiPriority="0" w:semiHidden="0" w:name="Table Colorful 1"/>
-    <w:lsdException w:unhideWhenUsed="0" w:uiPriority="0" w:semiHidden="0" w:name="Table Colorful 2"/>
-    <w:lsdException w:unhideWhenUsed="0" w:uiPriority="0" w:semiHidden="0" w:name="Table Colorful 3"/>
-    <w:lsdException w:unhideWhenUsed="0" w:uiPriority="0" w:semiHidden="0" w:name="Table Columns 1"/>
-    <w:lsdException w:unhideWhenUsed="0" w:uiPriority="0" w:semiHidden="0" w:name="Table Columns 2"/>
-    <w:lsdException w:unhideWhenUsed="0" w:uiPriority="0" w:semiHidden="0" w:name="Table Columns 3"/>
-    <w:lsdException w:unhideWhenUsed="0" w:uiPriority="0" w:semiHidden="0" w:name="Table Columns 4"/>
-    <w:lsdException w:unhideWhenUsed="0" w:uiPriority="0" w:semiHidden="0" w:name="Table Columns 5"/>
-    <w:lsdException w:unhideWhenUsed="0" w:uiPriority="0" w:semiHidden="0" w:name="Table Grid 1"/>
-    <w:lsdException w:unhideWhenUsed="0" w:uiPriority="0" w:semiHidden="0" w:name="Table Grid 2"/>
-    <w:lsdException w:unhideWhenUsed="0" w:uiPriority="0" w:semiHidden="0" w:name="Table Grid 3"/>
-    <w:lsdException w:unhideWhenUsed="0" w:uiPriority="0" w:semiHidden="0" w:name="Table Grid 4"/>
-    <w:lsdException w:unhideWhenUsed="0" w:uiPriority="0" w:semiHidden="0" w:name="Table Grid 5"/>
-    <w:lsdException w:unhideWhenUsed="0" w:uiPriority="0" w:semiHidden="0" w:name="Table Grid 6"/>
-    <w:lsdException w:unhideWhenUsed="0" w:uiPriority="0" w:semiHidden="0" w:name="Table Grid 7"/>
-    <w:lsdException w:unhideWhenUsed="0" w:uiPriority="0" w:semiHidden="0" w:name="Table Grid 8"/>
-    <w:lsdException w:unhideWhenUsed="0" w:uiPriority="0" w:semiHidden="0" w:name="Table List 1"/>
-    <w:lsdException w:unhideWhenUsed="0" w:uiPriority="0" w:semiHidden="0" w:name="Table List 2"/>
-    <w:lsdException w:unhideWhenUsed="0" w:uiPriority="0" w:semiHidden="0" w:name="Table List 3"/>
-    <w:lsdException w:unhideWhenUsed="0" w:uiPriority="0" w:semiHidden="0" w:name="Table List 4"/>
-    <w:lsdException w:unhideWhenUsed="0" w:uiPriority="0" w:semiHidden="0" w:name="Table List 5"/>
-    <w:lsdException w:unhideWhenUsed="0" w:uiPriority="0" w:semiHidden="0" w:name="Table List 6"/>
-    <w:lsdException w:unhideWhenUsed="0" w:uiPriority="0" w:semiHidden="0" w:name="Table List 7"/>
-    <w:lsdException w:unhideWhenUsed="0" w:uiPriority="0" w:semiHidden="0" w:name="Table List 8"/>
-    <w:lsdException w:unhideWhenUsed="0" w:uiPriority="0" w:semiHidden="0" w:name="Table 3D effects 1"/>
-    <w:lsdException w:unhideWhenUsed="0" w:uiPriority="0" w:semiHidden="0" w:name="Table 3D effects 2"/>
-    <w:lsdException w:unhideWhenUsed="0" w:uiPriority="0" w:semiHidden="0" w:name="Table 3D effects 3"/>
-    <w:lsdException w:unhideWhenUsed="0" w:uiPriority="0" w:semiHidden="0" w:name="Table Contemporary"/>
-    <w:lsdException w:unhideWhenUsed="0" w:uiPriority="0" w:semiHidden="0" w:name="Table Elegant"/>
-    <w:lsdException w:unhideWhenUsed="0" w:uiPriority="0" w:semiHidden="0" w:name="Table Professional"/>
-    <w:lsdException w:unhideWhenUsed="0" w:uiPriority="0" w:semiHidden="0" w:name="Table Subtle 1"/>
-    <w:lsdException w:unhideWhenUsed="0" w:uiPriority="0" w:semiHidden="0" w:name="Table Subtle 2"/>
-    <w:lsdException w:unhideWhenUsed="0" w:uiPriority="0" w:semiHidden="0" w:name="Table Web 1"/>
-    <w:lsdException w:unhideWhenUsed="0" w:uiPriority="0" w:semiHidden="0" w:name="Table Web 2"/>
-    <w:lsdException w:unhideWhenUsed="0" w:uiPriority="0" w:semiHidden="0" w:name="Table Web 3"/>
-    <w:lsdException w:unhideWhenUsed="0" w:uiPriority="0" w:semiHidden="0" w:name="Balloon Text"/>
-    <w:lsdException w:qFormat="1" w:unhideWhenUsed="0" w:uiPriority="0" w:semiHidden="0" w:name="Table Grid"/>
-    <w:lsdException w:unhideWhenUsed="0" w:uiPriority="0" w:semiHidden="0" w:name="Table Theme"/>
-    <w:lsdException w:unhideWhenUsed="0" w:uiPriority="60" w:semiHidden="0" w:name="Light Shading"/>
-    <w:lsdException w:unhideWhenUsed="0" w:uiPriority="61" w:semiHidden="0" w:name="Light List"/>
-    <w:lsdException w:unhideWhenUsed="0" w:uiPriority="62" w:semiHidden="0" w:name="Light Grid"/>
-    <w:lsdException w:unhideWhenUsed="0" w:uiPriority="63" w:semiHidden="0" w:name="Medium Shading 1"/>
-    <w:lsdException w:unhideWhenUsed="0" w:uiPriority="64" w:semiHidden="0" w:name="Medium Shading 2"/>
-    <w:lsdException w:unhideWhenUsed="0" w:uiPriority="65" w:semiHidden="0" w:name="Medium List 1"/>
-    <w:lsdException w:unhideWhenUsed="0" w:uiPriority="66" w:semiHidden="0" w:name="Medium List 2"/>
-    <w:lsdException w:unhideWhenUsed="0" w:uiPriority="67" w:semiHidden="0" w:name="Medium Grid 1"/>
-    <w:lsdException w:unhideWhenUsed="0" w:uiPriority="68" w:semiHidden="0" w:name="Medium Grid 2"/>
-    <w:lsdException w:unhideWhenUsed="0" w:uiPriority="69" w:semiHidden="0" w:name="Medium Grid 3"/>
-    <w:lsdException w:unhideWhenUsed="0" w:uiPriority="70" w:semiHidden="0" w:name="Dark List"/>
-    <w:lsdException w:unhideWhenUsed="0" w:uiPriority="71" w:semiHidden="0" w:name="Colorful Shading"/>
-    <w:lsdException w:unhideWhenUsed="0" w:uiPriority="72" w:semiHidden="0" w:name="Colorful List"/>
-    <w:lsdException w:unhideWhenUsed="0" w:uiPriority="73" w:semiHidden="0" w:name="Colorful Grid"/>
-    <w:lsdException w:unhideWhenUsed="0" w:uiPriority="60" w:semiHidden="0" w:name="Light Shading Accent 1"/>
-    <w:lsdException w:unhideWhenUsed="0" w:uiPriority="61" w:semiHidden="0" w:name="Light List Accent 1"/>
-    <w:lsdException w:unhideWhenUsed="0" w:uiPriority="62" w:semiHidden="0" w:name="Light Grid Accent 1"/>
-    <w:lsdException w:unhideWhenUsed="0" w:uiPriority="63" w:semiHidden="0" w:name="Medium Shading 1 Accent 1"/>
-    <w:lsdException w:unhideWhenUsed="0" w:uiPriority="64" w:semiHidden="0" w:name="Medium Shading 2 Accent 1"/>
-    <w:lsdException w:unhideWhenUsed="0" w:uiPriority="65" w:semiHidden="0" w:name="Medium List 1 Accent 1"/>
-    <w:lsdException w:unhideWhenUsed="0" w:uiPriority="66" w:semiHidden="0" w:name="Medium List 2 Accent 1"/>
-    <w:lsdException w:unhideWhenUsed="0" w:uiPriority="67" w:semiHidden="0" w:name="Medium Grid 1 Accent 1"/>
-    <w:lsdException w:unhideWhenUsed="0" w:uiPriority="68" w:semiHidden="0" w:name="Medium Grid 2 Accent 1"/>
-    <w:lsdException w:unhideWhenUsed="0" w:uiPriority="69" w:semiHidden="0" w:name="Medium Grid 3 Accent 1"/>
-    <w:lsdException w:unhideWhenUsed="0" w:uiPriority="70" w:semiHidden="0" w:name="Dark List Accent 1"/>
-    <w:lsdException w:unhideWhenUsed="0" w:uiPriority="71" w:semiHidden="0" w:name="Colorful Shading Accent 1"/>
-    <w:lsdException w:unhideWhenUsed="0" w:uiPriority="72" w:semiHidden="0" w:name="Colorful List Accent 1"/>
-    <w:lsdException w:unhideWhenUsed="0" w:uiPriority="73" w:semiHidden="0" w:name="Colorful Grid Accent 1"/>
-    <w:lsdException w:unhideWhenUsed="0" w:uiPriority="60" w:semiHidden="0" w:name="Light Shading Accent 2"/>
-    <w:lsdException w:unhideWhenUsed="0" w:uiPriority="61" w:semiHidden="0" w:name="Light List Accent 2"/>
-    <w:lsdException w:unhideWhenUsed="0" w:uiPriority="62" w:semiHidden="0" w:name="Light Grid Accent 2"/>
-    <w:lsdException w:unhideWhenUsed="0" w:uiPriority="63" w:semiHidden="0" w:name="Medium Shading 1 Accent 2"/>
-    <w:lsdException w:unhideWhenUsed="0" w:uiPriority="64" w:semiHidden="0" w:name="Medium Shading 2 Accent 2"/>
-    <w:lsdException w:unhideWhenUsed="0" w:uiPriority="65" w:semiHidden="0" w:name="Medium List 1 Accent 2"/>
-    <w:lsdException w:unhideWhenUsed="0" w:uiPriority="66" w:semiHidden="0" w:name="Medium List 2 Accent 2"/>
-    <w:lsdException w:unhideWhenUsed="0" w:uiPriority="67" w:semiHidden="0" w:name="Medium Grid 1 Accent 2"/>
-    <w:lsdException w:unhideWhenUsed="0" w:uiPriority="68" w:semiHidden="0" w:name="Medium Grid 2 Accent 2"/>
-    <w:lsdException w:unhideWhenUsed="0" w:uiPriority="69" w:semiHidden="0" w:name="Medium Grid 3 Accent 2"/>
-    <w:lsdException w:unhideWhenUsed="0" w:uiPriority="70" w:semiHidden="0" w:name="Dark List Accent 2"/>
-    <w:lsdException w:unhideWhenUsed="0" w:uiPriority="71" w:semiHidden="0" w:name="Colorful Shading Accent 2"/>
-    <w:lsdException w:unhideWhenUsed="0" w:uiPriority="72" w:semiHidden="0" w:name="Colorful List Accent 2"/>
-    <w:lsdException w:unhideWhenUsed="0" w:uiPriority="73" w:semiHidden="0" w:name="Colorful Grid Accent 2"/>
-    <w:lsdException w:unhideWhenUsed="0" w:uiPriority="60" w:semiHidden="0" w:name="Light Shading Accent 3"/>
-    <w:lsdException w:unhideWhenUsed="0" w:uiPriority="61" w:semiHidden="0" w:name="Light List Accent 3"/>
-    <w:lsdException w:unhideWhenUsed="0" w:uiPriority="62" w:semiHidden="0" w:name="Light Grid Accent 3"/>
-    <w:lsdException w:unhideWhenUsed="0" w:uiPriority="63" w:semiHidden="0" w:name="Medium Shading 1 Accent 3"/>
-    <w:lsdException w:unhideWhenUsed="0" w:uiPriority="64" w:semiHidden="0" w:name="Medium Shading 2 Accent 3"/>
-    <w:lsdException w:unhideWhenUsed="0" w:uiPriority="65" w:semiHidden="0" w:name="Medium List 1 Accent 3"/>
-    <w:lsdException w:unhideWhenUsed="0" w:uiPriority="66" w:semiHidden="0" w:name="Medium List 2 Accent 3"/>
-    <w:lsdException w:unhideWhenUsed="0" w:uiPriority="67" w:semiHidden="0" w:name="Medium Grid 1 Accent 3"/>
-    <w:lsdException w:unhideWhenUsed="0" w:uiPriority="68" w:semiHidden="0" w:name="Medium Grid 2 Accent 3"/>
-    <w:lsdException w:unhideWhenUsed="0" w:uiPriority="69" w:semiHidden="0" w:name="Medium Grid 3 Accent 3"/>
-    <w:lsdException w:unhideWhenUsed="0" w:uiPriority="70" w:semiHidden="0" w:name="Dark List Accent 3"/>
-    <w:lsdException w:unhideWhenUsed="0" w:uiPriority="71" w:semiHidden="0" w:name="Colorful Shading Accent 3"/>
-    <w:lsdException w:unhideWhenUsed="0" w:uiPriority="72" w:semiHidden="0" w:name="Colorful List Accent 3"/>
-    <w:lsdException w:unhideWhenUsed="0" w:uiPriority="73" w:semiHidden="0" w:name="Colorful Grid Accent 3"/>
-    <w:lsdException w:unhideWhenUsed="0" w:uiPriority="60" w:semiHidden="0" w:name="Light Shading Accent 4"/>
-    <w:lsdException w:unhideWhenUsed="0" w:uiPriority="61" w:semiHidden="0" w:name="Light List Accent 4"/>
-    <w:lsdException w:unhideWhenUsed="0" w:uiPriority="62" w:semiHidden="0" w:name="Light Grid Accent 4"/>
-    <w:lsdException w:unhideWhenUsed="0" w:uiPriority="63" w:semiHidden="0" w:name="Medium Shading 1 Accent 4"/>
-    <w:lsdException w:unhideWhenUsed="0" w:uiPriority="64" w:semiHidden="0" w:name="Medium Shading 2 Accent 4"/>
-    <w:lsdException w:unhideWhenUsed="0" w:uiPriority="65" w:semiHidden="0" w:name="Medium List 1 Accent 4"/>
-    <w:lsdException w:unhideWhenUsed="0" w:uiPriority="66" w:semiHidden="0" w:name="Medium List 2 Accent 4"/>
-    <w:lsdException w:unhideWhenUsed="0" w:uiPriority="67" w:semiHidden="0" w:name="Medium Grid 1 Accent 4"/>
-    <w:lsdException w:unhideWhenUsed="0" w:uiPriority="68" w:semiHidden="0" w:name="Medium Grid 2 Accent 4"/>
-    <w:lsdException w:unhideWhenUsed="0" w:uiPriority="69" w:semiHidden="0" w:name="Medium Grid 3 Accent 4"/>
-    <w:lsdException w:unhideWhenUsed="0" w:uiPriority="70" w:semiHidden="0" w:name="Dark List Accent 4"/>
-    <w:lsdException w:unhideWhenUsed="0" w:uiPriority="71" w:semiHidden="0" w:name="Colorful Shading Accent 4"/>
-    <w:lsdException w:unhideWhenUsed="0" w:uiPriority="72" w:semiHidden="0" w:name="Colorful List Accent 4"/>
-    <w:lsdException w:unhideWhenUsed="0" w:uiPriority="73" w:semiHidden="0" w:name="Colorful Grid Accent 4"/>
-    <w:lsdException w:unhideWhenUsed="0" w:uiPriority="60" w:semiHidden="0" w:name="Light Shading Accent 5"/>
-    <w:lsdException w:unhideWhenUsed="0" w:uiPriority="61" w:semiHidden="0" w:name="Light List Accent 5"/>
-    <w:lsdException w:unhideWhenUsed="0" w:uiPriority="62" w:semiHidden="0" w:name="Light Grid Accent 5"/>
-    <w:lsdException w:unhideWhenUsed="0" w:uiPriority="63" w:semiHidden="0" w:name="Medium Shading 1 Accent 5"/>
-    <w:lsdException w:unhideWhenUsed="0" w:uiPriority="64" w:semiHidden="0" w:name="Medium Shading 2 Accent 5"/>
-    <w:lsdException w:unhideWhenUsed="0" w:uiPriority="65" w:semiHidden="0" w:name="Medium List 1 Accent 5"/>
-    <w:lsdException w:unhideWhenUsed="0" w:uiPriority="66" w:semiHidden="0" w:name="Medium List 2 Accent 5"/>
-    <w:lsdException w:unhideWhenUsed="0" w:uiPriority="67" w:semiHidden="0" w:name="Medium Grid 1 Accent 5"/>
-    <w:lsdException w:unhideWhenUsed="0" w:uiPriority="68" w:semiHidden="0" w:name="Medium Grid 2 Accent 5"/>
-    <w:lsdException w:unhideWhenUsed="0" w:uiPriority="69" w:semiHidden="0" w:name="Medium Grid 3 Accent 5"/>
-    <w:lsdException w:unhideWhenUsed="0" w:uiPriority="70" w:semiHidden="0" w:name="Dark List Accent 5"/>
-    <w:lsdException w:unhideWhenUsed="0" w:uiPriority="71" w:semiHidden="0" w:name="Colorful Shading Accent 5"/>
-    <w:lsdException w:unhideWhenUsed="0" w:uiPriority="72" w:semiHidden="0" w:name="Colorful List Accent 5"/>
-    <w:lsdException w:unhideWhenUsed="0" w:uiPriority="73" w:semiHidden="0" w:name="Colorful Grid Accent 5"/>
-    <w:lsdException w:unhideWhenUsed="0" w:uiPriority="60" w:semiHidden="0" w:name="Light Shading Accent 6"/>
-    <w:lsdException w:unhideWhenUsed="0" w:uiPriority="61" w:semiHidden="0" w:name="Light List Accent 6"/>
-    <w:lsdException w:unhideWhenUsed="0" w:uiPriority="62" w:semiHidden="0" w:name="Light Grid Accent 6"/>
-    <w:lsdException w:unhideWhenUsed="0" w:uiPriority="63" w:semiHidden="0" w:name="Medium Shading 1 Accent 6"/>
-    <w:lsdException w:unhideWhenUsed="0" w:uiPriority="64" w:semiHidden="0" w:name="Medium Shading 2 Accent 6"/>
-    <w:lsdException w:unhideWhenUsed="0" w:uiPriority="65" w:semiHidden="0" w:name="Medium List 1 Accent 6"/>
-    <w:lsdException w:unhideWhenUsed="0" w:uiPriority="66" w:semiHidden="0" w:name="Medium List 2 Accent 6"/>
-    <w:lsdException w:unhideWhenUsed="0" w:uiPriority="67" w:semiHidden="0" w:name="Medium Grid 1 Accent 6"/>
-    <w:lsdException w:unhideWhenUsed="0" w:uiPriority="68" w:semiHidden="0" w:name="Medium Grid 2 Accent 6"/>
-    <w:lsdException w:unhideWhenUsed="0" w:uiPriority="69" w:semiHidden="0" w:name="Medium Grid 3 Accent 6"/>
-    <w:lsdException w:unhideWhenUsed="0" w:uiPriority="70" w:semiHidden="0" w:name="Dark List Accent 6"/>
-    <w:lsdException w:unhideWhenUsed="0" w:uiPriority="71" w:semiHidden="0" w:name="Colorful Shading Accent 6"/>
-    <w:lsdException w:unhideWhenUsed="0" w:uiPriority="72" w:semiHidden="0" w:name="Colorful List Accent 6"/>
-    <w:lsdException w:unhideWhenUsed="0" w:uiPriority="73" w:semiHidden="0" w:name="Colorful Grid Accent 6"/>
+  <w:latentStyles w:defLockedState="0" w:defUIPriority="99" w:defSemiHidden="1" w:defUnhideWhenUsed="1" w:defQFormat="0" w:count="260">
+    <w:lsdException w:name="Normal" w:semiHidden="0" w:uiPriority="0" w:unhideWhenUsed="0" w:qFormat="1"/>
+    <w:lsdException w:name="heading 1" w:semiHidden="0" w:uiPriority="0" w:unhideWhenUsed="0" w:qFormat="1"/>
+    <w:lsdException w:name="heading 2" w:semiHidden="0" w:uiPriority="0" w:qFormat="1"/>
+    <w:lsdException w:name="heading 3" w:uiPriority="0" w:qFormat="1"/>
+    <w:lsdException w:name="heading 4" w:semiHidden="0" w:uiPriority="0" w:qFormat="1"/>
+    <w:lsdException w:name="heading 5" w:uiPriority="0" w:qFormat="1"/>
+    <w:lsdException w:name="heading 6" w:uiPriority="0" w:qFormat="1"/>
+    <w:lsdException w:name="heading 7" w:uiPriority="0" w:qFormat="1"/>
+    <w:lsdException w:name="heading 8" w:uiPriority="0" w:qFormat="1"/>
+    <w:lsdException w:name="heading 9" w:uiPriority="0" w:qFormat="1"/>
+    <w:lsdException w:name="index 1" w:semiHidden="0" w:uiPriority="0" w:unhideWhenUsed="0"/>
+    <w:lsdException w:name="index 2" w:semiHidden="0" w:uiPriority="0" w:unhideWhenUsed="0"/>
+    <w:lsdException w:name="index 3" w:semiHidden="0" w:uiPriority="0" w:unhideWhenUsed="0"/>
+    <w:lsdException w:name="index 4" w:semiHidden="0" w:uiPriority="0" w:unhideWhenUsed="0"/>
+    <w:lsdException w:name="index 5" w:semiHidden="0" w:uiPriority="0" w:unhideWhenUsed="0"/>
+    <w:lsdException w:name="index 6" w:semiHidden="0" w:uiPriority="0" w:unhideWhenUsed="0"/>
+    <w:lsdException w:name="index 7" w:semiHidden="0" w:uiPriority="0" w:unhideWhenUsed="0"/>
+    <w:lsdException w:name="index 8" w:semiHidden="0" w:uiPriority="0" w:unhideWhenUsed="0"/>
+    <w:lsdException w:name="index 9" w:semiHidden="0" w:uiPriority="0" w:unhideWhenUsed="0"/>
+    <w:lsdException w:name="toc 1" w:semiHidden="0" w:uiPriority="0" w:unhideWhenUsed="0" w:qFormat="1"/>
+    <w:lsdException w:name="toc 2" w:semiHidden="0" w:uiPriority="0" w:unhideWhenUsed="0" w:qFormat="1"/>
+    <w:lsdException w:name="toc 3" w:semiHidden="0" w:uiPriority="0" w:unhideWhenUsed="0" w:qFormat="1"/>
+    <w:lsdException w:name="toc 4" w:semiHidden="0" w:uiPriority="0" w:unhideWhenUsed="0"/>
+    <w:lsdException w:name="toc 5" w:semiHidden="0" w:uiPriority="0" w:unhideWhenUsed="0"/>
+    <w:lsdException w:name="toc 6" w:semiHidden="0" w:uiPriority="0" w:unhideWhenUsed="0"/>
+    <w:lsdException w:name="toc 7" w:semiHidden="0" w:uiPriority="0" w:unhideWhenUsed="0"/>
+    <w:lsdException w:name="toc 8" w:semiHidden="0" w:uiPriority="0" w:unhideWhenUsed="0"/>
+    <w:lsdException w:name="toc 9" w:semiHidden="0" w:uiPriority="0" w:unhideWhenUsed="0"/>
+    <w:lsdException w:name="Normal Indent" w:semiHidden="0" w:uiPriority="0" w:unhideWhenUsed="0"/>
+    <w:lsdException w:name="footnote text" w:semiHidden="0" w:uiPriority="0" w:unhideWhenUsed="0"/>
+    <w:lsdException w:name="annotation text" w:semiHidden="0" w:uiPriority="0" w:unhideWhenUsed="0" w:qFormat="1"/>
+    <w:lsdException w:name="header" w:semiHidden="0" w:uiPriority="0" w:unhideWhenUsed="0" w:qFormat="1"/>
+    <w:lsdException w:name="footer" w:semiHidden="0" w:uiPriority="0" w:unhideWhenUsed="0" w:qFormat="1"/>
+    <w:lsdException w:name="index heading" w:semiHidden="0" w:uiPriority="0" w:unhideWhenUsed="0"/>
+    <w:lsdException w:name="caption" w:uiPriority="0" w:qFormat="1"/>
+    <w:lsdException w:name="table of figures" w:semiHidden="0" w:uiPriority="0" w:unhideWhenUsed="0"/>
+    <w:lsdException w:name="envelope address" w:semiHidden="0" w:uiPriority="0" w:unhideWhenUsed="0"/>
+    <w:lsdException w:name="envelope return" w:semiHidden="0" w:uiPriority="0" w:unhideWhenUsed="0"/>
+    <w:lsdException w:name="footnote reference" w:semiHidden="0" w:uiPriority="0" w:unhideWhenUsed="0"/>
+    <w:lsdException w:name="annotation reference" w:semiHidden="0" w:uiPriority="0" w:unhideWhenUsed="0"/>
+    <w:lsdException w:name="line number" w:semiHidden="0" w:uiPriority="0" w:unhideWhenUsed="0"/>
+    <w:lsdException w:name="page number" w:semiHidden="0" w:uiPriority="0" w:unhideWhenUsed="0"/>
+    <w:lsdException w:name="endnote reference" w:semiHidden="0" w:uiPriority="0" w:unhideWhenUsed="0"/>
+    <w:lsdException w:name="endnote text" w:semiHidden="0" w:uiPriority="0" w:unhideWhenUsed="0"/>
+    <w:lsdException w:name="table of authorities" w:semiHidden="0" w:uiPriority="0" w:unhideWhenUsed="0"/>
+    <w:lsdException w:name="macro" w:semiHidden="0" w:uiPriority="0" w:unhideWhenUsed="0"/>
+    <w:lsdException w:name="toa heading" w:semiHidden="0" w:uiPriority="0" w:unhideWhenUsed="0"/>
+    <w:lsdException w:name="List" w:semiHidden="0" w:uiPriority="0" w:unhideWhenUsed="0"/>
+    <w:lsdException w:name="List Bullet" w:semiHidden="0" w:uiPriority="0" w:unhideWhenUsed="0"/>
+    <w:lsdException w:name="List Number" w:semiHidden="0" w:uiPriority="0" w:unhideWhenUsed="0"/>
+    <w:lsdException w:name="List 2" w:semiHidden="0" w:uiPriority="0" w:unhideWhenUsed="0"/>
+    <w:lsdException w:name="List 3" w:semiHidden="0" w:uiPriority="0" w:unhideWhenUsed="0"/>
+    <w:lsdException w:name="List 4" w:semiHidden="0" w:uiPriority="0" w:unhideWhenUsed="0"/>
+    <w:lsdException w:name="List 5" w:semiHidden="0" w:uiPriority="0" w:unhideWhenUsed="0"/>
+    <w:lsdException w:name="List Bullet 2" w:semiHidden="0" w:uiPriority="0" w:unhideWhenUsed="0"/>
+    <w:lsdException w:name="List Bullet 3" w:semiHidden="0" w:uiPriority="0" w:unhideWhenUsed="0"/>
+    <w:lsdException w:name="List Bullet 4" w:semiHidden="0" w:uiPriority="0" w:unhideWhenUsed="0"/>
+    <w:lsdException w:name="List Bullet 5" w:semiHidden="0" w:uiPriority="0" w:unhideWhenUsed="0"/>
+    <w:lsdException w:name="List Number 2" w:semiHidden="0" w:uiPriority="0" w:unhideWhenUsed="0"/>
+    <w:lsdException w:name="List Number 3" w:semiHidden="0" w:uiPriority="0" w:unhideWhenUsed="0"/>
+    <w:lsdException w:name="List Number 4" w:semiHidden="0" w:uiPriority="0" w:unhideWhenUsed="0"/>
+    <w:lsdException w:name="List Number 5" w:semiHidden="0" w:uiPriority="0" w:unhideWhenUsed="0"/>
+    <w:lsdException w:name="Title" w:semiHidden="0" w:uiPriority="0" w:unhideWhenUsed="0" w:qFormat="1"/>
+    <w:lsdException w:name="Closing" w:semiHidden="0" w:uiPriority="0" w:unhideWhenUsed="0"/>
+    <w:lsdException w:name="Signature" w:semiHidden="0" w:uiPriority="0" w:unhideWhenUsed="0"/>
+    <w:lsdException w:name="Default Paragraph Font" w:uiPriority="0" w:unhideWhenUsed="0" w:qFormat="1"/>
+    <w:lsdException w:name="Body Text" w:uiPriority="0" w:unhideWhenUsed="0" w:qFormat="1"/>
+    <w:lsdException w:name="Body Text Indent" w:semiHidden="0" w:uiPriority="0" w:unhideWhenUsed="0"/>
+    <w:lsdException w:name="List Continue" w:semiHidden="0" w:uiPriority="0" w:unhideWhenUsed="0"/>
+    <w:lsdException w:name="List Continue 2" w:semiHidden="0" w:uiPriority="0" w:unhideWhenUsed="0"/>
+    <w:lsdException w:name="List Continue 3" w:semiHidden="0" w:uiPriority="0" w:unhideWhenUsed="0"/>
+    <w:lsdException w:name="List Continue 4" w:semiHidden="0" w:uiPriority="0" w:unhideWhenUsed="0"/>
+    <w:lsdException w:name="List Continue 5" w:semiHidden="0" w:uiPriority="0" w:unhideWhenUsed="0"/>
+    <w:lsdException w:name="Message Header" w:semiHidden="0" w:uiPriority="0" w:unhideWhenUsed="0"/>
+    <w:lsdException w:name="Subtitle" w:semiHidden="0" w:uiPriority="0" w:unhideWhenUsed="0" w:qFormat="1"/>
+    <w:lsdException w:name="Salutation" w:semiHidden="0" w:uiPriority="0" w:unhideWhenUsed="0"/>
+    <w:lsdException w:name="Date" w:semiHidden="0" w:uiPriority="0" w:unhideWhenUsed="0"/>
+    <w:lsdException w:name="Body Text First Indent" w:semiHidden="0" w:uiPriority="0" w:unhideWhenUsed="0"/>
+    <w:lsdException w:name="Body Text First Indent 2" w:semiHidden="0" w:uiPriority="0" w:unhideWhenUsed="0"/>
+    <w:lsdException w:name="Body Text 2" w:semiHidden="0" w:uiPriority="0" w:unhideWhenUsed="0"/>
+    <w:lsdException w:name="Body Text 3" w:semiHidden="0" w:uiPriority="0" w:unhideWhenUsed="0"/>
+    <w:lsdException w:name="Body Text Indent 2" w:semiHidden="0" w:uiPriority="0" w:unhideWhenUsed="0"/>
+    <w:lsdException w:name="Body Text Indent 3" w:semiHidden="0" w:uiPriority="0" w:unhideWhenUsed="0"/>
+    <w:lsdException w:name="Block Text" w:semiHidden="0" w:uiPriority="0" w:unhideWhenUsed="0"/>
+    <w:lsdException w:name="Hyperlink" w:semiHidden="0" w:uiPriority="0" w:unhideWhenUsed="0"/>
+    <w:lsdException w:name="FollowedHyperlink" w:semiHidden="0" w:uiPriority="0" w:unhideWhenUsed="0"/>
+    <w:lsdException w:name="Strong" w:semiHidden="0" w:uiPriority="0" w:unhideWhenUsed="0" w:qFormat="1"/>
+    <w:lsdException w:name="Emphasis" w:semiHidden="0" w:uiPriority="0" w:unhideWhenUsed="0" w:qFormat="1"/>
+    <w:lsdException w:name="Document Map" w:semiHidden="0" w:uiPriority="0" w:unhideWhenUsed="0"/>
+    <w:lsdException w:name="Plain Text" w:semiHidden="0" w:uiPriority="0" w:unhideWhenUsed="0"/>
+    <w:lsdException w:name="E-mail Signature" w:semiHidden="0" w:uiPriority="0" w:unhideWhenUsed="0"/>
+    <w:lsdException w:name="Normal (Web)" w:semiHidden="0" w:uiPriority="0" w:unhideWhenUsed="0" w:qFormat="1"/>
+    <w:lsdException w:name="HTML Acronym" w:semiHidden="0" w:uiPriority="0" w:unhideWhenUsed="0"/>
+    <w:lsdException w:name="HTML Address" w:semiHidden="0" w:uiPriority="0" w:unhideWhenUsed="0"/>
+    <w:lsdException w:name="HTML Cite" w:semiHidden="0" w:uiPriority="0" w:unhideWhenUsed="0"/>
+    <w:lsdException w:name="HTML Code" w:semiHidden="0" w:uiPriority="0" w:unhideWhenUsed="0"/>
+    <w:lsdException w:name="HTML Definition" w:semiHidden="0" w:uiPriority="0" w:unhideWhenUsed="0"/>
+    <w:lsdException w:name="HTML Keyboard" w:semiHidden="0" w:uiPriority="0" w:unhideWhenUsed="0"/>
+    <w:lsdException w:name="HTML Preformatted" w:semiHidden="0" w:uiPriority="0" w:unhideWhenUsed="0"/>
+    <w:lsdException w:name="HTML Sample" w:semiHidden="0" w:uiPriority="0" w:unhideWhenUsed="0"/>
+    <w:lsdException w:name="HTML Typewriter" w:semiHidden="0" w:uiPriority="0" w:unhideWhenUsed="0"/>
+    <w:lsdException w:name="HTML Variable" w:semiHidden="0" w:uiPriority="0" w:unhideWhenUsed="0"/>
+    <w:lsdException w:name="Normal Table" w:uiPriority="0" w:unhideWhenUsed="0" w:qFormat="1"/>
+    <w:lsdException w:name="annotation subject" w:semiHidden="0" w:uiPriority="0" w:unhideWhenUsed="0"/>
+    <w:lsdException w:name="Table Simple 1" w:semiHidden="0" w:uiPriority="0" w:unhideWhenUsed="0"/>
+    <w:lsdException w:name="Table Simple 2" w:semiHidden="0" w:uiPriority="0" w:unhideWhenUsed="0"/>
+    <w:lsdException w:name="Table Simple 3" w:semiHidden="0" w:uiPriority="0" w:unhideWhenUsed="0"/>
+    <w:lsdException w:name="Table Classic 1" w:semiHidden="0" w:uiPriority="0" w:unhideWhenUsed="0"/>
+    <w:lsdException w:name="Table Classic 2" w:semiHidden="0" w:uiPriority="0" w:unhideWhenUsed="0"/>
+    <w:lsdException w:name="Table Classic 3" w:semiHidden="0" w:uiPriority="0" w:unhideWhenUsed="0"/>
+    <w:lsdException w:name="Table Classic 4" w:semiHidden="0" w:uiPriority="0" w:unhideWhenUsed="0"/>
+    <w:lsdException w:name="Table Colorful 1" w:semiHidden="0" w:uiPriority="0" w:unhideWhenUsed="0"/>
+    <w:lsdException w:name="Table Colorful 2" w:semiHidden="0" w:uiPriority="0" w:unhideWhenUsed="0"/>
+    <w:lsdException w:name="Table Colorful 3" w:semiHidden="0" w:uiPriority="0" w:unhideWhenUsed="0"/>
+    <w:lsdException w:name="Table Columns 1" w:semiHidden="0" w:uiPriority="0" w:unhideWhenUsed="0"/>
+    <w:lsdException w:name="Table Columns 2" w:semiHidden="0" w:uiPriority="0" w:unhideWhenUsed="0"/>
+    <w:lsdException w:name="Table Columns 3" w:semiHidden="0" w:uiPriority="0" w:unhideWhenUsed="0"/>
+    <w:lsdException w:name="Table Columns 4" w:semiHidden="0" w:uiPriority="0" w:unhideWhenUsed="0"/>
+    <w:lsdException w:name="Table Columns 5" w:semiHidden="0" w:uiPriority="0" w:unhideWhenUsed="0"/>
+    <w:lsdException w:name="Table Grid 1" w:semiHidden="0" w:uiPriority="0" w:unhideWhenUsed="0"/>
+    <w:lsdException w:name="Table Grid 2" w:semiHidden="0" w:uiPriority="0" w:unhideWhenUsed="0"/>
+    <w:lsdException w:name="Table Grid 3" w:semiHidden="0" w:uiPriority="0" w:unhideWhenUsed="0"/>
+    <w:lsdException w:name="Table Grid 4" w:semiHidden="0" w:uiPriority="0" w:unhideWhenUsed="0"/>
+    <w:lsdException w:name="Table Grid 5" w:semiHidden="0" w:uiPriority="0" w:unhideWhenUsed="0"/>
+    <w:lsdException w:name="Table Grid 6" w:semiHidden="0" w:uiPriority="0" w:unhideWhenUsed="0"/>
+    <w:lsdException w:name="Table Grid 7" w:semiHidden="0" w:uiPriority="0" w:unhideWhenUsed="0"/>
+    <w:lsdException w:name="Table Grid 8" w:semiHidden="0" w:uiPriority="0" w:unhideWhenUsed="0"/>
+    <w:lsdException w:name="Table List 1" w:semiHidden="0" w:uiPriority="0" w:unhideWhenUsed="0"/>
+    <w:lsdException w:name="Table List 2" w:semiHidden="0" w:uiPriority="0" w:unhideWhenUsed="0"/>
+    <w:lsdException w:name="Table List 3" w:semiHidden="0" w:uiPriority="0" w:unhideWhenUsed="0"/>
+    <w:lsdException w:name="Table List 4" w:semiHidden="0" w:uiPriority="0" w:unhideWhenUsed="0"/>
+    <w:lsdException w:name="Table List 5" w:semiHidden="0" w:uiPriority="0" w:unhideWhenUsed="0"/>
+    <w:lsdException w:name="Table List 6" w:semiHidden="0" w:uiPriority="0" w:unhideWhenUsed="0"/>
+    <w:lsdException w:name="Table List 7" w:semiHidden="0" w:uiPriority="0" w:unhideWhenUsed="0"/>
+    <w:lsdException w:name="Table List 8" w:semiHidden="0" w:uiPriority="0" w:unhideWhenUsed="0"/>
+    <w:lsdException w:name="Table 3D effects 1" w:semiHidden="0" w:uiPriority="0" w:unhideWhenUsed="0"/>
+    <w:lsdException w:name="Table 3D effects 2" w:semiHidden="0" w:uiPriority="0" w:unhideWhenUsed="0"/>
+    <w:lsdException w:name="Table 3D effects 3" w:semiHidden="0" w:uiPriority="0" w:unhideWhenUsed="0"/>
+    <w:lsdException w:name="Table Contemporary" w:semiHidden="0" w:uiPriority="0" w:unhideWhenUsed="0"/>
+    <w:lsdException w:name="Table Elegant" w:semiHidden="0" w:uiPriority="0" w:unhideWhenUsed="0"/>
+    <w:lsdException w:name="Table Professional" w:semiHidden="0" w:uiPriority="0" w:unhideWhenUsed="0"/>
+    <w:lsdException w:name="Table Subtle 1" w:semiHidden="0" w:uiPriority="0" w:unhideWhenUsed="0"/>
+    <w:lsdException w:name="Table Subtle 2" w:semiHidden="0" w:uiPriority="0" w:unhideWhenUsed="0"/>
+    <w:lsdException w:name="Table Web 1" w:semiHidden="0" w:uiPriority="0" w:unhideWhenUsed="0"/>
+    <w:lsdException w:name="Table Web 2" w:semiHidden="0" w:uiPriority="0" w:unhideWhenUsed="0"/>
+    <w:lsdException w:name="Table Web 3" w:semiHidden="0" w:uiPriority="0" w:unhideWhenUsed="0"/>
+    <w:lsdException w:name="Balloon Text" w:semiHidden="0" w:uiPriority="0" w:unhideWhenUsed="0"/>
+    <w:lsdException w:name="Table Grid" w:semiHidden="0" w:uiPriority="0" w:unhideWhenUsed="0" w:qFormat="1"/>
+    <w:lsdException w:name="Table Theme" w:semiHidden="0" w:uiPriority="0" w:unhideWhenUsed="0"/>
+    <w:lsdException w:name="Light Shading" w:semiHidden="0" w:uiPriority="60" w:unhideWhenUsed="0"/>
+    <w:lsdException w:name="Light List" w:semiHidden="0" w:uiPriority="61" w:unhideWhenUsed="0"/>
+    <w:lsdException w:name="Light Grid" w:semiHidden="0" w:uiPriority="62" w:unhideWhenUsed="0"/>
+    <w:lsdException w:name="Medium Shading 1" w:semiHidden="0" w:uiPriority="63" w:unhideWhenUsed="0"/>
+    <w:lsdException w:name="Medium Shading 2" w:semiHidden="0" w:uiPriority="64" w:unhideWhenUsed="0"/>
+    <w:lsdException w:name="Medium List 1" w:semiHidden="0" w:uiPriority="65" w:unhideWhenUsed="0"/>
+    <w:lsdException w:name="Medium List 2" w:semiHidden="0" w:uiPriority="66" w:unhideWhenUsed="0"/>
+    <w:lsdException w:name="Medium Grid 1" w:semiHidden="0" w:uiPriority="67" w:unhideWhenUsed="0"/>
+    <w:lsdException w:name="Medium Grid 2" w:semiHidden="0" w:uiPriority="68" w:unhideWhenUsed="0"/>
+    <w:lsdException w:name="Medium Grid 3" w:semiHidden="0" w:uiPriority="69" w:unhideWhenUsed="0"/>
+    <w:lsdException w:name="Dark List" w:semiHidden="0" w:uiPriority="70" w:unhideWhenUsed="0"/>
+    <w:lsdException w:name="Colorful Shading" w:semiHidden="0" w:uiPriority="71" w:unhideWhenUsed="0"/>
+    <w:lsdException w:name="Colorful List" w:semiHidden="0" w:uiPriority="72" w:unhideWhenUsed="0"/>
+    <w:lsdException w:name="Colorful Grid" w:semiHidden="0" w:uiPriority="73" w:unhideWhenUsed="0"/>
+    <w:lsdException w:name="Light Shading Accent 1" w:semiHidden="0" w:uiPriority="60" w:unhideWhenUsed="0"/>
+    <w:lsdException w:name="Light List Accent 1" w:semiHidden="0" w:uiPriority="61" w:unhideWhenUsed="0"/>
+    <w:lsdException w:name="Light Grid Accent 1" w:semiHidden="0" w:uiPriority="62" w:unhideWhenUsed="0"/>
+    <w:lsdException w:name="Medium Shading 1 Accent 1" w:semiHidden="0" w:uiPriority="63" w:unhideWhenUsed="0"/>
+    <w:lsdException w:name="Medium Shading 2 Accent 1" w:semiHidden="0" w:uiPriority="64" w:unhideWhenUsed="0"/>
+    <w:lsdException w:name="Medium List 1 Accent 1" w:semiHidden="0" w:uiPriority="65" w:unhideWhenUsed="0"/>
+    <w:lsdException w:name="Medium List 2 Accent 1" w:semiHidden="0" w:uiPriority="66" w:unhideWhenUsed="0"/>
+    <w:lsdException w:name="Medium Grid 1 Accent 1" w:semiHidden="0" w:uiPriority="67" w:unhideWhenUsed="0"/>
+    <w:lsdException w:name="Medium Grid 2 Accent 1" w:semiHidden="0" w:uiPriority="68" w:unhideWhenUsed="0"/>
+    <w:lsdException w:name="Medium Grid 3 Accent 1" w:semiHidden="0" w:uiPriority="69" w:unhideWhenUsed="0"/>
+    <w:lsdException w:name="Dark List Accent 1" w:semiHidden="0" w:uiPriority="70" w:unhideWhenUsed="0"/>
+    <w:lsdException w:name="Colorful Shading Accent 1" w:semiHidden="0" w:uiPriority="71" w:unhideWhenUsed="0"/>
+    <w:lsdException w:name="Colorful List Accent 1" w:semiHidden="0" w:uiPriority="72" w:unhideWhenUsed="0"/>
+    <w:lsdException w:name="Colorful Grid Accent 1" w:semiHidden="0" w:uiPriority="73" w:unhideWhenUsed="0"/>
+    <w:lsdException w:name="Light Shading Accent 2" w:semiHidden="0" w:uiPriority="60" w:unhideWhenUsed="0"/>
+    <w:lsdException w:name="Light List Accent 2" w:semiHidden="0" w:uiPriority="61" w:unhideWhenUsed="0"/>
+    <w:lsdException w:name="Light Grid Accent 2" w:semiHidden="0" w:uiPriority="62" w:unhideWhenUsed="0"/>
+    <w:lsdException w:name="Medium Shading 1 Accent 2" w:semiHidden="0" w:uiPriority="63" w:unhideWhenUsed="0"/>
+    <w:lsdException w:name="Medium Shading 2 Accent 2" w:semiHidden="0" w:uiPriority="64" w:unhideWhenUsed="0"/>
+    <w:lsdException w:name="Medium List 1 Accent 2" w:semiHidden="0" w:uiPriority="65" w:unhideWhenUsed="0"/>
+    <w:lsdException w:name="Medium List 2 Accent 2" w:semiHidden="0" w:uiPriority="66" w:unhideWhenUsed="0"/>
+    <w:lsdException w:name="Medium Grid 1 Accent 2" w:semiHidden="0" w:uiPriority="67" w:unhideWhenUsed="0"/>
+    <w:lsdException w:name="Medium Grid 2 Accent 2" w:semiHidden="0" w:uiPriority="68" w:unhideWhenUsed="0"/>
+    <w:lsdException w:name="Medium Grid 3 Accent 2" w:semiHidden="0" w:uiPriority="69" w:unhideWhenUsed="0"/>
+    <w:lsdException w:name="Dark List Accent 2" w:semiHidden="0" w:uiPriority="70" w:unhideWhenUsed="0"/>
+    <w:lsdException w:name="Colorful Shading Accent 2" w:semiHidden="0" w:uiPriority="71" w:unhideWhenUsed="0"/>
+    <w:lsdException w:name="Colorful List Accent 2" w:semiHidden="0" w:uiPriority="72" w:unhideWhenUsed="0"/>
+    <w:lsdException w:name="Colorful Grid Accent 2" w:semiHidden="0" w:uiPriority="73" w:unhideWhenUsed="0"/>
+    <w:lsdException w:name="Light Shading Accent 3" w:semiHidden="0" w:uiPriority="60" w:unhideWhenUsed="0"/>
+    <w:lsdException w:name="Light List Accent 3" w:semiHidden="0" w:uiPriority="61" w:unhideWhenUsed="0"/>
+    <w:lsdException w:name="Light Grid Accent 3" w:semiHidden="0" w:uiPriority="62" w:unhideWhenUsed="0"/>
+    <w:lsdException w:name="Medium Shading 1 Accent 3" w:semiHidden="0" w:uiPriority="63" w:unhideWhenUsed="0"/>
+    <w:lsdException w:name="Medium Shading 2 Accent 3" w:semiHidden="0" w:uiPriority="64" w:unhideWhenUsed="0"/>
+    <w:lsdException w:name="Medium List 1 Accent 3" w:semiHidden="0" w:uiPriority="65" w:unhideWhenUsed="0"/>
+    <w:lsdException w:name="Medium List 2 Accent 3" w:semiHidden="0" w:uiPriority="66" w:unhideWhenUsed="0"/>
+    <w:lsdException w:name="Medium Grid 1 Accent 3" w:semiHidden="0" w:uiPriority="67" w:unhideWhenUsed="0"/>
+    <w:lsdException w:name="Medium Grid 2 Accent 3" w:semiHidden="0" w:uiPriority="68" w:unhideWhenUsed="0"/>
+    <w:lsdException w:name="Medium Grid 3 Accent 3" w:semiHidden="0" w:uiPriority="69" w:unhideWhenUsed="0"/>
+    <w:lsdException w:name="Dark List Accent 3" w:semiHidden="0" w:uiPriority="70" w:unhideWhenUsed="0"/>
+    <w:lsdException w:name="Colorful Shading Accent 3" w:semiHidden="0" w:uiPriority="71" w:unhideWhenUsed="0"/>
+    <w:lsdException w:name="Colorful List Accent 3" w:semiHidden="0" w:uiPriority="72" w:unhideWhenUsed="0"/>
+    <w:lsdException w:name="Colorful Grid Accent 3" w:semiHidden="0" w:uiPriority="73" w:unhideWhenUsed="0"/>
+    <w:lsdException w:name="Light Shading Accent 4" w:semiHidden="0" w:uiPriority="60" w:unhideWhenUsed="0"/>
+    <w:lsdException w:name="Light List Accent 4" w:semiHidden="0" w:uiPriority="61" w:unhideWhenUsed="0"/>
+    <w:lsdException w:name="Light Grid Accent 4" w:semiHidden="0" w:uiPriority="62" w:unhideWhenUsed="0"/>
+    <w:lsdException w:name="Medium Shading 1 Accent 4" w:semiHidden="0" w:uiPriority="63" w:unhideWhenUsed="0"/>
+    <w:lsdException w:name="Medium Shading 2 Accent 4" w:semiHidden="0" w:uiPriority="64" w:unhideWhenUsed="0"/>
+    <w:lsdException w:name="Medium List 1 Accent 4" w:semiHidden="0" w:uiPriority="65" w:unhideWhenUsed="0"/>
+    <w:lsdException w:name="Medium List 2 Accent 4" w:semiHidden="0" w:uiPriority="66" w:unhideWhenUsed="0"/>
+    <w:lsdException w:name="Medium Grid 1 Accent 4" w:semiHidden="0" w:uiPriority="67" w:unhideWhenUsed="0"/>
+    <w:lsdException w:name="Medium Grid 2 Accent 4" w:semiHidden="0" w:uiPriority="68" w:unhideWhenUsed="0"/>
+    <w:lsdException w:name="Medium Grid 3 Accent 4" w:semiHidden="0" w:uiPriority="69" w:unhideWhenUsed="0"/>
+    <w:lsdException w:name="Dark List Accent 4" w:semiHidden="0" w:uiPriority="70" w:unhideWhenUsed="0"/>
+    <w:lsdException w:name="Colorful Shading Accent 4" w:semiHidden="0" w:uiPriority="71" w:unhideWhenUsed="0"/>
+    <w:lsdException w:name="Colorful List Accent 4" w:semiHidden="0" w:uiPriority="72" w:unhideWhenUsed="0"/>
+    <w:lsdException w:name="Colorful Grid Accent 4" w:semiHidden="0" w:uiPriority="73" w:unhideWhenUsed="0"/>
+    <w:lsdException w:name="Light Shading Accent 5" w:semiHidden="0" w:uiPriority="60" w:unhideWhenUsed="0"/>
+    <w:lsdException w:name="Light List Accent 5" w:semiHidden="0" w:uiPriority="61" w:unhideWhenUsed="0"/>
+    <w:lsdException w:name="Light Grid Accent 5" w:semiHidden="0" w:uiPriority="62" w:unhideWhenUsed="0"/>
+    <w:lsdException w:name="Medium Shading 1 Accent 5" w:semiHidden="0" w:uiPriority="63" w:unhideWhenUsed="0"/>
+    <w:lsdException w:name="Medium Shading 2 Accent 5" w:semiHidden="0" w:uiPriority="64" w:unhideWhenUsed="0"/>
+    <w:lsdException w:name="Medium List 1 Accent 5" w:semiHidden="0" w:uiPriority="65" w:unhideWhenUsed="0"/>
+    <w:lsdException w:name="Medium List 2 Accent 5" w:semiHidden="0" w:uiPriority="66" w:unhideWhenUsed="0"/>
+    <w:lsdException w:name="Medium Grid 1 Accent 5" w:semiHidden="0" w:uiPriority="67" w:unhideWhenUsed="0"/>
+    <w:lsdException w:name="Medium Grid 2 Accent 5" w:semiHidden="0" w:uiPriority="68" w:unhideWhenUsed="0"/>
+    <w:lsdException w:name="Medium Grid 3 Accent 5" w:semiHidden="0" w:uiPriority="69" w:unhideWhenUsed="0"/>
+    <w:lsdException w:name="Dark List Accent 5" w:semiHidden="0" w:uiPriority="70" w:unhideWhenUsed="0"/>
+    <w:lsdException w:name="Colorful Shading Accent 5" w:semiHidden="0" w:uiPriority="71" w:unhideWhenUsed="0"/>
+    <w:lsdException w:name="Colorful List Accent 5" w:semiHidden="0" w:uiPriority="72" w:unhideWhenUsed="0"/>
+    <w:lsdException w:name="Colorful Grid Accent 5" w:semiHidden="0" w:uiPriority="73" w:unhideWhenUsed="0"/>
+    <w:lsdException w:name="Light Shading Accent 6" w:semiHidden="0" w:uiPriority="60" w:unhideWhenUsed="0"/>
+    <w:lsdException w:name="Light List Accent 6" w:semiHidden="0" w:uiPriority="61" w:unhideWhenUsed="0"/>
+    <w:lsdException w:name="Light Grid Accent 6" w:semiHidden="0" w:uiPriority="62" w:unhideWhenUsed="0"/>
+    <w:lsdException w:name="Medium Shading 1 Accent 6" w:semiHidden="0" w:uiPriority="63" w:unhideWhenUsed="0"/>
+    <w:lsdException w:name="Medium Shading 2 Accent 6" w:semiHidden="0" w:uiPriority="64" w:unhideWhenUsed="0"/>
+    <w:lsdException w:name="Medium List 1 Accent 6" w:semiHidden="0" w:uiPriority="65" w:unhideWhenUsed="0"/>
+    <w:lsdException w:name="Medium List 2 Accent 6" w:semiHidden="0" w:uiPriority="66" w:unhideWhenUsed="0"/>
+    <w:lsdException w:name="Medium Grid 1 Accent 6" w:semiHidden="0" w:uiPriority="67" w:unhideWhenUsed="0"/>
+    <w:lsdException w:name="Medium Grid 2 Accent 6" w:semiHidden="0" w:uiPriority="68" w:unhideWhenUsed="0"/>
+    <w:lsdException w:name="Medium Grid 3 Accent 6" w:semiHidden="0" w:uiPriority="69" w:unhideWhenUsed="0"/>
+    <w:lsdException w:name="Dark List Accent 6" w:semiHidden="0" w:uiPriority="70" w:unhideWhenUsed="0"/>
+    <w:lsdException w:name="Colorful Shading Accent 6" w:semiHidden="0" w:uiPriority="71" w:unhideWhenUsed="0"/>
+    <w:lsdException w:name="Colorful List Accent 6" w:semiHidden="0" w:uiPriority="72" w:unhideWhenUsed="0"/>
+    <w:lsdException w:name="Colorful Grid Accent 6" w:semiHidden="0" w:uiPriority="73" w:unhideWhenUsed="0"/>
   </w:latentStyles>
-  <w:style w:type="paragraph" w:default="1" w:styleId="1">
+  <w:style w:type="paragraph" w:default="1" w:styleId="Normal">
     <w:name w:val="Normal"/>
     <w:qFormat/>
-    <w:uiPriority w:val="0"/>
     <w:pPr>
       <w:kinsoku w:val="0"/>
       <w:autoSpaceDE w:val="0"/>
@@ -5212,7 +5139,7 @@
       <w:textAlignment w:val="baseline"/>
     </w:pPr>
     <w:rPr>
-      <w:rFonts w:ascii="Arial" w:hAnsi="Arial" w:eastAsia="宋体" w:cs="Arial"/>
+      <w:rFonts w:ascii="Arial" w:eastAsia="宋体" w:hAnsi="Arial" w:cs="Arial"/>
       <w:snapToGrid w:val="0"/>
       <w:color w:val="000000"/>
       <w:kern w:val="0"/>
@@ -5221,12 +5148,11 @@
       <w:lang w:val="en-US" w:eastAsia="en-US" w:bidi="ar-SA"/>
     </w:rPr>
   </w:style>
-  <w:style w:type="paragraph" w:styleId="2">
+  <w:style w:type="paragraph" w:styleId="Heading1">
     <w:name w:val="heading 1"/>
-    <w:basedOn w:val="1"/>
-    <w:next w:val="1"/>
+    <w:basedOn w:val="Normal"/>
+    <w:next w:val="Normal"/>
     <w:qFormat/>
-    <w:uiPriority w:val="0"/>
     <w:pPr>
       <w:keepNext/>
       <w:keepLines/>
@@ -5244,13 +5170,12 @@
       <w:sz w:val="44"/>
     </w:rPr>
   </w:style>
-  <w:style w:type="paragraph" w:styleId="3">
+  <w:style w:type="paragraph" w:styleId="Heading2">
     <w:name w:val="heading 2"/>
-    <w:basedOn w:val="1"/>
-    <w:next w:val="1"/>
+    <w:basedOn w:val="Normal"/>
+    <w:next w:val="Normal"/>
     <w:unhideWhenUsed/>
     <w:qFormat/>
-    <w:uiPriority w:val="0"/>
     <w:pPr>
       <w:keepNext/>
       <w:keepLines/>
@@ -5263,19 +5188,18 @@
       <w:outlineLvl w:val="1"/>
     </w:pPr>
     <w:rPr>
-      <w:rFonts w:ascii="Arial" w:hAnsi="Arial" w:eastAsia="黑体"/>
+      <w:rFonts w:ascii="Arial" w:eastAsia="黑体" w:hAnsi="Arial"/>
       <w:b/>
       <w:sz w:val="32"/>
     </w:rPr>
   </w:style>
-  <w:style w:type="paragraph" w:styleId="4">
+  <w:style w:type="paragraph" w:styleId="Heading3">
     <w:name w:val="heading 3"/>
-    <w:basedOn w:val="1"/>
-    <w:next w:val="1"/>
+    <w:basedOn w:val="Normal"/>
+    <w:next w:val="Normal"/>
     <w:semiHidden/>
     <w:unhideWhenUsed/>
     <w:qFormat/>
-    <w:uiPriority w:val="0"/>
     <w:pPr>
       <w:keepNext/>
       <w:keepLines/>
@@ -5292,13 +5216,12 @@
       <w:sz w:val="32"/>
     </w:rPr>
   </w:style>
-  <w:style w:type="paragraph" w:styleId="5">
+  <w:style w:type="paragraph" w:styleId="Heading4">
     <w:name w:val="heading 4"/>
-    <w:basedOn w:val="1"/>
-    <w:next w:val="1"/>
+    <w:basedOn w:val="Normal"/>
+    <w:next w:val="Normal"/>
     <w:unhideWhenUsed/>
     <w:qFormat/>
-    <w:uiPriority w:val="0"/>
     <w:pPr>
       <w:keepNext/>
       <w:keepLines/>
@@ -5311,19 +5234,18 @@
       <w:outlineLvl w:val="3"/>
     </w:pPr>
     <w:rPr>
-      <w:rFonts w:ascii="Arial" w:hAnsi="Arial" w:eastAsia="黑体"/>
+      <w:rFonts w:ascii="Arial" w:eastAsia="黑体" w:hAnsi="Arial"/>
       <w:b/>
       <w:sz w:val="28"/>
     </w:rPr>
   </w:style>
-  <w:style w:type="paragraph" w:styleId="6">
+  <w:style w:type="paragraph" w:styleId="Heading5">
     <w:name w:val="heading 5"/>
-    <w:basedOn w:val="1"/>
-    <w:next w:val="1"/>
+    <w:basedOn w:val="Normal"/>
+    <w:next w:val="Normal"/>
     <w:semiHidden/>
     <w:unhideWhenUsed/>
     <w:qFormat/>
-    <w:uiPriority w:val="0"/>
     <w:pPr>
       <w:keepNext/>
       <w:keepLines/>
@@ -5340,14 +5262,13 @@
       <w:sz w:val="28"/>
     </w:rPr>
   </w:style>
-  <w:style w:type="paragraph" w:styleId="7">
+  <w:style w:type="paragraph" w:styleId="Heading6">
     <w:name w:val="heading 6"/>
-    <w:basedOn w:val="1"/>
-    <w:next w:val="1"/>
+    <w:basedOn w:val="Normal"/>
+    <w:next w:val="Normal"/>
     <w:semiHidden/>
     <w:unhideWhenUsed/>
     <w:qFormat/>
-    <w:uiPriority w:val="0"/>
     <w:pPr>
       <w:keepNext/>
       <w:keepLines/>
@@ -5360,19 +5281,18 @@
       <w:outlineLvl w:val="5"/>
     </w:pPr>
     <w:rPr>
-      <w:rFonts w:ascii="Arial" w:hAnsi="Arial" w:eastAsia="黑体"/>
+      <w:rFonts w:ascii="Arial" w:eastAsia="黑体" w:hAnsi="Arial"/>
       <w:b/>
       <w:sz w:val="24"/>
     </w:rPr>
   </w:style>
-  <w:style w:type="paragraph" w:styleId="8">
+  <w:style w:type="paragraph" w:styleId="Heading7">
     <w:name w:val="heading 7"/>
-    <w:basedOn w:val="1"/>
-    <w:next w:val="1"/>
+    <w:basedOn w:val="Normal"/>
+    <w:next w:val="Normal"/>
     <w:semiHidden/>
     <w:unhideWhenUsed/>
     <w:qFormat/>
-    <w:uiPriority w:val="0"/>
     <w:pPr>
       <w:keepNext/>
       <w:keepLines/>
@@ -5389,14 +5309,13 @@
       <w:sz w:val="24"/>
     </w:rPr>
   </w:style>
-  <w:style w:type="paragraph" w:styleId="9">
+  <w:style w:type="paragraph" w:styleId="Heading8">
     <w:name w:val="heading 8"/>
-    <w:basedOn w:val="1"/>
-    <w:next w:val="1"/>
+    <w:basedOn w:val="Normal"/>
+    <w:next w:val="Normal"/>
     <w:semiHidden/>
     <w:unhideWhenUsed/>
     <w:qFormat/>
-    <w:uiPriority w:val="0"/>
     <w:pPr>
       <w:keepNext/>
       <w:keepLines/>
@@ -5409,18 +5328,17 @@
       <w:outlineLvl w:val="7"/>
     </w:pPr>
     <w:rPr>
-      <w:rFonts w:ascii="Arial" w:hAnsi="Arial" w:eastAsia="黑体"/>
+      <w:rFonts w:ascii="Arial" w:eastAsia="黑体" w:hAnsi="Arial"/>
       <w:sz w:val="24"/>
     </w:rPr>
   </w:style>
-  <w:style w:type="paragraph" w:styleId="10">
+  <w:style w:type="paragraph" w:styleId="Heading9">
     <w:name w:val="heading 9"/>
-    <w:basedOn w:val="1"/>
-    <w:next w:val="1"/>
+    <w:basedOn w:val="Normal"/>
+    <w:next w:val="Normal"/>
     <w:semiHidden/>
     <w:unhideWhenUsed/>
     <w:qFormat/>
-    <w:uiPriority w:val="0"/>
     <w:pPr>
       <w:keepNext/>
       <w:keepLines/>
@@ -5433,21 +5351,19 @@
       <w:outlineLvl w:val="8"/>
     </w:pPr>
     <w:rPr>
-      <w:rFonts w:ascii="Arial" w:hAnsi="Arial" w:eastAsia="黑体"/>
+      <w:rFonts w:ascii="Arial" w:eastAsia="黑体" w:hAnsi="Arial"/>
       <w:sz w:val="21"/>
     </w:rPr>
   </w:style>
-  <w:style w:type="character" w:default="1" w:styleId="22">
+  <w:style w:type="character" w:default="1" w:styleId="DefaultParagraphFont">
     <w:name w:val="Default Paragraph Font"/>
     <w:semiHidden/>
     <w:qFormat/>
-    <w:uiPriority w:val="0"/>
   </w:style>
-  <w:style w:type="table" w:default="1" w:styleId="20">
+  <w:style w:type="table" w:default="1" w:styleId="TableNormal">
     <w:name w:val="Normal Table"/>
     <w:semiHidden/>
     <w:qFormat/>
-    <w:uiPriority w:val="0"/>
     <w:tblPr>
       <w:tblCellMar>
         <w:top w:w="0" w:type="dxa"/>
@@ -5457,43 +5373,39 @@
       </w:tblCellMar>
     </w:tblPr>
   </w:style>
-  <w:style w:type="paragraph" w:styleId="11">
+  <w:style w:type="paragraph" w:styleId="CommentText">
     <w:name w:val="annotation text"/>
-    <w:basedOn w:val="1"/>
+    <w:basedOn w:val="Normal"/>
     <w:qFormat/>
-    <w:uiPriority w:val="0"/>
     <w:pPr>
       <w:jc w:val="left"/>
     </w:pPr>
   </w:style>
-  <w:style w:type="paragraph" w:styleId="12">
+  <w:style w:type="paragraph" w:styleId="BodyText">
     <w:name w:val="Body Text"/>
-    <w:basedOn w:val="1"/>
+    <w:basedOn w:val="Normal"/>
     <w:semiHidden/>
     <w:qFormat/>
-    <w:uiPriority w:val="0"/>
     <w:rPr>
-      <w:rFonts w:ascii="Arial" w:hAnsi="Arial" w:eastAsia="Arial" w:cs="Arial"/>
+      <w:rFonts w:ascii="Arial" w:eastAsia="Arial" w:hAnsi="Arial" w:cs="Arial"/>
       <w:sz w:val="21"/>
       <w:szCs w:val="21"/>
       <w:lang w:val="en-US" w:eastAsia="en-US" w:bidi="ar-SA"/>
     </w:rPr>
   </w:style>
-  <w:style w:type="paragraph" w:styleId="13">
+  <w:style w:type="paragraph" w:styleId="TOC3">
     <w:name w:val="toc 3"/>
-    <w:basedOn w:val="1"/>
-    <w:next w:val="1"/>
+    <w:basedOn w:val="Normal"/>
+    <w:next w:val="Normal"/>
     <w:qFormat/>
-    <w:uiPriority w:val="0"/>
     <w:pPr>
       <w:ind w:left="840" w:leftChars="400"/>
     </w:pPr>
   </w:style>
-  <w:style w:type="paragraph" w:styleId="14">
+  <w:style w:type="paragraph" w:styleId="Footer">
     <w:name w:val="footer"/>
-    <w:basedOn w:val="1"/>
+    <w:basedOn w:val="Normal"/>
     <w:qFormat/>
-    <w:uiPriority w:val="0"/>
     <w:pPr>
       <w:tabs>
         <w:tab w:val="center" w:pos="4153"/>
@@ -5506,17 +5418,16 @@
       <w:sz w:val="18"/>
     </w:rPr>
   </w:style>
-  <w:style w:type="paragraph" w:styleId="15">
+  <w:style w:type="paragraph" w:styleId="Header">
     <w:name w:val="header"/>
-    <w:basedOn w:val="1"/>
+    <w:basedOn w:val="Normal"/>
     <w:qFormat/>
-    <w:uiPriority w:val="0"/>
     <w:pPr>
       <w:pBdr>
-        <w:top w:val="none" w:color="auto" w:sz="0" w:space="0"/>
-        <w:left w:val="none" w:color="auto" w:sz="0" w:space="0"/>
-        <w:bottom w:val="none" w:color="auto" w:sz="0" w:space="0"/>
-        <w:right w:val="none" w:color="auto" w:sz="0" w:space="0"/>
+        <w:top w:val="nil"/>
+        <w:left w:val="nil"/>
+        <w:bottom w:val="nil"/>
+        <w:right w:val="nil"/>
       </w:pBdr>
       <w:tabs>
         <w:tab w:val="center" w:pos="4153"/>
@@ -5531,41 +5442,37 @@
       <w:sz w:val="18"/>
     </w:rPr>
   </w:style>
-  <w:style w:type="paragraph" w:styleId="16">
+  <w:style w:type="paragraph" w:styleId="TOC1">
     <w:name w:val="toc 1"/>
-    <w:basedOn w:val="1"/>
-    <w:next w:val="1"/>
+    <w:basedOn w:val="Normal"/>
+    <w:next w:val="Normal"/>
     <w:qFormat/>
-    <w:uiPriority w:val="0"/>
     <w:rPr>
-      <w:rFonts w:ascii="Arial" w:hAnsi="Arial" w:eastAsia="Microsoft JhengHei"/>
+      <w:rFonts w:ascii="Arial" w:eastAsia="Microsoft JhengHei" w:hAnsi="Arial"/>
       <w:sz w:val="24"/>
     </w:rPr>
   </w:style>
-  <w:style w:type="paragraph" w:styleId="17">
+  <w:style w:type="paragraph" w:styleId="TOC2">
     <w:name w:val="toc 2"/>
-    <w:basedOn w:val="1"/>
-    <w:next w:val="1"/>
+    <w:basedOn w:val="Normal"/>
+    <w:next w:val="Normal"/>
     <w:qFormat/>
-    <w:uiPriority w:val="0"/>
     <w:pPr>
       <w:ind w:left="420" w:leftChars="200"/>
     </w:pPr>
   </w:style>
-  <w:style w:type="paragraph" w:styleId="18">
+  <w:style w:type="paragraph" w:styleId="NormalWeb">
     <w:name w:val="Normal (Web)"/>
-    <w:basedOn w:val="1"/>
+    <w:basedOn w:val="Normal"/>
     <w:qFormat/>
-    <w:uiPriority w:val="0"/>
     <w:rPr>
       <w:sz w:val="24"/>
     </w:rPr>
   </w:style>
-  <w:style w:type="paragraph" w:styleId="19">
+  <w:style w:type="paragraph" w:styleId="Title">
     <w:name w:val="Title"/>
-    <w:basedOn w:val="1"/>
+    <w:basedOn w:val="Normal"/>
     <w:qFormat/>
-    <w:uiPriority w:val="0"/>
     <w:pPr>
       <w:spacing w:before="240" w:beforeLines="0" w:beforeAutospacing="0" w:after="60" w:afterLines="0" w:afterAutospacing="0"/>
       <w:jc w:val="center"/>
@@ -5577,41 +5484,38 @@
       <w:sz w:val="32"/>
     </w:rPr>
   </w:style>
-  <w:style w:type="table" w:styleId="21">
+  <w:style w:type="table" w:styleId="TableGrid">
     <w:name w:val="Table Grid"/>
-    <w:basedOn w:val="20"/>
+    <w:basedOn w:val="TableNormal"/>
     <w:qFormat/>
-    <w:uiPriority w:val="0"/>
     <w:pPr>
       <w:widowControl w:val="0"/>
       <w:jc w:val="both"/>
     </w:pPr>
     <w:tblPr>
       <w:tblBorders>
-        <w:top w:val="single" w:color="auto" w:sz="4" w:space="0"/>
-        <w:left w:val="single" w:color="auto" w:sz="4" w:space="0"/>
-        <w:bottom w:val="single" w:color="auto" w:sz="4" w:space="0"/>
-        <w:right w:val="single" w:color="auto" w:sz="4" w:space="0"/>
-        <w:insideH w:val="single" w:color="auto" w:sz="4" w:space="0"/>
-        <w:insideV w:val="single" w:color="auto" w:sz="4" w:space="0"/>
+        <w:top w:val="single" w:sz="4" w:space="0" w:color="auto"/>
+        <w:left w:val="single" w:sz="4" w:space="0" w:color="auto"/>
+        <w:bottom w:val="single" w:sz="4" w:space="0" w:color="auto"/>
+        <w:right w:val="single" w:sz="4" w:space="0" w:color="auto"/>
+        <w:insideH w:val="single" w:sz="4" w:space="0" w:color="auto"/>
+        <w:insideV w:val="single" w:sz="4" w:space="0" w:color="auto"/>
       </w:tblBorders>
     </w:tblPr>
   </w:style>
-  <w:style w:type="character" w:styleId="23">
+  <w:style w:type="character" w:styleId="Strong">
     <w:name w:val="Strong"/>
-    <w:basedOn w:val="22"/>
+    <w:basedOn w:val="DefaultParagraphFont"/>
     <w:qFormat/>
-    <w:uiPriority w:val="0"/>
     <w:rPr>
       <w:b/>
     </w:rPr>
   </w:style>
-  <w:style w:type="table" w:customStyle="1" w:styleId="24">
+  <w:style w:type="table" w:customStyle="1" w:styleId="TableNormal0">
     <w:name w:val="Table Normal_0"/>
     <w:semiHidden/>
     <w:unhideWhenUsed/>
     <w:qFormat/>
-    <w:uiPriority w:val="0"/>
     <w:tblPr>
       <w:tblCellMar>
         <w:top w:w="0" w:type="dxa"/>
@@ -5621,87 +5525,81 @@
       </w:tblCellMar>
     </w:tblPr>
   </w:style>
-  <w:style w:type="paragraph" w:customStyle="1" w:styleId="25">
+  <w:style w:type="paragraph" w:customStyle="1" w:styleId="TableText">
     <w:name w:val="Table Text"/>
-    <w:basedOn w:val="1"/>
+    <w:basedOn w:val="Normal"/>
     <w:semiHidden/>
     <w:qFormat/>
-    <w:uiPriority w:val="0"/>
     <w:rPr>
-      <w:rFonts w:ascii="宋体" w:hAnsi="宋体" w:eastAsia="宋体" w:cs="宋体"/>
+      <w:rFonts w:ascii="宋体" w:eastAsia="宋体" w:hAnsi="宋体" w:cs="宋体"/>
       <w:sz w:val="21"/>
       <w:szCs w:val="21"/>
       <w:lang w:val="en-US" w:eastAsia="en-US" w:bidi="ar-SA"/>
     </w:rPr>
   </w:style>
-  <w:style w:type="paragraph" w:customStyle="1" w:styleId="26">
+  <w:style w:type="paragraph" w:customStyle="1" w:styleId="1">
     <w:name w:val="柴_标题1"/>
-    <w:basedOn w:val="2"/>
-    <w:next w:val="27"/>
-    <w:link w:val="38"/>
+    <w:basedOn w:val="Heading1"/>
+    <w:next w:val="a"/>
+    <w:link w:val="1Char"/>
     <w:qFormat/>
-    <w:uiPriority w:val="0"/>
     <w:pPr>
       <w:spacing w:before="100" w:after="90" w:line="360" w:lineRule="auto"/>
     </w:pPr>
     <w:rPr>
-      <w:rFonts w:ascii="Arial" w:hAnsi="Arial" w:eastAsia="宋体"/>
+      <w:rFonts w:ascii="Arial" w:eastAsia="宋体" w:hAnsi="Arial"/>
       <w:sz w:val="32"/>
     </w:rPr>
   </w:style>
-  <w:style w:type="paragraph" w:customStyle="1" w:styleId="27">
+  <w:style w:type="paragraph" w:customStyle="1" w:styleId="a">
     <w:name w:val="柴_正文"/>
-    <w:basedOn w:val="12"/>
-    <w:link w:val="41"/>
+    <w:basedOn w:val="BodyText"/>
+    <w:link w:val="Char"/>
     <w:qFormat/>
-    <w:uiPriority w:val="0"/>
     <w:pPr>
       <w:spacing w:line="360" w:lineRule="auto"/>
       <w:ind w:firstLine="470" w:firstLineChars="200"/>
     </w:pPr>
     <w:rPr>
-      <w:rFonts w:ascii="Arial" w:hAnsi="Arial" w:eastAsia="宋体"/>
+      <w:rFonts w:ascii="Arial" w:eastAsia="宋体" w:hAnsi="Arial"/>
       <w:sz w:val="24"/>
       <w:lang w:eastAsia="zh-CN"/>
     </w:rPr>
   </w:style>
-  <w:style w:type="paragraph" w:customStyle="1" w:styleId="28">
+  <w:style w:type="paragraph" w:customStyle="1" w:styleId="2">
     <w:name w:val="柴_标题2"/>
-    <w:basedOn w:val="3"/>
-    <w:next w:val="27"/>
+    <w:basedOn w:val="Heading2"/>
+    <w:next w:val="a"/>
     <w:qFormat/>
-    <w:uiPriority w:val="0"/>
     <w:pPr>
       <w:spacing w:line="360" w:lineRule="auto"/>
     </w:pPr>
     <w:rPr>
-      <w:rFonts w:ascii="Arial" w:hAnsi="Arial" w:eastAsia="宋体"/>
+      <w:rFonts w:ascii="Arial" w:eastAsia="宋体" w:hAnsi="Arial"/>
       <w:sz w:val="28"/>
     </w:rPr>
   </w:style>
-  <w:style w:type="paragraph" w:customStyle="1" w:styleId="29">
+  <w:style w:type="paragraph" w:customStyle="1" w:styleId="3">
     <w:name w:val="柴_标题3"/>
-    <w:basedOn w:val="4"/>
-    <w:next w:val="27"/>
+    <w:basedOn w:val="Heading3"/>
+    <w:next w:val="a"/>
     <w:qFormat/>
-    <w:uiPriority w:val="0"/>
     <w:pPr>
       <w:spacing w:line="360" w:lineRule="auto"/>
       <w:ind w:left="0" w:firstLine="472" w:firstLineChars="200"/>
     </w:pPr>
     <w:rPr>
-      <w:rFonts w:ascii="宋体" w:hAnsi="宋体" w:eastAsia="宋体" w:cs="宋体"/>
+      <w:rFonts w:ascii="宋体" w:eastAsia="宋体" w:hAnsi="宋体" w:cs="宋体"/>
       <w:spacing w:val="-2"/>
       <w:sz w:val="24"/>
       <w:szCs w:val="24"/>
     </w:rPr>
   </w:style>
-  <w:style w:type="paragraph" w:customStyle="1" w:styleId="30">
+  <w:style w:type="paragraph" w:customStyle="1" w:styleId="a0">
     <w:name w:val="柴_目录"/>
-    <w:basedOn w:val="1"/>
-    <w:next w:val="12"/>
+    <w:basedOn w:val="Normal"/>
+    <w:next w:val="BodyText"/>
     <w:qFormat/>
-    <w:uiPriority w:val="0"/>
     <w:pPr>
       <w:tabs>
         <w:tab w:val="right" w:leader="dot" w:pos="8442"/>
@@ -5709,96 +5607,89 @@
       <w:ind w:left="0" w:leftChars="0"/>
     </w:pPr>
     <w:rPr>
-      <w:rFonts w:ascii="Arial" w:hAnsi="Arial" w:eastAsia="Microsoft JhengHei"/>
+      <w:rFonts w:ascii="Arial" w:eastAsia="Microsoft JhengHei" w:hAnsi="Arial"/>
       <w:sz w:val="24"/>
     </w:rPr>
   </w:style>
-  <w:style w:type="paragraph" w:customStyle="1" w:styleId="31">
+  <w:style w:type="paragraph" w:customStyle="1" w:styleId="a1">
     <w:name w:val="柴_公司名"/>
-    <w:basedOn w:val="19"/>
+    <w:basedOn w:val="Title"/>
     <w:qFormat/>
-    <w:uiPriority w:val="0"/>
     <w:pPr>
       <w:spacing w:after="600" w:afterLines="600"/>
     </w:pPr>
     <w:rPr>
-      <w:rFonts w:hint="eastAsia" w:ascii="宋体" w:hAnsi="宋体" w:eastAsia="宋体" w:cs="宋体"/>
+      <w:rFonts w:ascii="宋体" w:eastAsia="宋体" w:hAnsi="宋体" w:cs="宋体" w:hint="eastAsia"/>
       <w:bCs/>
       <w:spacing w:val="-6"/>
       <w:sz w:val="52"/>
       <w:szCs w:val="52"/>
     </w:rPr>
   </w:style>
-  <w:style w:type="paragraph" w:customStyle="1" w:styleId="32">
+  <w:style w:type="paragraph" w:customStyle="1" w:styleId="a2">
     <w:name w:val="柴_文档名"/>
-    <w:basedOn w:val="19"/>
+    <w:basedOn w:val="Title"/>
     <w:qFormat/>
-    <w:uiPriority w:val="0"/>
     <w:pPr>
       <w:spacing w:after="900" w:afterLines="900"/>
     </w:pPr>
     <w:rPr>
-      <w:rFonts w:ascii="黑体" w:hAnsi="黑体" w:eastAsia="黑体" w:cs="黑体"/>
+      <w:rFonts w:ascii="黑体" w:eastAsia="黑体" w:hAnsi="黑体" w:cs="黑体"/>
       <w:bCs/>
       <w:spacing w:val="-7"/>
       <w:sz w:val="52"/>
       <w:szCs w:val="52"/>
     </w:rPr>
   </w:style>
-  <w:style w:type="paragraph" w:customStyle="1" w:styleId="33">
+  <w:style w:type="paragraph" w:customStyle="1" w:styleId="WPSOffice1">
     <w:name w:val="WPSOffice手动目录 1"/>
     <w:qFormat/>
-    <w:uiPriority w:val="0"/>
     <w:pPr>
       <w:ind w:leftChars="0"/>
     </w:pPr>
     <w:rPr>
-      <w:rFonts w:ascii="Times New Roman" w:hAnsi="Times New Roman" w:eastAsia="宋体" w:cs="Times New Roman"/>
+      <w:rFonts w:ascii="Times New Roman" w:eastAsia="宋体" w:hAnsi="Times New Roman" w:cs="Times New Roman"/>
       <w:sz w:val="20"/>
       <w:szCs w:val="20"/>
     </w:rPr>
   </w:style>
-  <w:style w:type="paragraph" w:customStyle="1" w:styleId="34">
+  <w:style w:type="paragraph" w:customStyle="1" w:styleId="WPSOffice2">
     <w:name w:val="WPSOffice手动目录 2"/>
     <w:qFormat/>
-    <w:uiPriority w:val="0"/>
     <w:pPr>
       <w:ind w:leftChars="200"/>
     </w:pPr>
     <w:rPr>
-      <w:rFonts w:ascii="Times New Roman" w:hAnsi="Times New Roman" w:eastAsia="宋体" w:cs="Times New Roman"/>
+      <w:rFonts w:ascii="Times New Roman" w:eastAsia="宋体" w:hAnsi="Times New Roman" w:cs="Times New Roman"/>
       <w:sz w:val="20"/>
       <w:szCs w:val="20"/>
     </w:rPr>
   </w:style>
-  <w:style w:type="paragraph" w:customStyle="1" w:styleId="35">
+  <w:style w:type="paragraph" w:customStyle="1" w:styleId="WPSOffice3">
     <w:name w:val="WPSOffice手动目录 3"/>
     <w:qFormat/>
-    <w:uiPriority w:val="0"/>
     <w:pPr>
       <w:ind w:leftChars="400"/>
     </w:pPr>
     <w:rPr>
-      <w:rFonts w:ascii="Times New Roman" w:hAnsi="Times New Roman" w:eastAsia="宋体" w:cs="Times New Roman"/>
+      <w:rFonts w:ascii="Times New Roman" w:eastAsia="宋体" w:hAnsi="Times New Roman" w:cs="Times New Roman"/>
       <w:sz w:val="20"/>
       <w:szCs w:val="20"/>
     </w:rPr>
   </w:style>
-  <w:style w:type="paragraph" w:customStyle="1" w:styleId="36">
+  <w:style w:type="paragraph" w:customStyle="1" w:styleId="Compact">
     <w:name w:val="Compact"/>
-    <w:basedOn w:val="12"/>
+    <w:basedOn w:val="BodyText"/>
     <w:qFormat/>
-    <w:uiPriority w:val="0"/>
     <w:pPr>
       <w:spacing w:before="36" w:after="36"/>
     </w:pPr>
   </w:style>
-  <w:style w:type="table" w:customStyle="1" w:styleId="37">
+  <w:style w:type="table" w:customStyle="1" w:styleId="Table">
     <w:name w:val="Table"/>
     <w:semiHidden/>
     <w:unhideWhenUsed/>
     <w:qFormat/>
-    <w:uiPriority w:val="0"/>
     <w:tblPr>
       <w:tblCellMar>
         <w:top w:w="0" w:type="dxa"/>
@@ -5810,27 +5701,25 @@
     <w:tblStylePr w:type="firstRow">
       <w:tcPr>
         <w:tcBorders>
-          <w:bottom w:val="single" w:color="auto" w:sz="0" w:space="0"/>
+          <w:bottom w:val="single" w:sz="0" w:space="0" w:color="auto"/>
         </w:tcBorders>
         <w:vAlign w:val="bottom"/>
       </w:tcPr>
     </w:tblStylePr>
   </w:style>
-  <w:style w:type="character" w:customStyle="1" w:styleId="38">
+  <w:style w:type="character" w:customStyle="1" w:styleId="1Char">
     <w:name w:val="柴_标题1 Char"/>
-    <w:link w:val="26"/>
+    <w:link w:val="1"/>
     <w:qFormat/>
-    <w:uiPriority w:val="0"/>
     <w:rPr>
-      <w:rFonts w:ascii="Arial" w:hAnsi="Arial" w:eastAsia="宋体"/>
+      <w:rFonts w:ascii="Arial" w:eastAsia="宋体" w:hAnsi="Arial"/>
       <w:sz w:val="32"/>
     </w:rPr>
   </w:style>
-  <w:style w:type="paragraph" w:customStyle="1" w:styleId="39">
+  <w:style w:type="paragraph" w:customStyle="1" w:styleId="a3">
     <w:name w:val="柴_正文_无缩进"/>
-    <w:basedOn w:val="1"/>
+    <w:basedOn w:val="Normal"/>
     <w:qFormat/>
-    <w:uiPriority w:val="0"/>
     <w:pPr>
       <w:ind w:firstLine="0" w:firstLineChars="0"/>
     </w:pPr>
@@ -5840,31 +5729,29 @@
       <w:lang w:eastAsia="zh-CN"/>
     </w:rPr>
   </w:style>
-  <w:style w:type="paragraph" w:customStyle="1" w:styleId="40">
+  <w:style w:type="paragraph" w:customStyle="1" w:styleId="4">
     <w:name w:val="柴_标题4"/>
-    <w:basedOn w:val="5"/>
-    <w:next w:val="1"/>
+    <w:basedOn w:val="Heading4"/>
+    <w:next w:val="Normal"/>
     <w:qFormat/>
-    <w:uiPriority w:val="0"/>
     <w:pPr>
       <w:widowControl w:val="0"/>
       <w:spacing w:before="160" w:line="360" w:lineRule="auto"/>
-      <w:ind w:left="981" w:leftChars="300" w:hanging="862"/>
+      <w:ind w:left="981" w:hanging="862" w:leftChars="300"/>
     </w:pPr>
     <w:rPr>
-      <w:rFonts w:hint="eastAsia" w:ascii="Calibri" w:hAnsi="Calibri" w:eastAsia="宋体" w:cs="宋体"/>
+      <w:rFonts w:ascii="Calibri" w:eastAsia="宋体" w:hAnsi="Calibri" w:cs="宋体" w:hint="eastAsia"/>
       <w:sz w:val="24"/>
       <w:szCs w:val="24"/>
       <w:lang w:eastAsia="zh-CN" w:bidi="zh-CN"/>
     </w:rPr>
   </w:style>
-  <w:style w:type="character" w:customStyle="1" w:styleId="41">
+  <w:style w:type="character" w:customStyle="1" w:styleId="Char">
     <w:name w:val="柴_正文 Char"/>
-    <w:link w:val="27"/>
+    <w:link w:val="a"/>
     <w:qFormat/>
-    <w:uiPriority w:val="0"/>
     <w:rPr>
-      <w:rFonts w:ascii="Arial" w:hAnsi="Arial" w:eastAsia="宋体"/>
+      <w:rFonts w:ascii="Arial" w:eastAsia="宋体" w:hAnsi="Arial"/>
       <w:sz w:val="24"/>
       <w:lang w:eastAsia="zh-CN"/>
     </w:rPr>

--- a/4.质量管理/2.运行记录类文件/040208-运维服务质量管理报告(截止2025年10月).docx
+++ b/4.质量管理/2.运行记录类文件/040208-运维服务质量管理报告(截止2025年10月).docx
@@ -1,11 +1,10 @@
 
 <file path=word/document.xml><?xml version="1.0" encoding="utf-8"?>
-<w:document xmlns:wpc="http://schemas.microsoft.com/office/word/2010/wordprocessingCanvas" xmlns:mc="http://schemas.openxmlformats.org/markup-compatibility/2006" xmlns:o="urn:schemas-microsoft-com:office:office" xmlns:r="http://schemas.openxmlformats.org/officeDocument/2006/relationships" xmlns:m="http://schemas.openxmlformats.org/officeDocument/2006/math" xmlns:v="urn:schemas-microsoft-com:vml" xmlns:wp14="http://schemas.microsoft.com/office/word/2010/wordprocessingDrawing" xmlns:wp="http://schemas.openxmlformats.org/drawingml/2006/wordprocessingDrawing" xmlns:w10="urn:schemas-microsoft-com:office:word" xmlns:w="http://schemas.openxmlformats.org/wordprocessingml/2006/main" xmlns:w14="http://schemas.microsoft.com/office/word/2010/wordml" xmlns:w15="http://schemas.microsoft.com/office/word/2012/wordml" xmlns:wne="http://schemas.microsoft.com/office/word/2006/wordml" xmlns:wpg="http://schemas.microsoft.com/office/word/2010/wordprocessingGroup" xmlns:wpi="http://schemas.microsoft.com/office/word/2010/wordprocessingInk" xmlns:wps="http://schemas.microsoft.com/office/word/2010/wordprocessingShape" mc:Ignorable="w14 w15 wp14">
-  <!-- Generated by Aspose.Words for .NET 13.3.0.1 -->
+<w:document xmlns:wpc="http://schemas.microsoft.com/office/word/2010/wordprocessingCanvas" xmlns:mc="http://schemas.openxmlformats.org/markup-compatibility/2006" xmlns:o="urn:schemas-microsoft-com:office:office" xmlns:r="http://schemas.openxmlformats.org/officeDocument/2006/relationships" xmlns:m="http://schemas.openxmlformats.org/officeDocument/2006/math" xmlns:v="urn:schemas-microsoft-com:vml" xmlns:wp14="http://schemas.microsoft.com/office/word/2010/wordprocessingDrawing" xmlns:wp="http://schemas.openxmlformats.org/drawingml/2006/wordprocessingDrawing" xmlns:w="http://schemas.openxmlformats.org/wordprocessingml/2006/main" xmlns:w14="http://schemas.microsoft.com/office/word/2010/wordml" xmlns:w10="urn:schemas-microsoft-com:office:word" xmlns:w15="http://schemas.microsoft.com/office/word/2012/wordml" xmlns:wpg="http://schemas.microsoft.com/office/word/2010/wordprocessingGroup" xmlns:wpi="http://schemas.microsoft.com/office/word/2010/wordprocessingInk" xmlns:wne="http://schemas.microsoft.com/office/word/2006/wordml" xmlns:wps="http://schemas.microsoft.com/office/word/2010/wordprocessingShape" xmlns:wpsCustomData="http://www.wps.cn/officeDocument/2013/wpsCustomData" mc:Ignorable="w14 w15 wp14">
   <w:body>
     <w:p>
       <w:pPr>
-        <w:pStyle w:val="a1"/>
+        <w:pStyle w:val="31"/>
         <w:keepNext w:val="0"/>
         <w:keepLines w:val="0"/>
         <w:pageBreakBefore w:val="0"/>
@@ -20,7 +19,7 @@
     </w:p>
     <w:p>
       <w:pPr>
-        <w:pStyle w:val="a1"/>
+        <w:pStyle w:val="31"/>
         <w:keepNext w:val="0"/>
         <w:keepLines w:val="0"/>
         <w:pageBreakBefore w:val="0"/>
@@ -32,7 +31,7 @@
         <w:autoSpaceDN w:val="0"/>
         <w:bidi w:val="0"/>
       </w:pPr>
-      <w:bookmarkStart w:id="0" w:name="_Toc11926"/>
+      <w:bookmarkStart w:id="0" w:name="_Toc28662"/>
       <w:r>
         <w:t>运维服务质量管理报告</w:t>
       </w:r>
@@ -40,7 +39,7 @@
     </w:p>
     <w:p>
       <w:pPr>
-        <w:pStyle w:val="a2"/>
+        <w:pStyle w:val="32"/>
         <w:keepNext w:val="0"/>
         <w:keepLines w:val="0"/>
         <w:pageBreakBefore w:val="0"/>
@@ -52,7 +51,7 @@
         <w:autoSpaceDN w:val="0"/>
         <w:bidi w:val="0"/>
       </w:pPr>
-      <w:bookmarkStart w:id="1" w:name="_Toc11395"/>
+      <w:bookmarkStart w:id="1" w:name="_Toc30429"/>
       <w:r>
         <w:t>中达丰集团有限公司</w:t>
       </w:r>
@@ -73,14 +72,14 @@
         <w:spacing w:before="295" w:line="220" w:lineRule="auto"/>
         <w:ind w:left="3019"/>
         <w:rPr>
-          <w:rFonts w:ascii="宋体" w:eastAsia="宋体" w:hAnsi="宋体" w:cs="宋体"/>
+          <w:rFonts w:ascii="宋体" w:hAnsi="宋体" w:eastAsia="宋体" w:cs="宋体"/>
           <w:sz w:val="30"/>
           <w:szCs w:val="30"/>
         </w:rPr>
       </w:pPr>
       <w:r>
         <w:rPr>
-          <w:rFonts w:ascii="宋体" w:eastAsia="宋体" w:hAnsi="宋体" w:cs="宋体"/>
+          <w:rFonts w:ascii="宋体" w:hAnsi="宋体" w:eastAsia="宋体" w:cs="宋体"/>
           <w:spacing w:val="-9"/>
           <w:sz w:val="30"/>
           <w:szCs w:val="30"/>
@@ -89,17 +88,17 @@
       </w:r>
       <w:r>
         <w:rPr>
-          <w:rFonts w:ascii="宋体" w:eastAsia="宋体" w:hAnsi="宋体" w:cs="宋体" w:hint="eastAsia"/>
+          <w:rFonts w:hint="eastAsia" w:ascii="宋体" w:hAnsi="宋体" w:cs="宋体"/>
           <w:spacing w:val="-9"/>
           <w:sz w:val="30"/>
           <w:szCs w:val="30"/>
           <w:lang w:val="en-US" w:eastAsia="zh-CN"/>
         </w:rPr>
-        <w:t>10</w:t>
-      </w:r>
-      <w:r>
-        <w:rPr>
-          <w:rFonts w:ascii="宋体" w:eastAsia="宋体" w:hAnsi="宋体" w:cs="宋体"/>
+        <w:t>12</w:t>
+      </w:r>
+      <w:r>
+        <w:rPr>
+          <w:rFonts w:ascii="宋体" w:hAnsi="宋体" w:eastAsia="宋体" w:cs="宋体"/>
           <w:spacing w:val="-9"/>
           <w:sz w:val="30"/>
           <w:szCs w:val="30"/>
@@ -108,7 +107,7 @@
       </w:r>
       <w:r>
         <w:rPr>
-          <w:rFonts w:ascii="宋体" w:eastAsia="宋体" w:hAnsi="宋体" w:cs="宋体" w:hint="eastAsia"/>
+          <w:rFonts w:hint="eastAsia" w:ascii="宋体" w:hAnsi="宋体" w:eastAsia="宋体" w:cs="宋体"/>
           <w:spacing w:val="-9"/>
           <w:sz w:val="30"/>
           <w:szCs w:val="30"/>
@@ -118,7 +117,7 @@
       </w:r>
       <w:r>
         <w:rPr>
-          <w:rFonts w:ascii="宋体" w:eastAsia="宋体" w:hAnsi="宋体" w:cs="宋体"/>
+          <w:rFonts w:ascii="宋体" w:hAnsi="宋体" w:eastAsia="宋体" w:cs="宋体"/>
           <w:spacing w:val="-9"/>
           <w:sz w:val="30"/>
           <w:szCs w:val="30"/>
@@ -140,14 +139,14 @@
         <w:bidi w:val="0"/>
         <w:spacing w:line="220" w:lineRule="auto"/>
         <w:rPr>
-          <w:rFonts w:ascii="宋体" w:eastAsia="宋体" w:hAnsi="宋体" w:cs="宋体"/>
+          <w:rFonts w:ascii="宋体" w:hAnsi="宋体" w:eastAsia="宋体" w:cs="宋体"/>
           <w:sz w:val="30"/>
           <w:szCs w:val="30"/>
         </w:rPr>
         <w:sectPr>
           <w:pgSz w:w="11906" w:h="16839"/>
           <w:pgMar w:top="1431" w:right="1785" w:bottom="0" w:left="1785" w:header="0" w:footer="0" w:gutter="0"/>
-          <w:cols w:num="1" w:space="720"/>
+          <w:cols w:space="720" w:num="1"/>
         </w:sectPr>
       </w:pPr>
     </w:p>
@@ -167,15 +166,15 @@
         <w:ind w:left="3710"/>
         <w:outlineLvl w:val="0"/>
         <w:rPr>
-          <w:rFonts w:ascii="宋体" w:eastAsia="宋体" w:hAnsi="宋体" w:cs="宋体"/>
+          <w:rFonts w:ascii="宋体" w:hAnsi="宋体" w:eastAsia="宋体" w:cs="宋体"/>
           <w:sz w:val="28"/>
           <w:szCs w:val="28"/>
         </w:rPr>
       </w:pPr>
-      <w:bookmarkStart w:id="2" w:name="_Toc5468"/>
-      <w:r>
-        <w:rPr>
-          <w:rFonts w:ascii="宋体" w:eastAsia="宋体" w:hAnsi="宋体" w:cs="宋体"/>
+      <w:bookmarkStart w:id="2" w:name="_Toc28696"/>
+      <w:r>
+        <w:rPr>
+          <w:rFonts w:ascii="宋体" w:hAnsi="宋体" w:eastAsia="宋体" w:cs="宋体"/>
           <w:spacing w:val="-3"/>
           <w:sz w:val="28"/>
           <w:szCs w:val="28"/>
@@ -186,16 +185,16 @@
     </w:p>
     <w:tbl>
       <w:tblPr>
-        <w:tblStyle w:val="TableNormal0"/>
+        <w:tblStyle w:val="24"/>
         <w:tblW w:w="9072" w:type="dxa"/>
         <w:tblInd w:w="5" w:type="dxa"/>
         <w:tblBorders>
-          <w:top w:val="single" w:sz="4" w:space="0" w:color="000000"/>
-          <w:left w:val="single" w:sz="4" w:space="0" w:color="000000"/>
-          <w:bottom w:val="single" w:sz="4" w:space="0" w:color="000000"/>
-          <w:right w:val="single" w:sz="4" w:space="0" w:color="000000"/>
-          <w:insideH w:val="single" w:sz="4" w:space="0" w:color="000000"/>
-          <w:insideV w:val="single" w:sz="4" w:space="0" w:color="000000"/>
+          <w:top w:val="single" w:color="000000" w:sz="4" w:space="0"/>
+          <w:left w:val="single" w:color="000000" w:sz="4" w:space="0"/>
+          <w:bottom w:val="single" w:color="000000" w:sz="4" w:space="0"/>
+          <w:right w:val="single" w:color="000000" w:sz="4" w:space="0"/>
+          <w:insideH w:val="single" w:color="000000" w:sz="4" w:space="0"/>
+          <w:insideV w:val="single" w:color="000000" w:sz="4" w:space="0"/>
         </w:tblBorders>
         <w:tblLayout w:type="fixed"/>
         <w:tblCellMar>
@@ -214,17 +213,14 @@
       </w:tblGrid>
       <w:tr>
         <w:tblPrEx>
-          <w:tblW w:w="9072" w:type="dxa"/>
-          <w:tblInd w:w="5" w:type="dxa"/>
           <w:tblBorders>
-            <w:top w:val="single" w:sz="4" w:space="0" w:color="000000"/>
-            <w:left w:val="single" w:sz="4" w:space="0" w:color="000000"/>
-            <w:bottom w:val="single" w:sz="4" w:space="0" w:color="000000"/>
-            <w:right w:val="single" w:sz="4" w:space="0" w:color="000000"/>
-            <w:insideH w:val="single" w:sz="4" w:space="0" w:color="000000"/>
-            <w:insideV w:val="single" w:sz="4" w:space="0" w:color="000000"/>
+            <w:top w:val="single" w:color="000000" w:sz="4" w:space="0"/>
+            <w:left w:val="single" w:color="000000" w:sz="4" w:space="0"/>
+            <w:bottom w:val="single" w:color="000000" w:sz="4" w:space="0"/>
+            <w:right w:val="single" w:color="000000" w:sz="4" w:space="0"/>
+            <w:insideH w:val="single" w:color="000000" w:sz="4" w:space="0"/>
+            <w:insideV w:val="single" w:color="000000" w:sz="4" w:space="0"/>
           </w:tblBorders>
-          <w:tblLayout w:type="fixed"/>
           <w:tblCellMar>
             <w:top w:w="0" w:type="dxa"/>
             <w:left w:w="0" w:type="dxa"/>
@@ -233,7 +229,7 @@
           </w:tblCellMar>
         </w:tblPrEx>
         <w:trPr>
-          <w:trHeight w:val="611"/>
+          <w:trHeight w:val="611" w:hRule="atLeast"/>
         </w:trPr>
         <w:tc>
           <w:tcPr>
@@ -241,7 +237,7 @@
           </w:tcPr>
           <w:p>
             <w:pPr>
-              <w:pStyle w:val="TableText"/>
+              <w:pStyle w:val="25"/>
               <w:keepNext w:val="0"/>
               <w:keepLines w:val="0"/>
               <w:pageBreakBefore w:val="0"/>
@@ -270,7 +266,7 @@
           </w:tcPr>
           <w:p>
             <w:pPr>
-              <w:pStyle w:val="TableText"/>
+              <w:pStyle w:val="25"/>
               <w:keepNext w:val="0"/>
               <w:keepLines w:val="0"/>
               <w:pageBreakBefore w:val="0"/>
@@ -301,9 +297,14 @@
       </w:tr>
       <w:tr>
         <w:tblPrEx>
-          <w:tblW w:w="9072" w:type="dxa"/>
-          <w:tblInd w:w="5" w:type="dxa"/>
-          <w:tblLayout w:type="fixed"/>
+          <w:tblBorders>
+            <w:top w:val="single" w:color="000000" w:sz="4" w:space="0"/>
+            <w:left w:val="single" w:color="000000" w:sz="4" w:space="0"/>
+            <w:bottom w:val="single" w:color="000000" w:sz="4" w:space="0"/>
+            <w:right w:val="single" w:color="000000" w:sz="4" w:space="0"/>
+            <w:insideH w:val="single" w:color="000000" w:sz="4" w:space="0"/>
+            <w:insideV w:val="single" w:color="000000" w:sz="4" w:space="0"/>
+          </w:tblBorders>
           <w:tblCellMar>
             <w:top w:w="0" w:type="dxa"/>
             <w:left w:w="0" w:type="dxa"/>
@@ -312,7 +313,7 @@
           </w:tblCellMar>
         </w:tblPrEx>
         <w:trPr>
-          <w:trHeight w:val="606"/>
+          <w:trHeight w:val="606" w:hRule="atLeast"/>
         </w:trPr>
         <w:tc>
           <w:tcPr>
@@ -320,7 +321,7 @@
           </w:tcPr>
           <w:p>
             <w:pPr>
-              <w:pStyle w:val="TableText"/>
+              <w:pStyle w:val="25"/>
               <w:keepNext w:val="0"/>
               <w:keepLines w:val="0"/>
               <w:pageBreakBefore w:val="0"/>
@@ -349,7 +350,7 @@
           </w:tcPr>
           <w:p>
             <w:pPr>
-              <w:pStyle w:val="TableText"/>
+              <w:pStyle w:val="25"/>
               <w:keepNext w:val="0"/>
               <w:keepLines w:val="0"/>
               <w:pageBreakBefore w:val="0"/>
@@ -374,9 +375,14 @@
       </w:tr>
       <w:tr>
         <w:tblPrEx>
-          <w:tblW w:w="9072" w:type="dxa"/>
-          <w:tblInd w:w="5" w:type="dxa"/>
-          <w:tblLayout w:type="fixed"/>
+          <w:tblBorders>
+            <w:top w:val="single" w:color="000000" w:sz="4" w:space="0"/>
+            <w:left w:val="single" w:color="000000" w:sz="4" w:space="0"/>
+            <w:bottom w:val="single" w:color="000000" w:sz="4" w:space="0"/>
+            <w:right w:val="single" w:color="000000" w:sz="4" w:space="0"/>
+            <w:insideH w:val="single" w:color="000000" w:sz="4" w:space="0"/>
+            <w:insideV w:val="single" w:color="000000" w:sz="4" w:space="0"/>
+          </w:tblBorders>
           <w:tblCellMar>
             <w:top w:w="0" w:type="dxa"/>
             <w:left w:w="0" w:type="dxa"/>
@@ -385,7 +391,7 @@
           </w:tblCellMar>
         </w:tblPrEx>
         <w:trPr>
-          <w:trHeight w:val="606"/>
+          <w:trHeight w:val="606" w:hRule="atLeast"/>
         </w:trPr>
         <w:tc>
           <w:tcPr>
@@ -393,7 +399,7 @@
           </w:tcPr>
           <w:p>
             <w:pPr>
-              <w:pStyle w:val="TableText"/>
+              <w:pStyle w:val="25"/>
               <w:keepNext w:val="0"/>
               <w:keepLines w:val="0"/>
               <w:pageBreakBefore w:val="0"/>
@@ -421,7 +427,7 @@
           </w:tcPr>
           <w:p>
             <w:pPr>
-              <w:pStyle w:val="TableText"/>
+              <w:pStyle w:val="25"/>
               <w:keepNext w:val="0"/>
               <w:keepLines w:val="0"/>
               <w:pageBreakBefore w:val="0"/>
@@ -449,7 +455,7 @@
           </w:tcPr>
           <w:p>
             <w:pPr>
-              <w:pStyle w:val="TableText"/>
+              <w:pStyle w:val="25"/>
               <w:keepNext w:val="0"/>
               <w:keepLines w:val="0"/>
               <w:pageBreakBefore w:val="0"/>
@@ -477,7 +483,7 @@
           </w:tcPr>
           <w:p>
             <w:pPr>
-              <w:pStyle w:val="TableText"/>
+              <w:pStyle w:val="25"/>
               <w:keepNext w:val="0"/>
               <w:keepLines w:val="0"/>
               <w:pageBreakBefore w:val="0"/>
@@ -505,7 +511,7 @@
           </w:tcPr>
           <w:p>
             <w:pPr>
-              <w:pStyle w:val="TableText"/>
+              <w:pStyle w:val="25"/>
               <w:keepNext w:val="0"/>
               <w:keepLines w:val="0"/>
               <w:pageBreakBefore w:val="0"/>
@@ -530,9 +536,14 @@
       </w:tr>
       <w:tr>
         <w:tblPrEx>
-          <w:tblW w:w="9072" w:type="dxa"/>
-          <w:tblInd w:w="5" w:type="dxa"/>
-          <w:tblLayout w:type="fixed"/>
+          <w:tblBorders>
+            <w:top w:val="single" w:color="000000" w:sz="4" w:space="0"/>
+            <w:left w:val="single" w:color="000000" w:sz="4" w:space="0"/>
+            <w:bottom w:val="single" w:color="000000" w:sz="4" w:space="0"/>
+            <w:right w:val="single" w:color="000000" w:sz="4" w:space="0"/>
+            <w:insideH w:val="single" w:color="000000" w:sz="4" w:space="0"/>
+            <w:insideV w:val="single" w:color="000000" w:sz="4" w:space="0"/>
+          </w:tblBorders>
           <w:tblCellMar>
             <w:top w:w="0" w:type="dxa"/>
             <w:left w:w="0" w:type="dxa"/>
@@ -541,7 +552,7 @@
           </w:tblCellMar>
         </w:tblPrEx>
         <w:trPr>
-          <w:trHeight w:val="474"/>
+          <w:trHeight w:val="474" w:hRule="atLeast"/>
         </w:trPr>
         <w:tc>
           <w:tcPr>
@@ -549,7 +560,7 @@
           </w:tcPr>
           <w:p>
             <w:pPr>
-              <w:pStyle w:val="TableText"/>
+              <w:pStyle w:val="25"/>
               <w:keepNext w:val="0"/>
               <w:keepLines w:val="0"/>
               <w:pageBreakBefore w:val="0"/>
@@ -577,7 +588,7 @@
           </w:tcPr>
           <w:p>
             <w:pPr>
-              <w:pStyle w:val="TableText"/>
+              <w:pStyle w:val="25"/>
               <w:keepNext w:val="0"/>
               <w:keepLines w:val="0"/>
               <w:pageBreakBefore w:val="0"/>
@@ -591,7 +602,7 @@
               <w:spacing w:before="154" w:line="238" w:lineRule="auto"/>
               <w:ind w:left="231"/>
               <w:rPr>
-                <w:rFonts w:eastAsia="宋体" w:hint="eastAsia"/>
+                <w:rFonts w:hint="eastAsia" w:eastAsia="宋体"/>
                 <w:lang w:val="en-US" w:eastAsia="zh-CN"/>
               </w:rPr>
             </w:pPr>
@@ -607,7 +618,7 @@
                 <w:spacing w:val="-2"/>
                 <w:lang w:val="en-US" w:eastAsia="zh-CN"/>
               </w:rPr>
-              <w:t>10</w:t>
+              <w:t>12</w:t>
             </w:r>
             <w:r>
               <w:rPr>
@@ -631,7 +642,7 @@
           </w:tcPr>
           <w:p>
             <w:pPr>
-              <w:pStyle w:val="TableText"/>
+              <w:pStyle w:val="25"/>
               <w:keepNext w:val="0"/>
               <w:keepLines w:val="0"/>
               <w:pageBreakBefore w:val="0"/>
@@ -659,7 +670,7 @@
           </w:tcPr>
           <w:p>
             <w:pPr>
-              <w:pStyle w:val="TableText"/>
+              <w:pStyle w:val="25"/>
               <w:keepNext w:val="0"/>
               <w:keepLines w:val="0"/>
               <w:pageBreakBefore w:val="0"/>
@@ -673,7 +684,7 @@
               <w:spacing w:before="119" w:line="220" w:lineRule="auto"/>
               <w:ind w:left="426"/>
               <w:rPr>
-                <w:rFonts w:eastAsia="宋体" w:hint="eastAsia"/>
+                <w:rFonts w:hint="eastAsia" w:eastAsia="宋体"/>
                 <w:lang w:val="en-US" w:eastAsia="zh-CN"/>
               </w:rPr>
             </w:pPr>
@@ -692,7 +703,7 @@
           </w:tcPr>
           <w:p>
             <w:pPr>
-              <w:pStyle w:val="TableText"/>
+              <w:pStyle w:val="25"/>
               <w:keepNext w:val="0"/>
               <w:keepLines w:val="0"/>
               <w:pageBreakBefore w:val="0"/>
@@ -717,9 +728,14 @@
       </w:tr>
       <w:tr>
         <w:tblPrEx>
-          <w:tblW w:w="9072" w:type="dxa"/>
-          <w:tblInd w:w="5" w:type="dxa"/>
-          <w:tblLayout w:type="fixed"/>
+          <w:tblBorders>
+            <w:top w:val="single" w:color="000000" w:sz="4" w:space="0"/>
+            <w:left w:val="single" w:color="000000" w:sz="4" w:space="0"/>
+            <w:bottom w:val="single" w:color="000000" w:sz="4" w:space="0"/>
+            <w:right w:val="single" w:color="000000" w:sz="4" w:space="0"/>
+            <w:insideH w:val="single" w:color="000000" w:sz="4" w:space="0"/>
+            <w:insideV w:val="single" w:color="000000" w:sz="4" w:space="0"/>
+          </w:tblBorders>
           <w:tblCellMar>
             <w:top w:w="0" w:type="dxa"/>
             <w:left w:w="0" w:type="dxa"/>
@@ -728,7 +744,7 @@
           </w:tblCellMar>
         </w:tblPrEx>
         <w:trPr>
-          <w:trHeight w:val="474"/>
+          <w:trHeight w:val="474" w:hRule="atLeast"/>
         </w:trPr>
         <w:tc>
           <w:tcPr>
@@ -848,9 +864,14 @@
       </w:tr>
       <w:tr>
         <w:tblPrEx>
-          <w:tblW w:w="9072" w:type="dxa"/>
-          <w:tblInd w:w="5" w:type="dxa"/>
-          <w:tblLayout w:type="fixed"/>
+          <w:tblBorders>
+            <w:top w:val="single" w:color="000000" w:sz="4" w:space="0"/>
+            <w:left w:val="single" w:color="000000" w:sz="4" w:space="0"/>
+            <w:bottom w:val="single" w:color="000000" w:sz="4" w:space="0"/>
+            <w:right w:val="single" w:color="000000" w:sz="4" w:space="0"/>
+            <w:insideH w:val="single" w:color="000000" w:sz="4" w:space="0"/>
+            <w:insideV w:val="single" w:color="000000" w:sz="4" w:space="0"/>
+          </w:tblBorders>
           <w:tblCellMar>
             <w:top w:w="0" w:type="dxa"/>
             <w:left w:w="0" w:type="dxa"/>
@@ -859,7 +880,7 @@
           </w:tblCellMar>
         </w:tblPrEx>
         <w:trPr>
-          <w:trHeight w:val="588"/>
+          <w:trHeight w:val="588" w:hRule="atLeast"/>
         </w:trPr>
         <w:tc>
           <w:tcPr>
@@ -980,7 +1001,7 @@
     </w:tbl>
     <w:p>
       <w:pPr>
-        <w:pStyle w:val="BodyText"/>
+        <w:pStyle w:val="12"/>
         <w:keepNext w:val="0"/>
         <w:keepLines w:val="0"/>
         <w:pageBreakBefore w:val="0"/>
@@ -1008,14 +1029,14 @@
         <w:sectPr>
           <w:pgSz w:w="11906" w:h="16839"/>
           <w:pgMar w:top="1431" w:right="1127" w:bottom="0" w:left="1696" w:header="0" w:footer="0" w:gutter="0"/>
-          <w:cols w:num="1" w:space="720"/>
+          <w:cols w:space="720" w:num="1"/>
         </w:sectPr>
       </w:pPr>
     </w:p>
     <w:sdt>
       <w:sdtPr>
         <w:rPr>
-          <w:rFonts w:ascii="宋体" w:eastAsia="宋体" w:hAnsi="宋体" w:cs="Arial"/>
+          <w:rFonts w:ascii="宋体" w:hAnsi="宋体" w:eastAsia="宋体" w:cs="Arial"/>
           <w:snapToGrid w:val="0"/>
           <w:color w:val="000000"/>
           <w:kern w:val="0"/>
@@ -1031,7 +1052,7 @@
       </w:sdtPr>
       <w:sdtEndPr>
         <w:rPr>
-          <w:rFonts w:ascii="Microsoft JhengHei" w:eastAsia="Microsoft JhengHei" w:hAnsi="Microsoft JhengHei" w:cs="Microsoft JhengHei" w:hint="eastAsia"/>
+          <w:rFonts w:hint="eastAsia" w:ascii="Microsoft JhengHei" w:hAnsi="Microsoft JhengHei" w:eastAsia="Microsoft JhengHei" w:cs="Microsoft JhengHei"/>
           <w:snapToGrid w:val="0"/>
           <w:color w:val="000000"/>
           <w:kern w:val="0"/>
@@ -1054,12 +1075,12 @@
             <w:autoSpaceDN w:val="0"/>
             <w:bidi w:val="0"/>
             <w:spacing w:before="0" w:beforeLines="0" w:after="0" w:afterLines="0" w:line="240" w:lineRule="auto"/>
-            <w:ind w:left="0" w:right="0" w:firstLine="0" w:leftChars="0" w:rightChars="0" w:firstLineChars="0"/>
+            <w:ind w:left="0" w:leftChars="0" w:right="0" w:rightChars="0" w:firstLine="0" w:firstLineChars="0"/>
             <w:jc w:val="center"/>
           </w:pPr>
           <w:r>
             <w:rPr>
-              <w:rFonts w:ascii="宋体" w:eastAsia="宋体" w:hAnsi="宋体"/>
+              <w:rFonts w:ascii="宋体" w:hAnsi="宋体" w:eastAsia="宋体"/>
               <w:sz w:val="21"/>
             </w:rPr>
             <w:t>目录</w:t>
@@ -1067,14 +1088,14 @@
         </w:p>
         <w:p>
           <w:pPr>
-            <w:pStyle w:val="TOC1"/>
+            <w:pStyle w:val="16"/>
             <w:tabs>
               <w:tab w:val="right" w:leader="dot" w:pos="8497"/>
             </w:tabs>
           </w:pPr>
           <w:r>
             <w:rPr>
-              <w:rFonts w:ascii="Microsoft JhengHei" w:eastAsia="Microsoft JhengHei" w:hAnsi="Microsoft JhengHei" w:cs="Microsoft JhengHei" w:hint="eastAsia"/>
+              <w:rFonts w:hint="eastAsia" w:ascii="Microsoft JhengHei" w:hAnsi="Microsoft JhengHei" w:eastAsia="Microsoft JhengHei" w:cs="Microsoft JhengHei"/>
               <w:sz w:val="24"/>
               <w:szCs w:val="24"/>
             </w:rPr>
@@ -1082,7 +1103,7 @@
           </w:r>
           <w:r>
             <w:rPr>
-              <w:rFonts w:ascii="Microsoft JhengHei" w:eastAsia="Microsoft JhengHei" w:hAnsi="Microsoft JhengHei" w:cs="Microsoft JhengHei" w:hint="eastAsia"/>
+              <w:rFonts w:hint="eastAsia" w:ascii="Microsoft JhengHei" w:hAnsi="Microsoft JhengHei" w:eastAsia="Microsoft JhengHei" w:cs="Microsoft JhengHei"/>
               <w:sz w:val="24"/>
               <w:szCs w:val="24"/>
             </w:rPr>
@@ -1090,7 +1111,7 @@
           </w:r>
           <w:r>
             <w:rPr>
-              <w:rFonts w:ascii="Microsoft JhengHei" w:eastAsia="Microsoft JhengHei" w:hAnsi="Microsoft JhengHei" w:cs="Microsoft JhengHei" w:hint="eastAsia"/>
+              <w:rFonts w:hint="eastAsia" w:ascii="Microsoft JhengHei" w:hAnsi="Microsoft JhengHei" w:eastAsia="Microsoft JhengHei" w:cs="Microsoft JhengHei"/>
               <w:sz w:val="24"/>
               <w:szCs w:val="24"/>
             </w:rPr>
@@ -1098,21 +1119,21 @@
           </w:r>
           <w:r>
             <w:rPr>
-              <w:rFonts w:ascii="Microsoft JhengHei" w:eastAsia="Microsoft JhengHei" w:hAnsi="Microsoft JhengHei" w:cs="Microsoft JhengHei" w:hint="eastAsia"/>
+              <w:rFonts w:hint="eastAsia" w:ascii="Microsoft JhengHei" w:hAnsi="Microsoft JhengHei" w:eastAsia="Microsoft JhengHei" w:cs="Microsoft JhengHei"/>
               <w:szCs w:val="24"/>
             </w:rPr>
             <w:fldChar w:fldCharType="begin"/>
           </w:r>
           <w:r>
             <w:rPr>
-              <w:rFonts w:ascii="Microsoft JhengHei" w:eastAsia="Microsoft JhengHei" w:hAnsi="Microsoft JhengHei" w:cs="Microsoft JhengHei" w:hint="eastAsia"/>
-              <w:szCs w:val="24"/>
-            </w:rPr>
-            <w:instrText xml:space="preserve"> HYPERLINK \l _Toc11926 </w:instrText>
-          </w:r>
-          <w:r>
-            <w:rPr>
-              <w:rFonts w:ascii="Microsoft JhengHei" w:eastAsia="Microsoft JhengHei" w:hAnsi="Microsoft JhengHei" w:cs="Microsoft JhengHei" w:hint="eastAsia"/>
+              <w:rFonts w:hint="eastAsia" w:ascii="Microsoft JhengHei" w:hAnsi="Microsoft JhengHei" w:eastAsia="Microsoft JhengHei" w:cs="Microsoft JhengHei"/>
+              <w:szCs w:val="24"/>
+            </w:rPr>
+            <w:instrText xml:space="preserve"> HYPERLINK \l _Toc28662 </w:instrText>
+          </w:r>
+          <w:r>
+            <w:rPr>
+              <w:rFonts w:hint="eastAsia" w:ascii="Microsoft JhengHei" w:hAnsi="Microsoft JhengHei" w:eastAsia="Microsoft JhengHei" w:cs="Microsoft JhengHei"/>
               <w:szCs w:val="24"/>
             </w:rPr>
             <w:fldChar w:fldCharType="separate"/>
@@ -1127,7 +1148,7 @@
             <w:fldChar w:fldCharType="begin"/>
           </w:r>
           <w:r>
-            <w:instrText xml:space="preserve"> PAGEREF _Toc11926 \h </w:instrText>
+            <w:instrText xml:space="preserve"> PAGEREF _Toc28662 \h </w:instrText>
           </w:r>
           <w:r>
             <w:fldChar w:fldCharType="separate"/>
@@ -1140,7 +1161,7 @@
           </w:r>
           <w:r>
             <w:rPr>
-              <w:rFonts w:ascii="Microsoft JhengHei" w:eastAsia="Microsoft JhengHei" w:hAnsi="Microsoft JhengHei" w:cs="Microsoft JhengHei" w:hint="eastAsia"/>
+              <w:rFonts w:hint="eastAsia" w:ascii="Microsoft JhengHei" w:hAnsi="Microsoft JhengHei" w:eastAsia="Microsoft JhengHei" w:cs="Microsoft JhengHei"/>
               <w:szCs w:val="24"/>
             </w:rPr>
             <w:fldChar w:fldCharType="end"/>
@@ -1148,28 +1169,28 @@
         </w:p>
         <w:p>
           <w:pPr>
-            <w:pStyle w:val="TOC1"/>
+            <w:pStyle w:val="16"/>
             <w:tabs>
               <w:tab w:val="right" w:leader="dot" w:pos="8497"/>
             </w:tabs>
           </w:pPr>
           <w:r>
             <w:rPr>
-              <w:rFonts w:ascii="Microsoft JhengHei" w:eastAsia="Microsoft JhengHei" w:hAnsi="Microsoft JhengHei" w:cs="Microsoft JhengHei" w:hint="eastAsia"/>
+              <w:rFonts w:hint="eastAsia" w:ascii="Microsoft JhengHei" w:hAnsi="Microsoft JhengHei" w:eastAsia="Microsoft JhengHei" w:cs="Microsoft JhengHei"/>
               <w:szCs w:val="24"/>
             </w:rPr>
             <w:fldChar w:fldCharType="begin"/>
           </w:r>
           <w:r>
             <w:rPr>
-              <w:rFonts w:ascii="Microsoft JhengHei" w:eastAsia="Microsoft JhengHei" w:hAnsi="Microsoft JhengHei" w:cs="Microsoft JhengHei" w:hint="eastAsia"/>
-              <w:szCs w:val="24"/>
-            </w:rPr>
-            <w:instrText xml:space="preserve"> HYPERLINK \l _Toc11395 </w:instrText>
-          </w:r>
-          <w:r>
-            <w:rPr>
-              <w:rFonts w:ascii="Microsoft JhengHei" w:eastAsia="Microsoft JhengHei" w:hAnsi="Microsoft JhengHei" w:cs="Microsoft JhengHei" w:hint="eastAsia"/>
+              <w:rFonts w:hint="eastAsia" w:ascii="Microsoft JhengHei" w:hAnsi="Microsoft JhengHei" w:eastAsia="Microsoft JhengHei" w:cs="Microsoft JhengHei"/>
+              <w:szCs w:val="24"/>
+            </w:rPr>
+            <w:instrText xml:space="preserve"> HYPERLINK \l _Toc30429 </w:instrText>
+          </w:r>
+          <w:r>
+            <w:rPr>
+              <w:rFonts w:hint="eastAsia" w:ascii="Microsoft JhengHei" w:hAnsi="Microsoft JhengHei" w:eastAsia="Microsoft JhengHei" w:cs="Microsoft JhengHei"/>
               <w:szCs w:val="24"/>
             </w:rPr>
             <w:fldChar w:fldCharType="separate"/>
@@ -1184,7 +1205,7 @@
             <w:fldChar w:fldCharType="begin"/>
           </w:r>
           <w:r>
-            <w:instrText xml:space="preserve"> PAGEREF _Toc11395 \h </w:instrText>
+            <w:instrText xml:space="preserve"> PAGEREF _Toc30429 \h </w:instrText>
           </w:r>
           <w:r>
             <w:fldChar w:fldCharType="separate"/>
@@ -1197,7 +1218,7 @@
           </w:r>
           <w:r>
             <w:rPr>
-              <w:rFonts w:ascii="Microsoft JhengHei" w:eastAsia="Microsoft JhengHei" w:hAnsi="Microsoft JhengHei" w:cs="Microsoft JhengHei" w:hint="eastAsia"/>
+              <w:rFonts w:hint="eastAsia" w:ascii="Microsoft JhengHei" w:hAnsi="Microsoft JhengHei" w:eastAsia="Microsoft JhengHei" w:cs="Microsoft JhengHei"/>
               <w:szCs w:val="24"/>
             </w:rPr>
             <w:fldChar w:fldCharType="end"/>
@@ -1205,35 +1226,35 @@
         </w:p>
         <w:p>
           <w:pPr>
-            <w:pStyle w:val="TOC1"/>
+            <w:pStyle w:val="16"/>
             <w:tabs>
               <w:tab w:val="right" w:leader="dot" w:pos="8497"/>
             </w:tabs>
           </w:pPr>
           <w:r>
             <w:rPr>
-              <w:rFonts w:ascii="Microsoft JhengHei" w:eastAsia="Microsoft JhengHei" w:hAnsi="Microsoft JhengHei" w:cs="Microsoft JhengHei" w:hint="eastAsia"/>
+              <w:rFonts w:hint="eastAsia" w:ascii="Microsoft JhengHei" w:hAnsi="Microsoft JhengHei" w:eastAsia="Microsoft JhengHei" w:cs="Microsoft JhengHei"/>
               <w:szCs w:val="24"/>
             </w:rPr>
             <w:fldChar w:fldCharType="begin"/>
           </w:r>
           <w:r>
             <w:rPr>
-              <w:rFonts w:ascii="Microsoft JhengHei" w:eastAsia="Microsoft JhengHei" w:hAnsi="Microsoft JhengHei" w:cs="Microsoft JhengHei" w:hint="eastAsia"/>
-              <w:szCs w:val="24"/>
-            </w:rPr>
-            <w:instrText xml:space="preserve"> HYPERLINK \l _Toc5468 </w:instrText>
-          </w:r>
-          <w:r>
-            <w:rPr>
-              <w:rFonts w:ascii="Microsoft JhengHei" w:eastAsia="Microsoft JhengHei" w:hAnsi="Microsoft JhengHei" w:cs="Microsoft JhengHei" w:hint="eastAsia"/>
+              <w:rFonts w:hint="eastAsia" w:ascii="Microsoft JhengHei" w:hAnsi="Microsoft JhengHei" w:eastAsia="Microsoft JhengHei" w:cs="Microsoft JhengHei"/>
+              <w:szCs w:val="24"/>
+            </w:rPr>
+            <w:instrText xml:space="preserve"> HYPERLINK \l _Toc28696 </w:instrText>
+          </w:r>
+          <w:r>
+            <w:rPr>
+              <w:rFonts w:hint="eastAsia" w:ascii="Microsoft JhengHei" w:hAnsi="Microsoft JhengHei" w:eastAsia="Microsoft JhengHei" w:cs="Microsoft JhengHei"/>
               <w:szCs w:val="24"/>
             </w:rPr>
             <w:fldChar w:fldCharType="separate"/>
           </w:r>
           <w:r>
             <w:rPr>
-              <w:rFonts w:ascii="宋体" w:eastAsia="宋体" w:hAnsi="宋体" w:cs="宋体"/>
+              <w:rFonts w:ascii="宋体" w:hAnsi="宋体" w:eastAsia="宋体" w:cs="宋体"/>
               <w:spacing w:val="-3"/>
               <w:szCs w:val="28"/>
             </w:rPr>
@@ -1246,7 +1267,7 @@
             <w:fldChar w:fldCharType="begin"/>
           </w:r>
           <w:r>
-            <w:instrText xml:space="preserve"> PAGEREF _Toc5468 \h </w:instrText>
+            <w:instrText xml:space="preserve"> PAGEREF _Toc28696 \h </w:instrText>
           </w:r>
           <w:r>
             <w:fldChar w:fldCharType="separate"/>
@@ -1259,7 +1280,7 @@
           </w:r>
           <w:r>
             <w:rPr>
-              <w:rFonts w:ascii="Microsoft JhengHei" w:eastAsia="Microsoft JhengHei" w:hAnsi="Microsoft JhengHei" w:cs="Microsoft JhengHei" w:hint="eastAsia"/>
+              <w:rFonts w:hint="eastAsia" w:ascii="Microsoft JhengHei" w:hAnsi="Microsoft JhengHei" w:eastAsia="Microsoft JhengHei" w:cs="Microsoft JhengHei"/>
               <w:szCs w:val="24"/>
             </w:rPr>
             <w:fldChar w:fldCharType="end"/>
@@ -1267,28 +1288,28 @@
         </w:p>
         <w:p>
           <w:pPr>
-            <w:pStyle w:val="TOC1"/>
+            <w:pStyle w:val="16"/>
             <w:tabs>
               <w:tab w:val="right" w:leader="dot" w:pos="8497"/>
             </w:tabs>
           </w:pPr>
           <w:r>
             <w:rPr>
-              <w:rFonts w:ascii="Microsoft JhengHei" w:eastAsia="Microsoft JhengHei" w:hAnsi="Microsoft JhengHei" w:cs="Microsoft JhengHei" w:hint="eastAsia"/>
+              <w:rFonts w:hint="eastAsia" w:ascii="Microsoft JhengHei" w:hAnsi="Microsoft JhengHei" w:eastAsia="Microsoft JhengHei" w:cs="Microsoft JhengHei"/>
               <w:szCs w:val="24"/>
             </w:rPr>
             <w:fldChar w:fldCharType="begin"/>
           </w:r>
           <w:r>
             <w:rPr>
-              <w:rFonts w:ascii="Microsoft JhengHei" w:eastAsia="Microsoft JhengHei" w:hAnsi="Microsoft JhengHei" w:cs="Microsoft JhengHei" w:hint="eastAsia"/>
-              <w:szCs w:val="24"/>
-            </w:rPr>
-            <w:instrText xml:space="preserve"> HYPERLINK \l _Toc19042 </w:instrText>
-          </w:r>
-          <w:r>
-            <w:rPr>
-              <w:rFonts w:ascii="Microsoft JhengHei" w:eastAsia="Microsoft JhengHei" w:hAnsi="Microsoft JhengHei" w:cs="Microsoft JhengHei" w:hint="eastAsia"/>
+              <w:rFonts w:hint="eastAsia" w:ascii="Microsoft JhengHei" w:hAnsi="Microsoft JhengHei" w:eastAsia="Microsoft JhengHei" w:cs="Microsoft JhengHei"/>
+              <w:szCs w:val="24"/>
+            </w:rPr>
+            <w:instrText xml:space="preserve"> HYPERLINK \l _Toc7490 </w:instrText>
+          </w:r>
+          <w:r>
+            <w:rPr>
+              <w:rFonts w:hint="eastAsia" w:ascii="Microsoft JhengHei" w:hAnsi="Microsoft JhengHei" w:eastAsia="Microsoft JhengHei" w:cs="Microsoft JhengHei"/>
               <w:szCs w:val="24"/>
             </w:rPr>
             <w:fldChar w:fldCharType="separate"/>
@@ -1309,7 +1330,7 @@
             <w:fldChar w:fldCharType="begin"/>
           </w:r>
           <w:r>
-            <w:instrText xml:space="preserve"> PAGEREF _Toc19042 \h </w:instrText>
+            <w:instrText xml:space="preserve"> PAGEREF _Toc7490 \h </w:instrText>
           </w:r>
           <w:r>
             <w:fldChar w:fldCharType="separate"/>
@@ -1322,7 +1343,7 @@
           </w:r>
           <w:r>
             <w:rPr>
-              <w:rFonts w:ascii="Microsoft JhengHei" w:eastAsia="Microsoft JhengHei" w:hAnsi="Microsoft JhengHei" w:cs="Microsoft JhengHei" w:hint="eastAsia"/>
+              <w:rFonts w:hint="eastAsia" w:ascii="Microsoft JhengHei" w:hAnsi="Microsoft JhengHei" w:eastAsia="Microsoft JhengHei" w:cs="Microsoft JhengHei"/>
               <w:szCs w:val="24"/>
             </w:rPr>
             <w:fldChar w:fldCharType="end"/>
@@ -1330,28 +1351,28 @@
         </w:p>
         <w:p>
           <w:pPr>
-            <w:pStyle w:val="TOC1"/>
+            <w:pStyle w:val="16"/>
             <w:tabs>
               <w:tab w:val="right" w:leader="dot" w:pos="8497"/>
             </w:tabs>
           </w:pPr>
           <w:r>
             <w:rPr>
-              <w:rFonts w:ascii="Microsoft JhengHei" w:eastAsia="Microsoft JhengHei" w:hAnsi="Microsoft JhengHei" w:cs="Microsoft JhengHei" w:hint="eastAsia"/>
+              <w:rFonts w:hint="eastAsia" w:ascii="Microsoft JhengHei" w:hAnsi="Microsoft JhengHei" w:eastAsia="Microsoft JhengHei" w:cs="Microsoft JhengHei"/>
               <w:szCs w:val="24"/>
             </w:rPr>
             <w:fldChar w:fldCharType="begin"/>
           </w:r>
           <w:r>
             <w:rPr>
-              <w:rFonts w:ascii="Microsoft JhengHei" w:eastAsia="Microsoft JhengHei" w:hAnsi="Microsoft JhengHei" w:cs="Microsoft JhengHei" w:hint="eastAsia"/>
-              <w:szCs w:val="24"/>
-            </w:rPr>
-            <w:instrText xml:space="preserve"> HYPERLINK \l _Toc22088 </w:instrText>
-          </w:r>
-          <w:r>
-            <w:rPr>
-              <w:rFonts w:ascii="Microsoft JhengHei" w:eastAsia="Microsoft JhengHei" w:hAnsi="Microsoft JhengHei" w:cs="Microsoft JhengHei" w:hint="eastAsia"/>
+              <w:rFonts w:hint="eastAsia" w:ascii="Microsoft JhengHei" w:hAnsi="Microsoft JhengHei" w:eastAsia="Microsoft JhengHei" w:cs="Microsoft JhengHei"/>
+              <w:szCs w:val="24"/>
+            </w:rPr>
+            <w:instrText xml:space="preserve"> HYPERLINK \l _Toc17181 </w:instrText>
+          </w:r>
+          <w:r>
+            <w:rPr>
+              <w:rFonts w:hint="eastAsia" w:ascii="Microsoft JhengHei" w:hAnsi="Microsoft JhengHei" w:eastAsia="Microsoft JhengHei" w:cs="Microsoft JhengHei"/>
               <w:szCs w:val="24"/>
             </w:rPr>
             <w:fldChar w:fldCharType="separate"/>
@@ -1372,7 +1393,7 @@
             <w:fldChar w:fldCharType="begin"/>
           </w:r>
           <w:r>
-            <w:instrText xml:space="preserve"> PAGEREF _Toc22088 \h </w:instrText>
+            <w:instrText xml:space="preserve"> PAGEREF _Toc17181 \h </w:instrText>
           </w:r>
           <w:r>
             <w:fldChar w:fldCharType="separate"/>
@@ -1385,7 +1406,7 @@
           </w:r>
           <w:r>
             <w:rPr>
-              <w:rFonts w:ascii="Microsoft JhengHei" w:eastAsia="Microsoft JhengHei" w:hAnsi="Microsoft JhengHei" w:cs="Microsoft JhengHei" w:hint="eastAsia"/>
+              <w:rFonts w:hint="eastAsia" w:ascii="Microsoft JhengHei" w:hAnsi="Microsoft JhengHei" w:eastAsia="Microsoft JhengHei" w:cs="Microsoft JhengHei"/>
               <w:szCs w:val="24"/>
             </w:rPr>
             <w:fldChar w:fldCharType="end"/>
@@ -1393,28 +1414,28 @@
         </w:p>
         <w:p>
           <w:pPr>
-            <w:pStyle w:val="TOC1"/>
+            <w:pStyle w:val="16"/>
             <w:tabs>
               <w:tab w:val="right" w:leader="dot" w:pos="8497"/>
             </w:tabs>
           </w:pPr>
           <w:r>
             <w:rPr>
-              <w:rFonts w:ascii="Microsoft JhengHei" w:eastAsia="Microsoft JhengHei" w:hAnsi="Microsoft JhengHei" w:cs="Microsoft JhengHei" w:hint="eastAsia"/>
+              <w:rFonts w:hint="eastAsia" w:ascii="Microsoft JhengHei" w:hAnsi="Microsoft JhengHei" w:eastAsia="Microsoft JhengHei" w:cs="Microsoft JhengHei"/>
               <w:szCs w:val="24"/>
             </w:rPr>
             <w:fldChar w:fldCharType="begin"/>
           </w:r>
           <w:r>
             <w:rPr>
-              <w:rFonts w:ascii="Microsoft JhengHei" w:eastAsia="Microsoft JhengHei" w:hAnsi="Microsoft JhengHei" w:cs="Microsoft JhengHei" w:hint="eastAsia"/>
-              <w:szCs w:val="24"/>
-            </w:rPr>
-            <w:instrText xml:space="preserve"> HYPERLINK \l _Toc1183 </w:instrText>
-          </w:r>
-          <w:r>
-            <w:rPr>
-              <w:rFonts w:ascii="Microsoft JhengHei" w:eastAsia="Microsoft JhengHei" w:hAnsi="Microsoft JhengHei" w:cs="Microsoft JhengHei" w:hint="eastAsia"/>
+              <w:rFonts w:hint="eastAsia" w:ascii="Microsoft JhengHei" w:hAnsi="Microsoft JhengHei" w:eastAsia="Microsoft JhengHei" w:cs="Microsoft JhengHei"/>
+              <w:szCs w:val="24"/>
+            </w:rPr>
+            <w:instrText xml:space="preserve"> HYPERLINK \l _Toc8629 </w:instrText>
+          </w:r>
+          <w:r>
+            <w:rPr>
+              <w:rFonts w:hint="eastAsia" w:ascii="Microsoft JhengHei" w:hAnsi="Microsoft JhengHei" w:eastAsia="Microsoft JhengHei" w:cs="Microsoft JhengHei"/>
               <w:szCs w:val="24"/>
             </w:rPr>
             <w:fldChar w:fldCharType="separate"/>
@@ -1435,7 +1456,7 @@
             <w:fldChar w:fldCharType="begin"/>
           </w:r>
           <w:r>
-            <w:instrText xml:space="preserve"> PAGEREF _Toc1183 \h </w:instrText>
+            <w:instrText xml:space="preserve"> PAGEREF _Toc8629 \h </w:instrText>
           </w:r>
           <w:r>
             <w:fldChar w:fldCharType="separate"/>
@@ -1448,7 +1469,7 @@
           </w:r>
           <w:r>
             <w:rPr>
-              <w:rFonts w:ascii="Microsoft JhengHei" w:eastAsia="Microsoft JhengHei" w:hAnsi="Microsoft JhengHei" w:cs="Microsoft JhengHei" w:hint="eastAsia"/>
+              <w:rFonts w:hint="eastAsia" w:ascii="Microsoft JhengHei" w:hAnsi="Microsoft JhengHei" w:eastAsia="Microsoft JhengHei" w:cs="Microsoft JhengHei"/>
               <w:szCs w:val="24"/>
             </w:rPr>
             <w:fldChar w:fldCharType="end"/>
@@ -1456,28 +1477,28 @@
         </w:p>
         <w:p>
           <w:pPr>
-            <w:pStyle w:val="TOC1"/>
+            <w:pStyle w:val="16"/>
             <w:tabs>
               <w:tab w:val="right" w:leader="dot" w:pos="8497"/>
             </w:tabs>
           </w:pPr>
           <w:r>
             <w:rPr>
-              <w:rFonts w:ascii="Microsoft JhengHei" w:eastAsia="Microsoft JhengHei" w:hAnsi="Microsoft JhengHei" w:cs="Microsoft JhengHei" w:hint="eastAsia"/>
+              <w:rFonts w:hint="eastAsia" w:ascii="Microsoft JhengHei" w:hAnsi="Microsoft JhengHei" w:eastAsia="Microsoft JhengHei" w:cs="Microsoft JhengHei"/>
               <w:szCs w:val="24"/>
             </w:rPr>
             <w:fldChar w:fldCharType="begin"/>
           </w:r>
           <w:r>
             <w:rPr>
-              <w:rFonts w:ascii="Microsoft JhengHei" w:eastAsia="Microsoft JhengHei" w:hAnsi="Microsoft JhengHei" w:cs="Microsoft JhengHei" w:hint="eastAsia"/>
-              <w:szCs w:val="24"/>
-            </w:rPr>
-            <w:instrText xml:space="preserve"> HYPERLINK \l _Toc19124 </w:instrText>
-          </w:r>
-          <w:r>
-            <w:rPr>
-              <w:rFonts w:ascii="Microsoft JhengHei" w:eastAsia="Microsoft JhengHei" w:hAnsi="Microsoft JhengHei" w:cs="Microsoft JhengHei" w:hint="eastAsia"/>
+              <w:rFonts w:hint="eastAsia" w:ascii="Microsoft JhengHei" w:hAnsi="Microsoft JhengHei" w:eastAsia="Microsoft JhengHei" w:cs="Microsoft JhengHei"/>
+              <w:szCs w:val="24"/>
+            </w:rPr>
+            <w:instrText xml:space="preserve"> HYPERLINK \l _Toc19687 </w:instrText>
+          </w:r>
+          <w:r>
+            <w:rPr>
+              <w:rFonts w:hint="eastAsia" w:ascii="Microsoft JhengHei" w:hAnsi="Microsoft JhengHei" w:eastAsia="Microsoft JhengHei" w:cs="Microsoft JhengHei"/>
               <w:szCs w:val="24"/>
             </w:rPr>
             <w:fldChar w:fldCharType="separate"/>
@@ -1498,7 +1519,7 @@
             <w:fldChar w:fldCharType="begin"/>
           </w:r>
           <w:r>
-            <w:instrText xml:space="preserve"> PAGEREF _Toc19124 \h </w:instrText>
+            <w:instrText xml:space="preserve"> PAGEREF _Toc19687 \h </w:instrText>
           </w:r>
           <w:r>
             <w:fldChar w:fldCharType="separate"/>
@@ -1511,7 +1532,7 @@
           </w:r>
           <w:r>
             <w:rPr>
-              <w:rFonts w:ascii="Microsoft JhengHei" w:eastAsia="Microsoft JhengHei" w:hAnsi="Microsoft JhengHei" w:cs="Microsoft JhengHei" w:hint="eastAsia"/>
+              <w:rFonts w:hint="eastAsia" w:ascii="Microsoft JhengHei" w:hAnsi="Microsoft JhengHei" w:eastAsia="Microsoft JhengHei" w:cs="Microsoft JhengHei"/>
               <w:szCs w:val="24"/>
             </w:rPr>
             <w:fldChar w:fldCharType="end"/>
@@ -1519,28 +1540,28 @@
         </w:p>
         <w:p>
           <w:pPr>
-            <w:pStyle w:val="TOC1"/>
+            <w:pStyle w:val="16"/>
             <w:tabs>
               <w:tab w:val="right" w:leader="dot" w:pos="8497"/>
             </w:tabs>
           </w:pPr>
           <w:r>
             <w:rPr>
-              <w:rFonts w:ascii="Microsoft JhengHei" w:eastAsia="Microsoft JhengHei" w:hAnsi="Microsoft JhengHei" w:cs="Microsoft JhengHei" w:hint="eastAsia"/>
+              <w:rFonts w:hint="eastAsia" w:ascii="Microsoft JhengHei" w:hAnsi="Microsoft JhengHei" w:eastAsia="Microsoft JhengHei" w:cs="Microsoft JhengHei"/>
               <w:szCs w:val="24"/>
             </w:rPr>
             <w:fldChar w:fldCharType="begin"/>
           </w:r>
           <w:r>
             <w:rPr>
-              <w:rFonts w:ascii="Microsoft JhengHei" w:eastAsia="Microsoft JhengHei" w:hAnsi="Microsoft JhengHei" w:cs="Microsoft JhengHei" w:hint="eastAsia"/>
-              <w:szCs w:val="24"/>
-            </w:rPr>
-            <w:instrText xml:space="preserve"> HYPERLINK \l _Toc28573 </w:instrText>
-          </w:r>
-          <w:r>
-            <w:rPr>
-              <w:rFonts w:ascii="Microsoft JhengHei" w:eastAsia="Microsoft JhengHei" w:hAnsi="Microsoft JhengHei" w:cs="Microsoft JhengHei" w:hint="eastAsia"/>
+              <w:rFonts w:hint="eastAsia" w:ascii="Microsoft JhengHei" w:hAnsi="Microsoft JhengHei" w:eastAsia="Microsoft JhengHei" w:cs="Microsoft JhengHei"/>
+              <w:szCs w:val="24"/>
+            </w:rPr>
+            <w:instrText xml:space="preserve"> HYPERLINK \l _Toc4113 </w:instrText>
+          </w:r>
+          <w:r>
+            <w:rPr>
+              <w:rFonts w:hint="eastAsia" w:ascii="Microsoft JhengHei" w:hAnsi="Microsoft JhengHei" w:eastAsia="Microsoft JhengHei" w:cs="Microsoft JhengHei"/>
               <w:szCs w:val="24"/>
             </w:rPr>
             <w:fldChar w:fldCharType="separate"/>
@@ -1561,7 +1582,7 @@
             <w:fldChar w:fldCharType="begin"/>
           </w:r>
           <w:r>
-            <w:instrText xml:space="preserve"> PAGEREF _Toc28573 \h </w:instrText>
+            <w:instrText xml:space="preserve"> PAGEREF _Toc4113 \h </w:instrText>
           </w:r>
           <w:r>
             <w:fldChar w:fldCharType="separate"/>
@@ -1574,7 +1595,7 @@
           </w:r>
           <w:r>
             <w:rPr>
-              <w:rFonts w:ascii="Microsoft JhengHei" w:eastAsia="Microsoft JhengHei" w:hAnsi="Microsoft JhengHei" w:cs="Microsoft JhengHei" w:hint="eastAsia"/>
+              <w:rFonts w:hint="eastAsia" w:ascii="Microsoft JhengHei" w:hAnsi="Microsoft JhengHei" w:eastAsia="Microsoft JhengHei" w:cs="Microsoft JhengHei"/>
               <w:szCs w:val="24"/>
             </w:rPr>
             <w:fldChar w:fldCharType="end"/>
@@ -1582,28 +1603,28 @@
         </w:p>
         <w:p>
           <w:pPr>
-            <w:pStyle w:val="TOC2"/>
+            <w:pStyle w:val="17"/>
             <w:tabs>
               <w:tab w:val="right" w:leader="dot" w:pos="8497"/>
             </w:tabs>
           </w:pPr>
           <w:r>
             <w:rPr>
-              <w:rFonts w:ascii="Microsoft JhengHei" w:eastAsia="Microsoft JhengHei" w:hAnsi="Microsoft JhengHei" w:cs="Microsoft JhengHei" w:hint="eastAsia"/>
+              <w:rFonts w:hint="eastAsia" w:ascii="Microsoft JhengHei" w:hAnsi="Microsoft JhengHei" w:eastAsia="Microsoft JhengHei" w:cs="Microsoft JhengHei"/>
               <w:szCs w:val="24"/>
             </w:rPr>
             <w:fldChar w:fldCharType="begin"/>
           </w:r>
           <w:r>
             <w:rPr>
-              <w:rFonts w:ascii="Microsoft JhengHei" w:eastAsia="Microsoft JhengHei" w:hAnsi="Microsoft JhengHei" w:cs="Microsoft JhengHei" w:hint="eastAsia"/>
-              <w:szCs w:val="24"/>
-            </w:rPr>
-            <w:instrText xml:space="preserve"> HYPERLINK \l _Toc7191 </w:instrText>
-          </w:r>
-          <w:r>
-            <w:rPr>
-              <w:rFonts w:ascii="Microsoft JhengHei" w:eastAsia="Microsoft JhengHei" w:hAnsi="Microsoft JhengHei" w:cs="Microsoft JhengHei" w:hint="eastAsia"/>
+              <w:rFonts w:hint="eastAsia" w:ascii="Microsoft JhengHei" w:hAnsi="Microsoft JhengHei" w:eastAsia="Microsoft JhengHei" w:cs="Microsoft JhengHei"/>
+              <w:szCs w:val="24"/>
+            </w:rPr>
+            <w:instrText xml:space="preserve"> HYPERLINK \l _Toc27458 </w:instrText>
+          </w:r>
+          <w:r>
+            <w:rPr>
+              <w:rFonts w:hint="eastAsia" w:ascii="Microsoft JhengHei" w:hAnsi="Microsoft JhengHei" w:eastAsia="Microsoft JhengHei" w:cs="Microsoft JhengHei"/>
               <w:szCs w:val="24"/>
             </w:rPr>
             <w:fldChar w:fldCharType="separate"/>
@@ -1629,7 +1650,7 @@
             <w:fldChar w:fldCharType="begin"/>
           </w:r>
           <w:r>
-            <w:instrText xml:space="preserve"> PAGEREF _Toc7191 \h </w:instrText>
+            <w:instrText xml:space="preserve"> PAGEREF _Toc27458 \h </w:instrText>
           </w:r>
           <w:r>
             <w:fldChar w:fldCharType="separate"/>
@@ -1642,7 +1663,7 @@
           </w:r>
           <w:r>
             <w:rPr>
-              <w:rFonts w:ascii="Microsoft JhengHei" w:eastAsia="Microsoft JhengHei" w:hAnsi="Microsoft JhengHei" w:cs="Microsoft JhengHei" w:hint="eastAsia"/>
+              <w:rFonts w:hint="eastAsia" w:ascii="Microsoft JhengHei" w:hAnsi="Microsoft JhengHei" w:eastAsia="Microsoft JhengHei" w:cs="Microsoft JhengHei"/>
               <w:szCs w:val="24"/>
             </w:rPr>
             <w:fldChar w:fldCharType="end"/>
@@ -1650,28 +1671,28 @@
         </w:p>
         <w:p>
           <w:pPr>
-            <w:pStyle w:val="TOC2"/>
+            <w:pStyle w:val="17"/>
             <w:tabs>
               <w:tab w:val="right" w:leader="dot" w:pos="8497"/>
             </w:tabs>
           </w:pPr>
           <w:r>
             <w:rPr>
-              <w:rFonts w:ascii="Microsoft JhengHei" w:eastAsia="Microsoft JhengHei" w:hAnsi="Microsoft JhengHei" w:cs="Microsoft JhengHei" w:hint="eastAsia"/>
+              <w:rFonts w:hint="eastAsia" w:ascii="Microsoft JhengHei" w:hAnsi="Microsoft JhengHei" w:eastAsia="Microsoft JhengHei" w:cs="Microsoft JhengHei"/>
               <w:szCs w:val="24"/>
             </w:rPr>
             <w:fldChar w:fldCharType="begin"/>
           </w:r>
           <w:r>
             <w:rPr>
-              <w:rFonts w:ascii="Microsoft JhengHei" w:eastAsia="Microsoft JhengHei" w:hAnsi="Microsoft JhengHei" w:cs="Microsoft JhengHei" w:hint="eastAsia"/>
-              <w:szCs w:val="24"/>
-            </w:rPr>
-            <w:instrText xml:space="preserve"> HYPERLINK \l _Toc757 </w:instrText>
-          </w:r>
-          <w:r>
-            <w:rPr>
-              <w:rFonts w:ascii="Microsoft JhengHei" w:eastAsia="Microsoft JhengHei" w:hAnsi="Microsoft JhengHei" w:cs="Microsoft JhengHei" w:hint="eastAsia"/>
+              <w:rFonts w:hint="eastAsia" w:ascii="Microsoft JhengHei" w:hAnsi="Microsoft JhengHei" w:eastAsia="Microsoft JhengHei" w:cs="Microsoft JhengHei"/>
+              <w:szCs w:val="24"/>
+            </w:rPr>
+            <w:instrText xml:space="preserve"> HYPERLINK \l _Toc21200 </w:instrText>
+          </w:r>
+          <w:r>
+            <w:rPr>
+              <w:rFonts w:hint="eastAsia" w:ascii="Microsoft JhengHei" w:hAnsi="Microsoft JhengHei" w:eastAsia="Microsoft JhengHei" w:cs="Microsoft JhengHei"/>
               <w:szCs w:val="24"/>
             </w:rPr>
             <w:fldChar w:fldCharType="separate"/>
@@ -1697,7 +1718,7 @@
             <w:fldChar w:fldCharType="begin"/>
           </w:r>
           <w:r>
-            <w:instrText xml:space="preserve"> PAGEREF _Toc757 \h </w:instrText>
+            <w:instrText xml:space="preserve"> PAGEREF _Toc21200 \h </w:instrText>
           </w:r>
           <w:r>
             <w:fldChar w:fldCharType="separate"/>
@@ -1710,7 +1731,7 @@
           </w:r>
           <w:r>
             <w:rPr>
-              <w:rFonts w:ascii="Microsoft JhengHei" w:eastAsia="Microsoft JhengHei" w:hAnsi="Microsoft JhengHei" w:cs="Microsoft JhengHei" w:hint="eastAsia"/>
+              <w:rFonts w:hint="eastAsia" w:ascii="Microsoft JhengHei" w:hAnsi="Microsoft JhengHei" w:eastAsia="Microsoft JhengHei" w:cs="Microsoft JhengHei"/>
               <w:szCs w:val="24"/>
             </w:rPr>
             <w:fldChar w:fldCharType="end"/>
@@ -1718,28 +1739,28 @@
         </w:p>
         <w:p>
           <w:pPr>
-            <w:pStyle w:val="TOC2"/>
+            <w:pStyle w:val="17"/>
             <w:tabs>
               <w:tab w:val="right" w:leader="dot" w:pos="8497"/>
             </w:tabs>
           </w:pPr>
           <w:r>
             <w:rPr>
-              <w:rFonts w:ascii="Microsoft JhengHei" w:eastAsia="Microsoft JhengHei" w:hAnsi="Microsoft JhengHei" w:cs="Microsoft JhengHei" w:hint="eastAsia"/>
+              <w:rFonts w:hint="eastAsia" w:ascii="Microsoft JhengHei" w:hAnsi="Microsoft JhengHei" w:eastAsia="Microsoft JhengHei" w:cs="Microsoft JhengHei"/>
               <w:szCs w:val="24"/>
             </w:rPr>
             <w:fldChar w:fldCharType="begin"/>
           </w:r>
           <w:r>
             <w:rPr>
-              <w:rFonts w:ascii="Microsoft JhengHei" w:eastAsia="Microsoft JhengHei" w:hAnsi="Microsoft JhengHei" w:cs="Microsoft JhengHei" w:hint="eastAsia"/>
-              <w:szCs w:val="24"/>
-            </w:rPr>
-            <w:instrText xml:space="preserve"> HYPERLINK \l _Toc4009 </w:instrText>
-          </w:r>
-          <w:r>
-            <w:rPr>
-              <w:rFonts w:ascii="Microsoft JhengHei" w:eastAsia="Microsoft JhengHei" w:hAnsi="Microsoft JhengHei" w:cs="Microsoft JhengHei" w:hint="eastAsia"/>
+              <w:rFonts w:hint="eastAsia" w:ascii="Microsoft JhengHei" w:hAnsi="Microsoft JhengHei" w:eastAsia="Microsoft JhengHei" w:cs="Microsoft JhengHei"/>
+              <w:szCs w:val="24"/>
+            </w:rPr>
+            <w:instrText xml:space="preserve"> HYPERLINK \l _Toc15159 </w:instrText>
+          </w:r>
+          <w:r>
+            <w:rPr>
+              <w:rFonts w:hint="eastAsia" w:ascii="Microsoft JhengHei" w:hAnsi="Microsoft JhengHei" w:eastAsia="Microsoft JhengHei" w:cs="Microsoft JhengHei"/>
               <w:szCs w:val="24"/>
             </w:rPr>
             <w:fldChar w:fldCharType="separate"/>
@@ -1765,7 +1786,7 @@
             <w:fldChar w:fldCharType="begin"/>
           </w:r>
           <w:r>
-            <w:instrText xml:space="preserve"> PAGEREF _Toc4009 \h </w:instrText>
+            <w:instrText xml:space="preserve"> PAGEREF _Toc15159 \h </w:instrText>
           </w:r>
           <w:r>
             <w:fldChar w:fldCharType="separate"/>
@@ -1778,7 +1799,7 @@
           </w:r>
           <w:r>
             <w:rPr>
-              <w:rFonts w:ascii="Microsoft JhengHei" w:eastAsia="Microsoft JhengHei" w:hAnsi="Microsoft JhengHei" w:cs="Microsoft JhengHei" w:hint="eastAsia"/>
+              <w:rFonts w:hint="eastAsia" w:ascii="Microsoft JhengHei" w:hAnsi="Microsoft JhengHei" w:eastAsia="Microsoft JhengHei" w:cs="Microsoft JhengHei"/>
               <w:szCs w:val="24"/>
             </w:rPr>
             <w:fldChar w:fldCharType="end"/>
@@ -1786,28 +1807,28 @@
         </w:p>
         <w:p>
           <w:pPr>
-            <w:pStyle w:val="TOC1"/>
+            <w:pStyle w:val="16"/>
             <w:tabs>
               <w:tab w:val="right" w:leader="dot" w:pos="8497"/>
             </w:tabs>
           </w:pPr>
           <w:r>
             <w:rPr>
-              <w:rFonts w:ascii="Microsoft JhengHei" w:eastAsia="Microsoft JhengHei" w:hAnsi="Microsoft JhengHei" w:cs="Microsoft JhengHei" w:hint="eastAsia"/>
+              <w:rFonts w:hint="eastAsia" w:ascii="Microsoft JhengHei" w:hAnsi="Microsoft JhengHei" w:eastAsia="Microsoft JhengHei" w:cs="Microsoft JhengHei"/>
               <w:szCs w:val="24"/>
             </w:rPr>
             <w:fldChar w:fldCharType="begin"/>
           </w:r>
           <w:r>
             <w:rPr>
-              <w:rFonts w:ascii="Microsoft JhengHei" w:eastAsia="Microsoft JhengHei" w:hAnsi="Microsoft JhengHei" w:cs="Microsoft JhengHei" w:hint="eastAsia"/>
-              <w:szCs w:val="24"/>
-            </w:rPr>
-            <w:instrText xml:space="preserve"> HYPERLINK \l _Toc21270 </w:instrText>
-          </w:r>
-          <w:r>
-            <w:rPr>
-              <w:rFonts w:ascii="Microsoft JhengHei" w:eastAsia="Microsoft JhengHei" w:hAnsi="Microsoft JhengHei" w:cs="Microsoft JhengHei" w:hint="eastAsia"/>
+              <w:rFonts w:hint="eastAsia" w:ascii="Microsoft JhengHei" w:hAnsi="Microsoft JhengHei" w:eastAsia="Microsoft JhengHei" w:cs="Microsoft JhengHei"/>
+              <w:szCs w:val="24"/>
+            </w:rPr>
+            <w:instrText xml:space="preserve"> HYPERLINK \l _Toc17793 </w:instrText>
+          </w:r>
+          <w:r>
+            <w:rPr>
+              <w:rFonts w:hint="eastAsia" w:ascii="Microsoft JhengHei" w:hAnsi="Microsoft JhengHei" w:eastAsia="Microsoft JhengHei" w:cs="Microsoft JhengHei"/>
               <w:szCs w:val="24"/>
             </w:rPr>
             <w:fldChar w:fldCharType="separate"/>
@@ -1833,7 +1854,7 @@
             <w:fldChar w:fldCharType="begin"/>
           </w:r>
           <w:r>
-            <w:instrText xml:space="preserve"> PAGEREF _Toc21270 \h </w:instrText>
+            <w:instrText xml:space="preserve"> PAGEREF _Toc17793 \h </w:instrText>
           </w:r>
           <w:r>
             <w:fldChar w:fldCharType="separate"/>
@@ -1846,7 +1867,7 @@
           </w:r>
           <w:r>
             <w:rPr>
-              <w:rFonts w:ascii="Microsoft JhengHei" w:eastAsia="Microsoft JhengHei" w:hAnsi="Microsoft JhengHei" w:cs="Microsoft JhengHei" w:hint="eastAsia"/>
+              <w:rFonts w:hint="eastAsia" w:ascii="Microsoft JhengHei" w:hAnsi="Microsoft JhengHei" w:eastAsia="Microsoft JhengHei" w:cs="Microsoft JhengHei"/>
               <w:szCs w:val="24"/>
             </w:rPr>
             <w:fldChar w:fldCharType="end"/>
@@ -1854,28 +1875,28 @@
         </w:p>
         <w:p>
           <w:pPr>
-            <w:pStyle w:val="TOC2"/>
+            <w:pStyle w:val="17"/>
             <w:tabs>
               <w:tab w:val="right" w:leader="dot" w:pos="8497"/>
             </w:tabs>
           </w:pPr>
           <w:r>
             <w:rPr>
-              <w:rFonts w:ascii="Microsoft JhengHei" w:eastAsia="Microsoft JhengHei" w:hAnsi="Microsoft JhengHei" w:cs="Microsoft JhengHei" w:hint="eastAsia"/>
+              <w:rFonts w:hint="eastAsia" w:ascii="Microsoft JhengHei" w:hAnsi="Microsoft JhengHei" w:eastAsia="Microsoft JhengHei" w:cs="Microsoft JhengHei"/>
               <w:szCs w:val="24"/>
             </w:rPr>
             <w:fldChar w:fldCharType="begin"/>
           </w:r>
           <w:r>
             <w:rPr>
-              <w:rFonts w:ascii="Microsoft JhengHei" w:eastAsia="Microsoft JhengHei" w:hAnsi="Microsoft JhengHei" w:cs="Microsoft JhengHei" w:hint="eastAsia"/>
-              <w:szCs w:val="24"/>
-            </w:rPr>
-            <w:instrText xml:space="preserve"> HYPERLINK \l _Toc994 </w:instrText>
-          </w:r>
-          <w:r>
-            <w:rPr>
-              <w:rFonts w:ascii="Microsoft JhengHei" w:eastAsia="Microsoft JhengHei" w:hAnsi="Microsoft JhengHei" w:cs="Microsoft JhengHei" w:hint="eastAsia"/>
+              <w:rFonts w:hint="eastAsia" w:ascii="Microsoft JhengHei" w:hAnsi="Microsoft JhengHei" w:eastAsia="Microsoft JhengHei" w:cs="Microsoft JhengHei"/>
+              <w:szCs w:val="24"/>
+            </w:rPr>
+            <w:instrText xml:space="preserve"> HYPERLINK \l _Toc14871 </w:instrText>
+          </w:r>
+          <w:r>
+            <w:rPr>
+              <w:rFonts w:hint="eastAsia" w:ascii="Microsoft JhengHei" w:hAnsi="Microsoft JhengHei" w:eastAsia="Microsoft JhengHei" w:cs="Microsoft JhengHei"/>
               <w:szCs w:val="24"/>
             </w:rPr>
             <w:fldChar w:fldCharType="separate"/>
@@ -1900,7 +1921,7 @@
             <w:fldChar w:fldCharType="begin"/>
           </w:r>
           <w:r>
-            <w:instrText xml:space="preserve"> PAGEREF _Toc994 \h </w:instrText>
+            <w:instrText xml:space="preserve"> PAGEREF _Toc14871 \h </w:instrText>
           </w:r>
           <w:r>
             <w:fldChar w:fldCharType="separate"/>
@@ -1913,7 +1934,7 @@
           </w:r>
           <w:r>
             <w:rPr>
-              <w:rFonts w:ascii="Microsoft JhengHei" w:eastAsia="Microsoft JhengHei" w:hAnsi="Microsoft JhengHei" w:cs="Microsoft JhengHei" w:hint="eastAsia"/>
+              <w:rFonts w:hint="eastAsia" w:ascii="Microsoft JhengHei" w:hAnsi="Microsoft JhengHei" w:eastAsia="Microsoft JhengHei" w:cs="Microsoft JhengHei"/>
               <w:szCs w:val="24"/>
             </w:rPr>
             <w:fldChar w:fldCharType="end"/>
@@ -1921,28 +1942,28 @@
         </w:p>
         <w:p>
           <w:pPr>
-            <w:pStyle w:val="TOC2"/>
+            <w:pStyle w:val="17"/>
             <w:tabs>
               <w:tab w:val="right" w:leader="dot" w:pos="8497"/>
             </w:tabs>
           </w:pPr>
           <w:r>
             <w:rPr>
-              <w:rFonts w:ascii="Microsoft JhengHei" w:eastAsia="Microsoft JhengHei" w:hAnsi="Microsoft JhengHei" w:cs="Microsoft JhengHei" w:hint="eastAsia"/>
+              <w:rFonts w:hint="eastAsia" w:ascii="Microsoft JhengHei" w:hAnsi="Microsoft JhengHei" w:eastAsia="Microsoft JhengHei" w:cs="Microsoft JhengHei"/>
               <w:szCs w:val="24"/>
             </w:rPr>
             <w:fldChar w:fldCharType="begin"/>
           </w:r>
           <w:r>
             <w:rPr>
-              <w:rFonts w:ascii="Microsoft JhengHei" w:eastAsia="Microsoft JhengHei" w:hAnsi="Microsoft JhengHei" w:cs="Microsoft JhengHei" w:hint="eastAsia"/>
-              <w:szCs w:val="24"/>
-            </w:rPr>
-            <w:instrText xml:space="preserve"> HYPERLINK \l _Toc6456 </w:instrText>
-          </w:r>
-          <w:r>
-            <w:rPr>
-              <w:rFonts w:ascii="Microsoft JhengHei" w:eastAsia="Microsoft JhengHei" w:hAnsi="Microsoft JhengHei" w:cs="Microsoft JhengHei" w:hint="eastAsia"/>
+              <w:rFonts w:hint="eastAsia" w:ascii="Microsoft JhengHei" w:hAnsi="Microsoft JhengHei" w:eastAsia="Microsoft JhengHei" w:cs="Microsoft JhengHei"/>
+              <w:szCs w:val="24"/>
+            </w:rPr>
+            <w:instrText xml:space="preserve"> HYPERLINK \l _Toc18473 </w:instrText>
+          </w:r>
+          <w:r>
+            <w:rPr>
+              <w:rFonts w:hint="eastAsia" w:ascii="Microsoft JhengHei" w:hAnsi="Microsoft JhengHei" w:eastAsia="Microsoft JhengHei" w:cs="Microsoft JhengHei"/>
               <w:szCs w:val="24"/>
             </w:rPr>
             <w:fldChar w:fldCharType="separate"/>
@@ -1967,7 +1988,7 @@
             <w:fldChar w:fldCharType="begin"/>
           </w:r>
           <w:r>
-            <w:instrText xml:space="preserve"> PAGEREF _Toc6456 \h </w:instrText>
+            <w:instrText xml:space="preserve"> PAGEREF _Toc18473 \h </w:instrText>
           </w:r>
           <w:r>
             <w:fldChar w:fldCharType="separate"/>
@@ -1980,7 +2001,7 @@
           </w:r>
           <w:r>
             <w:rPr>
-              <w:rFonts w:ascii="Microsoft JhengHei" w:eastAsia="Microsoft JhengHei" w:hAnsi="Microsoft JhengHei" w:cs="Microsoft JhengHei" w:hint="eastAsia"/>
+              <w:rFonts w:hint="eastAsia" w:ascii="Microsoft JhengHei" w:hAnsi="Microsoft JhengHei" w:eastAsia="Microsoft JhengHei" w:cs="Microsoft JhengHei"/>
               <w:szCs w:val="24"/>
             </w:rPr>
             <w:fldChar w:fldCharType="end"/>
@@ -1988,28 +2009,28 @@
         </w:p>
         <w:p>
           <w:pPr>
-            <w:pStyle w:val="TOC3"/>
+            <w:pStyle w:val="13"/>
             <w:tabs>
               <w:tab w:val="right" w:leader="dot" w:pos="8497"/>
             </w:tabs>
           </w:pPr>
           <w:r>
             <w:rPr>
-              <w:rFonts w:ascii="Microsoft JhengHei" w:eastAsia="Microsoft JhengHei" w:hAnsi="Microsoft JhengHei" w:cs="Microsoft JhengHei" w:hint="eastAsia"/>
+              <w:rFonts w:hint="eastAsia" w:ascii="Microsoft JhengHei" w:hAnsi="Microsoft JhengHei" w:eastAsia="Microsoft JhengHei" w:cs="Microsoft JhengHei"/>
               <w:szCs w:val="24"/>
             </w:rPr>
             <w:fldChar w:fldCharType="begin"/>
           </w:r>
           <w:r>
             <w:rPr>
-              <w:rFonts w:ascii="Microsoft JhengHei" w:eastAsia="Microsoft JhengHei" w:hAnsi="Microsoft JhengHei" w:cs="Microsoft JhengHei" w:hint="eastAsia"/>
-              <w:szCs w:val="24"/>
-            </w:rPr>
-            <w:instrText xml:space="preserve"> HYPERLINK \l _Toc22325 </w:instrText>
-          </w:r>
-          <w:r>
-            <w:rPr>
-              <w:rFonts w:ascii="Microsoft JhengHei" w:eastAsia="Microsoft JhengHei" w:hAnsi="Microsoft JhengHei" w:cs="Microsoft JhengHei" w:hint="eastAsia"/>
+              <w:rFonts w:hint="eastAsia" w:ascii="Microsoft JhengHei" w:hAnsi="Microsoft JhengHei" w:eastAsia="Microsoft JhengHei" w:cs="Microsoft JhengHei"/>
+              <w:szCs w:val="24"/>
+            </w:rPr>
+            <w:instrText xml:space="preserve"> HYPERLINK \l _Toc10214 </w:instrText>
+          </w:r>
+          <w:r>
+            <w:rPr>
+              <w:rFonts w:hint="eastAsia" w:ascii="Microsoft JhengHei" w:hAnsi="Microsoft JhengHei" w:eastAsia="Microsoft JhengHei" w:cs="Microsoft JhengHei"/>
               <w:szCs w:val="24"/>
             </w:rPr>
             <w:fldChar w:fldCharType="separate"/>
@@ -2033,7 +2054,7 @@
             <w:fldChar w:fldCharType="begin"/>
           </w:r>
           <w:r>
-            <w:instrText xml:space="preserve"> PAGEREF _Toc22325 \h </w:instrText>
+            <w:instrText xml:space="preserve"> PAGEREF _Toc10214 \h </w:instrText>
           </w:r>
           <w:r>
             <w:fldChar w:fldCharType="separate"/>
@@ -2046,7 +2067,7 @@
           </w:r>
           <w:r>
             <w:rPr>
-              <w:rFonts w:ascii="Microsoft JhengHei" w:eastAsia="Microsoft JhengHei" w:hAnsi="Microsoft JhengHei" w:cs="Microsoft JhengHei" w:hint="eastAsia"/>
+              <w:rFonts w:hint="eastAsia" w:ascii="Microsoft JhengHei" w:hAnsi="Microsoft JhengHei" w:eastAsia="Microsoft JhengHei" w:cs="Microsoft JhengHei"/>
               <w:szCs w:val="24"/>
             </w:rPr>
             <w:fldChar w:fldCharType="end"/>
@@ -2054,28 +2075,28 @@
         </w:p>
         <w:p>
           <w:pPr>
-            <w:pStyle w:val="TOC3"/>
+            <w:pStyle w:val="13"/>
             <w:tabs>
               <w:tab w:val="right" w:leader="dot" w:pos="8497"/>
             </w:tabs>
           </w:pPr>
           <w:r>
             <w:rPr>
-              <w:rFonts w:ascii="Microsoft JhengHei" w:eastAsia="Microsoft JhengHei" w:hAnsi="Microsoft JhengHei" w:cs="Microsoft JhengHei" w:hint="eastAsia"/>
+              <w:rFonts w:hint="eastAsia" w:ascii="Microsoft JhengHei" w:hAnsi="Microsoft JhengHei" w:eastAsia="Microsoft JhengHei" w:cs="Microsoft JhengHei"/>
               <w:szCs w:val="24"/>
             </w:rPr>
             <w:fldChar w:fldCharType="begin"/>
           </w:r>
           <w:r>
             <w:rPr>
-              <w:rFonts w:ascii="Microsoft JhengHei" w:eastAsia="Microsoft JhengHei" w:hAnsi="Microsoft JhengHei" w:cs="Microsoft JhengHei" w:hint="eastAsia"/>
-              <w:szCs w:val="24"/>
-            </w:rPr>
-            <w:instrText xml:space="preserve"> HYPERLINK \l _Toc948 </w:instrText>
-          </w:r>
-          <w:r>
-            <w:rPr>
-              <w:rFonts w:ascii="Microsoft JhengHei" w:eastAsia="Microsoft JhengHei" w:hAnsi="Microsoft JhengHei" w:cs="Microsoft JhengHei" w:hint="eastAsia"/>
+              <w:rFonts w:hint="eastAsia" w:ascii="Microsoft JhengHei" w:hAnsi="Microsoft JhengHei" w:eastAsia="Microsoft JhengHei" w:cs="Microsoft JhengHei"/>
+              <w:szCs w:val="24"/>
+            </w:rPr>
+            <w:instrText xml:space="preserve"> HYPERLINK \l _Toc17031 </w:instrText>
+          </w:r>
+          <w:r>
+            <w:rPr>
+              <w:rFonts w:hint="eastAsia" w:ascii="Microsoft JhengHei" w:hAnsi="Microsoft JhengHei" w:eastAsia="Microsoft JhengHei" w:cs="Microsoft JhengHei"/>
               <w:szCs w:val="24"/>
             </w:rPr>
             <w:fldChar w:fldCharType="separate"/>
@@ -2099,7 +2120,7 @@
             <w:fldChar w:fldCharType="begin"/>
           </w:r>
           <w:r>
-            <w:instrText xml:space="preserve"> PAGEREF _Toc948 \h </w:instrText>
+            <w:instrText xml:space="preserve"> PAGEREF _Toc17031 \h </w:instrText>
           </w:r>
           <w:r>
             <w:fldChar w:fldCharType="separate"/>
@@ -2112,7 +2133,7 @@
           </w:r>
           <w:r>
             <w:rPr>
-              <w:rFonts w:ascii="Microsoft JhengHei" w:eastAsia="Microsoft JhengHei" w:hAnsi="Microsoft JhengHei" w:cs="Microsoft JhengHei" w:hint="eastAsia"/>
+              <w:rFonts w:hint="eastAsia" w:ascii="Microsoft JhengHei" w:hAnsi="Microsoft JhengHei" w:eastAsia="Microsoft JhengHei" w:cs="Microsoft JhengHei"/>
               <w:szCs w:val="24"/>
             </w:rPr>
             <w:fldChar w:fldCharType="end"/>
@@ -2120,28 +2141,28 @@
         </w:p>
         <w:p>
           <w:pPr>
-            <w:pStyle w:val="TOC3"/>
+            <w:pStyle w:val="13"/>
             <w:tabs>
               <w:tab w:val="right" w:leader="dot" w:pos="8497"/>
             </w:tabs>
           </w:pPr>
           <w:r>
             <w:rPr>
-              <w:rFonts w:ascii="Microsoft JhengHei" w:eastAsia="Microsoft JhengHei" w:hAnsi="Microsoft JhengHei" w:cs="Microsoft JhengHei" w:hint="eastAsia"/>
+              <w:rFonts w:hint="eastAsia" w:ascii="Microsoft JhengHei" w:hAnsi="Microsoft JhengHei" w:eastAsia="Microsoft JhengHei" w:cs="Microsoft JhengHei"/>
               <w:szCs w:val="24"/>
             </w:rPr>
             <w:fldChar w:fldCharType="begin"/>
           </w:r>
           <w:r>
             <w:rPr>
-              <w:rFonts w:ascii="Microsoft JhengHei" w:eastAsia="Microsoft JhengHei" w:hAnsi="Microsoft JhengHei" w:cs="Microsoft JhengHei" w:hint="eastAsia"/>
-              <w:szCs w:val="24"/>
-            </w:rPr>
-            <w:instrText xml:space="preserve"> HYPERLINK \l _Toc27007 </w:instrText>
-          </w:r>
-          <w:r>
-            <w:rPr>
-              <w:rFonts w:ascii="Microsoft JhengHei" w:eastAsia="Microsoft JhengHei" w:hAnsi="Microsoft JhengHei" w:cs="Microsoft JhengHei" w:hint="eastAsia"/>
+              <w:rFonts w:hint="eastAsia" w:ascii="Microsoft JhengHei" w:hAnsi="Microsoft JhengHei" w:eastAsia="Microsoft JhengHei" w:cs="Microsoft JhengHei"/>
+              <w:szCs w:val="24"/>
+            </w:rPr>
+            <w:instrText xml:space="preserve"> HYPERLINK \l _Toc32262 </w:instrText>
+          </w:r>
+          <w:r>
+            <w:rPr>
+              <w:rFonts w:hint="eastAsia" w:ascii="Microsoft JhengHei" w:hAnsi="Microsoft JhengHei" w:eastAsia="Microsoft JhengHei" w:cs="Microsoft JhengHei"/>
               <w:szCs w:val="24"/>
             </w:rPr>
             <w:fldChar w:fldCharType="separate"/>
@@ -2165,7 +2186,7 @@
             <w:fldChar w:fldCharType="begin"/>
           </w:r>
           <w:r>
-            <w:instrText xml:space="preserve"> PAGEREF _Toc27007 \h </w:instrText>
+            <w:instrText xml:space="preserve"> PAGEREF _Toc32262 \h </w:instrText>
           </w:r>
           <w:r>
             <w:fldChar w:fldCharType="separate"/>
@@ -2178,7 +2199,7 @@
           </w:r>
           <w:r>
             <w:rPr>
-              <w:rFonts w:ascii="Microsoft JhengHei" w:eastAsia="Microsoft JhengHei" w:hAnsi="Microsoft JhengHei" w:cs="Microsoft JhengHei" w:hint="eastAsia"/>
+              <w:rFonts w:hint="eastAsia" w:ascii="Microsoft JhengHei" w:hAnsi="Microsoft JhengHei" w:eastAsia="Microsoft JhengHei" w:cs="Microsoft JhengHei"/>
               <w:szCs w:val="24"/>
             </w:rPr>
             <w:fldChar w:fldCharType="end"/>
@@ -2186,28 +2207,28 @@
         </w:p>
         <w:p>
           <w:pPr>
-            <w:pStyle w:val="TOC2"/>
+            <w:pStyle w:val="17"/>
             <w:tabs>
               <w:tab w:val="right" w:leader="dot" w:pos="8497"/>
             </w:tabs>
           </w:pPr>
           <w:r>
             <w:rPr>
-              <w:rFonts w:ascii="Microsoft JhengHei" w:eastAsia="Microsoft JhengHei" w:hAnsi="Microsoft JhengHei" w:cs="Microsoft JhengHei" w:hint="eastAsia"/>
+              <w:rFonts w:hint="eastAsia" w:ascii="Microsoft JhengHei" w:hAnsi="Microsoft JhengHei" w:eastAsia="Microsoft JhengHei" w:cs="Microsoft JhengHei"/>
               <w:szCs w:val="24"/>
             </w:rPr>
             <w:fldChar w:fldCharType="begin"/>
           </w:r>
           <w:r>
             <w:rPr>
-              <w:rFonts w:ascii="Microsoft JhengHei" w:eastAsia="Microsoft JhengHei" w:hAnsi="Microsoft JhengHei" w:cs="Microsoft JhengHei" w:hint="eastAsia"/>
-              <w:szCs w:val="24"/>
-            </w:rPr>
-            <w:instrText xml:space="preserve"> HYPERLINK \l _Toc23095 </w:instrText>
-          </w:r>
-          <w:r>
-            <w:rPr>
-              <w:rFonts w:ascii="Microsoft JhengHei" w:eastAsia="Microsoft JhengHei" w:hAnsi="Microsoft JhengHei" w:cs="Microsoft JhengHei" w:hint="eastAsia"/>
+              <w:rFonts w:hint="eastAsia" w:ascii="Microsoft JhengHei" w:hAnsi="Microsoft JhengHei" w:eastAsia="Microsoft JhengHei" w:cs="Microsoft JhengHei"/>
+              <w:szCs w:val="24"/>
+            </w:rPr>
+            <w:instrText xml:space="preserve"> HYPERLINK \l _Toc16015 </w:instrText>
+          </w:r>
+          <w:r>
+            <w:rPr>
+              <w:rFonts w:hint="eastAsia" w:ascii="Microsoft JhengHei" w:hAnsi="Microsoft JhengHei" w:eastAsia="Microsoft JhengHei" w:cs="Microsoft JhengHei"/>
               <w:szCs w:val="24"/>
             </w:rPr>
             <w:fldChar w:fldCharType="separate"/>
@@ -2228,7 +2249,7 @@
             <w:fldChar w:fldCharType="begin"/>
           </w:r>
           <w:r>
-            <w:instrText xml:space="preserve"> PAGEREF _Toc23095 \h </w:instrText>
+            <w:instrText xml:space="preserve"> PAGEREF _Toc16015 \h </w:instrText>
           </w:r>
           <w:r>
             <w:fldChar w:fldCharType="separate"/>
@@ -2241,7 +2262,7 @@
           </w:r>
           <w:r>
             <w:rPr>
-              <w:rFonts w:ascii="Microsoft JhengHei" w:eastAsia="Microsoft JhengHei" w:hAnsi="Microsoft JhengHei" w:cs="Microsoft JhengHei" w:hint="eastAsia"/>
+              <w:rFonts w:hint="eastAsia" w:ascii="Microsoft JhengHei" w:hAnsi="Microsoft JhengHei" w:eastAsia="Microsoft JhengHei" w:cs="Microsoft JhengHei"/>
               <w:szCs w:val="24"/>
             </w:rPr>
             <w:fldChar w:fldCharType="end"/>
@@ -2249,28 +2270,28 @@
         </w:p>
         <w:p>
           <w:pPr>
-            <w:pStyle w:val="TOC2"/>
+            <w:pStyle w:val="17"/>
             <w:tabs>
               <w:tab w:val="right" w:leader="dot" w:pos="8497"/>
             </w:tabs>
           </w:pPr>
           <w:r>
             <w:rPr>
-              <w:rFonts w:ascii="Microsoft JhengHei" w:eastAsia="Microsoft JhengHei" w:hAnsi="Microsoft JhengHei" w:cs="Microsoft JhengHei" w:hint="eastAsia"/>
+              <w:rFonts w:hint="eastAsia" w:ascii="Microsoft JhengHei" w:hAnsi="Microsoft JhengHei" w:eastAsia="Microsoft JhengHei" w:cs="Microsoft JhengHei"/>
               <w:szCs w:val="24"/>
             </w:rPr>
             <w:fldChar w:fldCharType="begin"/>
           </w:r>
           <w:r>
             <w:rPr>
-              <w:rFonts w:ascii="Microsoft JhengHei" w:eastAsia="Microsoft JhengHei" w:hAnsi="Microsoft JhengHei" w:cs="Microsoft JhengHei" w:hint="eastAsia"/>
-              <w:szCs w:val="24"/>
-            </w:rPr>
-            <w:instrText xml:space="preserve"> HYPERLINK \l _Toc13815 </w:instrText>
-          </w:r>
-          <w:r>
-            <w:rPr>
-              <w:rFonts w:ascii="Microsoft JhengHei" w:eastAsia="Microsoft JhengHei" w:hAnsi="Microsoft JhengHei" w:cs="Microsoft JhengHei" w:hint="eastAsia"/>
+              <w:rFonts w:hint="eastAsia" w:ascii="Microsoft JhengHei" w:hAnsi="Microsoft JhengHei" w:eastAsia="Microsoft JhengHei" w:cs="Microsoft JhengHei"/>
+              <w:szCs w:val="24"/>
+            </w:rPr>
+            <w:instrText xml:space="preserve"> HYPERLINK \l _Toc9301 </w:instrText>
+          </w:r>
+          <w:r>
+            <w:rPr>
+              <w:rFonts w:hint="eastAsia" w:ascii="Microsoft JhengHei" w:hAnsi="Microsoft JhengHei" w:eastAsia="Microsoft JhengHei" w:cs="Microsoft JhengHei"/>
               <w:szCs w:val="24"/>
             </w:rPr>
             <w:fldChar w:fldCharType="separate"/>
@@ -2298,7 +2319,7 @@
             <w:fldChar w:fldCharType="begin"/>
           </w:r>
           <w:r>
-            <w:instrText xml:space="preserve"> PAGEREF _Toc13815 \h </w:instrText>
+            <w:instrText xml:space="preserve"> PAGEREF _Toc9301 \h </w:instrText>
           </w:r>
           <w:r>
             <w:fldChar w:fldCharType="separate"/>
@@ -2311,7 +2332,7 @@
           </w:r>
           <w:r>
             <w:rPr>
-              <w:rFonts w:ascii="Microsoft JhengHei" w:eastAsia="Microsoft JhengHei" w:hAnsi="Microsoft JhengHei" w:cs="Microsoft JhengHei" w:hint="eastAsia"/>
+              <w:rFonts w:hint="eastAsia" w:ascii="Microsoft JhengHei" w:hAnsi="Microsoft JhengHei" w:eastAsia="Microsoft JhengHei" w:cs="Microsoft JhengHei"/>
               <w:szCs w:val="24"/>
             </w:rPr>
             <w:fldChar w:fldCharType="end"/>
@@ -2331,7 +2352,7 @@
             <w:bidi w:val="0"/>
             <w:spacing w:line="220" w:lineRule="auto"/>
             <w:rPr>
-              <w:rFonts w:ascii="Microsoft JhengHei" w:eastAsia="Microsoft JhengHei" w:hAnsi="Microsoft JhengHei" w:cs="Microsoft JhengHei" w:hint="eastAsia"/>
+              <w:rFonts w:hint="eastAsia" w:ascii="Microsoft JhengHei" w:hAnsi="Microsoft JhengHei" w:eastAsia="Microsoft JhengHei" w:cs="Microsoft JhengHei"/>
               <w:snapToGrid w:val="0"/>
               <w:color w:val="000000"/>
               <w:kern w:val="0"/>
@@ -2342,7 +2363,7 @@
           </w:pPr>
           <w:r>
             <w:rPr>
-              <w:rFonts w:ascii="Microsoft JhengHei" w:eastAsia="Microsoft JhengHei" w:hAnsi="Microsoft JhengHei" w:cs="Microsoft JhengHei" w:hint="eastAsia"/>
+              <w:rFonts w:hint="eastAsia" w:ascii="Microsoft JhengHei" w:hAnsi="Microsoft JhengHei" w:eastAsia="Microsoft JhengHei" w:cs="Microsoft JhengHei"/>
               <w:szCs w:val="24"/>
             </w:rPr>
             <w:fldChar w:fldCharType="end"/>
@@ -2364,7 +2385,7 @@
         <w:bidi w:val="0"/>
         <w:spacing w:line="220" w:lineRule="auto"/>
         <w:rPr>
-          <w:rFonts w:ascii="Times New Roman" w:eastAsia="Times New Roman" w:hAnsi="Times New Roman" w:cs="Times New Roman"/>
+          <w:rFonts w:ascii="Times New Roman" w:hAnsi="Times New Roman" w:eastAsia="Times New Roman" w:cs="Times New Roman"/>
           <w:snapToGrid w:val="0"/>
           <w:color w:val="000000"/>
           <w:kern w:val="0"/>
@@ -2375,13 +2396,13 @@
         <w:sectPr>
           <w:pgSz w:w="11906" w:h="16839"/>
           <w:pgMar w:top="1431" w:right="1700" w:bottom="0" w:left="1709" w:header="0" w:footer="0" w:gutter="0"/>
-          <w:cols w:num="1" w:space="720"/>
+          <w:cols w:space="720" w:num="1"/>
         </w:sectPr>
       </w:pPr>
     </w:p>
     <w:p>
       <w:pPr>
-        <w:pStyle w:val="1"/>
+        <w:pStyle w:val="26"/>
         <w:keepNext w:val="0"/>
         <w:keepLines w:val="0"/>
         <w:pageBreakBefore w:val="0"/>
@@ -2393,7 +2414,7 @@
         <w:autoSpaceDN w:val="0"/>
         <w:bidi w:val="0"/>
       </w:pPr>
-      <w:bookmarkStart w:id="3" w:name="_Toc19042"/>
+      <w:bookmarkStart w:id="3" w:name="_Toc7490"/>
       <w:r>
         <w:t>目的</w:t>
       </w:r>
@@ -2401,7 +2422,7 @@
     </w:p>
     <w:p>
       <w:pPr>
-        <w:pStyle w:val="a"/>
+        <w:pStyle w:val="27"/>
       </w:pPr>
       <w:r>
         <w:rPr>
@@ -2412,7 +2433,7 @@
     </w:p>
     <w:p>
       <w:pPr>
-        <w:pStyle w:val="1"/>
+        <w:pStyle w:val="26"/>
         <w:keepNext w:val="0"/>
         <w:keepLines w:val="0"/>
         <w:pageBreakBefore w:val="0"/>
@@ -2424,7 +2445,7 @@
         <w:autoSpaceDN w:val="0"/>
         <w:bidi w:val="0"/>
       </w:pPr>
-      <w:bookmarkStart w:id="4" w:name="_Toc22088"/>
+      <w:bookmarkStart w:id="4" w:name="_Toc17181"/>
       <w:r>
         <w:t>适用范围</w:t>
       </w:r>
@@ -2446,10 +2467,10 @@
         <w:adjustRightInd w:val="0"/>
         <w:snapToGrid w:val="0"/>
         <w:spacing w:line="360" w:lineRule="auto"/>
-        <w:ind w:left="0" w:right="0" w:firstLine="420" w:firstLineChars="200"/>
+        <w:ind w:left="0" w:right="0" w:firstLine="464" w:firstLineChars="200"/>
         <w:textAlignment w:val="baseline"/>
         <w:rPr>
-          <w:rFonts w:ascii="宋体" w:eastAsia="宋体" w:hAnsi="宋体" w:cs="宋体"/>
+          <w:rFonts w:ascii="宋体" w:hAnsi="宋体" w:eastAsia="宋体" w:cs="宋体"/>
           <w:spacing w:val="-4"/>
           <w:sz w:val="24"/>
           <w:szCs w:val="24"/>
@@ -2457,7 +2478,7 @@
       </w:pPr>
       <w:r>
         <w:rPr>
-          <w:rFonts w:ascii="宋体" w:eastAsia="宋体" w:hAnsi="宋体" w:cs="宋体"/>
+          <w:rFonts w:ascii="宋体" w:hAnsi="宋体" w:eastAsia="宋体" w:cs="宋体"/>
           <w:spacing w:val="-4"/>
           <w:sz w:val="24"/>
           <w:szCs w:val="24"/>
@@ -2467,7 +2488,7 @@
     </w:p>
     <w:p>
       <w:pPr>
-        <w:pStyle w:val="1"/>
+        <w:pStyle w:val="26"/>
         <w:keepNext w:val="0"/>
         <w:keepLines w:val="0"/>
         <w:pageBreakBefore w:val="0"/>
@@ -2479,7 +2500,7 @@
         <w:autoSpaceDN w:val="0"/>
         <w:bidi w:val="0"/>
       </w:pPr>
-      <w:bookmarkStart w:id="5" w:name="_Toc1183"/>
+      <w:bookmarkStart w:id="5" w:name="_Toc8629"/>
       <w:r>
         <w:t>引用文件</w:t>
       </w:r>
@@ -2501,17 +2522,17 @@
         <w:adjustRightInd w:val="0"/>
         <w:snapToGrid w:val="0"/>
         <w:spacing w:line="360" w:lineRule="auto"/>
-        <w:ind w:left="476" w:right="0" w:hanging="420" w:hangingChars="200"/>
+        <w:ind w:left="476" w:right="0" w:hanging="476" w:hangingChars="200"/>
         <w:textAlignment w:val="baseline"/>
         <w:rPr>
-          <w:rFonts w:ascii="宋体" w:eastAsia="宋体" w:hAnsi="宋体" w:cs="宋体"/>
-          <w:sz w:val="24"/>
-          <w:szCs w:val="24"/>
-        </w:rPr>
-      </w:pPr>
-      <w:r>
-        <w:rPr>
-          <w:rFonts w:ascii="宋体" w:eastAsia="宋体" w:hAnsi="宋体" w:cs="宋体"/>
+          <w:rFonts w:ascii="宋体" w:hAnsi="宋体" w:eastAsia="宋体" w:cs="宋体"/>
+          <w:sz w:val="24"/>
+          <w:szCs w:val="24"/>
+        </w:rPr>
+      </w:pPr>
+      <w:r>
+        <w:rPr>
+          <w:rFonts w:ascii="宋体" w:hAnsi="宋体" w:eastAsia="宋体" w:cs="宋体"/>
           <w:spacing w:val="-1"/>
           <w:sz w:val="24"/>
           <w:szCs w:val="24"/>
@@ -2520,7 +2541,7 @@
       </w:r>
       <w:r>
         <w:rPr>
-          <w:rFonts w:ascii="宋体" w:eastAsia="宋体" w:hAnsi="宋体" w:cs="宋体"/>
+          <w:rFonts w:ascii="宋体" w:hAnsi="宋体" w:eastAsia="宋体" w:cs="宋体"/>
           <w:spacing w:val="82"/>
           <w:sz w:val="24"/>
           <w:szCs w:val="24"/>
@@ -2529,7 +2550,7 @@
       </w:r>
       <w:r>
         <w:rPr>
-          <w:rFonts w:ascii="宋体" w:eastAsia="宋体" w:hAnsi="宋体" w:cs="宋体" w:hint="eastAsia"/>
+          <w:rFonts w:hint="eastAsia" w:ascii="宋体" w:hAnsi="宋体" w:eastAsia="宋体" w:cs="宋体"/>
           <w:spacing w:val="-1"/>
           <w:sz w:val="24"/>
           <w:szCs w:val="24"/>
@@ -2538,7 +2559,7 @@
       </w:r>
       <w:r>
         <w:rPr>
-          <w:rFonts w:ascii="宋体" w:eastAsia="宋体" w:hAnsi="宋体" w:cs="宋体"/>
+          <w:rFonts w:ascii="宋体" w:hAnsi="宋体" w:eastAsia="宋体" w:cs="宋体"/>
           <w:spacing w:val="-1"/>
           <w:sz w:val="24"/>
           <w:szCs w:val="24"/>
@@ -2547,7 +2568,7 @@
       </w:r>
       <w:r>
         <w:rPr>
-          <w:rFonts w:ascii="宋体" w:eastAsia="宋体" w:hAnsi="宋体" w:cs="宋体"/>
+          <w:rFonts w:ascii="宋体" w:hAnsi="宋体" w:eastAsia="宋体" w:cs="宋体"/>
           <w:spacing w:val="-2"/>
           <w:sz w:val="24"/>
           <w:szCs w:val="24"/>
@@ -2571,17 +2592,17 @@
         <w:adjustRightInd w:val="0"/>
         <w:snapToGrid w:val="0"/>
         <w:spacing w:line="360" w:lineRule="auto"/>
-        <w:ind w:left="476" w:right="0" w:hanging="420" w:hangingChars="200"/>
+        <w:ind w:left="476" w:right="0" w:hanging="476" w:hangingChars="200"/>
         <w:textAlignment w:val="baseline"/>
         <w:rPr>
-          <w:rFonts w:ascii="宋体" w:eastAsia="宋体" w:hAnsi="宋体" w:cs="宋体"/>
-          <w:sz w:val="24"/>
-          <w:szCs w:val="24"/>
-        </w:rPr>
-      </w:pPr>
-      <w:r>
-        <w:rPr>
-          <w:rFonts w:ascii="宋体" w:eastAsia="宋体" w:hAnsi="宋体" w:cs="宋体"/>
+          <w:rFonts w:ascii="宋体" w:hAnsi="宋体" w:eastAsia="宋体" w:cs="宋体"/>
+          <w:sz w:val="24"/>
+          <w:szCs w:val="24"/>
+        </w:rPr>
+      </w:pPr>
+      <w:r>
+        <w:rPr>
+          <w:rFonts w:ascii="宋体" w:hAnsi="宋体" w:eastAsia="宋体" w:cs="宋体"/>
           <w:spacing w:val="-1"/>
           <w:sz w:val="24"/>
           <w:szCs w:val="24"/>
@@ -2590,7 +2611,7 @@
       </w:r>
       <w:r>
         <w:rPr>
-          <w:rFonts w:ascii="宋体" w:eastAsia="宋体" w:hAnsi="宋体" w:cs="宋体"/>
+          <w:rFonts w:ascii="宋体" w:hAnsi="宋体" w:eastAsia="宋体" w:cs="宋体"/>
           <w:spacing w:val="67"/>
           <w:sz w:val="24"/>
           <w:szCs w:val="24"/>
@@ -2599,7 +2620,7 @@
       </w:r>
       <w:r>
         <w:rPr>
-          <w:rFonts w:ascii="宋体" w:eastAsia="宋体" w:hAnsi="宋体" w:cs="宋体"/>
+          <w:rFonts w:ascii="宋体" w:hAnsi="宋体" w:eastAsia="宋体" w:cs="宋体"/>
           <w:spacing w:val="-1"/>
           <w:sz w:val="24"/>
           <w:szCs w:val="24"/>
@@ -2608,7 +2629,7 @@
       </w:r>
       <w:r>
         <w:rPr>
-          <w:rFonts w:ascii="宋体" w:eastAsia="宋体" w:hAnsi="宋体" w:cs="宋体" w:hint="eastAsia"/>
+          <w:rFonts w:hint="eastAsia" w:ascii="宋体" w:hAnsi="宋体" w:eastAsia="宋体" w:cs="宋体"/>
           <w:spacing w:val="-1"/>
           <w:sz w:val="24"/>
           <w:szCs w:val="24"/>
@@ -2618,7 +2639,7 @@
       </w:r>
       <w:r>
         <w:rPr>
-          <w:rFonts w:ascii="宋体" w:eastAsia="宋体" w:hAnsi="宋体" w:cs="宋体"/>
+          <w:rFonts w:ascii="宋体" w:hAnsi="宋体" w:eastAsia="宋体" w:cs="宋体"/>
           <w:spacing w:val="-1"/>
           <w:sz w:val="24"/>
           <w:szCs w:val="24"/>
@@ -2627,7 +2648,7 @@
       </w:r>
       <w:r>
         <w:rPr>
-          <w:rFonts w:ascii="宋体" w:eastAsia="宋体" w:hAnsi="宋体" w:cs="宋体"/>
+          <w:rFonts w:ascii="宋体" w:hAnsi="宋体" w:eastAsia="宋体" w:cs="宋体"/>
           <w:spacing w:val="-2"/>
           <w:sz w:val="24"/>
           <w:szCs w:val="24"/>
@@ -2636,7 +2657,7 @@
       </w:r>
       <w:r>
         <w:rPr>
-          <w:rFonts w:ascii="宋体" w:eastAsia="宋体" w:hAnsi="宋体" w:cs="宋体"/>
+          <w:rFonts w:ascii="宋体" w:hAnsi="宋体" w:eastAsia="宋体" w:cs="宋体"/>
           <w:spacing w:val="-33"/>
           <w:sz w:val="24"/>
           <w:szCs w:val="24"/>
@@ -2645,7 +2666,7 @@
       </w:r>
       <w:r>
         <w:rPr>
-          <w:rFonts w:ascii="宋体" w:eastAsia="宋体" w:hAnsi="宋体" w:cs="宋体"/>
+          <w:rFonts w:ascii="宋体" w:hAnsi="宋体" w:eastAsia="宋体" w:cs="宋体"/>
           <w:spacing w:val="-2"/>
           <w:sz w:val="24"/>
           <w:szCs w:val="24"/>
@@ -2654,7 +2675,7 @@
       </w:r>
       <w:r>
         <w:rPr>
-          <w:rFonts w:ascii="宋体" w:eastAsia="宋体" w:hAnsi="宋体" w:cs="宋体"/>
+          <w:rFonts w:ascii="宋体" w:hAnsi="宋体" w:eastAsia="宋体" w:cs="宋体"/>
           <w:spacing w:val="-48"/>
           <w:sz w:val="24"/>
           <w:szCs w:val="24"/>
@@ -2663,7 +2684,7 @@
       </w:r>
       <w:r>
         <w:rPr>
-          <w:rFonts w:ascii="宋体" w:eastAsia="宋体" w:hAnsi="宋体" w:cs="宋体"/>
+          <w:rFonts w:ascii="宋体" w:hAnsi="宋体" w:eastAsia="宋体" w:cs="宋体"/>
           <w:spacing w:val="-2"/>
           <w:sz w:val="24"/>
           <w:szCs w:val="24"/>
@@ -2687,17 +2708,17 @@
         <w:adjustRightInd w:val="0"/>
         <w:snapToGrid w:val="0"/>
         <w:spacing w:line="360" w:lineRule="auto"/>
-        <w:ind w:left="476" w:right="0" w:hanging="420" w:hangingChars="200"/>
+        <w:ind w:left="476" w:right="0" w:hanging="476" w:hangingChars="200"/>
         <w:textAlignment w:val="baseline"/>
         <w:rPr>
-          <w:rFonts w:ascii="宋体" w:eastAsia="宋体" w:hAnsi="宋体" w:cs="宋体"/>
-          <w:sz w:val="24"/>
-          <w:szCs w:val="24"/>
-        </w:rPr>
-      </w:pPr>
-      <w:r>
-        <w:rPr>
-          <w:rFonts w:ascii="宋体" w:eastAsia="宋体" w:hAnsi="宋体" w:cs="宋体"/>
+          <w:rFonts w:ascii="宋体" w:hAnsi="宋体" w:eastAsia="宋体" w:cs="宋体"/>
+          <w:sz w:val="24"/>
+          <w:szCs w:val="24"/>
+        </w:rPr>
+      </w:pPr>
+      <w:r>
+        <w:rPr>
+          <w:rFonts w:ascii="宋体" w:hAnsi="宋体" w:eastAsia="宋体" w:cs="宋体"/>
           <w:spacing w:val="-1"/>
           <w:sz w:val="24"/>
           <w:szCs w:val="24"/>
@@ -2706,7 +2727,7 @@
       </w:r>
       <w:r>
         <w:rPr>
-          <w:rFonts w:ascii="宋体" w:eastAsia="宋体" w:hAnsi="宋体" w:cs="宋体"/>
+          <w:rFonts w:ascii="宋体" w:hAnsi="宋体" w:eastAsia="宋体" w:cs="宋体"/>
           <w:spacing w:val="67"/>
           <w:sz w:val="24"/>
           <w:szCs w:val="24"/>
@@ -2715,7 +2736,7 @@
       </w:r>
       <w:r>
         <w:rPr>
-          <w:rFonts w:ascii="宋体" w:eastAsia="宋体" w:hAnsi="宋体" w:cs="宋体"/>
+          <w:rFonts w:ascii="宋体" w:hAnsi="宋体" w:eastAsia="宋体" w:cs="宋体"/>
           <w:spacing w:val="-1"/>
           <w:sz w:val="24"/>
           <w:szCs w:val="24"/>
@@ -2724,7 +2745,7 @@
       </w:r>
       <w:r>
         <w:rPr>
-          <w:rFonts w:ascii="宋体" w:eastAsia="宋体" w:hAnsi="宋体" w:cs="宋体"/>
+          <w:rFonts w:ascii="宋体" w:hAnsi="宋体" w:eastAsia="宋体" w:cs="宋体"/>
           <w:spacing w:val="-48"/>
           <w:sz w:val="24"/>
           <w:szCs w:val="24"/>
@@ -2733,7 +2754,7 @@
       </w:r>
       <w:r>
         <w:rPr>
-          <w:rFonts w:ascii="宋体" w:eastAsia="宋体" w:hAnsi="宋体" w:cs="宋体"/>
+          <w:rFonts w:ascii="宋体" w:hAnsi="宋体" w:eastAsia="宋体" w:cs="宋体"/>
           <w:spacing w:val="-1"/>
           <w:sz w:val="24"/>
           <w:szCs w:val="24"/>
@@ -2742,7 +2763,7 @@
       </w:r>
       <w:r>
         <w:rPr>
-          <w:rFonts w:ascii="宋体" w:eastAsia="宋体" w:hAnsi="宋体" w:cs="宋体"/>
+          <w:rFonts w:ascii="宋体" w:hAnsi="宋体" w:eastAsia="宋体" w:cs="宋体"/>
           <w:spacing w:val="-48"/>
           <w:sz w:val="24"/>
           <w:szCs w:val="24"/>
@@ -2751,7 +2772,7 @@
       </w:r>
       <w:r>
         <w:rPr>
-          <w:rFonts w:ascii="宋体" w:eastAsia="宋体" w:hAnsi="宋体" w:cs="宋体"/>
+          <w:rFonts w:ascii="宋体" w:hAnsi="宋体" w:eastAsia="宋体" w:cs="宋体"/>
           <w:spacing w:val="-1"/>
           <w:sz w:val="24"/>
           <w:szCs w:val="24"/>
@@ -2760,7 +2781,7 @@
       </w:r>
       <w:r>
         <w:rPr>
-          <w:rFonts w:ascii="宋体" w:eastAsia="宋体" w:hAnsi="宋体" w:cs="宋体"/>
+          <w:rFonts w:ascii="宋体" w:hAnsi="宋体" w:eastAsia="宋体" w:cs="宋体"/>
           <w:spacing w:val="-2"/>
           <w:sz w:val="24"/>
           <w:szCs w:val="24"/>
@@ -2784,17 +2805,17 @@
         <w:adjustRightInd w:val="0"/>
         <w:snapToGrid w:val="0"/>
         <w:spacing w:line="360" w:lineRule="auto"/>
-        <w:ind w:left="476" w:right="0" w:hanging="420" w:hangingChars="200"/>
+        <w:ind w:left="476" w:right="0" w:hanging="476" w:hangingChars="200"/>
         <w:textAlignment w:val="baseline"/>
         <w:rPr>
-          <w:rFonts w:ascii="宋体" w:eastAsia="宋体" w:hAnsi="宋体" w:cs="宋体"/>
-          <w:sz w:val="24"/>
-          <w:szCs w:val="24"/>
-        </w:rPr>
-      </w:pPr>
-      <w:r>
-        <w:rPr>
-          <w:rFonts w:ascii="宋体" w:eastAsia="宋体" w:hAnsi="宋体" w:cs="宋体"/>
+          <w:rFonts w:ascii="宋体" w:hAnsi="宋体" w:eastAsia="宋体" w:cs="宋体"/>
+          <w:sz w:val="24"/>
+          <w:szCs w:val="24"/>
+        </w:rPr>
+      </w:pPr>
+      <w:r>
+        <w:rPr>
+          <w:rFonts w:ascii="宋体" w:hAnsi="宋体" w:eastAsia="宋体" w:cs="宋体"/>
           <w:spacing w:val="-1"/>
           <w:sz w:val="24"/>
           <w:szCs w:val="24"/>
@@ -2803,7 +2824,7 @@
       </w:r>
       <w:r>
         <w:rPr>
-          <w:rFonts w:ascii="宋体" w:eastAsia="宋体" w:hAnsi="宋体" w:cs="宋体"/>
+          <w:rFonts w:ascii="宋体" w:hAnsi="宋体" w:eastAsia="宋体" w:cs="宋体"/>
           <w:spacing w:val="66"/>
           <w:sz w:val="24"/>
           <w:szCs w:val="24"/>
@@ -2812,7 +2833,7 @@
       </w:r>
       <w:r>
         <w:rPr>
-          <w:rFonts w:ascii="宋体" w:eastAsia="宋体" w:hAnsi="宋体" w:cs="宋体"/>
+          <w:rFonts w:ascii="宋体" w:hAnsi="宋体" w:eastAsia="宋体" w:cs="宋体"/>
           <w:spacing w:val="-1"/>
           <w:sz w:val="24"/>
           <w:szCs w:val="24"/>
@@ -2821,7 +2842,7 @@
       </w:r>
       <w:r>
         <w:rPr>
-          <w:rFonts w:ascii="宋体" w:eastAsia="宋体" w:hAnsi="宋体" w:cs="宋体"/>
+          <w:rFonts w:ascii="宋体" w:hAnsi="宋体" w:eastAsia="宋体" w:cs="宋体"/>
           <w:spacing w:val="34"/>
           <w:sz w:val="24"/>
           <w:szCs w:val="24"/>
@@ -2830,7 +2851,7 @@
       </w:r>
       <w:r>
         <w:rPr>
-          <w:rFonts w:ascii="宋体" w:eastAsia="宋体" w:hAnsi="宋体" w:cs="宋体"/>
+          <w:rFonts w:ascii="宋体" w:hAnsi="宋体" w:eastAsia="宋体" w:cs="宋体"/>
           <w:spacing w:val="-1"/>
           <w:sz w:val="24"/>
           <w:szCs w:val="24"/>
@@ -2839,7 +2860,7 @@
       </w:r>
       <w:r>
         <w:rPr>
-          <w:rFonts w:ascii="宋体" w:eastAsia="宋体" w:hAnsi="宋体" w:cs="宋体"/>
+          <w:rFonts w:ascii="宋体" w:hAnsi="宋体" w:eastAsia="宋体" w:cs="宋体"/>
           <w:spacing w:val="31"/>
           <w:sz w:val="24"/>
           <w:szCs w:val="24"/>
@@ -2848,7 +2869,7 @@
       </w:r>
       <w:r>
         <w:rPr>
-          <w:rFonts w:ascii="宋体" w:eastAsia="宋体" w:hAnsi="宋体" w:cs="宋体"/>
+          <w:rFonts w:ascii="宋体" w:hAnsi="宋体" w:eastAsia="宋体" w:cs="宋体"/>
           <w:spacing w:val="-1"/>
           <w:sz w:val="24"/>
           <w:szCs w:val="24"/>
@@ -2857,7 +2878,7 @@
       </w:r>
       <w:r>
         <w:rPr>
-          <w:rFonts w:ascii="宋体" w:eastAsia="宋体" w:hAnsi="宋体" w:cs="宋体"/>
+          <w:rFonts w:ascii="宋体" w:hAnsi="宋体" w:eastAsia="宋体" w:cs="宋体"/>
           <w:spacing w:val="-2"/>
           <w:sz w:val="24"/>
           <w:szCs w:val="24"/>
@@ -2866,7 +2887,7 @@
       </w:r>
       <w:r>
         <w:rPr>
-          <w:rFonts w:ascii="宋体" w:eastAsia="宋体" w:hAnsi="宋体" w:cs="宋体"/>
+          <w:rFonts w:ascii="宋体" w:hAnsi="宋体" w:eastAsia="宋体" w:cs="宋体"/>
           <w:spacing w:val="31"/>
           <w:sz w:val="24"/>
           <w:szCs w:val="24"/>
@@ -2875,7 +2896,7 @@
       </w:r>
       <w:r>
         <w:rPr>
-          <w:rFonts w:ascii="宋体" w:eastAsia="宋体" w:hAnsi="宋体" w:cs="宋体"/>
+          <w:rFonts w:ascii="宋体" w:hAnsi="宋体" w:eastAsia="宋体" w:cs="宋体"/>
           <w:spacing w:val="-2"/>
           <w:sz w:val="24"/>
           <w:szCs w:val="24"/>
@@ -2884,7 +2905,7 @@
       </w:r>
       <w:r>
         <w:rPr>
-          <w:rFonts w:ascii="宋体" w:eastAsia="宋体" w:hAnsi="宋体" w:cs="宋体"/>
+          <w:rFonts w:ascii="宋体" w:hAnsi="宋体" w:eastAsia="宋体" w:cs="宋体"/>
           <w:spacing w:val="-46"/>
           <w:sz w:val="24"/>
           <w:szCs w:val="24"/>
@@ -2893,7 +2914,7 @@
       </w:r>
       <w:r>
         <w:rPr>
-          <w:rFonts w:ascii="宋体" w:eastAsia="宋体" w:hAnsi="宋体" w:cs="宋体"/>
+          <w:rFonts w:ascii="宋体" w:hAnsi="宋体" w:eastAsia="宋体" w:cs="宋体"/>
           <w:spacing w:val="-2"/>
           <w:sz w:val="24"/>
           <w:szCs w:val="24"/>
@@ -2902,7 +2923,7 @@
       </w:r>
       <w:r>
         <w:rPr>
-          <w:rFonts w:ascii="宋体" w:eastAsia="宋体" w:hAnsi="宋体" w:cs="宋体"/>
+          <w:rFonts w:ascii="宋体" w:hAnsi="宋体" w:eastAsia="宋体" w:cs="宋体"/>
           <w:spacing w:val="-48"/>
           <w:sz w:val="24"/>
           <w:szCs w:val="24"/>
@@ -2911,7 +2932,7 @@
       </w:r>
       <w:r>
         <w:rPr>
-          <w:rFonts w:ascii="宋体" w:eastAsia="宋体" w:hAnsi="宋体" w:cs="宋体"/>
+          <w:rFonts w:ascii="宋体" w:hAnsi="宋体" w:eastAsia="宋体" w:cs="宋体"/>
           <w:spacing w:val="-2"/>
           <w:sz w:val="24"/>
           <w:szCs w:val="24"/>
@@ -2920,7 +2941,7 @@
       </w:r>
       <w:r>
         <w:rPr>
-          <w:rFonts w:ascii="宋体" w:eastAsia="宋体" w:hAnsi="宋体" w:cs="宋体"/>
+          <w:rFonts w:ascii="宋体" w:hAnsi="宋体" w:eastAsia="宋体" w:cs="宋体"/>
           <w:spacing w:val="-8"/>
           <w:sz w:val="24"/>
           <w:szCs w:val="24"/>
@@ -2944,17 +2965,17 @@
         <w:adjustRightInd w:val="0"/>
         <w:snapToGrid w:val="0"/>
         <w:spacing w:line="360" w:lineRule="auto"/>
-        <w:ind w:left="476" w:right="0" w:hanging="420" w:hangingChars="200"/>
+        <w:ind w:left="476" w:right="0" w:hanging="476" w:hangingChars="200"/>
         <w:textAlignment w:val="baseline"/>
         <w:rPr>
-          <w:rFonts w:ascii="宋体" w:eastAsia="宋体" w:hAnsi="宋体" w:cs="宋体"/>
-          <w:sz w:val="24"/>
-          <w:szCs w:val="24"/>
-        </w:rPr>
-      </w:pPr>
-      <w:r>
-        <w:rPr>
-          <w:rFonts w:ascii="宋体" w:eastAsia="宋体" w:hAnsi="宋体" w:cs="宋体"/>
+          <w:rFonts w:ascii="宋体" w:hAnsi="宋体" w:eastAsia="宋体" w:cs="宋体"/>
+          <w:sz w:val="24"/>
+          <w:szCs w:val="24"/>
+        </w:rPr>
+      </w:pPr>
+      <w:r>
+        <w:rPr>
+          <w:rFonts w:ascii="宋体" w:hAnsi="宋体" w:eastAsia="宋体" w:cs="宋体"/>
           <w:spacing w:val="-1"/>
           <w:sz w:val="24"/>
           <w:szCs w:val="24"/>
@@ -2963,7 +2984,7 @@
       </w:r>
       <w:r>
         <w:rPr>
-          <w:rFonts w:ascii="宋体" w:eastAsia="宋体" w:hAnsi="宋体" w:cs="宋体"/>
+          <w:rFonts w:ascii="宋体" w:hAnsi="宋体" w:eastAsia="宋体" w:cs="宋体"/>
           <w:spacing w:val="76"/>
           <w:sz w:val="24"/>
           <w:szCs w:val="24"/>
@@ -2972,7 +2993,7 @@
       </w:r>
       <w:r>
         <w:rPr>
-          <w:rFonts w:ascii="宋体" w:eastAsia="宋体" w:hAnsi="宋体" w:cs="宋体"/>
+          <w:rFonts w:ascii="宋体" w:hAnsi="宋体" w:eastAsia="宋体" w:cs="宋体"/>
           <w:spacing w:val="-1"/>
           <w:sz w:val="24"/>
           <w:szCs w:val="24"/>
@@ -2996,17 +3017,17 @@
         <w:adjustRightInd w:val="0"/>
         <w:snapToGrid w:val="0"/>
         <w:spacing w:line="360" w:lineRule="auto"/>
-        <w:ind w:left="476" w:right="0" w:hanging="420" w:hangingChars="200"/>
+        <w:ind w:left="476" w:right="0" w:hanging="468" w:hangingChars="200"/>
         <w:textAlignment w:val="baseline"/>
         <w:rPr>
-          <w:rFonts w:ascii="宋体" w:eastAsia="宋体" w:hAnsi="宋体" w:cs="宋体"/>
-          <w:sz w:val="24"/>
-          <w:szCs w:val="24"/>
-        </w:rPr>
-      </w:pPr>
-      <w:r>
-        <w:rPr>
-          <w:rFonts w:ascii="宋体" w:eastAsia="宋体" w:hAnsi="宋体" w:cs="宋体" w:hint="eastAsia"/>
+          <w:rFonts w:ascii="宋体" w:hAnsi="宋体" w:eastAsia="宋体" w:cs="宋体"/>
+          <w:sz w:val="24"/>
+          <w:szCs w:val="24"/>
+        </w:rPr>
+      </w:pPr>
+      <w:r>
+        <w:rPr>
+          <w:rFonts w:hint="eastAsia" w:ascii="宋体" w:hAnsi="宋体" w:eastAsia="宋体" w:cs="宋体"/>
           <w:spacing w:val="-3"/>
           <w:sz w:val="24"/>
           <w:szCs w:val="24"/>
@@ -3016,7 +3037,7 @@
       </w:r>
       <w:r>
         <w:rPr>
-          <w:rFonts w:ascii="宋体" w:eastAsia="宋体" w:hAnsi="宋体" w:cs="宋体"/>
+          <w:rFonts w:ascii="宋体" w:hAnsi="宋体" w:eastAsia="宋体" w:cs="宋体"/>
           <w:spacing w:val="-3"/>
           <w:sz w:val="24"/>
           <w:szCs w:val="24"/>
@@ -3025,7 +3046,7 @@
       </w:r>
       <w:r>
         <w:rPr>
-          <w:rFonts w:ascii="宋体" w:eastAsia="宋体" w:hAnsi="宋体" w:cs="宋体"/>
+          <w:rFonts w:ascii="宋体" w:hAnsi="宋体" w:eastAsia="宋体" w:cs="宋体"/>
           <w:spacing w:val="99"/>
           <w:sz w:val="24"/>
           <w:szCs w:val="24"/>
@@ -3034,7 +3055,7 @@
       </w:r>
       <w:r>
         <w:rPr>
-          <w:rFonts w:ascii="宋体" w:eastAsia="宋体" w:hAnsi="宋体" w:cs="宋体"/>
+          <w:rFonts w:ascii="宋体" w:hAnsi="宋体" w:eastAsia="宋体" w:cs="宋体"/>
           <w:spacing w:val="-3"/>
           <w:sz w:val="24"/>
           <w:szCs w:val="24"/>
@@ -3044,7 +3065,7 @@
     </w:p>
     <w:p>
       <w:pPr>
-        <w:pStyle w:val="1"/>
+        <w:pStyle w:val="26"/>
         <w:keepNext w:val="0"/>
         <w:keepLines w:val="0"/>
         <w:pageBreakBefore w:val="0"/>
@@ -3056,7 +3077,7 @@
         <w:autoSpaceDN w:val="0"/>
         <w:bidi w:val="0"/>
       </w:pPr>
-      <w:bookmarkStart w:id="6" w:name="_Toc19124"/>
+      <w:bookmarkStart w:id="6" w:name="_Toc19687"/>
       <w:r>
         <w:t>术语与定义</w:t>
       </w:r>
@@ -3064,6 +3085,16 @@
     </w:p>
     <w:p>
       <w:pPr>
+        <w:pStyle w:val="27"/>
+        <w:bidi w:val="0"/>
+      </w:pPr>
+      <w:r>
+        <w:t>无</w:t>
+      </w:r>
+    </w:p>
+    <w:p>
+      <w:pPr>
+        <w:pStyle w:val="26"/>
         <w:keepNext w:val="0"/>
         <w:keepLines w:val="0"/>
         <w:pageBreakBefore w:val="0"/>
@@ -3074,38 +3105,8 @@
         <w:autoSpaceDE w:val="0"/>
         <w:autoSpaceDN w:val="0"/>
         <w:bidi w:val="0"/>
-        <w:spacing w:before="120" w:line="220" w:lineRule="auto"/>
-        <w:ind w:left="724"/>
-        <w:rPr>
-          <w:rFonts w:ascii="宋体" w:eastAsia="宋体" w:hAnsi="宋体" w:cs="宋体"/>
-          <w:sz w:val="24"/>
-          <w:szCs w:val="24"/>
-        </w:rPr>
-      </w:pPr>
-      <w:r>
-        <w:rPr>
-          <w:rFonts w:ascii="宋体" w:eastAsia="宋体" w:hAnsi="宋体" w:cs="宋体"/>
-          <w:sz w:val="24"/>
-          <w:szCs w:val="24"/>
-        </w:rPr>
-        <w:t>无</w:t>
-      </w:r>
-    </w:p>
-    <w:p>
-      <w:pPr>
-        <w:pStyle w:val="1"/>
-        <w:keepNext w:val="0"/>
-        <w:keepLines w:val="0"/>
-        <w:pageBreakBefore w:val="0"/>
-        <w:widowControl w:val="0"/>
-        <w:wordWrap/>
-        <w:overflowPunct/>
-        <w:topLinePunct w:val="0"/>
-        <w:autoSpaceDE w:val="0"/>
-        <w:autoSpaceDN w:val="0"/>
-        <w:bidi w:val="0"/>
-      </w:pPr>
-      <w:bookmarkStart w:id="7" w:name="_Toc28573"/>
+      </w:pPr>
+      <w:bookmarkStart w:id="7" w:name="_Toc4113"/>
       <w:r>
         <w:t>角色与职责</w:t>
       </w:r>
@@ -3128,14 +3129,14 @@
     </w:p>
     <w:p>
       <w:pPr>
-        <w:pStyle w:val="2"/>
+        <w:pStyle w:val="28"/>
         <w:bidi w:val="0"/>
         <w:rPr>
           <w:rFonts w:hint="eastAsia"/>
           <w:lang w:val="en-US" w:eastAsia="zh-CN"/>
         </w:rPr>
       </w:pPr>
-      <w:bookmarkStart w:id="8" w:name="_Toc7191"/>
+      <w:bookmarkStart w:id="8" w:name="_Toc27458"/>
       <w:r>
         <w:rPr>
           <w:rFonts w:hint="eastAsia"/>
@@ -3147,12 +3148,12 @@
     </w:p>
     <w:p>
       <w:pPr>
-        <w:pStyle w:val="a"/>
+        <w:pStyle w:val="27"/>
         <w:numPr>
           <w:ilvl w:val="0"/>
           <w:numId w:val="2"/>
         </w:numPr>
-        <w:ind w:left="425" w:hanging="425" w:leftChars="0" w:firstLineChars="0"/>
+        <w:ind w:left="425" w:leftChars="0" w:hanging="425" w:firstLineChars="0"/>
         <w:rPr>
           <w:rFonts w:hint="eastAsia"/>
           <w:lang w:val="en-US" w:eastAsia="zh-CN"/>
@@ -3168,12 +3169,12 @@
     </w:p>
     <w:p>
       <w:pPr>
-        <w:pStyle w:val="a"/>
+        <w:pStyle w:val="27"/>
         <w:numPr>
           <w:ilvl w:val="0"/>
           <w:numId w:val="2"/>
         </w:numPr>
-        <w:ind w:left="425" w:hanging="425" w:leftChars="0" w:firstLineChars="0"/>
+        <w:ind w:left="425" w:leftChars="0" w:hanging="425" w:firstLineChars="0"/>
         <w:rPr>
           <w:rFonts w:hint="eastAsia"/>
           <w:lang w:val="en-US" w:eastAsia="zh-CN"/>
@@ -3184,17 +3185,17 @@
           <w:rFonts w:hint="eastAsia"/>
           <w:lang w:val="en-US" w:eastAsia="zh-CN"/>
         </w:rPr>
-        <w:t>监控运维服务质量，定期（如每季度）组织质量分析会议，评估运维业务开展情况。</w:t>
-      </w:r>
-    </w:p>
-    <w:p>
-      <w:pPr>
-        <w:pStyle w:val="a"/>
+        <w:t>监控运维服务质量，定期组织质量分析会议，评估运维业务开展情况。</w:t>
+      </w:r>
+    </w:p>
+    <w:p>
+      <w:pPr>
+        <w:pStyle w:val="27"/>
         <w:numPr>
           <w:ilvl w:val="0"/>
           <w:numId w:val="2"/>
         </w:numPr>
-        <w:ind w:left="425" w:hanging="425" w:leftChars="0" w:firstLineChars="0"/>
+        <w:ind w:left="425" w:leftChars="0" w:hanging="425" w:firstLineChars="0"/>
         <w:rPr>
           <w:rFonts w:hint="eastAsia"/>
           <w:lang w:val="en-US" w:eastAsia="zh-CN"/>
@@ -3210,12 +3211,12 @@
     </w:p>
     <w:p>
       <w:pPr>
-        <w:pStyle w:val="a"/>
+        <w:pStyle w:val="27"/>
         <w:numPr>
           <w:ilvl w:val="0"/>
           <w:numId w:val="2"/>
         </w:numPr>
-        <w:ind w:left="425" w:hanging="425" w:leftChars="0" w:firstLineChars="0"/>
+        <w:ind w:left="425" w:leftChars="0" w:hanging="425" w:firstLineChars="0"/>
         <w:rPr>
           <w:rFonts w:hint="eastAsia"/>
           <w:lang w:val="en-US" w:eastAsia="zh-CN"/>
@@ -3231,12 +3232,12 @@
     </w:p>
     <w:p>
       <w:pPr>
-        <w:pStyle w:val="a"/>
+        <w:pStyle w:val="27"/>
         <w:numPr>
           <w:ilvl w:val="0"/>
           <w:numId w:val="2"/>
         </w:numPr>
-        <w:ind w:left="425" w:hanging="425" w:leftChars="0" w:firstLineChars="0"/>
+        <w:ind w:left="425" w:leftChars="0" w:hanging="425" w:firstLineChars="0"/>
         <w:rPr>
           <w:rFonts w:hint="eastAsia"/>
           <w:lang w:val="en-US" w:eastAsia="zh-CN"/>
@@ -3252,12 +3253,12 @@
     </w:p>
     <w:p>
       <w:pPr>
-        <w:pStyle w:val="a"/>
+        <w:pStyle w:val="27"/>
         <w:numPr>
           <w:ilvl w:val="0"/>
           <w:numId w:val="2"/>
         </w:numPr>
-        <w:ind w:left="425" w:hanging="425" w:leftChars="0" w:firstLineChars="0"/>
+        <w:ind w:left="425" w:leftChars="0" w:hanging="425" w:firstLineChars="0"/>
         <w:rPr>
           <w:rFonts w:hint="eastAsia"/>
           <w:lang w:val="en-US" w:eastAsia="zh-CN"/>
@@ -3273,12 +3274,12 @@
     </w:p>
     <w:p>
       <w:pPr>
-        <w:pStyle w:val="a"/>
+        <w:pStyle w:val="27"/>
         <w:numPr>
           <w:ilvl w:val="0"/>
           <w:numId w:val="2"/>
         </w:numPr>
-        <w:ind w:left="425" w:hanging="425" w:leftChars="0" w:firstLineChars="0"/>
+        <w:ind w:left="425" w:leftChars="0" w:hanging="425" w:firstLineChars="0"/>
         <w:rPr>
           <w:rFonts w:hint="eastAsia"/>
           <w:lang w:val="en-US" w:eastAsia="zh-CN"/>
@@ -3294,14 +3295,14 @@
     </w:p>
     <w:p>
       <w:pPr>
-        <w:pStyle w:val="2"/>
+        <w:pStyle w:val="28"/>
         <w:bidi w:val="0"/>
         <w:rPr>
           <w:rFonts w:hint="eastAsia"/>
           <w:lang w:val="en-US" w:eastAsia="zh-CN"/>
         </w:rPr>
       </w:pPr>
-      <w:bookmarkStart w:id="9" w:name="_Toc757"/>
+      <w:bookmarkStart w:id="9" w:name="_Toc21200"/>
       <w:r>
         <w:rPr>
           <w:rFonts w:hint="eastAsia"/>
@@ -3313,12 +3314,12 @@
     </w:p>
     <w:p>
       <w:pPr>
-        <w:pStyle w:val="a"/>
+        <w:pStyle w:val="27"/>
         <w:numPr>
           <w:ilvl w:val="0"/>
           <w:numId w:val="3"/>
         </w:numPr>
-        <w:ind w:left="425" w:hanging="425" w:leftChars="0" w:firstLineChars="0"/>
+        <w:ind w:left="425" w:leftChars="0" w:hanging="425" w:firstLineChars="0"/>
         <w:rPr>
           <w:rFonts w:hint="eastAsia"/>
           <w:lang w:val="en-US" w:eastAsia="zh-CN"/>
@@ -3334,12 +3335,12 @@
     </w:p>
     <w:p>
       <w:pPr>
-        <w:pStyle w:val="a"/>
+        <w:pStyle w:val="27"/>
         <w:numPr>
           <w:ilvl w:val="0"/>
           <w:numId w:val="3"/>
         </w:numPr>
-        <w:ind w:left="425" w:hanging="425" w:leftChars="0" w:firstLineChars="0"/>
+        <w:ind w:left="425" w:leftChars="0" w:hanging="425" w:firstLineChars="0"/>
         <w:rPr>
           <w:rFonts w:hint="eastAsia"/>
           <w:lang w:val="en-US" w:eastAsia="zh-CN"/>
@@ -3355,12 +3356,12 @@
     </w:p>
     <w:p>
       <w:pPr>
-        <w:pStyle w:val="a"/>
+        <w:pStyle w:val="27"/>
         <w:numPr>
           <w:ilvl w:val="0"/>
           <w:numId w:val="3"/>
         </w:numPr>
-        <w:ind w:left="425" w:hanging="425" w:leftChars="0" w:firstLineChars="0"/>
+        <w:ind w:left="425" w:leftChars="0" w:hanging="425" w:firstLineChars="0"/>
         <w:rPr>
           <w:rFonts w:hint="eastAsia"/>
           <w:lang w:val="en-US" w:eastAsia="zh-CN"/>
@@ -3376,12 +3377,12 @@
     </w:p>
     <w:p>
       <w:pPr>
-        <w:pStyle w:val="a"/>
+        <w:pStyle w:val="27"/>
         <w:numPr>
           <w:ilvl w:val="0"/>
           <w:numId w:val="3"/>
         </w:numPr>
-        <w:ind w:left="425" w:hanging="425" w:leftChars="0" w:firstLineChars="0"/>
+        <w:ind w:left="425" w:leftChars="0" w:hanging="425" w:firstLineChars="0"/>
         <w:rPr>
           <w:rFonts w:hint="eastAsia"/>
           <w:lang w:val="en-US" w:eastAsia="zh-CN"/>
@@ -3397,12 +3398,12 @@
     </w:p>
     <w:p>
       <w:pPr>
-        <w:pStyle w:val="a"/>
+        <w:pStyle w:val="27"/>
         <w:numPr>
           <w:ilvl w:val="0"/>
           <w:numId w:val="3"/>
         </w:numPr>
-        <w:ind w:left="425" w:hanging="425" w:leftChars="0" w:firstLineChars="0"/>
+        <w:ind w:left="425" w:leftChars="0" w:hanging="425" w:firstLineChars="0"/>
         <w:rPr>
           <w:rFonts w:hint="eastAsia"/>
           <w:lang w:val="en-US" w:eastAsia="zh-CN"/>
@@ -3418,12 +3419,12 @@
     </w:p>
     <w:p>
       <w:pPr>
-        <w:pStyle w:val="a"/>
+        <w:pStyle w:val="27"/>
         <w:numPr>
           <w:ilvl w:val="0"/>
           <w:numId w:val="3"/>
         </w:numPr>
-        <w:ind w:left="425" w:hanging="425" w:leftChars="0" w:firstLineChars="0"/>
+        <w:ind w:left="425" w:leftChars="0" w:hanging="425" w:firstLineChars="0"/>
         <w:rPr>
           <w:rFonts w:hint="eastAsia"/>
           <w:lang w:val="en-US" w:eastAsia="zh-CN"/>
@@ -3439,12 +3440,12 @@
     </w:p>
     <w:p>
       <w:pPr>
-        <w:pStyle w:val="a"/>
+        <w:pStyle w:val="27"/>
         <w:numPr>
           <w:ilvl w:val="0"/>
           <w:numId w:val="3"/>
         </w:numPr>
-        <w:ind w:left="425" w:hanging="425" w:leftChars="0" w:firstLineChars="0"/>
+        <w:ind w:left="425" w:leftChars="0" w:hanging="425" w:firstLineChars="0"/>
         <w:rPr>
           <w:rFonts w:hint="eastAsia"/>
           <w:lang w:val="en-US" w:eastAsia="zh-CN"/>
@@ -3460,14 +3461,14 @@
     </w:p>
     <w:p>
       <w:pPr>
-        <w:pStyle w:val="2"/>
+        <w:pStyle w:val="28"/>
         <w:bidi w:val="0"/>
         <w:rPr>
           <w:rFonts w:hint="default"/>
           <w:lang w:val="en-US" w:eastAsia="zh-CN"/>
         </w:rPr>
       </w:pPr>
-      <w:bookmarkStart w:id="10" w:name="_Toc4009"/>
+      <w:bookmarkStart w:id="10" w:name="_Toc15159"/>
       <w:r>
         <w:rPr>
           <w:rFonts w:hint="eastAsia"/>
@@ -3479,12 +3480,12 @@
     </w:p>
     <w:p>
       <w:pPr>
-        <w:pStyle w:val="a"/>
+        <w:pStyle w:val="27"/>
         <w:numPr>
           <w:ilvl w:val="0"/>
           <w:numId w:val="4"/>
         </w:numPr>
-        <w:ind w:left="425" w:hanging="425" w:leftChars="0" w:firstLineChars="0"/>
+        <w:ind w:left="425" w:leftChars="0" w:hanging="425" w:firstLineChars="0"/>
         <w:rPr>
           <w:rFonts w:hint="default"/>
           <w:lang w:val="en-US" w:eastAsia="zh-CN"/>
@@ -3500,12 +3501,12 @@
     </w:p>
     <w:p>
       <w:pPr>
-        <w:pStyle w:val="a"/>
+        <w:pStyle w:val="27"/>
         <w:numPr>
           <w:ilvl w:val="0"/>
           <w:numId w:val="4"/>
         </w:numPr>
-        <w:ind w:left="425" w:hanging="425" w:leftChars="0" w:firstLineChars="0"/>
+        <w:ind w:left="425" w:leftChars="0" w:hanging="425" w:firstLineChars="0"/>
         <w:rPr>
           <w:rFonts w:hint="default"/>
           <w:lang w:val="en-US" w:eastAsia="zh-CN"/>
@@ -3521,12 +3522,12 @@
     </w:p>
     <w:p>
       <w:pPr>
-        <w:pStyle w:val="a"/>
+        <w:pStyle w:val="27"/>
         <w:numPr>
           <w:ilvl w:val="0"/>
           <w:numId w:val="4"/>
         </w:numPr>
-        <w:ind w:left="425" w:hanging="425" w:leftChars="0" w:firstLineChars="0"/>
+        <w:ind w:left="425" w:leftChars="0" w:hanging="425" w:firstLineChars="0"/>
         <w:rPr>
           <w:rFonts w:hint="default"/>
           <w:lang w:val="en-US" w:eastAsia="zh-CN"/>
@@ -3542,12 +3543,12 @@
     </w:p>
     <w:p>
       <w:pPr>
-        <w:pStyle w:val="a"/>
+        <w:pStyle w:val="27"/>
         <w:numPr>
           <w:ilvl w:val="0"/>
           <w:numId w:val="4"/>
         </w:numPr>
-        <w:ind w:left="425" w:hanging="425" w:leftChars="0" w:firstLineChars="0"/>
+        <w:ind w:left="425" w:leftChars="0" w:hanging="425" w:firstLineChars="0"/>
         <w:rPr>
           <w:rFonts w:hint="default"/>
           <w:lang w:val="en-US" w:eastAsia="zh-CN"/>
@@ -3563,7 +3564,7 @@
     </w:p>
     <w:p>
       <w:pPr>
-        <w:pStyle w:val="1"/>
+        <w:pStyle w:val="26"/>
         <w:keepNext w:val="0"/>
         <w:keepLines w:val="0"/>
         <w:pageBreakBefore w:val="0"/>
@@ -3579,7 +3580,7 @@
           <w:lang w:val="en-US" w:eastAsia="zh-CN"/>
         </w:rPr>
       </w:pPr>
-      <w:bookmarkStart w:id="11" w:name="_Toc21270"/>
+      <w:bookmarkStart w:id="11" w:name="_Toc17793"/>
       <w:r>
         <w:rPr>
           <w:rFonts w:hint="eastAsia"/>
@@ -3591,7 +3592,7 @@
     </w:p>
     <w:p>
       <w:pPr>
-        <w:pStyle w:val="a"/>
+        <w:pStyle w:val="27"/>
         <w:rPr>
           <w:rFonts w:hint="default"/>
           <w:lang w:val="en-US" w:eastAsia="zh-CN"/>
@@ -3602,12 +3603,26 @@
           <w:rFonts w:hint="default"/>
           <w:lang w:val="en-US" w:eastAsia="zh-CN"/>
         </w:rPr>
-        <w:t>2025年度，公司严格按照《2025年运维服务质量管理计划》开展各项质量活动，体系运行平稳有效，服务质量目标基本达成。现将主要活动总结如下：</w:t>
-      </w:r>
-    </w:p>
-    <w:p>
-      <w:pPr>
-        <w:pStyle w:val="2"/>
+        <w:t>2025年</w:t>
+      </w:r>
+      <w:r>
+        <w:rPr>
+          <w:rFonts w:hint="eastAsia"/>
+          <w:lang w:val="en-US" w:eastAsia="zh-CN"/>
+        </w:rPr>
+        <w:t>4月至2025年12月</w:t>
+      </w:r>
+      <w:r>
+        <w:rPr>
+          <w:rFonts w:hint="default"/>
+          <w:lang w:val="en-US" w:eastAsia="zh-CN"/>
+        </w:rPr>
+        <w:t>，公司严格按照《运维服务质量管理计划》开展各项质量活动，体系运行平稳有效，服务质量目标基本达成。现将主要活动总结如下：</w:t>
+      </w:r>
+    </w:p>
+    <w:p>
+      <w:pPr>
+        <w:pStyle w:val="28"/>
         <w:keepNext w:val="0"/>
         <w:keepLines w:val="0"/>
         <w:pageBreakBefore w:val="0"/>
@@ -3619,7 +3634,7 @@
         <w:autoSpaceDN w:val="0"/>
         <w:bidi w:val="0"/>
       </w:pPr>
-      <w:bookmarkStart w:id="12" w:name="_Toc994"/>
+      <w:bookmarkStart w:id="12" w:name="_Toc14871"/>
       <w:r>
         <w:rPr>
           <w:rFonts w:hint="eastAsia"/>
@@ -3646,17 +3661,17 @@
         <w:adjustRightInd w:val="0"/>
         <w:snapToGrid w:val="0"/>
         <w:spacing w:line="360" w:lineRule="auto"/>
-        <w:ind w:left="0" w:right="0" w:firstLine="420" w:firstLineChars="200"/>
+        <w:ind w:left="0" w:right="0" w:firstLine="480" w:firstLineChars="200"/>
         <w:textAlignment w:val="baseline"/>
         <w:rPr>
-          <w:rFonts w:ascii="宋体" w:eastAsia="宋体" w:hAnsi="宋体" w:cs="宋体"/>
-          <w:sz w:val="24"/>
-          <w:szCs w:val="24"/>
-        </w:rPr>
-      </w:pPr>
-      <w:r>
-        <w:rPr>
-          <w:rFonts w:ascii="宋体" w:eastAsia="宋体" w:hAnsi="宋体" w:cs="宋体"/>
+          <w:rFonts w:ascii="宋体" w:hAnsi="宋体" w:eastAsia="宋体" w:cs="宋体"/>
+          <w:sz w:val="24"/>
+          <w:szCs w:val="24"/>
+        </w:rPr>
+      </w:pPr>
+      <w:r>
+        <w:rPr>
+          <w:rFonts w:ascii="宋体" w:hAnsi="宋体" w:eastAsia="宋体" w:cs="宋体"/>
           <w:sz w:val="24"/>
           <w:szCs w:val="24"/>
         </w:rPr>
@@ -3664,16 +3679,16 @@
       </w:r>
       <w:r>
         <w:rPr>
-          <w:rFonts w:ascii="宋体" w:hAnsi="宋体" w:cs="宋体" w:hint="eastAsia"/>
-          <w:sz w:val="24"/>
-          <w:szCs w:val="24"/>
-          <w:lang w:val="en-US" w:eastAsia="zh-CN"/>
-        </w:rPr>
-        <w:t>10</w:t>
-      </w:r>
-      <w:r>
-        <w:rPr>
-          <w:rFonts w:ascii="宋体" w:eastAsia="宋体" w:hAnsi="宋体" w:cs="宋体"/>
+          <w:rFonts w:hint="eastAsia" w:ascii="宋体" w:hAnsi="宋体" w:cs="宋体"/>
+          <w:sz w:val="24"/>
+          <w:szCs w:val="24"/>
+          <w:lang w:val="en-US" w:eastAsia="zh-CN"/>
+        </w:rPr>
+        <w:t>12</w:t>
+      </w:r>
+      <w:r>
+        <w:rPr>
+          <w:rFonts w:ascii="宋体" w:hAnsi="宋体" w:eastAsia="宋体" w:cs="宋体"/>
           <w:sz w:val="24"/>
           <w:szCs w:val="24"/>
         </w:rPr>
@@ -3681,7 +3696,7 @@
       </w:r>
       <w:r>
         <w:rPr>
-          <w:rFonts w:ascii="宋体" w:eastAsia="宋体" w:hAnsi="宋体" w:cs="宋体" w:hint="eastAsia"/>
+          <w:rFonts w:hint="eastAsia" w:ascii="宋体" w:hAnsi="宋体" w:eastAsia="宋体" w:cs="宋体"/>
           <w:sz w:val="24"/>
           <w:szCs w:val="24"/>
           <w:lang w:val="en-US" w:eastAsia="zh-CN"/>
@@ -3690,7 +3705,7 @@
       </w:r>
       <w:r>
         <w:rPr>
-          <w:rFonts w:ascii="宋体" w:eastAsia="宋体" w:hAnsi="宋体" w:cs="宋体"/>
+          <w:rFonts w:ascii="宋体" w:hAnsi="宋体" w:eastAsia="宋体" w:cs="宋体"/>
           <w:sz w:val="24"/>
           <w:szCs w:val="24"/>
         </w:rPr>
@@ -3698,16 +3713,16 @@
       </w:r>
       <w:r>
         <w:rPr>
-          <w:rFonts w:ascii="宋体" w:hAnsi="宋体" w:cs="宋体" w:hint="eastAsia"/>
-          <w:sz w:val="24"/>
-          <w:szCs w:val="24"/>
-          <w:lang w:val="en-US" w:eastAsia="zh-CN"/>
-        </w:rPr>
-        <w:t>10</w:t>
-      </w:r>
-      <w:r>
-        <w:rPr>
-          <w:rFonts w:ascii="宋体" w:eastAsia="宋体" w:hAnsi="宋体" w:cs="宋体"/>
+          <w:rFonts w:hint="eastAsia" w:ascii="宋体" w:hAnsi="宋体" w:cs="宋体"/>
+          <w:sz w:val="24"/>
+          <w:szCs w:val="24"/>
+          <w:lang w:val="en-US" w:eastAsia="zh-CN"/>
+        </w:rPr>
+        <w:t>12</w:t>
+      </w:r>
+      <w:r>
+        <w:rPr>
+          <w:rFonts w:ascii="宋体" w:hAnsi="宋体" w:eastAsia="宋体" w:cs="宋体"/>
           <w:sz w:val="24"/>
           <w:szCs w:val="24"/>
         </w:rPr>
@@ -3715,7 +3730,7 @@
       </w:r>
       <w:r>
         <w:rPr>
-          <w:rFonts w:ascii="宋体" w:eastAsia="宋体" w:hAnsi="宋体" w:cs="宋体" w:hint="eastAsia"/>
+          <w:rFonts w:hint="eastAsia" w:ascii="宋体" w:hAnsi="宋体" w:eastAsia="宋体" w:cs="宋体"/>
           <w:sz w:val="24"/>
           <w:szCs w:val="24"/>
           <w:lang w:val="en-US" w:eastAsia="zh-CN"/>
@@ -3724,7 +3739,7 @@
       </w:r>
       <w:r>
         <w:rPr>
-          <w:rFonts w:ascii="宋体" w:hAnsi="宋体" w:cs="宋体" w:hint="eastAsia"/>
+          <w:rFonts w:hint="eastAsia" w:ascii="宋体" w:hAnsi="宋体" w:cs="宋体"/>
           <w:sz w:val="24"/>
           <w:szCs w:val="24"/>
           <w:lang w:val="en-US" w:eastAsia="zh-CN"/>
@@ -3733,7 +3748,7 @@
       </w:r>
       <w:r>
         <w:rPr>
-          <w:rFonts w:ascii="宋体" w:eastAsia="宋体" w:hAnsi="宋体" w:cs="宋体"/>
+          <w:rFonts w:ascii="宋体" w:hAnsi="宋体" w:eastAsia="宋体" w:cs="宋体"/>
           <w:sz w:val="24"/>
           <w:szCs w:val="24"/>
         </w:rPr>
@@ -3741,7 +3756,7 @@
       </w:r>
       <w:r>
         <w:rPr>
-          <w:rFonts w:ascii="宋体" w:eastAsia="宋体" w:hAnsi="宋体" w:cs="宋体" w:hint="eastAsia"/>
+          <w:rFonts w:hint="eastAsia" w:ascii="宋体" w:hAnsi="宋体" w:eastAsia="宋体" w:cs="宋体"/>
           <w:sz w:val="24"/>
           <w:szCs w:val="24"/>
           <w:lang w:val="en-US" w:eastAsia="zh-CN"/>
@@ -3750,7 +3765,7 @@
       </w:r>
       <w:r>
         <w:rPr>
-          <w:rFonts w:ascii="宋体" w:hAnsi="宋体" w:cs="宋体" w:hint="eastAsia"/>
+          <w:rFonts w:hint="eastAsia" w:ascii="宋体" w:hAnsi="宋体" w:cs="宋体"/>
           <w:sz w:val="24"/>
           <w:szCs w:val="24"/>
           <w:lang w:val="en-US" w:eastAsia="zh-CN"/>
@@ -3759,7 +3774,7 @@
       </w:r>
       <w:r>
         <w:rPr>
-          <w:rFonts w:ascii="宋体" w:eastAsia="宋体" w:hAnsi="宋体" w:cs="宋体"/>
+          <w:rFonts w:ascii="宋体" w:hAnsi="宋体" w:eastAsia="宋体" w:cs="宋体"/>
           <w:sz w:val="24"/>
           <w:szCs w:val="24"/>
         </w:rPr>
@@ -3783,17 +3798,17 @@
         <w:adjustRightInd w:val="0"/>
         <w:snapToGrid w:val="0"/>
         <w:spacing w:line="360" w:lineRule="auto"/>
-        <w:ind w:left="0" w:right="0" w:firstLine="420" w:firstLineChars="200"/>
+        <w:ind w:left="0" w:right="0" w:firstLine="480" w:firstLineChars="200"/>
         <w:textAlignment w:val="baseline"/>
         <w:rPr>
-          <w:rFonts w:ascii="宋体" w:eastAsia="宋体" w:hAnsi="宋体" w:cs="宋体"/>
-          <w:sz w:val="24"/>
-          <w:szCs w:val="24"/>
-        </w:rPr>
-      </w:pPr>
-      <w:r>
-        <w:rPr>
-          <w:rFonts w:ascii="宋体" w:eastAsia="宋体" w:hAnsi="宋体" w:cs="宋体" w:hint="eastAsia"/>
+          <w:rFonts w:ascii="宋体" w:hAnsi="宋体" w:eastAsia="宋体" w:cs="宋体"/>
+          <w:sz w:val="24"/>
+          <w:szCs w:val="24"/>
+        </w:rPr>
+      </w:pPr>
+      <w:r>
+        <w:rPr>
+          <w:rFonts w:hint="eastAsia" w:ascii="宋体" w:hAnsi="宋体" w:eastAsia="宋体" w:cs="宋体"/>
           <w:sz w:val="24"/>
           <w:szCs w:val="24"/>
         </w:rPr>
@@ -3817,17 +3832,17 @@
         <w:adjustRightInd w:val="0"/>
         <w:snapToGrid w:val="0"/>
         <w:spacing w:line="360" w:lineRule="auto"/>
-        <w:ind w:left="0" w:right="0" w:firstLine="420" w:firstLineChars="200"/>
+        <w:ind w:left="0" w:right="0" w:firstLine="480" w:firstLineChars="200"/>
         <w:textAlignment w:val="baseline"/>
         <w:rPr>
-          <w:rFonts w:ascii="宋体" w:eastAsia="宋体" w:hAnsi="宋体" w:cs="宋体"/>
-          <w:sz w:val="24"/>
-          <w:szCs w:val="24"/>
-        </w:rPr>
-      </w:pPr>
-      <w:r>
-        <w:rPr>
-          <w:rFonts w:ascii="宋体" w:hAnsi="宋体" w:cs="宋体" w:hint="eastAsia"/>
+          <w:rFonts w:ascii="宋体" w:hAnsi="宋体" w:eastAsia="宋体" w:cs="宋体"/>
+          <w:sz w:val="24"/>
+          <w:szCs w:val="24"/>
+        </w:rPr>
+      </w:pPr>
+      <w:r>
+        <w:rPr>
+          <w:rFonts w:hint="eastAsia" w:ascii="宋体" w:hAnsi="宋体" w:cs="宋体"/>
           <w:sz w:val="24"/>
           <w:szCs w:val="24"/>
           <w:lang w:val="en-US" w:eastAsia="zh-CN"/>
@@ -3836,7 +3851,7 @@
       </w:r>
       <w:r>
         <w:rPr>
-          <w:rFonts w:ascii="宋体" w:eastAsia="宋体" w:hAnsi="宋体" w:cs="宋体"/>
+          <w:rFonts w:ascii="宋体" w:hAnsi="宋体" w:eastAsia="宋体" w:cs="宋体"/>
           <w:sz w:val="24"/>
           <w:szCs w:val="24"/>
         </w:rPr>
@@ -3844,7 +3859,7 @@
       </w:r>
       <w:r>
         <w:rPr>
-          <w:rFonts w:ascii="宋体" w:hAnsi="宋体" w:cs="宋体" w:hint="eastAsia"/>
+          <w:rFonts w:hint="eastAsia" w:ascii="宋体" w:hAnsi="宋体" w:cs="宋体"/>
           <w:sz w:val="24"/>
           <w:szCs w:val="24"/>
           <w:lang w:eastAsia="zh-CN"/>
@@ -3853,7 +3868,7 @@
       </w:r>
       <w:r>
         <w:rPr>
-          <w:rFonts w:ascii="宋体" w:eastAsia="宋体" w:hAnsi="宋体" w:cs="宋体"/>
+          <w:rFonts w:ascii="宋体" w:hAnsi="宋体" w:eastAsia="宋体" w:cs="宋体"/>
           <w:sz w:val="24"/>
           <w:szCs w:val="24"/>
         </w:rPr>
@@ -3861,7 +3876,7 @@
       </w:r>
       <w:r>
         <w:rPr>
-          <w:rFonts w:ascii="宋体" w:eastAsia="宋体" w:hAnsi="宋体" w:cs="宋体" w:hint="eastAsia"/>
+          <w:rFonts w:hint="eastAsia" w:ascii="宋体" w:hAnsi="宋体" w:eastAsia="宋体" w:cs="宋体"/>
           <w:sz w:val="24"/>
           <w:szCs w:val="24"/>
           <w:lang w:val="en-US" w:eastAsia="zh-CN"/>
@@ -3870,7 +3885,7 @@
       </w:r>
       <w:r>
         <w:rPr>
-          <w:rFonts w:ascii="宋体" w:eastAsia="宋体" w:hAnsi="宋体" w:cs="宋体"/>
+          <w:rFonts w:ascii="宋体" w:hAnsi="宋体" w:eastAsia="宋体" w:cs="宋体"/>
           <w:sz w:val="24"/>
           <w:szCs w:val="24"/>
         </w:rPr>
@@ -3878,7 +3893,7 @@
       </w:r>
       <w:r>
         <w:rPr>
-          <w:rFonts w:ascii="宋体" w:eastAsia="宋体" w:hAnsi="宋体" w:cs="宋体" w:hint="eastAsia"/>
+          <w:rFonts w:hint="eastAsia" w:ascii="宋体" w:hAnsi="宋体" w:eastAsia="宋体" w:cs="宋体"/>
           <w:sz w:val="24"/>
           <w:szCs w:val="24"/>
           <w:lang w:val="en-US" w:eastAsia="zh-CN"/>
@@ -3887,7 +3902,7 @@
       </w:r>
       <w:r>
         <w:rPr>
-          <w:rFonts w:ascii="宋体" w:eastAsia="宋体" w:hAnsi="宋体" w:cs="宋体"/>
+          <w:rFonts w:ascii="宋体" w:hAnsi="宋体" w:eastAsia="宋体" w:cs="宋体"/>
           <w:sz w:val="24"/>
           <w:szCs w:val="24"/>
         </w:rPr>
@@ -3911,17 +3926,17 @@
         <w:adjustRightInd w:val="0"/>
         <w:snapToGrid w:val="0"/>
         <w:spacing w:line="360" w:lineRule="auto"/>
-        <w:ind w:left="0" w:right="0" w:firstLine="420" w:firstLineChars="200"/>
+        <w:ind w:left="0" w:right="0" w:firstLine="480" w:firstLineChars="200"/>
         <w:textAlignment w:val="baseline"/>
         <w:rPr>
-          <w:rFonts w:ascii="宋体" w:eastAsia="宋体" w:hAnsi="宋体" w:cs="宋体"/>
-          <w:sz w:val="24"/>
-          <w:szCs w:val="24"/>
-        </w:rPr>
-      </w:pPr>
-      <w:r>
-        <w:rPr>
-          <w:rFonts w:ascii="宋体" w:eastAsia="宋体" w:hAnsi="宋体" w:cs="宋体"/>
+          <w:rFonts w:ascii="宋体" w:hAnsi="宋体" w:eastAsia="宋体" w:cs="宋体"/>
+          <w:sz w:val="24"/>
+          <w:szCs w:val="24"/>
+        </w:rPr>
+      </w:pPr>
+      <w:r>
+        <w:rPr>
+          <w:rFonts w:ascii="宋体" w:hAnsi="宋体" w:eastAsia="宋体" w:cs="宋体"/>
           <w:sz w:val="24"/>
           <w:szCs w:val="24"/>
         </w:rPr>
@@ -3945,10 +3960,10 @@
         <w:adjustRightInd w:val="0"/>
         <w:snapToGrid w:val="0"/>
         <w:spacing w:line="360" w:lineRule="auto"/>
-        <w:ind w:left="0" w:right="0" w:firstLine="420" w:firstLineChars="200"/>
+        <w:ind w:left="0" w:right="0" w:firstLine="480" w:firstLineChars="200"/>
         <w:textAlignment w:val="baseline"/>
         <w:rPr>
-          <w:rFonts w:ascii="宋体" w:eastAsia="宋体" w:hAnsi="宋体" w:cs="宋体"/>
+          <w:rFonts w:ascii="宋体" w:hAnsi="宋体" w:eastAsia="宋体" w:cs="宋体"/>
           <w:spacing w:val="-2"/>
           <w:sz w:val="24"/>
           <w:szCs w:val="24"/>
@@ -3956,7 +3971,7 @@
       </w:pPr>
       <w:r>
         <w:rPr>
-          <w:rFonts w:ascii="宋体" w:eastAsia="宋体" w:hAnsi="宋体" w:cs="宋体"/>
+          <w:rFonts w:ascii="宋体" w:hAnsi="宋体" w:eastAsia="宋体" w:cs="宋体"/>
           <w:sz w:val="24"/>
           <w:szCs w:val="24"/>
         </w:rPr>
@@ -3964,7 +3979,7 @@
       </w:r>
       <w:r>
         <w:rPr>
-          <w:rFonts w:ascii="宋体" w:eastAsia="宋体" w:hAnsi="宋体" w:cs="宋体" w:hint="eastAsia"/>
+          <w:rFonts w:hint="eastAsia" w:ascii="宋体" w:hAnsi="宋体" w:eastAsia="宋体" w:cs="宋体"/>
           <w:sz w:val="24"/>
           <w:szCs w:val="24"/>
           <w:lang w:val="en-US" w:eastAsia="zh-CN"/>
@@ -3973,7 +3988,7 @@
       </w:r>
       <w:r>
         <w:rPr>
-          <w:rFonts w:ascii="宋体" w:eastAsia="宋体" w:hAnsi="宋体" w:cs="宋体"/>
+          <w:rFonts w:ascii="宋体" w:hAnsi="宋体" w:eastAsia="宋体" w:cs="宋体"/>
           <w:sz w:val="24"/>
           <w:szCs w:val="24"/>
         </w:rPr>
@@ -3981,7 +3996,7 @@
       </w:r>
       <w:r>
         <w:rPr>
-          <w:rFonts w:ascii="宋体" w:eastAsia="宋体" w:hAnsi="宋体" w:cs="宋体" w:hint="eastAsia"/>
+          <w:rFonts w:hint="eastAsia" w:ascii="宋体" w:hAnsi="宋体" w:eastAsia="宋体" w:cs="宋体"/>
           <w:sz w:val="24"/>
           <w:szCs w:val="24"/>
           <w:lang w:val="en-US" w:eastAsia="zh-CN"/>
@@ -3990,7 +4005,7 @@
       </w:r>
       <w:r>
         <w:rPr>
-          <w:rFonts w:ascii="宋体" w:eastAsia="宋体" w:hAnsi="宋体" w:cs="宋体"/>
+          <w:rFonts w:ascii="宋体" w:hAnsi="宋体" w:eastAsia="宋体" w:cs="宋体"/>
           <w:sz w:val="24"/>
           <w:szCs w:val="24"/>
         </w:rPr>
@@ -3998,7 +4013,7 @@
       </w:r>
       <w:r>
         <w:rPr>
-          <w:rFonts w:ascii="宋体" w:eastAsia="宋体" w:hAnsi="宋体" w:cs="宋体"/>
+          <w:rFonts w:ascii="宋体" w:hAnsi="宋体" w:eastAsia="宋体" w:cs="宋体"/>
           <w:spacing w:val="-2"/>
           <w:sz w:val="24"/>
           <w:szCs w:val="24"/>
@@ -4008,7 +4023,7 @@
     </w:p>
     <w:p>
       <w:pPr>
-        <w:pStyle w:val="2"/>
+        <w:pStyle w:val="28"/>
         <w:keepNext w:val="0"/>
         <w:keepLines w:val="0"/>
         <w:pageBreakBefore w:val="0"/>
@@ -4020,7 +4035,7 @@
         <w:autoSpaceDN w:val="0"/>
         <w:bidi w:val="0"/>
       </w:pPr>
-      <w:bookmarkStart w:id="13" w:name="_Toc6456"/>
+      <w:bookmarkStart w:id="13" w:name="_Toc18473"/>
       <w:r>
         <w:rPr>
           <w:rFonts w:hint="eastAsia"/>
@@ -4032,13 +4047,13 @@
     </w:p>
     <w:p>
       <w:pPr>
-        <w:pStyle w:val="3"/>
+        <w:pStyle w:val="29"/>
         <w:bidi w:val="0"/>
         <w:rPr>
           <w:rFonts w:hint="eastAsia"/>
         </w:rPr>
       </w:pPr>
-      <w:bookmarkStart w:id="14" w:name="_Toc22325"/>
+      <w:bookmarkStart w:id="14" w:name="_Toc10214"/>
       <w:r>
         <w:rPr>
           <w:rFonts w:hint="eastAsia"/>
@@ -4049,7 +4064,7 @@
     </w:p>
     <w:p>
       <w:pPr>
-        <w:pStyle w:val="a"/>
+        <w:pStyle w:val="27"/>
         <w:rPr>
           <w:rFonts w:hint="eastAsia"/>
         </w:rPr>
@@ -4063,13 +4078,13 @@
     </w:p>
     <w:p>
       <w:pPr>
-        <w:pStyle w:val="3"/>
+        <w:pStyle w:val="29"/>
         <w:bidi w:val="0"/>
         <w:rPr>
           <w:rFonts w:hint="eastAsia"/>
         </w:rPr>
       </w:pPr>
-      <w:bookmarkStart w:id="15" w:name="_Toc948"/>
+      <w:bookmarkStart w:id="15" w:name="_Toc17031"/>
       <w:r>
         <w:rPr>
           <w:rFonts w:hint="eastAsia"/>
@@ -4080,7 +4095,7 @@
     </w:p>
     <w:p>
       <w:pPr>
-        <w:pStyle w:val="a"/>
+        <w:pStyle w:val="27"/>
         <w:rPr>
           <w:rFonts w:hint="eastAsia"/>
         </w:rPr>
@@ -4096,7 +4111,7 @@
           <w:rFonts w:hint="eastAsia"/>
           <w:lang w:val="en-US" w:eastAsia="zh-CN"/>
         </w:rPr>
-        <w:t>10</w:t>
+        <w:t>12</w:t>
       </w:r>
       <w:r>
         <w:rPr>
@@ -4107,13 +4122,13 @@
     </w:p>
     <w:p>
       <w:pPr>
-        <w:pStyle w:val="3"/>
+        <w:pStyle w:val="29"/>
         <w:bidi w:val="0"/>
         <w:rPr>
           <w:rFonts w:hint="eastAsia"/>
         </w:rPr>
       </w:pPr>
-      <w:bookmarkStart w:id="16" w:name="_Toc27007"/>
+      <w:bookmarkStart w:id="16" w:name="_Toc32262"/>
       <w:r>
         <w:rPr>
           <w:rFonts w:hint="eastAsia"/>
@@ -4124,26 +4139,18 @@
     </w:p>
     <w:p>
       <w:pPr>
-        <w:pStyle w:val="a"/>
+        <w:pStyle w:val="27"/>
       </w:pPr>
       <w:r>
         <w:rPr>
           <w:rFonts w:hint="eastAsia"/>
         </w:rPr>
-        <w:t>经评审，与会人员一致认为：</w:t>
-      </w:r>
-      <w:bookmarkStart w:id="17" w:name="_GoBack"/>
-      <w:bookmarkEnd w:id="17"/>
-      <w:r>
-        <w:rPr>
-          <w:rFonts w:hint="eastAsia"/>
-        </w:rPr>
-        <w:t>运维服务管理体系运行状态基本正常，能够适应公司实际业务，对运维服务质量的提升起到了正向推动作用。会议决议，后续工作应重点加强对员工的技能与工作流程培训，并责成运维部进一步强化对体系执行的日常监督。</w:t>
-      </w:r>
-    </w:p>
-    <w:p>
-      <w:pPr>
-        <w:pStyle w:val="2"/>
+        <w:t>经评审，与会人员一致认为：运维服务管理体系运行状态基本正常，能够适应公司实际业务，对运维服务质量的提升起到了正向推动作用。会议决议，后续工作应重点加强对员工的技能与工作流程培训，并责成运维部进一步强化对体系执行的日常监督。</w:t>
+      </w:r>
+    </w:p>
+    <w:p>
+      <w:pPr>
+        <w:pStyle w:val="28"/>
         <w:keepNext w:val="0"/>
         <w:keepLines w:val="0"/>
         <w:pageBreakBefore w:val="0"/>
@@ -4155,11 +4162,11 @@
         <w:autoSpaceDN w:val="0"/>
         <w:bidi w:val="0"/>
       </w:pPr>
-      <w:bookmarkStart w:id="18" w:name="_Toc23095"/>
+      <w:bookmarkStart w:id="17" w:name="_Toc16015"/>
       <w:r>
         <w:t>满意度调查</w:t>
       </w:r>
-      <w:bookmarkEnd w:id="18"/>
+      <w:bookmarkEnd w:id="17"/>
     </w:p>
     <w:p>
       <w:pPr>
@@ -4177,10 +4184,10 @@
         <w:adjustRightInd/>
         <w:snapToGrid/>
         <w:spacing w:line="360" w:lineRule="auto"/>
-        <w:ind w:left="0" w:right="0" w:firstLine="420" w:firstLineChars="200"/>
+        <w:ind w:left="0" w:right="0" w:firstLine="456" w:firstLineChars="200"/>
         <w:textAlignment w:val="auto"/>
         <w:rPr>
-          <w:rFonts w:ascii="宋体" w:eastAsia="宋体" w:hAnsi="宋体" w:cs="宋体" w:hint="eastAsia"/>
+          <w:rFonts w:hint="eastAsia" w:ascii="宋体" w:hAnsi="宋体" w:eastAsia="宋体" w:cs="宋体"/>
           <w:spacing w:val="-6"/>
           <w:sz w:val="24"/>
           <w:szCs w:val="24"/>
@@ -4189,7 +4196,7 @@
       </w:pPr>
       <w:r>
         <w:rPr>
-          <w:rFonts w:ascii="宋体" w:eastAsia="宋体" w:hAnsi="宋体" w:cs="宋体" w:hint="eastAsia"/>
+          <w:rFonts w:hint="eastAsia" w:ascii="宋体" w:hAnsi="宋体" w:eastAsia="宋体" w:cs="宋体"/>
           <w:spacing w:val="-6"/>
           <w:sz w:val="24"/>
           <w:szCs w:val="24"/>
@@ -4199,7 +4206,7 @@
       </w:r>
       <w:r>
         <w:rPr>
-          <w:rFonts w:ascii="宋体" w:eastAsia="宋体" w:hAnsi="宋体" w:cs="宋体" w:hint="eastAsia"/>
+          <w:rFonts w:hint="eastAsia" w:ascii="宋体" w:hAnsi="宋体" w:eastAsia="宋体" w:cs="宋体"/>
           <w:spacing w:val="-6"/>
           <w:sz w:val="24"/>
           <w:szCs w:val="24"/>
@@ -4209,17 +4216,17 @@
       </w:r>
       <w:r>
         <w:rPr>
-          <w:rFonts w:ascii="宋体" w:hAnsi="宋体" w:cs="宋体" w:hint="eastAsia"/>
+          <w:rFonts w:hint="eastAsia" w:ascii="宋体" w:hAnsi="宋体" w:cs="宋体"/>
           <w:spacing w:val="-6"/>
           <w:sz w:val="24"/>
           <w:szCs w:val="24"/>
           <w:lang w:val="en-US" w:eastAsia="zh-CN"/>
         </w:rPr>
-        <w:t>10</w:t>
-      </w:r>
-      <w:r>
-        <w:rPr>
-          <w:rFonts w:ascii="宋体" w:eastAsia="宋体" w:hAnsi="宋体" w:cs="宋体" w:hint="eastAsia"/>
+        <w:t>12</w:t>
+      </w:r>
+      <w:r>
+        <w:rPr>
+          <w:rFonts w:hint="eastAsia" w:ascii="宋体" w:hAnsi="宋体" w:eastAsia="宋体" w:cs="宋体"/>
           <w:spacing w:val="-6"/>
           <w:sz w:val="24"/>
           <w:szCs w:val="24"/>
@@ -4229,7 +4236,7 @@
       </w:r>
       <w:r>
         <w:rPr>
-          <w:rFonts w:ascii="宋体" w:eastAsia="宋体" w:hAnsi="宋体" w:cs="宋体" w:hint="eastAsia"/>
+          <w:rFonts w:hint="eastAsia" w:ascii="宋体" w:hAnsi="宋体" w:eastAsia="宋体" w:cs="宋体"/>
           <w:spacing w:val="-6"/>
           <w:sz w:val="24"/>
           <w:szCs w:val="24"/>
@@ -4239,7 +4246,7 @@
       </w:r>
       <w:r>
         <w:rPr>
-          <w:rFonts w:ascii="宋体" w:eastAsia="宋体" w:hAnsi="宋体" w:cs="宋体" w:hint="eastAsia"/>
+          <w:rFonts w:hint="eastAsia" w:ascii="宋体" w:hAnsi="宋体" w:eastAsia="宋体" w:cs="宋体"/>
           <w:spacing w:val="-6"/>
           <w:sz w:val="24"/>
           <w:szCs w:val="24"/>
@@ -4249,7 +4256,7 @@
       </w:r>
       <w:r>
         <w:rPr>
-          <w:rFonts w:ascii="宋体" w:eastAsia="宋体" w:hAnsi="宋体" w:cs="宋体" w:hint="eastAsia"/>
+          <w:rFonts w:hint="eastAsia" w:ascii="宋体" w:hAnsi="宋体" w:eastAsia="宋体" w:cs="宋体"/>
           <w:spacing w:val="-6"/>
           <w:sz w:val="24"/>
           <w:szCs w:val="24"/>
@@ -4274,10 +4281,10 @@
         <w:adjustRightInd/>
         <w:snapToGrid/>
         <w:spacing w:line="360" w:lineRule="auto"/>
-        <w:ind w:left="0" w:right="0" w:firstLine="420" w:firstLineChars="200"/>
+        <w:ind w:left="0" w:right="0" w:firstLine="456" w:firstLineChars="200"/>
         <w:textAlignment w:val="auto"/>
         <w:rPr>
-          <w:rFonts w:ascii="宋体" w:eastAsia="宋体" w:hAnsi="宋体" w:cs="宋体" w:hint="eastAsia"/>
+          <w:rFonts w:hint="eastAsia" w:ascii="宋体" w:hAnsi="宋体" w:eastAsia="宋体" w:cs="宋体"/>
           <w:spacing w:val="-6"/>
           <w:sz w:val="24"/>
           <w:szCs w:val="24"/>
@@ -4286,7 +4293,7 @@
       </w:pPr>
       <w:r>
         <w:rPr>
-          <w:rFonts w:ascii="宋体" w:eastAsia="宋体" w:hAnsi="宋体" w:cs="宋体" w:hint="eastAsia"/>
+          <w:rFonts w:hint="eastAsia" w:ascii="宋体" w:hAnsi="宋体" w:eastAsia="宋体" w:cs="宋体"/>
           <w:spacing w:val="-6"/>
           <w:sz w:val="24"/>
           <w:szCs w:val="24"/>
@@ -4315,10 +4322,10 @@
         <w:adjustRightInd/>
         <w:snapToGrid/>
         <w:spacing w:line="360" w:lineRule="auto"/>
-        <w:ind w:left="425" w:right="0" w:hanging="425" w:leftChars="0" w:firstLineChars="0"/>
+        <w:ind w:left="425" w:leftChars="0" w:right="0" w:hanging="425" w:firstLineChars="0"/>
         <w:textAlignment w:val="auto"/>
         <w:rPr>
-          <w:rFonts w:ascii="宋体" w:eastAsia="宋体" w:hAnsi="宋体" w:cs="宋体" w:hint="eastAsia"/>
+          <w:rFonts w:hint="eastAsia" w:ascii="宋体" w:hAnsi="宋体" w:eastAsia="宋体" w:cs="宋体"/>
           <w:spacing w:val="-6"/>
           <w:sz w:val="24"/>
           <w:szCs w:val="24"/>
@@ -4327,7 +4334,7 @@
       </w:pPr>
       <w:r>
         <w:rPr>
-          <w:rFonts w:ascii="宋体" w:eastAsia="宋体" w:hAnsi="宋体" w:cs="宋体" w:hint="eastAsia"/>
+          <w:rFonts w:hint="eastAsia" w:ascii="宋体" w:hAnsi="宋体" w:eastAsia="宋体" w:cs="宋体"/>
           <w:spacing w:val="-6"/>
           <w:sz w:val="24"/>
           <w:szCs w:val="24"/>
@@ -4337,7 +4344,7 @@
       </w:r>
       <w:r>
         <w:rPr>
-          <w:rFonts w:ascii="宋体" w:eastAsia="宋体" w:hAnsi="宋体" w:cs="宋体" w:hint="eastAsia"/>
+          <w:rFonts w:hint="eastAsia" w:ascii="宋体" w:hAnsi="宋体" w:eastAsia="宋体" w:cs="宋体"/>
           <w:spacing w:val="-6"/>
           <w:sz w:val="24"/>
           <w:szCs w:val="24"/>
@@ -4347,7 +4354,7 @@
       </w:r>
       <w:r>
         <w:rPr>
-          <w:rFonts w:ascii="宋体" w:eastAsia="宋体" w:hAnsi="宋体" w:cs="宋体" w:hint="eastAsia"/>
+          <w:rFonts w:hint="eastAsia" w:ascii="宋体" w:hAnsi="宋体" w:eastAsia="宋体" w:cs="宋体"/>
           <w:spacing w:val="-6"/>
           <w:sz w:val="24"/>
           <w:szCs w:val="24"/>
@@ -4376,10 +4383,10 @@
         <w:adjustRightInd/>
         <w:snapToGrid/>
         <w:spacing w:line="360" w:lineRule="auto"/>
-        <w:ind w:left="425" w:right="0" w:hanging="425" w:leftChars="0" w:firstLineChars="0"/>
+        <w:ind w:left="425" w:leftChars="0" w:right="0" w:hanging="425" w:firstLineChars="0"/>
         <w:textAlignment w:val="auto"/>
         <w:rPr>
-          <w:rFonts w:ascii="宋体" w:eastAsia="宋体" w:hAnsi="宋体" w:cs="宋体" w:hint="eastAsia"/>
+          <w:rFonts w:hint="eastAsia" w:ascii="宋体" w:hAnsi="宋体" w:eastAsia="宋体" w:cs="宋体"/>
           <w:spacing w:val="-6"/>
           <w:sz w:val="24"/>
           <w:szCs w:val="24"/>
@@ -4388,7 +4395,7 @@
       </w:pPr>
       <w:r>
         <w:rPr>
-          <w:rFonts w:ascii="宋体" w:eastAsia="宋体" w:hAnsi="宋体" w:cs="宋体" w:hint="eastAsia"/>
+          <w:rFonts w:hint="eastAsia" w:ascii="宋体" w:hAnsi="宋体" w:eastAsia="宋体" w:cs="宋体"/>
           <w:spacing w:val="-6"/>
           <w:sz w:val="24"/>
           <w:szCs w:val="24"/>
@@ -4417,10 +4424,10 @@
         <w:adjustRightInd/>
         <w:snapToGrid/>
         <w:spacing w:line="360" w:lineRule="auto"/>
-        <w:ind w:left="425" w:right="0" w:hanging="425" w:leftChars="0" w:firstLineChars="0"/>
+        <w:ind w:left="425" w:leftChars="0" w:right="0" w:hanging="425" w:firstLineChars="0"/>
         <w:textAlignment w:val="auto"/>
         <w:rPr>
-          <w:rFonts w:ascii="宋体" w:eastAsia="宋体" w:hAnsi="宋体" w:cs="宋体" w:hint="eastAsia"/>
+          <w:rFonts w:hint="eastAsia" w:ascii="宋体" w:hAnsi="宋体" w:eastAsia="宋体" w:cs="宋体"/>
           <w:spacing w:val="-6"/>
           <w:sz w:val="24"/>
           <w:szCs w:val="24"/>
@@ -4429,7 +4436,7 @@
       </w:pPr>
       <w:r>
         <w:rPr>
-          <w:rFonts w:ascii="宋体" w:eastAsia="宋体" w:hAnsi="宋体" w:cs="宋体" w:hint="eastAsia"/>
+          <w:rFonts w:hint="eastAsia" w:ascii="宋体" w:hAnsi="宋体" w:eastAsia="宋体" w:cs="宋体"/>
           <w:spacing w:val="-6"/>
           <w:sz w:val="24"/>
           <w:szCs w:val="24"/>
@@ -4458,10 +4465,10 @@
         <w:adjustRightInd/>
         <w:snapToGrid/>
         <w:spacing w:line="360" w:lineRule="auto"/>
-        <w:ind w:left="425" w:right="0" w:hanging="425" w:leftChars="0" w:firstLineChars="0"/>
+        <w:ind w:left="425" w:leftChars="0" w:right="0" w:hanging="425" w:firstLineChars="0"/>
         <w:textAlignment w:val="auto"/>
         <w:rPr>
-          <w:rFonts w:ascii="宋体" w:eastAsia="宋体" w:hAnsi="宋体" w:cs="宋体" w:hint="eastAsia"/>
+          <w:rFonts w:hint="eastAsia" w:ascii="宋体" w:hAnsi="宋体" w:eastAsia="宋体" w:cs="宋体"/>
           <w:spacing w:val="-6"/>
           <w:sz w:val="24"/>
           <w:szCs w:val="24"/>
@@ -4470,7 +4477,7 @@
       </w:pPr>
       <w:r>
         <w:rPr>
-          <w:rFonts w:ascii="宋体" w:eastAsia="宋体" w:hAnsi="宋体" w:cs="宋体" w:hint="eastAsia"/>
+          <w:rFonts w:hint="eastAsia" w:ascii="宋体" w:hAnsi="宋体" w:eastAsia="宋体" w:cs="宋体"/>
           <w:spacing w:val="-6"/>
           <w:sz w:val="24"/>
           <w:szCs w:val="24"/>
@@ -4481,7 +4488,7 @@
     </w:p>
     <w:p>
       <w:pPr>
-        <w:pStyle w:val="a"/>
+        <w:pStyle w:val="27"/>
         <w:bidi w:val="0"/>
         <w:rPr>
           <w:rFonts w:hint="eastAsia"/>
@@ -4500,7 +4507,7 @@
     </w:p>
     <w:p>
       <w:pPr>
-        <w:pStyle w:val="2"/>
+        <w:pStyle w:val="28"/>
         <w:keepNext w:val="0"/>
         <w:keepLines w:val="0"/>
         <w:pageBreakBefore w:val="0"/>
@@ -4512,7 +4519,7 @@
         <w:autoSpaceDN w:val="0"/>
         <w:bidi w:val="0"/>
       </w:pPr>
-      <w:bookmarkStart w:id="19" w:name="_Toc13815"/>
+      <w:bookmarkStart w:id="18" w:name="_Toc9301"/>
       <w:r>
         <w:t>运维服务</w:t>
       </w:r>
@@ -4523,7 +4530,7 @@
         </w:rPr>
         <w:t>质量总结、改进</w:t>
       </w:r>
-      <w:bookmarkEnd w:id="19"/>
+      <w:bookmarkEnd w:id="18"/>
     </w:p>
     <w:p>
       <w:pPr>
@@ -4541,10 +4548,10 @@
         <w:adjustRightInd/>
         <w:snapToGrid/>
         <w:spacing w:line="360" w:lineRule="auto"/>
-        <w:ind w:left="0" w:right="0" w:firstLine="420" w:firstLineChars="200"/>
+        <w:ind w:left="0" w:right="0" w:firstLine="456" w:firstLineChars="200"/>
         <w:textAlignment w:val="auto"/>
         <w:rPr>
-          <w:rFonts w:ascii="宋体" w:eastAsia="宋体" w:hAnsi="宋体" w:cs="宋体" w:hint="default"/>
+          <w:rFonts w:hint="default" w:ascii="宋体" w:hAnsi="宋体" w:eastAsia="宋体" w:cs="宋体"/>
           <w:spacing w:val="-6"/>
           <w:sz w:val="24"/>
           <w:szCs w:val="24"/>
@@ -4553,27 +4560,47 @@
       </w:pPr>
       <w:r>
         <w:rPr>
-          <w:rFonts w:ascii="宋体" w:eastAsia="宋体" w:hAnsi="宋体" w:cs="宋体" w:hint="default"/>
+          <w:rFonts w:hint="default" w:ascii="宋体" w:hAnsi="宋体" w:eastAsia="宋体" w:cs="宋体"/>
           <w:spacing w:val="-6"/>
           <w:sz w:val="24"/>
           <w:szCs w:val="24"/>
           <w:lang w:val="en-US" w:eastAsia="zh-CN"/>
         </w:rPr>
-        <w:t>2025年1月，由</w:t>
-      </w:r>
-      <w:r>
-        <w:rPr>
-          <w:rFonts w:ascii="宋体" w:eastAsia="宋体" w:hAnsi="宋体" w:cs="宋体" w:hint="eastAsia"/>
+        <w:t>2025年</w:t>
+      </w:r>
+      <w:r>
+        <w:rPr>
+          <w:rFonts w:hint="eastAsia" w:ascii="宋体" w:hAnsi="宋体" w:cs="宋体"/>
           <w:spacing w:val="-6"/>
           <w:sz w:val="24"/>
           <w:szCs w:val="24"/>
           <w:lang w:val="en-US" w:eastAsia="zh-CN"/>
         </w:rPr>
+        <w:t>4</w:t>
+      </w:r>
+      <w:r>
+        <w:rPr>
+          <w:rFonts w:hint="default" w:ascii="宋体" w:hAnsi="宋体" w:eastAsia="宋体" w:cs="宋体"/>
+          <w:spacing w:val="-6"/>
+          <w:sz w:val="24"/>
+          <w:szCs w:val="24"/>
+          <w:lang w:val="en-US" w:eastAsia="zh-CN"/>
+        </w:rPr>
+        <w:t>月，由</w:t>
+      </w:r>
+      <w:r>
+        <w:rPr>
+          <w:rFonts w:hint="eastAsia" w:ascii="宋体" w:hAnsi="宋体" w:eastAsia="宋体" w:cs="宋体"/>
+          <w:spacing w:val="-6"/>
+          <w:sz w:val="24"/>
+          <w:szCs w:val="24"/>
+          <w:lang w:val="en-US" w:eastAsia="zh-CN"/>
+        </w:rPr>
         <w:t>运维部</w:t>
       </w:r>
       <w:r>
         <w:rPr>
-          <w:rFonts w:ascii="宋体" w:eastAsia="宋体" w:hAnsi="宋体" w:cs="宋体" w:hint="default"/>
+          <w:rFonts w:hint="default" w:ascii="宋体" w:hAnsi="宋体" w:eastAsia="宋体" w:cs="宋体"/>
           <w:spacing w:val="-6"/>
           <w:sz w:val="24"/>
           <w:szCs w:val="24"/>
@@ -4583,7 +4610,7 @@
       </w:r>
       <w:r>
         <w:rPr>
-          <w:rFonts w:ascii="宋体" w:eastAsia="宋体" w:hAnsi="宋体" w:cs="宋体" w:hint="eastAsia"/>
+          <w:rFonts w:hint="eastAsia" w:ascii="宋体" w:hAnsi="宋体" w:eastAsia="宋体" w:cs="宋体"/>
           <w:spacing w:val="-6"/>
           <w:sz w:val="24"/>
           <w:szCs w:val="24"/>
@@ -4593,27 +4620,49 @@
       </w:r>
       <w:r>
         <w:rPr>
-          <w:rFonts w:ascii="宋体" w:eastAsia="宋体" w:hAnsi="宋体" w:cs="宋体" w:hint="default"/>
+          <w:rFonts w:hint="default" w:ascii="宋体" w:hAnsi="宋体" w:eastAsia="宋体" w:cs="宋体"/>
           <w:spacing w:val="-6"/>
           <w:sz w:val="24"/>
           <w:szCs w:val="24"/>
           <w:lang w:val="en-US" w:eastAsia="zh-CN"/>
         </w:rPr>
-        <w:t>从人员管理、资源管理、技术管理、服务过程管理及质量管理方面对</w:t>
-      </w:r>
-      <w:r>
-        <w:rPr>
-          <w:rFonts w:ascii="宋体" w:eastAsia="宋体" w:hAnsi="宋体" w:cs="宋体" w:hint="eastAsia"/>
+        <w:t>从人员管理、资源管理、技术管理、服务过程管理</w:t>
+      </w:r>
+      <w:r>
+        <w:rPr>
+          <w:rFonts w:hint="eastAsia" w:ascii="宋体" w:hAnsi="宋体" w:cs="宋体"/>
           <w:spacing w:val="-6"/>
           <w:sz w:val="24"/>
           <w:szCs w:val="24"/>
           <w:lang w:val="en-US" w:eastAsia="zh-CN"/>
         </w:rPr>
+        <w:t>、交付管理应急管理及</w:t>
+      </w:r>
+      <w:bookmarkStart w:id="19" w:name="_GoBack"/>
+      <w:bookmarkEnd w:id="19"/>
+      <w:r>
+        <w:rPr>
+          <w:rFonts w:hint="default" w:ascii="宋体" w:hAnsi="宋体" w:eastAsia="宋体" w:cs="宋体"/>
+          <w:spacing w:val="-6"/>
+          <w:sz w:val="24"/>
+          <w:szCs w:val="24"/>
+          <w:lang w:val="en-US" w:eastAsia="zh-CN"/>
+        </w:rPr>
+        <w:t>质量管理方面对</w:t>
+      </w:r>
+      <w:r>
+        <w:rPr>
+          <w:rFonts w:hint="eastAsia" w:ascii="宋体" w:hAnsi="宋体" w:eastAsia="宋体" w:cs="宋体"/>
+          <w:spacing w:val="-6"/>
+          <w:sz w:val="24"/>
+          <w:szCs w:val="24"/>
+          <w:lang w:val="en-US" w:eastAsia="zh-CN"/>
+        </w:rPr>
         <w:t>运维体系进行改进和完善。</w:t>
       </w:r>
       <w:r>
         <w:rPr>
-          <w:rFonts w:ascii="宋体" w:eastAsia="宋体" w:hAnsi="宋体" w:cs="宋体" w:hint="default"/>
+          <w:rFonts w:hint="default" w:ascii="宋体" w:hAnsi="宋体" w:eastAsia="宋体" w:cs="宋体"/>
           <w:spacing w:val="-6"/>
           <w:sz w:val="24"/>
           <w:szCs w:val="24"/>
@@ -4623,30 +4672,55 @@
       </w:r>
     </w:p>
     <w:sectPr>
-      <w:footerReference w:type="default" r:id="rId4"/>
+      <w:footerReference r:id="rId5" w:type="default"/>
       <w:pgSz w:w="11906" w:h="16839"/>
       <w:pgMar w:top="1431" w:right="1759" w:bottom="1375" w:left="1785" w:header="0" w:footer="1211" w:gutter="0"/>
-      <w:cols w:num="1" w:space="720"/>
+      <w:cols w:space="720" w:num="1"/>
     </w:sectPr>
   </w:body>
 </w:document>
 </file>
 
+<file path=word/endnotes.xml><?xml version="1.0" encoding="utf-8"?>
+<w:endnotes xmlns:wpc="http://schemas.microsoft.com/office/word/2010/wordprocessingCanvas" xmlns:mc="http://schemas.openxmlformats.org/markup-compatibility/2006" xmlns:o="urn:schemas-microsoft-com:office:office" xmlns:r="http://schemas.openxmlformats.org/officeDocument/2006/relationships" xmlns:m="http://schemas.openxmlformats.org/officeDocument/2006/math" xmlns:v="urn:schemas-microsoft-com:vml" xmlns:wp14="http://schemas.microsoft.com/office/word/2010/wordprocessingDrawing" xmlns:wp="http://schemas.openxmlformats.org/drawingml/2006/wordprocessingDrawing" xmlns:w="http://schemas.openxmlformats.org/wordprocessingml/2006/main" xmlns:w14="http://schemas.microsoft.com/office/word/2010/wordml" xmlns:w15="http://schemas.microsoft.com/office/word/2012/wordml" xmlns:w10="urn:schemas-microsoft-com:office:word" xmlns:wpg="http://schemas.microsoft.com/office/word/2010/wordprocessingGroup" xmlns:wpi="http://schemas.microsoft.com/office/word/2010/wordprocessingInk" xmlns:wne="http://schemas.microsoft.com/office/word/2006/wordml" xmlns:wps="http://schemas.microsoft.com/office/word/2010/wordprocessingShape" xmlns:wpsCustomData="http://www.wps.cn/officeDocument/2013/wpsCustomData" mc:Ignorable="w14 w15 wp14">
+  <w:endnote w:type="separator" w:id="0">
+    <w:p>
+      <w:pPr>
+        <w:spacing w:line="240" w:lineRule="auto"/>
+      </w:pPr>
+      <w:r>
+        <w:separator/>
+      </w:r>
+    </w:p>
+  </w:endnote>
+  <w:endnote w:type="continuationSeparator" w:id="1">
+    <w:p>
+      <w:pPr>
+        <w:spacing w:line="240" w:lineRule="auto"/>
+      </w:pPr>
+      <w:r>
+        <w:continuationSeparator/>
+      </w:r>
+    </w:p>
+  </w:endnote>
+</w:endnotes>
+</file>
+
 <file path=word/footer1.xml><?xml version="1.0" encoding="utf-8"?>
-<w:ftr xmlns:wpc="http://schemas.microsoft.com/office/word/2010/wordprocessingCanvas" xmlns:mc="http://schemas.openxmlformats.org/markup-compatibility/2006" xmlns:o="urn:schemas-microsoft-com:office:office" xmlns:r="http://schemas.openxmlformats.org/officeDocument/2006/relationships" xmlns:m="http://schemas.openxmlformats.org/officeDocument/2006/math" xmlns:v="urn:schemas-microsoft-com:vml" xmlns:wp14="http://schemas.microsoft.com/office/word/2010/wordprocessingDrawing" xmlns:wp="http://schemas.openxmlformats.org/drawingml/2006/wordprocessingDrawing" xmlns:w10="urn:schemas-microsoft-com:office:word" xmlns:w="http://schemas.openxmlformats.org/wordprocessingml/2006/main" xmlns:w14="http://schemas.microsoft.com/office/word/2010/wordml" xmlns:w15="http://schemas.microsoft.com/office/word/2012/wordml" xmlns:wne="http://schemas.microsoft.com/office/word/2006/wordml" xmlns:wpg="http://schemas.microsoft.com/office/word/2010/wordprocessingGroup" xmlns:wpi="http://schemas.microsoft.com/office/word/2010/wordprocessingInk" xmlns:wps="http://schemas.microsoft.com/office/word/2010/wordprocessingShape" mc:Ignorable="w14 w15 wp14">
+<w:ftr xmlns:wpc="http://schemas.microsoft.com/office/word/2010/wordprocessingCanvas" xmlns:mc="http://schemas.openxmlformats.org/markup-compatibility/2006" xmlns:o="urn:schemas-microsoft-com:office:office" xmlns:r="http://schemas.openxmlformats.org/officeDocument/2006/relationships" xmlns:m="http://schemas.openxmlformats.org/officeDocument/2006/math" xmlns:v="urn:schemas-microsoft-com:vml" xmlns:wp14="http://schemas.microsoft.com/office/word/2010/wordprocessingDrawing" xmlns:wp="http://schemas.openxmlformats.org/drawingml/2006/wordprocessingDrawing" xmlns:w10="urn:schemas-microsoft-com:office:word" xmlns:w="http://schemas.openxmlformats.org/wordprocessingml/2006/main" xmlns:w14="http://schemas.microsoft.com/office/word/2010/wordml" xmlns:w15="http://schemas.microsoft.com/office/word/2012/wordml" xmlns:wpg="http://schemas.microsoft.com/office/word/2010/wordprocessingGroup" xmlns:wpi="http://schemas.microsoft.com/office/word/2010/wordprocessingInk" xmlns:wne="http://schemas.microsoft.com/office/word/2006/wordml" xmlns:wps="http://schemas.microsoft.com/office/word/2010/wordprocessingShape" xmlns:wpsCustomData="http://www.wps.cn/officeDocument/2013/wpsCustomData" mc:Ignorable="w14 w15 wp14">
   <w:p>
     <w:pPr>
       <w:spacing w:line="167" w:lineRule="auto"/>
       <w:ind w:left="4130"/>
       <w:rPr>
-        <w:rFonts w:ascii="Calibri" w:eastAsia="Calibri" w:hAnsi="Calibri" w:cs="Calibri"/>
+        <w:rFonts w:ascii="Calibri" w:hAnsi="Calibri" w:eastAsia="Calibri" w:cs="Calibri"/>
         <w:sz w:val="18"/>
         <w:szCs w:val="18"/>
       </w:rPr>
     </w:pPr>
     <w:r>
       <w:rPr>
-        <w:rFonts w:ascii="Calibri" w:eastAsia="Calibri" w:hAnsi="Calibri" w:cs="Calibri"/>
+        <w:rFonts w:ascii="Calibri" w:hAnsi="Calibri" w:eastAsia="Calibri" w:cs="Calibri"/>
         <w:sz w:val="18"/>
         <w:szCs w:val="18"/>
       </w:rPr>
@@ -4656,16 +4730,41 @@
 </w:ftr>
 </file>
 
+<file path=word/footnotes.xml><?xml version="1.0" encoding="utf-8"?>
+<w:footnotes xmlns:wpc="http://schemas.microsoft.com/office/word/2010/wordprocessingCanvas" xmlns:mc="http://schemas.openxmlformats.org/markup-compatibility/2006" xmlns:o="urn:schemas-microsoft-com:office:office" xmlns:r="http://schemas.openxmlformats.org/officeDocument/2006/relationships" xmlns:m="http://schemas.openxmlformats.org/officeDocument/2006/math" xmlns:v="urn:schemas-microsoft-com:vml" xmlns:wp14="http://schemas.microsoft.com/office/word/2010/wordprocessingDrawing" xmlns:wp="http://schemas.openxmlformats.org/drawingml/2006/wordprocessingDrawing" xmlns:w="http://schemas.openxmlformats.org/wordprocessingml/2006/main" xmlns:w14="http://schemas.microsoft.com/office/word/2010/wordml" xmlns:w15="http://schemas.microsoft.com/office/word/2012/wordml" xmlns:w10="urn:schemas-microsoft-com:office:word" xmlns:wpg="http://schemas.microsoft.com/office/word/2010/wordprocessingGroup" xmlns:wpi="http://schemas.microsoft.com/office/word/2010/wordprocessingInk" xmlns:wne="http://schemas.microsoft.com/office/word/2006/wordml" xmlns:wps="http://schemas.microsoft.com/office/word/2010/wordprocessingShape" xmlns:wpsCustomData="http://www.wps.cn/officeDocument/2013/wpsCustomData" mc:Ignorable="w14 w15 wp14">
+  <w:footnote w:type="separator" w:id="0">
+    <w:p>
+      <w:pPr>
+        <w:spacing w:line="360" w:lineRule="auto"/>
+      </w:pPr>
+      <w:r>
+        <w:separator/>
+      </w:r>
+    </w:p>
+  </w:footnote>
+  <w:footnote w:type="continuationSeparator" w:id="1">
+    <w:p>
+      <w:pPr>
+        <w:spacing w:line="360" w:lineRule="auto"/>
+      </w:pPr>
+      <w:r>
+        <w:continuationSeparator/>
+      </w:r>
+    </w:p>
+  </w:footnote>
+</w:footnotes>
+</file>
+
 <file path=word/numbering.xml><?xml version="1.0" encoding="utf-8"?>
-<w:numbering xmlns:wpc="http://schemas.microsoft.com/office/word/2010/wordprocessingCanvas" xmlns:mc="http://schemas.openxmlformats.org/markup-compatibility/2006" xmlns:o="urn:schemas-microsoft-com:office:office" xmlns:r="http://schemas.openxmlformats.org/officeDocument/2006/relationships" xmlns:m="http://schemas.openxmlformats.org/officeDocument/2006/math" xmlns:v="urn:schemas-microsoft-com:vml" xmlns:wp14="http://schemas.microsoft.com/office/word/2010/wordprocessingDrawing" xmlns:wp="http://schemas.openxmlformats.org/drawingml/2006/wordprocessingDrawing" xmlns:w10="urn:schemas-microsoft-com:office:word" xmlns:w="http://schemas.openxmlformats.org/wordprocessingml/2006/main" xmlns:w14="http://schemas.microsoft.com/office/word/2010/wordml" xmlns:w15="http://schemas.microsoft.com/office/word/2012/wordml" xmlns:wne="http://schemas.microsoft.com/office/word/2006/wordml" xmlns:wpg="http://schemas.microsoft.com/office/word/2010/wordprocessingGroup" xmlns:wpi="http://schemas.microsoft.com/office/word/2010/wordprocessingInk" xmlns:wps="http://schemas.microsoft.com/office/word/2010/wordprocessingShape" mc:Ignorable="w14 w15 wp14">
+<w:numbering xmlns:wpc="http://schemas.microsoft.com/office/word/2010/wordprocessingCanvas" xmlns:mc="http://schemas.openxmlformats.org/markup-compatibility/2006" xmlns:o="urn:schemas-microsoft-com:office:office" xmlns:r="http://schemas.openxmlformats.org/officeDocument/2006/relationships" xmlns:m="http://schemas.openxmlformats.org/officeDocument/2006/math" xmlns:v="urn:schemas-microsoft-com:vml" xmlns:wp14="http://schemas.microsoft.com/office/word/2010/wordprocessingDrawing" xmlns:wp="http://schemas.openxmlformats.org/drawingml/2006/wordprocessingDrawing" xmlns:w10="urn:schemas-microsoft-com:office:word" xmlns:w="http://schemas.openxmlformats.org/wordprocessingml/2006/main" xmlns:w14="http://schemas.microsoft.com/office/word/2010/wordml" xmlns:wpg="http://schemas.microsoft.com/office/word/2010/wordprocessingGroup" xmlns:wpi="http://schemas.microsoft.com/office/word/2010/wordprocessingInk" xmlns:wne="http://schemas.microsoft.com/office/word/2006/wordml" xmlns:wps="http://schemas.microsoft.com/office/word/2010/wordprocessingShape" xmlns:wpsCustomData="http://www.wps.cn/officeDocument/2013/wpsCustomData" mc:Ignorable="w14 wp14">
   <w:abstractNum w:abstractNumId="0">
     <w:nsid w:val="8E964DCE"/>
     <w:multiLevelType w:val="multilevel"/>
     <w:tmpl w:val="8E964DCE"/>
-    <w:lvl w:ilvl="0">
+    <w:lvl w:ilvl="0" w:tentative="0">
       <w:start w:val="1"/>
       <w:numFmt w:val="decimal"/>
-      <w:pStyle w:val="Heading1"/>
+      <w:pStyle w:val="2"/>
       <w:lvlText w:val="%1."/>
       <w:lvlJc w:val="left"/>
       <w:pPr>
@@ -4675,10 +4774,10 @@
         <w:rFonts w:hint="default"/>
       </w:rPr>
     </w:lvl>
-    <w:lvl w:ilvl="1">
+    <w:lvl w:ilvl="1" w:tentative="0">
       <w:start w:val="1"/>
       <w:numFmt w:val="decimal"/>
-      <w:pStyle w:val="Heading2"/>
+      <w:pStyle w:val="3"/>
       <w:lvlText w:val="%1.%2."/>
       <w:lvlJc w:val="left"/>
       <w:pPr>
@@ -4688,10 +4787,10 @@
         <w:rFonts w:hint="default"/>
       </w:rPr>
     </w:lvl>
-    <w:lvl w:ilvl="2">
+    <w:lvl w:ilvl="2" w:tentative="0">
       <w:start w:val="1"/>
       <w:numFmt w:val="decimal"/>
-      <w:pStyle w:val="Heading3"/>
+      <w:pStyle w:val="4"/>
       <w:lvlText w:val="%1.%2.%3."/>
       <w:lvlJc w:val="left"/>
       <w:pPr>
@@ -4701,10 +4800,10 @@
         <w:rFonts w:hint="default"/>
       </w:rPr>
     </w:lvl>
-    <w:lvl w:ilvl="3">
+    <w:lvl w:ilvl="3" w:tentative="0">
       <w:start w:val="1"/>
       <w:numFmt w:val="decimal"/>
-      <w:pStyle w:val="Heading4"/>
+      <w:pStyle w:val="5"/>
       <w:lvlText w:val="%1.%2.%3.%4."/>
       <w:lvlJc w:val="left"/>
       <w:pPr>
@@ -4714,10 +4813,10 @@
         <w:rFonts w:hint="default"/>
       </w:rPr>
     </w:lvl>
-    <w:lvl w:ilvl="4">
+    <w:lvl w:ilvl="4" w:tentative="0">
       <w:start w:val="1"/>
       <w:numFmt w:val="decimal"/>
-      <w:pStyle w:val="Heading5"/>
+      <w:pStyle w:val="6"/>
       <w:lvlText w:val="%1.%2.%3.%4.%5."/>
       <w:lvlJc w:val="left"/>
       <w:pPr>
@@ -4727,10 +4826,10 @@
         <w:rFonts w:hint="default"/>
       </w:rPr>
     </w:lvl>
-    <w:lvl w:ilvl="5">
+    <w:lvl w:ilvl="5" w:tentative="0">
       <w:start w:val="1"/>
       <w:numFmt w:val="decimal"/>
-      <w:pStyle w:val="Heading6"/>
+      <w:pStyle w:val="7"/>
       <w:lvlText w:val="%1.%2.%3.%4.%5.%6."/>
       <w:lvlJc w:val="left"/>
       <w:pPr>
@@ -4740,10 +4839,10 @@
         <w:rFonts w:hint="default"/>
       </w:rPr>
     </w:lvl>
-    <w:lvl w:ilvl="6">
+    <w:lvl w:ilvl="6" w:tentative="0">
       <w:start w:val="1"/>
       <w:numFmt w:val="decimal"/>
-      <w:pStyle w:val="Heading7"/>
+      <w:pStyle w:val="8"/>
       <w:lvlText w:val="%1.%2.%3.%4.%5.%6.%7."/>
       <w:lvlJc w:val="left"/>
       <w:pPr>
@@ -4753,10 +4852,10 @@
         <w:rFonts w:hint="default"/>
       </w:rPr>
     </w:lvl>
-    <w:lvl w:ilvl="7">
+    <w:lvl w:ilvl="7" w:tentative="0">
       <w:start w:val="1"/>
       <w:numFmt w:val="decimal"/>
-      <w:pStyle w:val="Heading8"/>
+      <w:pStyle w:val="9"/>
       <w:lvlText w:val="%1.%2.%3.%4.%5.%6.%7.%8."/>
       <w:lvlJc w:val="left"/>
       <w:pPr>
@@ -4766,10 +4865,10 @@
         <w:rFonts w:hint="default"/>
       </w:rPr>
     </w:lvl>
-    <w:lvl w:ilvl="8">
+    <w:lvl w:ilvl="8" w:tentative="0">
       <w:start w:val="1"/>
       <w:numFmt w:val="decimal"/>
-      <w:pStyle w:val="Heading9"/>
+      <w:pStyle w:val="10"/>
       <w:lvlText w:val="%1.%2.%3.%4.%5.%6.%7.%8.%9."/>
       <w:lvlJc w:val="left"/>
       <w:pPr>
@@ -4784,7 +4883,7 @@
     <w:nsid w:val="23FF348C"/>
     <w:multiLevelType w:val="singleLevel"/>
     <w:tmpl w:val="23FF348C"/>
-    <w:lvl w:ilvl="0">
+    <w:lvl w:ilvl="0" w:tentative="0">
       <w:start w:val="1"/>
       <w:numFmt w:val="decimal"/>
       <w:lvlText w:val="%1."/>
@@ -4801,7 +4900,7 @@
     <w:nsid w:val="31C756D5"/>
     <w:multiLevelType w:val="singleLevel"/>
     <w:tmpl w:val="31C756D5"/>
-    <w:lvl w:ilvl="0">
+    <w:lvl w:ilvl="0" w:tentative="0">
       <w:start w:val="1"/>
       <w:numFmt w:val="decimal"/>
       <w:lvlText w:val="%1."/>
@@ -4818,7 +4917,7 @@
     <w:nsid w:val="79EA4081"/>
     <w:multiLevelType w:val="singleLevel"/>
     <w:tmpl w:val="79EA4081"/>
-    <w:lvl w:ilvl="0">
+    <w:lvl w:ilvl="0" w:tentative="0">
       <w:start w:val="1"/>
       <w:numFmt w:val="decimal"/>
       <w:lvlText w:val="%1."/>
@@ -4835,7 +4934,7 @@
     <w:nsid w:val="7A1B0A07"/>
     <w:multiLevelType w:val="singleLevel"/>
     <w:tmpl w:val="7A1B0A07"/>
-    <w:lvl w:ilvl="0">
+    <w:lvl w:ilvl="0" w:tentative="0">
       <w:start w:val="1"/>
       <w:numFmt w:val="decimal"/>
       <w:lvlText w:val="%1."/>
@@ -4867,267 +4966,269 @@
 </file>
 
 <file path=word/styles.xml><?xml version="1.0" encoding="utf-8"?>
-<w:styles xmlns:mc="http://schemas.openxmlformats.org/markup-compatibility/2006" xmlns:r="http://schemas.openxmlformats.org/officeDocument/2006/relationships" xmlns:w="http://schemas.openxmlformats.org/wordprocessingml/2006/main" xmlns:w14="http://schemas.microsoft.com/office/word/2010/wordml" xmlns:w15="http://schemas.microsoft.com/office/word/2012/wordml" mc:Ignorable="w14 w15">
+<w:styles xmlns:mc="http://schemas.openxmlformats.org/markup-compatibility/2006" xmlns:o="urn:schemas-microsoft-com:office:office" xmlns:r="http://schemas.openxmlformats.org/officeDocument/2006/relationships" xmlns:m="http://schemas.openxmlformats.org/officeDocument/2006/math" xmlns:v="urn:schemas-microsoft-com:vml" xmlns:w="http://schemas.openxmlformats.org/wordprocessingml/2006/main" xmlns:w14="http://schemas.microsoft.com/office/word/2010/wordml" xmlns:w10="urn:schemas-microsoft-com:office:word" xmlns:sl="http://schemas.openxmlformats.org/schemaLibrary/2006/main" xmlns:wpsCustomData="http://www.wps.cn/officeDocument/2013/wpsCustomData" mc:Ignorable="w14">
   <w:docDefaults>
     <w:rPrDefault>
       <w:rPr>
-        <w:rFonts w:ascii="Times New Roman" w:eastAsia="宋体" w:hAnsi="Times New Roman" w:cs="Times New Roman"/>
+        <w:rFonts w:ascii="Times New Roman" w:hAnsi="Times New Roman" w:eastAsia="宋体" w:cs="Times New Roman"/>
       </w:rPr>
     </w:rPrDefault>
     <w:pPrDefault/>
   </w:docDefaults>
-  <w:latentStyles w:defLockedState="0" w:defUIPriority="99" w:defSemiHidden="1" w:defUnhideWhenUsed="1" w:defQFormat="0" w:count="260">
-    <w:lsdException w:name="Normal" w:semiHidden="0" w:uiPriority="0" w:unhideWhenUsed="0" w:qFormat="1"/>
-    <w:lsdException w:name="heading 1" w:semiHidden="0" w:uiPriority="0" w:unhideWhenUsed="0" w:qFormat="1"/>
-    <w:lsdException w:name="heading 2" w:semiHidden="0" w:uiPriority="0" w:qFormat="1"/>
-    <w:lsdException w:name="heading 3" w:uiPriority="0" w:qFormat="1"/>
-    <w:lsdException w:name="heading 4" w:semiHidden="0" w:uiPriority="0" w:qFormat="1"/>
-    <w:lsdException w:name="heading 5" w:uiPriority="0" w:qFormat="1"/>
-    <w:lsdException w:name="heading 6" w:uiPriority="0" w:qFormat="1"/>
-    <w:lsdException w:name="heading 7" w:uiPriority="0" w:qFormat="1"/>
-    <w:lsdException w:name="heading 8" w:uiPriority="0" w:qFormat="1"/>
-    <w:lsdException w:name="heading 9" w:uiPriority="0" w:qFormat="1"/>
-    <w:lsdException w:name="index 1" w:semiHidden="0" w:uiPriority="0" w:unhideWhenUsed="0"/>
-    <w:lsdException w:name="index 2" w:semiHidden="0" w:uiPriority="0" w:unhideWhenUsed="0"/>
-    <w:lsdException w:name="index 3" w:semiHidden="0" w:uiPriority="0" w:unhideWhenUsed="0"/>
-    <w:lsdException w:name="index 4" w:semiHidden="0" w:uiPriority="0" w:unhideWhenUsed="0"/>
-    <w:lsdException w:name="index 5" w:semiHidden="0" w:uiPriority="0" w:unhideWhenUsed="0"/>
-    <w:lsdException w:name="index 6" w:semiHidden="0" w:uiPriority="0" w:unhideWhenUsed="0"/>
-    <w:lsdException w:name="index 7" w:semiHidden="0" w:uiPriority="0" w:unhideWhenUsed="0"/>
-    <w:lsdException w:name="index 8" w:semiHidden="0" w:uiPriority="0" w:unhideWhenUsed="0"/>
-    <w:lsdException w:name="index 9" w:semiHidden="0" w:uiPriority="0" w:unhideWhenUsed="0"/>
-    <w:lsdException w:name="toc 1" w:semiHidden="0" w:uiPriority="0" w:unhideWhenUsed="0" w:qFormat="1"/>
-    <w:lsdException w:name="toc 2" w:semiHidden="0" w:uiPriority="0" w:unhideWhenUsed="0" w:qFormat="1"/>
-    <w:lsdException w:name="toc 3" w:semiHidden="0" w:uiPriority="0" w:unhideWhenUsed="0" w:qFormat="1"/>
-    <w:lsdException w:name="toc 4" w:semiHidden="0" w:uiPriority="0" w:unhideWhenUsed="0"/>
-    <w:lsdException w:name="toc 5" w:semiHidden="0" w:uiPriority="0" w:unhideWhenUsed="0"/>
-    <w:lsdException w:name="toc 6" w:semiHidden="0" w:uiPriority="0" w:unhideWhenUsed="0"/>
-    <w:lsdException w:name="toc 7" w:semiHidden="0" w:uiPriority="0" w:unhideWhenUsed="0"/>
-    <w:lsdException w:name="toc 8" w:semiHidden="0" w:uiPriority="0" w:unhideWhenUsed="0"/>
-    <w:lsdException w:name="toc 9" w:semiHidden="0" w:uiPriority="0" w:unhideWhenUsed="0"/>
-    <w:lsdException w:name="Normal Indent" w:semiHidden="0" w:uiPriority="0" w:unhideWhenUsed="0"/>
-    <w:lsdException w:name="footnote text" w:semiHidden="0" w:uiPriority="0" w:unhideWhenUsed="0"/>
-    <w:lsdException w:name="annotation text" w:semiHidden="0" w:uiPriority="0" w:unhideWhenUsed="0" w:qFormat="1"/>
-    <w:lsdException w:name="header" w:semiHidden="0" w:uiPriority="0" w:unhideWhenUsed="0" w:qFormat="1"/>
-    <w:lsdException w:name="footer" w:semiHidden="0" w:uiPriority="0" w:unhideWhenUsed="0" w:qFormat="1"/>
-    <w:lsdException w:name="index heading" w:semiHidden="0" w:uiPriority="0" w:unhideWhenUsed="0"/>
-    <w:lsdException w:name="caption" w:uiPriority="0" w:qFormat="1"/>
-    <w:lsdException w:name="table of figures" w:semiHidden="0" w:uiPriority="0" w:unhideWhenUsed="0"/>
-    <w:lsdException w:name="envelope address" w:semiHidden="0" w:uiPriority="0" w:unhideWhenUsed="0"/>
-    <w:lsdException w:name="envelope return" w:semiHidden="0" w:uiPriority="0" w:unhideWhenUsed="0"/>
-    <w:lsdException w:name="footnote reference" w:semiHidden="0" w:uiPriority="0" w:unhideWhenUsed="0"/>
-    <w:lsdException w:name="annotation reference" w:semiHidden="0" w:uiPriority="0" w:unhideWhenUsed="0"/>
-    <w:lsdException w:name="line number" w:semiHidden="0" w:uiPriority="0" w:unhideWhenUsed="0"/>
-    <w:lsdException w:name="page number" w:semiHidden="0" w:uiPriority="0" w:unhideWhenUsed="0"/>
-    <w:lsdException w:name="endnote reference" w:semiHidden="0" w:uiPriority="0" w:unhideWhenUsed="0"/>
-    <w:lsdException w:name="endnote text" w:semiHidden="0" w:uiPriority="0" w:unhideWhenUsed="0"/>
-    <w:lsdException w:name="table of authorities" w:semiHidden="0" w:uiPriority="0" w:unhideWhenUsed="0"/>
-    <w:lsdException w:name="macro" w:semiHidden="0" w:uiPriority="0" w:unhideWhenUsed="0"/>
-    <w:lsdException w:name="toa heading" w:semiHidden="0" w:uiPriority="0" w:unhideWhenUsed="0"/>
-    <w:lsdException w:name="List" w:semiHidden="0" w:uiPriority="0" w:unhideWhenUsed="0"/>
-    <w:lsdException w:name="List Bullet" w:semiHidden="0" w:uiPriority="0" w:unhideWhenUsed="0"/>
-    <w:lsdException w:name="List Number" w:semiHidden="0" w:uiPriority="0" w:unhideWhenUsed="0"/>
-    <w:lsdException w:name="List 2" w:semiHidden="0" w:uiPriority="0" w:unhideWhenUsed="0"/>
-    <w:lsdException w:name="List 3" w:semiHidden="0" w:uiPriority="0" w:unhideWhenUsed="0"/>
-    <w:lsdException w:name="List 4" w:semiHidden="0" w:uiPriority="0" w:unhideWhenUsed="0"/>
-    <w:lsdException w:name="List 5" w:semiHidden="0" w:uiPriority="0" w:unhideWhenUsed="0"/>
-    <w:lsdException w:name="List Bullet 2" w:semiHidden="0" w:uiPriority="0" w:unhideWhenUsed="0"/>
-    <w:lsdException w:name="List Bullet 3" w:semiHidden="0" w:uiPriority="0" w:unhideWhenUsed="0"/>
-    <w:lsdException w:name="List Bullet 4" w:semiHidden="0" w:uiPriority="0" w:unhideWhenUsed="0"/>
-    <w:lsdException w:name="List Bullet 5" w:semiHidden="0" w:uiPriority="0" w:unhideWhenUsed="0"/>
-    <w:lsdException w:name="List Number 2" w:semiHidden="0" w:uiPriority="0" w:unhideWhenUsed="0"/>
-    <w:lsdException w:name="List Number 3" w:semiHidden="0" w:uiPriority="0" w:unhideWhenUsed="0"/>
-    <w:lsdException w:name="List Number 4" w:semiHidden="0" w:uiPriority="0" w:unhideWhenUsed="0"/>
-    <w:lsdException w:name="List Number 5" w:semiHidden="0" w:uiPriority="0" w:unhideWhenUsed="0"/>
-    <w:lsdException w:name="Title" w:semiHidden="0" w:uiPriority="0" w:unhideWhenUsed="0" w:qFormat="1"/>
-    <w:lsdException w:name="Closing" w:semiHidden="0" w:uiPriority="0" w:unhideWhenUsed="0"/>
-    <w:lsdException w:name="Signature" w:semiHidden="0" w:uiPriority="0" w:unhideWhenUsed="0"/>
-    <w:lsdException w:name="Default Paragraph Font" w:uiPriority="0" w:unhideWhenUsed="0" w:qFormat="1"/>
-    <w:lsdException w:name="Body Text" w:uiPriority="0" w:unhideWhenUsed="0" w:qFormat="1"/>
-    <w:lsdException w:name="Body Text Indent" w:semiHidden="0" w:uiPriority="0" w:unhideWhenUsed="0"/>
-    <w:lsdException w:name="List Continue" w:semiHidden="0" w:uiPriority="0" w:unhideWhenUsed="0"/>
-    <w:lsdException w:name="List Continue 2" w:semiHidden="0" w:uiPriority="0" w:unhideWhenUsed="0"/>
-    <w:lsdException w:name="List Continue 3" w:semiHidden="0" w:uiPriority="0" w:unhideWhenUsed="0"/>
-    <w:lsdException w:name="List Continue 4" w:semiHidden="0" w:uiPriority="0" w:unhideWhenUsed="0"/>
-    <w:lsdException w:name="List Continue 5" w:semiHidden="0" w:uiPriority="0" w:unhideWhenUsed="0"/>
-    <w:lsdException w:name="Message Header" w:semiHidden="0" w:uiPriority="0" w:unhideWhenUsed="0"/>
-    <w:lsdException w:name="Subtitle" w:semiHidden="0" w:uiPriority="0" w:unhideWhenUsed="0" w:qFormat="1"/>
-    <w:lsdException w:name="Salutation" w:semiHidden="0" w:uiPriority="0" w:unhideWhenUsed="0"/>
-    <w:lsdException w:name="Date" w:semiHidden="0" w:uiPriority="0" w:unhideWhenUsed="0"/>
-    <w:lsdException w:name="Body Text First Indent" w:semiHidden="0" w:uiPriority="0" w:unhideWhenUsed="0"/>
-    <w:lsdException w:name="Body Text First Indent 2" w:semiHidden="0" w:uiPriority="0" w:unhideWhenUsed="0"/>
-    <w:lsdException w:name="Body Text 2" w:semiHidden="0" w:uiPriority="0" w:unhideWhenUsed="0"/>
-    <w:lsdException w:name="Body Text 3" w:semiHidden="0" w:uiPriority="0" w:unhideWhenUsed="0"/>
-    <w:lsdException w:name="Body Text Indent 2" w:semiHidden="0" w:uiPriority="0" w:unhideWhenUsed="0"/>
-    <w:lsdException w:name="Body Text Indent 3" w:semiHidden="0" w:uiPriority="0" w:unhideWhenUsed="0"/>
-    <w:lsdException w:name="Block Text" w:semiHidden="0" w:uiPriority="0" w:unhideWhenUsed="0"/>
-    <w:lsdException w:name="Hyperlink" w:semiHidden="0" w:uiPriority="0" w:unhideWhenUsed="0"/>
-    <w:lsdException w:name="FollowedHyperlink" w:semiHidden="0" w:uiPriority="0" w:unhideWhenUsed="0"/>
-    <w:lsdException w:name="Strong" w:semiHidden="0" w:uiPriority="0" w:unhideWhenUsed="0" w:qFormat="1"/>
-    <w:lsdException w:name="Emphasis" w:semiHidden="0" w:uiPriority="0" w:unhideWhenUsed="0" w:qFormat="1"/>
-    <w:lsdException w:name="Document Map" w:semiHidden="0" w:uiPriority="0" w:unhideWhenUsed="0"/>
-    <w:lsdException w:name="Plain Text" w:semiHidden="0" w:uiPriority="0" w:unhideWhenUsed="0"/>
-    <w:lsdException w:name="E-mail Signature" w:semiHidden="0" w:uiPriority="0" w:unhideWhenUsed="0"/>
-    <w:lsdException w:name="Normal (Web)" w:semiHidden="0" w:uiPriority="0" w:unhideWhenUsed="0" w:qFormat="1"/>
-    <w:lsdException w:name="HTML Acronym" w:semiHidden="0" w:uiPriority="0" w:unhideWhenUsed="0"/>
-    <w:lsdException w:name="HTML Address" w:semiHidden="0" w:uiPriority="0" w:unhideWhenUsed="0"/>
-    <w:lsdException w:name="HTML Cite" w:semiHidden="0" w:uiPriority="0" w:unhideWhenUsed="0"/>
-    <w:lsdException w:name="HTML Code" w:semiHidden="0" w:uiPriority="0" w:unhideWhenUsed="0"/>
-    <w:lsdException w:name="HTML Definition" w:semiHidden="0" w:uiPriority="0" w:unhideWhenUsed="0"/>
-    <w:lsdException w:name="HTML Keyboard" w:semiHidden="0" w:uiPriority="0" w:unhideWhenUsed="0"/>
-    <w:lsdException w:name="HTML Preformatted" w:semiHidden="0" w:uiPriority="0" w:unhideWhenUsed="0"/>
-    <w:lsdException w:name="HTML Sample" w:semiHidden="0" w:uiPriority="0" w:unhideWhenUsed="0"/>
-    <w:lsdException w:name="HTML Typewriter" w:semiHidden="0" w:uiPriority="0" w:unhideWhenUsed="0"/>
-    <w:lsdException w:name="HTML Variable" w:semiHidden="0" w:uiPriority="0" w:unhideWhenUsed="0"/>
-    <w:lsdException w:name="Normal Table" w:uiPriority="0" w:unhideWhenUsed="0" w:qFormat="1"/>
-    <w:lsdException w:name="annotation subject" w:semiHidden="0" w:uiPriority="0" w:unhideWhenUsed="0"/>
-    <w:lsdException w:name="Table Simple 1" w:semiHidden="0" w:uiPriority="0" w:unhideWhenUsed="0"/>
-    <w:lsdException w:name="Table Simple 2" w:semiHidden="0" w:uiPriority="0" w:unhideWhenUsed="0"/>
-    <w:lsdException w:name="Table Simple 3" w:semiHidden="0" w:uiPriority="0" w:unhideWhenUsed="0"/>
-    <w:lsdException w:name="Table Classic 1" w:semiHidden="0" w:uiPriority="0" w:unhideWhenUsed="0"/>
-    <w:lsdException w:name="Table Classic 2" w:semiHidden="0" w:uiPriority="0" w:unhideWhenUsed="0"/>
-    <w:lsdException w:name="Table Classic 3" w:semiHidden="0" w:uiPriority="0" w:unhideWhenUsed="0"/>
-    <w:lsdException w:name="Table Classic 4" w:semiHidden="0" w:uiPriority="0" w:unhideWhenUsed="0"/>
-    <w:lsdException w:name="Table Colorful 1" w:semiHidden="0" w:uiPriority="0" w:unhideWhenUsed="0"/>
-    <w:lsdException w:name="Table Colorful 2" w:semiHidden="0" w:uiPriority="0" w:unhideWhenUsed="0"/>
-    <w:lsdException w:name="Table Colorful 3" w:semiHidden="0" w:uiPriority="0" w:unhideWhenUsed="0"/>
-    <w:lsdException w:name="Table Columns 1" w:semiHidden="0" w:uiPriority="0" w:unhideWhenUsed="0"/>
-    <w:lsdException w:name="Table Columns 2" w:semiHidden="0" w:uiPriority="0" w:unhideWhenUsed="0"/>
-    <w:lsdException w:name="Table Columns 3" w:semiHidden="0" w:uiPriority="0" w:unhideWhenUsed="0"/>
-    <w:lsdException w:name="Table Columns 4" w:semiHidden="0" w:uiPriority="0" w:unhideWhenUsed="0"/>
-    <w:lsdException w:name="Table Columns 5" w:semiHidden="0" w:uiPriority="0" w:unhideWhenUsed="0"/>
-    <w:lsdException w:name="Table Grid 1" w:semiHidden="0" w:uiPriority="0" w:unhideWhenUsed="0"/>
-    <w:lsdException w:name="Table Grid 2" w:semiHidden="0" w:uiPriority="0" w:unhideWhenUsed="0"/>
-    <w:lsdException w:name="Table Grid 3" w:semiHidden="0" w:uiPriority="0" w:unhideWhenUsed="0"/>
-    <w:lsdException w:name="Table Grid 4" w:semiHidden="0" w:uiPriority="0" w:unhideWhenUsed="0"/>
-    <w:lsdException w:name="Table Grid 5" w:semiHidden="0" w:uiPriority="0" w:unhideWhenUsed="0"/>
-    <w:lsdException w:name="Table Grid 6" w:semiHidden="0" w:uiPriority="0" w:unhideWhenUsed="0"/>
-    <w:lsdException w:name="Table Grid 7" w:semiHidden="0" w:uiPriority="0" w:unhideWhenUsed="0"/>
-    <w:lsdException w:name="Table Grid 8" w:semiHidden="0" w:uiPriority="0" w:unhideWhenUsed="0"/>
-    <w:lsdException w:name="Table List 1" w:semiHidden="0" w:uiPriority="0" w:unhideWhenUsed="0"/>
-    <w:lsdException w:name="Table List 2" w:semiHidden="0" w:uiPriority="0" w:unhideWhenUsed="0"/>
-    <w:lsdException w:name="Table List 3" w:semiHidden="0" w:uiPriority="0" w:unhideWhenUsed="0"/>
-    <w:lsdException w:name="Table List 4" w:semiHidden="0" w:uiPriority="0" w:unhideWhenUsed="0"/>
-    <w:lsdException w:name="Table List 5" w:semiHidden="0" w:uiPriority="0" w:unhideWhenUsed="0"/>
-    <w:lsdException w:name="Table List 6" w:semiHidden="0" w:uiPriority="0" w:unhideWhenUsed="0"/>
-    <w:lsdException w:name="Table List 7" w:semiHidden="0" w:uiPriority="0" w:unhideWhenUsed="0"/>
-    <w:lsdException w:name="Table List 8" w:semiHidden="0" w:uiPriority="0" w:unhideWhenUsed="0"/>
-    <w:lsdException w:name="Table 3D effects 1" w:semiHidden="0" w:uiPriority="0" w:unhideWhenUsed="0"/>
-    <w:lsdException w:name="Table 3D effects 2" w:semiHidden="0" w:uiPriority="0" w:unhideWhenUsed="0"/>
-    <w:lsdException w:name="Table 3D effects 3" w:semiHidden="0" w:uiPriority="0" w:unhideWhenUsed="0"/>
-    <w:lsdException w:name="Table Contemporary" w:semiHidden="0" w:uiPriority="0" w:unhideWhenUsed="0"/>
-    <w:lsdException w:name="Table Elegant" w:semiHidden="0" w:uiPriority="0" w:unhideWhenUsed="0"/>
-    <w:lsdException w:name="Table Professional" w:semiHidden="0" w:uiPriority="0" w:unhideWhenUsed="0"/>
-    <w:lsdException w:name="Table Subtle 1" w:semiHidden="0" w:uiPriority="0" w:unhideWhenUsed="0"/>
-    <w:lsdException w:name="Table Subtle 2" w:semiHidden="0" w:uiPriority="0" w:unhideWhenUsed="0"/>
-    <w:lsdException w:name="Table Web 1" w:semiHidden="0" w:uiPriority="0" w:unhideWhenUsed="0"/>
-    <w:lsdException w:name="Table Web 2" w:semiHidden="0" w:uiPriority="0" w:unhideWhenUsed="0"/>
-    <w:lsdException w:name="Table Web 3" w:semiHidden="0" w:uiPriority="0" w:unhideWhenUsed="0"/>
-    <w:lsdException w:name="Balloon Text" w:semiHidden="0" w:uiPriority="0" w:unhideWhenUsed="0"/>
-    <w:lsdException w:name="Table Grid" w:semiHidden="0" w:uiPriority="0" w:unhideWhenUsed="0" w:qFormat="1"/>
-    <w:lsdException w:name="Table Theme" w:semiHidden="0" w:uiPriority="0" w:unhideWhenUsed="0"/>
-    <w:lsdException w:name="Light Shading" w:semiHidden="0" w:uiPriority="60" w:unhideWhenUsed="0"/>
-    <w:lsdException w:name="Light List" w:semiHidden="0" w:uiPriority="61" w:unhideWhenUsed="0"/>
-    <w:lsdException w:name="Light Grid" w:semiHidden="0" w:uiPriority="62" w:unhideWhenUsed="0"/>
-    <w:lsdException w:name="Medium Shading 1" w:semiHidden="0" w:uiPriority="63" w:unhideWhenUsed="0"/>
-    <w:lsdException w:name="Medium Shading 2" w:semiHidden="0" w:uiPriority="64" w:unhideWhenUsed="0"/>
-    <w:lsdException w:name="Medium List 1" w:semiHidden="0" w:uiPriority="65" w:unhideWhenUsed="0"/>
-    <w:lsdException w:name="Medium List 2" w:semiHidden="0" w:uiPriority="66" w:unhideWhenUsed="0"/>
-    <w:lsdException w:name="Medium Grid 1" w:semiHidden="0" w:uiPriority="67" w:unhideWhenUsed="0"/>
-    <w:lsdException w:name="Medium Grid 2" w:semiHidden="0" w:uiPriority="68" w:unhideWhenUsed="0"/>
-    <w:lsdException w:name="Medium Grid 3" w:semiHidden="0" w:uiPriority="69" w:unhideWhenUsed="0"/>
-    <w:lsdException w:name="Dark List" w:semiHidden="0" w:uiPriority="70" w:unhideWhenUsed="0"/>
-    <w:lsdException w:name="Colorful Shading" w:semiHidden="0" w:uiPriority="71" w:unhideWhenUsed="0"/>
-    <w:lsdException w:name="Colorful List" w:semiHidden="0" w:uiPriority="72" w:unhideWhenUsed="0"/>
-    <w:lsdException w:name="Colorful Grid" w:semiHidden="0" w:uiPriority="73" w:unhideWhenUsed="0"/>
-    <w:lsdException w:name="Light Shading Accent 1" w:semiHidden="0" w:uiPriority="60" w:unhideWhenUsed="0"/>
-    <w:lsdException w:name="Light List Accent 1" w:semiHidden="0" w:uiPriority="61" w:unhideWhenUsed="0"/>
-    <w:lsdException w:name="Light Grid Accent 1" w:semiHidden="0" w:uiPriority="62" w:unhideWhenUsed="0"/>
-    <w:lsdException w:name="Medium Shading 1 Accent 1" w:semiHidden="0" w:uiPriority="63" w:unhideWhenUsed="0"/>
-    <w:lsdException w:name="Medium Shading 2 Accent 1" w:semiHidden="0" w:uiPriority="64" w:unhideWhenUsed="0"/>
-    <w:lsdException w:name="Medium List 1 Accent 1" w:semiHidden="0" w:uiPriority="65" w:unhideWhenUsed="0"/>
-    <w:lsdException w:name="Medium List 2 Accent 1" w:semiHidden="0" w:uiPriority="66" w:unhideWhenUsed="0"/>
-    <w:lsdException w:name="Medium Grid 1 Accent 1" w:semiHidden="0" w:uiPriority="67" w:unhideWhenUsed="0"/>
-    <w:lsdException w:name="Medium Grid 2 Accent 1" w:semiHidden="0" w:uiPriority="68" w:unhideWhenUsed="0"/>
-    <w:lsdException w:name="Medium Grid 3 Accent 1" w:semiHidden="0" w:uiPriority="69" w:unhideWhenUsed="0"/>
-    <w:lsdException w:name="Dark List Accent 1" w:semiHidden="0" w:uiPriority="70" w:unhideWhenUsed="0"/>
-    <w:lsdException w:name="Colorful Shading Accent 1" w:semiHidden="0" w:uiPriority="71" w:unhideWhenUsed="0"/>
-    <w:lsdException w:name="Colorful List Accent 1" w:semiHidden="0" w:uiPriority="72" w:unhideWhenUsed="0"/>
-    <w:lsdException w:name="Colorful Grid Accent 1" w:semiHidden="0" w:uiPriority="73" w:unhideWhenUsed="0"/>
-    <w:lsdException w:name="Light Shading Accent 2" w:semiHidden="0" w:uiPriority="60" w:unhideWhenUsed="0"/>
-    <w:lsdException w:name="Light List Accent 2" w:semiHidden="0" w:uiPriority="61" w:unhideWhenUsed="0"/>
-    <w:lsdException w:name="Light Grid Accent 2" w:semiHidden="0" w:uiPriority="62" w:unhideWhenUsed="0"/>
-    <w:lsdException w:name="Medium Shading 1 Accent 2" w:semiHidden="0" w:uiPriority="63" w:unhideWhenUsed="0"/>
-    <w:lsdException w:name="Medium Shading 2 Accent 2" w:semiHidden="0" w:uiPriority="64" w:unhideWhenUsed="0"/>
-    <w:lsdException w:name="Medium List 1 Accent 2" w:semiHidden="0" w:uiPriority="65" w:unhideWhenUsed="0"/>
-    <w:lsdException w:name="Medium List 2 Accent 2" w:semiHidden="0" w:uiPriority="66" w:unhideWhenUsed="0"/>
-    <w:lsdException w:name="Medium Grid 1 Accent 2" w:semiHidden="0" w:uiPriority="67" w:unhideWhenUsed="0"/>
-    <w:lsdException w:name="Medium Grid 2 Accent 2" w:semiHidden="0" w:uiPriority="68" w:unhideWhenUsed="0"/>
-    <w:lsdException w:name="Medium Grid 3 Accent 2" w:semiHidden="0" w:uiPriority="69" w:unhideWhenUsed="0"/>
-    <w:lsdException w:name="Dark List Accent 2" w:semiHidden="0" w:uiPriority="70" w:unhideWhenUsed="0"/>
-    <w:lsdException w:name="Colorful Shading Accent 2" w:semiHidden="0" w:uiPriority="71" w:unhideWhenUsed="0"/>
-    <w:lsdException w:name="Colorful List Accent 2" w:semiHidden="0" w:uiPriority="72" w:unhideWhenUsed="0"/>
-    <w:lsdException w:name="Colorful Grid Accent 2" w:semiHidden="0" w:uiPriority="73" w:unhideWhenUsed="0"/>
-    <w:lsdException w:name="Light Shading Accent 3" w:semiHidden="0" w:uiPriority="60" w:unhideWhenUsed="0"/>
-    <w:lsdException w:name="Light List Accent 3" w:semiHidden="0" w:uiPriority="61" w:unhideWhenUsed="0"/>
-    <w:lsdException w:name="Light Grid Accent 3" w:semiHidden="0" w:uiPriority="62" w:unhideWhenUsed="0"/>
-    <w:lsdException w:name="Medium Shading 1 Accent 3" w:semiHidden="0" w:uiPriority="63" w:unhideWhenUsed="0"/>
-    <w:lsdException w:name="Medium Shading 2 Accent 3" w:semiHidden="0" w:uiPriority="64" w:unhideWhenUsed="0"/>
-    <w:lsdException w:name="Medium List 1 Accent 3" w:semiHidden="0" w:uiPriority="65" w:unhideWhenUsed="0"/>
-    <w:lsdException w:name="Medium List 2 Accent 3" w:semiHidden="0" w:uiPriority="66" w:unhideWhenUsed="0"/>
-    <w:lsdException w:name="Medium Grid 1 Accent 3" w:semiHidden="0" w:uiPriority="67" w:unhideWhenUsed="0"/>
-    <w:lsdException w:name="Medium Grid 2 Accent 3" w:semiHidden="0" w:uiPriority="68" w:unhideWhenUsed="0"/>
-    <w:lsdException w:name="Medium Grid 3 Accent 3" w:semiHidden="0" w:uiPriority="69" w:unhideWhenUsed="0"/>
-    <w:lsdException w:name="Dark List Accent 3" w:semiHidden="0" w:uiPriority="70" w:unhideWhenUsed="0"/>
-    <w:lsdException w:name="Colorful Shading Accent 3" w:semiHidden="0" w:uiPriority="71" w:unhideWhenUsed="0"/>
-    <w:lsdException w:name="Colorful List Accent 3" w:semiHidden="0" w:uiPriority="72" w:unhideWhenUsed="0"/>
-    <w:lsdException w:name="Colorful Grid Accent 3" w:semiHidden="0" w:uiPriority="73" w:unhideWhenUsed="0"/>
-    <w:lsdException w:name="Light Shading Accent 4" w:semiHidden="0" w:uiPriority="60" w:unhideWhenUsed="0"/>
-    <w:lsdException w:name="Light List Accent 4" w:semiHidden="0" w:uiPriority="61" w:unhideWhenUsed="0"/>
-    <w:lsdException w:name="Light Grid Accent 4" w:semiHidden="0" w:uiPriority="62" w:unhideWhenUsed="0"/>
-    <w:lsdException w:name="Medium Shading 1 Accent 4" w:semiHidden="0" w:uiPriority="63" w:unhideWhenUsed="0"/>
-    <w:lsdException w:name="Medium Shading 2 Accent 4" w:semiHidden="0" w:uiPriority="64" w:unhideWhenUsed="0"/>
-    <w:lsdException w:name="Medium List 1 Accent 4" w:semiHidden="0" w:uiPriority="65" w:unhideWhenUsed="0"/>
-    <w:lsdException w:name="Medium List 2 Accent 4" w:semiHidden="0" w:uiPriority="66" w:unhideWhenUsed="0"/>
-    <w:lsdException w:name="Medium Grid 1 Accent 4" w:semiHidden="0" w:uiPriority="67" w:unhideWhenUsed="0"/>
-    <w:lsdException w:name="Medium Grid 2 Accent 4" w:semiHidden="0" w:uiPriority="68" w:unhideWhenUsed="0"/>
-    <w:lsdException w:name="Medium Grid 3 Accent 4" w:semiHidden="0" w:uiPriority="69" w:unhideWhenUsed="0"/>
-    <w:lsdException w:name="Dark List Accent 4" w:semiHidden="0" w:uiPriority="70" w:unhideWhenUsed="0"/>
-    <w:lsdException w:name="Colorful Shading Accent 4" w:semiHidden="0" w:uiPriority="71" w:unhideWhenUsed="0"/>
-    <w:lsdException w:name="Colorful List Accent 4" w:semiHidden="0" w:uiPriority="72" w:unhideWhenUsed="0"/>
-    <w:lsdException w:name="Colorful Grid Accent 4" w:semiHidden="0" w:uiPriority="73" w:unhideWhenUsed="0"/>
-    <w:lsdException w:name="Light Shading Accent 5" w:semiHidden="0" w:uiPriority="60" w:unhideWhenUsed="0"/>
-    <w:lsdException w:name="Light List Accent 5" w:semiHidden="0" w:uiPriority="61" w:unhideWhenUsed="0"/>
-    <w:lsdException w:name="Light Grid Accent 5" w:semiHidden="0" w:uiPriority="62" w:unhideWhenUsed="0"/>
-    <w:lsdException w:name="Medium Shading 1 Accent 5" w:semiHidden="0" w:uiPriority="63" w:unhideWhenUsed="0"/>
-    <w:lsdException w:name="Medium Shading 2 Accent 5" w:semiHidden="0" w:uiPriority="64" w:unhideWhenUsed="0"/>
-    <w:lsdException w:name="Medium List 1 Accent 5" w:semiHidden="0" w:uiPriority="65" w:unhideWhenUsed="0"/>
-    <w:lsdException w:name="Medium List 2 Accent 5" w:semiHidden="0" w:uiPriority="66" w:unhideWhenUsed="0"/>
-    <w:lsdException w:name="Medium Grid 1 Accent 5" w:semiHidden="0" w:uiPriority="67" w:unhideWhenUsed="0"/>
-    <w:lsdException w:name="Medium Grid 2 Accent 5" w:semiHidden="0" w:uiPriority="68" w:unhideWhenUsed="0"/>
-    <w:lsdException w:name="Medium Grid 3 Accent 5" w:semiHidden="0" w:uiPriority="69" w:unhideWhenUsed="0"/>
-    <w:lsdException w:name="Dark List Accent 5" w:semiHidden="0" w:uiPriority="70" w:unhideWhenUsed="0"/>
-    <w:lsdException w:name="Colorful Shading Accent 5" w:semiHidden="0" w:uiPriority="71" w:unhideWhenUsed="0"/>
-    <w:lsdException w:name="Colorful List Accent 5" w:semiHidden="0" w:uiPriority="72" w:unhideWhenUsed="0"/>
-    <w:lsdException w:name="Colorful Grid Accent 5" w:semiHidden="0" w:uiPriority="73" w:unhideWhenUsed="0"/>
-    <w:lsdException w:name="Light Shading Accent 6" w:semiHidden="0" w:uiPriority="60" w:unhideWhenUsed="0"/>
-    <w:lsdException w:name="Light List Accent 6" w:semiHidden="0" w:uiPriority="61" w:unhideWhenUsed="0"/>
-    <w:lsdException w:name="Light Grid Accent 6" w:semiHidden="0" w:uiPriority="62" w:unhideWhenUsed="0"/>
-    <w:lsdException w:name="Medium Shading 1 Accent 6" w:semiHidden="0" w:uiPriority="63" w:unhideWhenUsed="0"/>
-    <w:lsdException w:name="Medium Shading 2 Accent 6" w:semiHidden="0" w:uiPriority="64" w:unhideWhenUsed="0"/>
-    <w:lsdException w:name="Medium List 1 Accent 6" w:semiHidden="0" w:uiPriority="65" w:unhideWhenUsed="0"/>
-    <w:lsdException w:name="Medium List 2 Accent 6" w:semiHidden="0" w:uiPriority="66" w:unhideWhenUsed="0"/>
-    <w:lsdException w:name="Medium Grid 1 Accent 6" w:semiHidden="0" w:uiPriority="67" w:unhideWhenUsed="0"/>
-    <w:lsdException w:name="Medium Grid 2 Accent 6" w:semiHidden="0" w:uiPriority="68" w:unhideWhenUsed="0"/>
-    <w:lsdException w:name="Medium Grid 3 Accent 6" w:semiHidden="0" w:uiPriority="69" w:unhideWhenUsed="0"/>
-    <w:lsdException w:name="Dark List Accent 6" w:semiHidden="0" w:uiPriority="70" w:unhideWhenUsed="0"/>
-    <w:lsdException w:name="Colorful Shading Accent 6" w:semiHidden="0" w:uiPriority="71" w:unhideWhenUsed="0"/>
-    <w:lsdException w:name="Colorful List Accent 6" w:semiHidden="0" w:uiPriority="72" w:unhideWhenUsed="0"/>
-    <w:lsdException w:name="Colorful Grid Accent 6" w:semiHidden="0" w:uiPriority="73" w:unhideWhenUsed="0"/>
+  <w:latentStyles w:count="260" w:defQFormat="0" w:defUnhideWhenUsed="1" w:defSemiHidden="1" w:defUIPriority="99" w:defLockedState="0">
+    <w:lsdException w:qFormat="1" w:unhideWhenUsed="0" w:uiPriority="0" w:semiHidden="0" w:name="Normal"/>
+    <w:lsdException w:qFormat="1" w:unhideWhenUsed="0" w:uiPriority="0" w:semiHidden="0" w:name="heading 1"/>
+    <w:lsdException w:qFormat="1" w:uiPriority="0" w:semiHidden="0" w:name="heading 2"/>
+    <w:lsdException w:qFormat="1" w:uiPriority="0" w:name="heading 3"/>
+    <w:lsdException w:qFormat="1" w:uiPriority="0" w:semiHidden="0" w:name="heading 4"/>
+    <w:lsdException w:qFormat="1" w:uiPriority="0" w:name="heading 5"/>
+    <w:lsdException w:qFormat="1" w:uiPriority="0" w:name="heading 6"/>
+    <w:lsdException w:qFormat="1" w:uiPriority="0" w:name="heading 7"/>
+    <w:lsdException w:qFormat="1" w:uiPriority="0" w:name="heading 8"/>
+    <w:lsdException w:qFormat="1" w:uiPriority="0" w:name="heading 9"/>
+    <w:lsdException w:unhideWhenUsed="0" w:uiPriority="0" w:semiHidden="0" w:name="index 1"/>
+    <w:lsdException w:unhideWhenUsed="0" w:uiPriority="0" w:semiHidden="0" w:name="index 2"/>
+    <w:lsdException w:unhideWhenUsed="0" w:uiPriority="0" w:semiHidden="0" w:name="index 3"/>
+    <w:lsdException w:unhideWhenUsed="0" w:uiPriority="0" w:semiHidden="0" w:name="index 4"/>
+    <w:lsdException w:unhideWhenUsed="0" w:uiPriority="0" w:semiHidden="0" w:name="index 5"/>
+    <w:lsdException w:unhideWhenUsed="0" w:uiPriority="0" w:semiHidden="0" w:name="index 6"/>
+    <w:lsdException w:unhideWhenUsed="0" w:uiPriority="0" w:semiHidden="0" w:name="index 7"/>
+    <w:lsdException w:unhideWhenUsed="0" w:uiPriority="0" w:semiHidden="0" w:name="index 8"/>
+    <w:lsdException w:unhideWhenUsed="0" w:uiPriority="0" w:semiHidden="0" w:name="index 9"/>
+    <w:lsdException w:qFormat="1" w:unhideWhenUsed="0" w:uiPriority="0" w:semiHidden="0" w:name="toc 1"/>
+    <w:lsdException w:qFormat="1" w:unhideWhenUsed="0" w:uiPriority="0" w:semiHidden="0" w:name="toc 2"/>
+    <w:lsdException w:qFormat="1" w:unhideWhenUsed="0" w:uiPriority="0" w:semiHidden="0" w:name="toc 3"/>
+    <w:lsdException w:unhideWhenUsed="0" w:uiPriority="0" w:semiHidden="0" w:name="toc 4"/>
+    <w:lsdException w:unhideWhenUsed="0" w:uiPriority="0" w:semiHidden="0" w:name="toc 5"/>
+    <w:lsdException w:unhideWhenUsed="0" w:uiPriority="0" w:semiHidden="0" w:name="toc 6"/>
+    <w:lsdException w:unhideWhenUsed="0" w:uiPriority="0" w:semiHidden="0" w:name="toc 7"/>
+    <w:lsdException w:unhideWhenUsed="0" w:uiPriority="0" w:semiHidden="0" w:name="toc 8"/>
+    <w:lsdException w:unhideWhenUsed="0" w:uiPriority="0" w:semiHidden="0" w:name="toc 9"/>
+    <w:lsdException w:unhideWhenUsed="0" w:uiPriority="0" w:semiHidden="0" w:name="Normal Indent"/>
+    <w:lsdException w:unhideWhenUsed="0" w:uiPriority="0" w:semiHidden="0" w:name="footnote text"/>
+    <w:lsdException w:qFormat="1" w:unhideWhenUsed="0" w:uiPriority="0" w:semiHidden="0" w:name="annotation text"/>
+    <w:lsdException w:qFormat="1" w:unhideWhenUsed="0" w:uiPriority="0" w:semiHidden="0" w:name="header"/>
+    <w:lsdException w:qFormat="1" w:unhideWhenUsed="0" w:uiPriority="0" w:semiHidden="0" w:name="footer"/>
+    <w:lsdException w:unhideWhenUsed="0" w:uiPriority="0" w:semiHidden="0" w:name="index heading"/>
+    <w:lsdException w:qFormat="1" w:uiPriority="0" w:name="caption"/>
+    <w:lsdException w:unhideWhenUsed="0" w:uiPriority="0" w:semiHidden="0" w:name="table of figures"/>
+    <w:lsdException w:unhideWhenUsed="0" w:uiPriority="0" w:semiHidden="0" w:name="envelope address"/>
+    <w:lsdException w:unhideWhenUsed="0" w:uiPriority="0" w:semiHidden="0" w:name="envelope return"/>
+    <w:lsdException w:unhideWhenUsed="0" w:uiPriority="0" w:semiHidden="0" w:name="footnote reference"/>
+    <w:lsdException w:unhideWhenUsed="0" w:uiPriority="0" w:semiHidden="0" w:name="annotation reference"/>
+    <w:lsdException w:unhideWhenUsed="0" w:uiPriority="0" w:semiHidden="0" w:name="line number"/>
+    <w:lsdException w:unhideWhenUsed="0" w:uiPriority="0" w:semiHidden="0" w:name="page number"/>
+    <w:lsdException w:unhideWhenUsed="0" w:uiPriority="0" w:semiHidden="0" w:name="endnote reference"/>
+    <w:lsdException w:unhideWhenUsed="0" w:uiPriority="0" w:semiHidden="0" w:name="endnote text"/>
+    <w:lsdException w:unhideWhenUsed="0" w:uiPriority="0" w:semiHidden="0" w:name="table of authorities"/>
+    <w:lsdException w:unhideWhenUsed="0" w:uiPriority="0" w:semiHidden="0" w:name="macro"/>
+    <w:lsdException w:unhideWhenUsed="0" w:uiPriority="0" w:semiHidden="0" w:name="toa heading"/>
+    <w:lsdException w:unhideWhenUsed="0" w:uiPriority="0" w:semiHidden="0" w:name="List"/>
+    <w:lsdException w:unhideWhenUsed="0" w:uiPriority="0" w:semiHidden="0" w:name="List Bullet"/>
+    <w:lsdException w:unhideWhenUsed="0" w:uiPriority="0" w:semiHidden="0" w:name="List Number"/>
+    <w:lsdException w:unhideWhenUsed="0" w:uiPriority="0" w:semiHidden="0" w:name="List 2"/>
+    <w:lsdException w:unhideWhenUsed="0" w:uiPriority="0" w:semiHidden="0" w:name="List 3"/>
+    <w:lsdException w:unhideWhenUsed="0" w:uiPriority="0" w:semiHidden="0" w:name="List 4"/>
+    <w:lsdException w:unhideWhenUsed="0" w:uiPriority="0" w:semiHidden="0" w:name="List 5"/>
+    <w:lsdException w:unhideWhenUsed="0" w:uiPriority="0" w:semiHidden="0" w:name="List Bullet 2"/>
+    <w:lsdException w:unhideWhenUsed="0" w:uiPriority="0" w:semiHidden="0" w:name="List Bullet 3"/>
+    <w:lsdException w:unhideWhenUsed="0" w:uiPriority="0" w:semiHidden="0" w:name="List Bullet 4"/>
+    <w:lsdException w:unhideWhenUsed="0" w:uiPriority="0" w:semiHidden="0" w:name="List Bullet 5"/>
+    <w:lsdException w:unhideWhenUsed="0" w:uiPriority="0" w:semiHidden="0" w:name="List Number 2"/>
+    <w:lsdException w:unhideWhenUsed="0" w:uiPriority="0" w:semiHidden="0" w:name="List Number 3"/>
+    <w:lsdException w:unhideWhenUsed="0" w:uiPriority="0" w:semiHidden="0" w:name="List Number 4"/>
+    <w:lsdException w:unhideWhenUsed="0" w:uiPriority="0" w:semiHidden="0" w:name="List Number 5"/>
+    <w:lsdException w:qFormat="1" w:unhideWhenUsed="0" w:uiPriority="0" w:semiHidden="0" w:name="Title"/>
+    <w:lsdException w:unhideWhenUsed="0" w:uiPriority="0" w:semiHidden="0" w:name="Closing"/>
+    <w:lsdException w:unhideWhenUsed="0" w:uiPriority="0" w:semiHidden="0" w:name="Signature"/>
+    <w:lsdException w:qFormat="1" w:unhideWhenUsed="0" w:uiPriority="0" w:name="Default Paragraph Font"/>
+    <w:lsdException w:qFormat="1" w:unhideWhenUsed="0" w:uiPriority="0" w:name="Body Text"/>
+    <w:lsdException w:unhideWhenUsed="0" w:uiPriority="0" w:semiHidden="0" w:name="Body Text Indent"/>
+    <w:lsdException w:unhideWhenUsed="0" w:uiPriority="0" w:semiHidden="0" w:name="List Continue"/>
+    <w:lsdException w:unhideWhenUsed="0" w:uiPriority="0" w:semiHidden="0" w:name="List Continue 2"/>
+    <w:lsdException w:unhideWhenUsed="0" w:uiPriority="0" w:semiHidden="0" w:name="List Continue 3"/>
+    <w:lsdException w:unhideWhenUsed="0" w:uiPriority="0" w:semiHidden="0" w:name="List Continue 4"/>
+    <w:lsdException w:unhideWhenUsed="0" w:uiPriority="0" w:semiHidden="0" w:name="List Continue 5"/>
+    <w:lsdException w:unhideWhenUsed="0" w:uiPriority="0" w:semiHidden="0" w:name="Message Header"/>
+    <w:lsdException w:qFormat="1" w:unhideWhenUsed="0" w:uiPriority="0" w:semiHidden="0" w:name="Subtitle"/>
+    <w:lsdException w:unhideWhenUsed="0" w:uiPriority="0" w:semiHidden="0" w:name="Salutation"/>
+    <w:lsdException w:unhideWhenUsed="0" w:uiPriority="0" w:semiHidden="0" w:name="Date"/>
+    <w:lsdException w:unhideWhenUsed="0" w:uiPriority="0" w:semiHidden="0" w:name="Body Text First Indent"/>
+    <w:lsdException w:unhideWhenUsed="0" w:uiPriority="0" w:semiHidden="0" w:name="Body Text First Indent 2"/>
+    <w:lsdException w:uiPriority="99" w:name="Note Heading"/>
+    <w:lsdException w:unhideWhenUsed="0" w:uiPriority="0" w:semiHidden="0" w:name="Body Text 2"/>
+    <w:lsdException w:unhideWhenUsed="0" w:uiPriority="0" w:semiHidden="0" w:name="Body Text 3"/>
+    <w:lsdException w:unhideWhenUsed="0" w:uiPriority="0" w:semiHidden="0" w:name="Body Text Indent 2"/>
+    <w:lsdException w:unhideWhenUsed="0" w:uiPriority="0" w:semiHidden="0" w:name="Body Text Indent 3"/>
+    <w:lsdException w:unhideWhenUsed="0" w:uiPriority="0" w:semiHidden="0" w:name="Block Text"/>
+    <w:lsdException w:unhideWhenUsed="0" w:uiPriority="0" w:semiHidden="0" w:name="Hyperlink"/>
+    <w:lsdException w:unhideWhenUsed="0" w:uiPriority="0" w:semiHidden="0" w:name="FollowedHyperlink"/>
+    <w:lsdException w:qFormat="1" w:unhideWhenUsed="0" w:uiPriority="0" w:semiHidden="0" w:name="Strong"/>
+    <w:lsdException w:qFormat="1" w:unhideWhenUsed="0" w:uiPriority="0" w:semiHidden="0" w:name="Emphasis"/>
+    <w:lsdException w:unhideWhenUsed="0" w:uiPriority="0" w:semiHidden="0" w:name="Document Map"/>
+    <w:lsdException w:unhideWhenUsed="0" w:uiPriority="0" w:semiHidden="0" w:name="Plain Text"/>
+    <w:lsdException w:unhideWhenUsed="0" w:uiPriority="0" w:semiHidden="0" w:name="E-mail Signature"/>
+    <w:lsdException w:qFormat="1" w:unhideWhenUsed="0" w:uiPriority="0" w:semiHidden="0" w:name="Normal (Web)"/>
+    <w:lsdException w:unhideWhenUsed="0" w:uiPriority="0" w:semiHidden="0" w:name="HTML Acronym"/>
+    <w:lsdException w:unhideWhenUsed="0" w:uiPriority="0" w:semiHidden="0" w:name="HTML Address"/>
+    <w:lsdException w:unhideWhenUsed="0" w:uiPriority="0" w:semiHidden="0" w:name="HTML Cite"/>
+    <w:lsdException w:unhideWhenUsed="0" w:uiPriority="0" w:semiHidden="0" w:name="HTML Code"/>
+    <w:lsdException w:unhideWhenUsed="0" w:uiPriority="0" w:semiHidden="0" w:name="HTML Definition"/>
+    <w:lsdException w:unhideWhenUsed="0" w:uiPriority="0" w:semiHidden="0" w:name="HTML Keyboard"/>
+    <w:lsdException w:unhideWhenUsed="0" w:uiPriority="0" w:semiHidden="0" w:name="HTML Preformatted"/>
+    <w:lsdException w:unhideWhenUsed="0" w:uiPriority="0" w:semiHidden="0" w:name="HTML Sample"/>
+    <w:lsdException w:unhideWhenUsed="0" w:uiPriority="0" w:semiHidden="0" w:name="HTML Typewriter"/>
+    <w:lsdException w:unhideWhenUsed="0" w:uiPriority="0" w:semiHidden="0" w:name="HTML Variable"/>
+    <w:lsdException w:qFormat="1" w:unhideWhenUsed="0" w:uiPriority="0" w:name="Normal Table"/>
+    <w:lsdException w:unhideWhenUsed="0" w:uiPriority="0" w:semiHidden="0" w:name="annotation subject"/>
+    <w:lsdException w:unhideWhenUsed="0" w:uiPriority="0" w:semiHidden="0" w:name="Table Simple 1"/>
+    <w:lsdException w:unhideWhenUsed="0" w:uiPriority="0" w:semiHidden="0" w:name="Table Simple 2"/>
+    <w:lsdException w:unhideWhenUsed="0" w:uiPriority="0" w:semiHidden="0" w:name="Table Simple 3"/>
+    <w:lsdException w:unhideWhenUsed="0" w:uiPriority="0" w:semiHidden="0" w:name="Table Classic 1"/>
+    <w:lsdException w:unhideWhenUsed="0" w:uiPriority="0" w:semiHidden="0" w:name="Table Classic 2"/>
+    <w:lsdException w:unhideWhenUsed="0" w:uiPriority="0" w:semiHidden="0" w:name="Table Classic 3"/>
+    <w:lsdException w:unhideWhenUsed="0" w:uiPriority="0" w:semiHidden="0" w:name="Table Classic 4"/>
+    <w:lsdException w:unhideWhenUsed="0" w:uiPriority="0" w:semiHidden="0" w:name="Table Colorful 1"/>
+    <w:lsdException w:unhideWhenUsed="0" w:uiPriority="0" w:semiHidden="0" w:name="Table Colorful 2"/>
+    <w:lsdException w:unhideWhenUsed="0" w:uiPriority="0" w:semiHidden="0" w:name="Table Colorful 3"/>
+    <w:lsdException w:unhideWhenUsed="0" w:uiPriority="0" w:semiHidden="0" w:name="Table Columns 1"/>
+    <w:lsdException w:unhideWhenUsed="0" w:uiPriority="0" w:semiHidden="0" w:name="Table Columns 2"/>
+    <w:lsdException w:unhideWhenUsed="0" w:uiPriority="0" w:semiHidden="0" w:name="Table Columns 3"/>
+    <w:lsdException w:unhideWhenUsed="0" w:uiPriority="0" w:semiHidden="0" w:name="Table Columns 4"/>
+    <w:lsdException w:unhideWhenUsed="0" w:uiPriority="0" w:semiHidden="0" w:name="Table Columns 5"/>
+    <w:lsdException w:unhideWhenUsed="0" w:uiPriority="0" w:semiHidden="0" w:name="Table Grid 1"/>
+    <w:lsdException w:unhideWhenUsed="0" w:uiPriority="0" w:semiHidden="0" w:name="Table Grid 2"/>
+    <w:lsdException w:unhideWhenUsed="0" w:uiPriority="0" w:semiHidden="0" w:name="Table Grid 3"/>
+    <w:lsdException w:unhideWhenUsed="0" w:uiPriority="0" w:semiHidden="0" w:name="Table Grid 4"/>
+    <w:lsdException w:unhideWhenUsed="0" w:uiPriority="0" w:semiHidden="0" w:name="Table Grid 5"/>
+    <w:lsdException w:unhideWhenUsed="0" w:uiPriority="0" w:semiHidden="0" w:name="Table Grid 6"/>
+    <w:lsdException w:unhideWhenUsed="0" w:uiPriority="0" w:semiHidden="0" w:name="Table Grid 7"/>
+    <w:lsdException w:unhideWhenUsed="0" w:uiPriority="0" w:semiHidden="0" w:name="Table Grid 8"/>
+    <w:lsdException w:unhideWhenUsed="0" w:uiPriority="0" w:semiHidden="0" w:name="Table List 1"/>
+    <w:lsdException w:unhideWhenUsed="0" w:uiPriority="0" w:semiHidden="0" w:name="Table List 2"/>
+    <w:lsdException w:unhideWhenUsed="0" w:uiPriority="0" w:semiHidden="0" w:name="Table List 3"/>
+    <w:lsdException w:unhideWhenUsed="0" w:uiPriority="0" w:semiHidden="0" w:name="Table List 4"/>
+    <w:lsdException w:unhideWhenUsed="0" w:uiPriority="0" w:semiHidden="0" w:name="Table List 5"/>
+    <w:lsdException w:unhideWhenUsed="0" w:uiPriority="0" w:semiHidden="0" w:name="Table List 6"/>
+    <w:lsdException w:unhideWhenUsed="0" w:uiPriority="0" w:semiHidden="0" w:name="Table List 7"/>
+    <w:lsdException w:unhideWhenUsed="0" w:uiPriority="0" w:semiHidden="0" w:name="Table List 8"/>
+    <w:lsdException w:unhideWhenUsed="0" w:uiPriority="0" w:semiHidden="0" w:name="Table 3D effects 1"/>
+    <w:lsdException w:unhideWhenUsed="0" w:uiPriority="0" w:semiHidden="0" w:name="Table 3D effects 2"/>
+    <w:lsdException w:unhideWhenUsed="0" w:uiPriority="0" w:semiHidden="0" w:name="Table 3D effects 3"/>
+    <w:lsdException w:unhideWhenUsed="0" w:uiPriority="0" w:semiHidden="0" w:name="Table Contemporary"/>
+    <w:lsdException w:unhideWhenUsed="0" w:uiPriority="0" w:semiHidden="0" w:name="Table Elegant"/>
+    <w:lsdException w:unhideWhenUsed="0" w:uiPriority="0" w:semiHidden="0" w:name="Table Professional"/>
+    <w:lsdException w:unhideWhenUsed="0" w:uiPriority="0" w:semiHidden="0" w:name="Table Subtle 1"/>
+    <w:lsdException w:unhideWhenUsed="0" w:uiPriority="0" w:semiHidden="0" w:name="Table Subtle 2"/>
+    <w:lsdException w:unhideWhenUsed="0" w:uiPriority="0" w:semiHidden="0" w:name="Table Web 1"/>
+    <w:lsdException w:unhideWhenUsed="0" w:uiPriority="0" w:semiHidden="0" w:name="Table Web 2"/>
+    <w:lsdException w:unhideWhenUsed="0" w:uiPriority="0" w:semiHidden="0" w:name="Table Web 3"/>
+    <w:lsdException w:unhideWhenUsed="0" w:uiPriority="0" w:semiHidden="0" w:name="Balloon Text"/>
+    <w:lsdException w:qFormat="1" w:unhideWhenUsed="0" w:uiPriority="0" w:semiHidden="0" w:name="Table Grid"/>
+    <w:lsdException w:unhideWhenUsed="0" w:uiPriority="0" w:semiHidden="0" w:name="Table Theme"/>
+    <w:lsdException w:unhideWhenUsed="0" w:uiPriority="60" w:semiHidden="0" w:name="Light Shading"/>
+    <w:lsdException w:unhideWhenUsed="0" w:uiPriority="61" w:semiHidden="0" w:name="Light List"/>
+    <w:lsdException w:unhideWhenUsed="0" w:uiPriority="62" w:semiHidden="0" w:name="Light Grid"/>
+    <w:lsdException w:unhideWhenUsed="0" w:uiPriority="63" w:semiHidden="0" w:name="Medium Shading 1"/>
+    <w:lsdException w:unhideWhenUsed="0" w:uiPriority="64" w:semiHidden="0" w:name="Medium Shading 2"/>
+    <w:lsdException w:unhideWhenUsed="0" w:uiPriority="65" w:semiHidden="0" w:name="Medium List 1"/>
+    <w:lsdException w:unhideWhenUsed="0" w:uiPriority="66" w:semiHidden="0" w:name="Medium List 2"/>
+    <w:lsdException w:unhideWhenUsed="0" w:uiPriority="67" w:semiHidden="0" w:name="Medium Grid 1"/>
+    <w:lsdException w:unhideWhenUsed="0" w:uiPriority="68" w:semiHidden="0" w:name="Medium Grid 2"/>
+    <w:lsdException w:unhideWhenUsed="0" w:uiPriority="69" w:semiHidden="0" w:name="Medium Grid 3"/>
+    <w:lsdException w:unhideWhenUsed="0" w:uiPriority="70" w:semiHidden="0" w:name="Dark List"/>
+    <w:lsdException w:unhideWhenUsed="0" w:uiPriority="71" w:semiHidden="0" w:name="Colorful Shading"/>
+    <w:lsdException w:unhideWhenUsed="0" w:uiPriority="72" w:semiHidden="0" w:name="Colorful List"/>
+    <w:lsdException w:unhideWhenUsed="0" w:uiPriority="73" w:semiHidden="0" w:name="Colorful Grid"/>
+    <w:lsdException w:unhideWhenUsed="0" w:uiPriority="60" w:semiHidden="0" w:name="Light Shading Accent 1"/>
+    <w:lsdException w:unhideWhenUsed="0" w:uiPriority="61" w:semiHidden="0" w:name="Light List Accent 1"/>
+    <w:lsdException w:unhideWhenUsed="0" w:uiPriority="62" w:semiHidden="0" w:name="Light Grid Accent 1"/>
+    <w:lsdException w:unhideWhenUsed="0" w:uiPriority="63" w:semiHidden="0" w:name="Medium Shading 1 Accent 1"/>
+    <w:lsdException w:unhideWhenUsed="0" w:uiPriority="64" w:semiHidden="0" w:name="Medium Shading 2 Accent 1"/>
+    <w:lsdException w:unhideWhenUsed="0" w:uiPriority="65" w:semiHidden="0" w:name="Medium List 1 Accent 1"/>
+    <w:lsdException w:unhideWhenUsed="0" w:uiPriority="66" w:semiHidden="0" w:name="Medium List 2 Accent 1"/>
+    <w:lsdException w:unhideWhenUsed="0" w:uiPriority="67" w:semiHidden="0" w:name="Medium Grid 1 Accent 1"/>
+    <w:lsdException w:unhideWhenUsed="0" w:uiPriority="68" w:semiHidden="0" w:name="Medium Grid 2 Accent 1"/>
+    <w:lsdException w:unhideWhenUsed="0" w:uiPriority="69" w:semiHidden="0" w:name="Medium Grid 3 Accent 1"/>
+    <w:lsdException w:unhideWhenUsed="0" w:uiPriority="70" w:semiHidden="0" w:name="Dark List Accent 1"/>
+    <w:lsdException w:unhideWhenUsed="0" w:uiPriority="71" w:semiHidden="0" w:name="Colorful Shading Accent 1"/>
+    <w:lsdException w:unhideWhenUsed="0" w:uiPriority="72" w:semiHidden="0" w:name="Colorful List Accent 1"/>
+    <w:lsdException w:unhideWhenUsed="0" w:uiPriority="73" w:semiHidden="0" w:name="Colorful Grid Accent 1"/>
+    <w:lsdException w:unhideWhenUsed="0" w:uiPriority="60" w:semiHidden="0" w:name="Light Shading Accent 2"/>
+    <w:lsdException w:unhideWhenUsed="0" w:uiPriority="61" w:semiHidden="0" w:name="Light List Accent 2"/>
+    <w:lsdException w:unhideWhenUsed="0" w:uiPriority="62" w:semiHidden="0" w:name="Light Grid Accent 2"/>
+    <w:lsdException w:unhideWhenUsed="0" w:uiPriority="63" w:semiHidden="0" w:name="Medium Shading 1 Accent 2"/>
+    <w:lsdException w:unhideWhenUsed="0" w:uiPriority="64" w:semiHidden="0" w:name="Medium Shading 2 Accent 2"/>
+    <w:lsdException w:unhideWhenUsed="0" w:uiPriority="65" w:semiHidden="0" w:name="Medium List 1 Accent 2"/>
+    <w:lsdException w:unhideWhenUsed="0" w:uiPriority="66" w:semiHidden="0" w:name="Medium List 2 Accent 2"/>
+    <w:lsdException w:unhideWhenUsed="0" w:uiPriority="67" w:semiHidden="0" w:name="Medium Grid 1 Accent 2"/>
+    <w:lsdException w:unhideWhenUsed="0" w:uiPriority="68" w:semiHidden="0" w:name="Medium Grid 2 Accent 2"/>
+    <w:lsdException w:unhideWhenUsed="0" w:uiPriority="69" w:semiHidden="0" w:name="Medium Grid 3 Accent 2"/>
+    <w:lsdException w:unhideWhenUsed="0" w:uiPriority="70" w:semiHidden="0" w:name="Dark List Accent 2"/>
+    <w:lsdException w:unhideWhenUsed="0" w:uiPriority="71" w:semiHidden="0" w:name="Colorful Shading Accent 2"/>
+    <w:lsdException w:unhideWhenUsed="0" w:uiPriority="72" w:semiHidden="0" w:name="Colorful List Accent 2"/>
+    <w:lsdException w:unhideWhenUsed="0" w:uiPriority="73" w:semiHidden="0" w:name="Colorful Grid Accent 2"/>
+    <w:lsdException w:unhideWhenUsed="0" w:uiPriority="60" w:semiHidden="0" w:name="Light Shading Accent 3"/>
+    <w:lsdException w:unhideWhenUsed="0" w:uiPriority="61" w:semiHidden="0" w:name="Light List Accent 3"/>
+    <w:lsdException w:unhideWhenUsed="0" w:uiPriority="62" w:semiHidden="0" w:name="Light Grid Accent 3"/>
+    <w:lsdException w:unhideWhenUsed="0" w:uiPriority="63" w:semiHidden="0" w:name="Medium Shading 1 Accent 3"/>
+    <w:lsdException w:unhideWhenUsed="0" w:uiPriority="64" w:semiHidden="0" w:name="Medium Shading 2 Accent 3"/>
+    <w:lsdException w:unhideWhenUsed="0" w:uiPriority="65" w:semiHidden="0" w:name="Medium List 1 Accent 3"/>
+    <w:lsdException w:unhideWhenUsed="0" w:uiPriority="66" w:semiHidden="0" w:name="Medium List 2 Accent 3"/>
+    <w:lsdException w:unhideWhenUsed="0" w:uiPriority="67" w:semiHidden="0" w:name="Medium Grid 1 Accent 3"/>
+    <w:lsdException w:unhideWhenUsed="0" w:uiPriority="68" w:semiHidden="0" w:name="Medium Grid 2 Accent 3"/>
+    <w:lsdException w:unhideWhenUsed="0" w:uiPriority="69" w:semiHidden="0" w:name="Medium Grid 3 Accent 3"/>
+    <w:lsdException w:unhideWhenUsed="0" w:uiPriority="70" w:semiHidden="0" w:name="Dark List Accent 3"/>
+    <w:lsdException w:unhideWhenUsed="0" w:uiPriority="71" w:semiHidden="0" w:name="Colorful Shading Accent 3"/>
+    <w:lsdException w:unhideWhenUsed="0" w:uiPriority="72" w:semiHidden="0" w:name="Colorful List Accent 3"/>
+    <w:lsdException w:unhideWhenUsed="0" w:uiPriority="73" w:semiHidden="0" w:name="Colorful Grid Accent 3"/>
+    <w:lsdException w:unhideWhenUsed="0" w:uiPriority="60" w:semiHidden="0" w:name="Light Shading Accent 4"/>
+    <w:lsdException w:unhideWhenUsed="0" w:uiPriority="61" w:semiHidden="0" w:name="Light List Accent 4"/>
+    <w:lsdException w:unhideWhenUsed="0" w:uiPriority="62" w:semiHidden="0" w:name="Light Grid Accent 4"/>
+    <w:lsdException w:unhideWhenUsed="0" w:uiPriority="63" w:semiHidden="0" w:name="Medium Shading 1 Accent 4"/>
+    <w:lsdException w:unhideWhenUsed="0" w:uiPriority="64" w:semiHidden="0" w:name="Medium Shading 2 Accent 4"/>
+    <w:lsdException w:unhideWhenUsed="0" w:uiPriority="65" w:semiHidden="0" w:name="Medium List 1 Accent 4"/>
+    <w:lsdException w:unhideWhenUsed="0" w:uiPriority="66" w:semiHidden="0" w:name="Medium List 2 Accent 4"/>
+    <w:lsdException w:unhideWhenUsed="0" w:uiPriority="67" w:semiHidden="0" w:name="Medium Grid 1 Accent 4"/>
+    <w:lsdException w:unhideWhenUsed="0" w:uiPriority="68" w:semiHidden="0" w:name="Medium Grid 2 Accent 4"/>
+    <w:lsdException w:unhideWhenUsed="0" w:uiPriority="69" w:semiHidden="0" w:name="Medium Grid 3 Accent 4"/>
+    <w:lsdException w:unhideWhenUsed="0" w:uiPriority="70" w:semiHidden="0" w:name="Dark List Accent 4"/>
+    <w:lsdException w:unhideWhenUsed="0" w:uiPriority="71" w:semiHidden="0" w:name="Colorful Shading Accent 4"/>
+    <w:lsdException w:unhideWhenUsed="0" w:uiPriority="72" w:semiHidden="0" w:name="Colorful List Accent 4"/>
+    <w:lsdException w:unhideWhenUsed="0" w:uiPriority="73" w:semiHidden="0" w:name="Colorful Grid Accent 4"/>
+    <w:lsdException w:unhideWhenUsed="0" w:uiPriority="60" w:semiHidden="0" w:name="Light Shading Accent 5"/>
+    <w:lsdException w:unhideWhenUsed="0" w:uiPriority="61" w:semiHidden="0" w:name="Light List Accent 5"/>
+    <w:lsdException w:unhideWhenUsed="0" w:uiPriority="62" w:semiHidden="0" w:name="Light Grid Accent 5"/>
+    <w:lsdException w:unhideWhenUsed="0" w:uiPriority="63" w:semiHidden="0" w:name="Medium Shading 1 Accent 5"/>
+    <w:lsdException w:unhideWhenUsed="0" w:uiPriority="64" w:semiHidden="0" w:name="Medium Shading 2 Accent 5"/>
+    <w:lsdException w:unhideWhenUsed="0" w:uiPriority="65" w:semiHidden="0" w:name="Medium List 1 Accent 5"/>
+    <w:lsdException w:unhideWhenUsed="0" w:uiPriority="66" w:semiHidden="0" w:name="Medium List 2 Accent 5"/>
+    <w:lsdException w:unhideWhenUsed="0" w:uiPriority="67" w:semiHidden="0" w:name="Medium Grid 1 Accent 5"/>
+    <w:lsdException w:unhideWhenUsed="0" w:uiPriority="68" w:semiHidden="0" w:name="Medium Grid 2 Accent 5"/>
+    <w:lsdException w:unhideWhenUsed="0" w:uiPriority="69" w:semiHidden="0" w:name="Medium Grid 3 Accent 5"/>
+    <w:lsdException w:unhideWhenUsed="0" w:uiPriority="70" w:semiHidden="0" w:name="Dark List Accent 5"/>
+    <w:lsdException w:unhideWhenUsed="0" w:uiPriority="71" w:semiHidden="0" w:name="Colorful Shading Accent 5"/>
+    <w:lsdException w:unhideWhenUsed="0" w:uiPriority="72" w:semiHidden="0" w:name="Colorful List Accent 5"/>
+    <w:lsdException w:unhideWhenUsed="0" w:uiPriority="73" w:semiHidden="0" w:name="Colorful Grid Accent 5"/>
+    <w:lsdException w:unhideWhenUsed="0" w:uiPriority="60" w:semiHidden="0" w:name="Light Shading Accent 6"/>
+    <w:lsdException w:unhideWhenUsed="0" w:uiPriority="61" w:semiHidden="0" w:name="Light List Accent 6"/>
+    <w:lsdException w:unhideWhenUsed="0" w:uiPriority="62" w:semiHidden="0" w:name="Light Grid Accent 6"/>
+    <w:lsdException w:unhideWhenUsed="0" w:uiPriority="63" w:semiHidden="0" w:name="Medium Shading 1 Accent 6"/>
+    <w:lsdException w:unhideWhenUsed="0" w:uiPriority="64" w:semiHidden="0" w:name="Medium Shading 2 Accent 6"/>
+    <w:lsdException w:unhideWhenUsed="0" w:uiPriority="65" w:semiHidden="0" w:name="Medium List 1 Accent 6"/>
+    <w:lsdException w:unhideWhenUsed="0" w:uiPriority="66" w:semiHidden="0" w:name="Medium List 2 Accent 6"/>
+    <w:lsdException w:unhideWhenUsed="0" w:uiPriority="67" w:semiHidden="0" w:name="Medium Grid 1 Accent 6"/>
+    <w:lsdException w:unhideWhenUsed="0" w:uiPriority="68" w:semiHidden="0" w:name="Medium Grid 2 Accent 6"/>
+    <w:lsdException w:unhideWhenUsed="0" w:uiPriority="69" w:semiHidden="0" w:name="Medium Grid 3 Accent 6"/>
+    <w:lsdException w:unhideWhenUsed="0" w:uiPriority="70" w:semiHidden="0" w:name="Dark List Accent 6"/>
+    <w:lsdException w:unhideWhenUsed="0" w:uiPriority="71" w:semiHidden="0" w:name="Colorful Shading Accent 6"/>
+    <w:lsdException w:unhideWhenUsed="0" w:uiPriority="72" w:semiHidden="0" w:name="Colorful List Accent 6"/>
+    <w:lsdException w:unhideWhenUsed="0" w:uiPriority="73" w:semiHidden="0" w:name="Colorful Grid Accent 6"/>
   </w:latentStyles>
-  <w:style w:type="paragraph" w:default="1" w:styleId="Normal">
+  <w:style w:type="paragraph" w:default="1" w:styleId="1">
     <w:name w:val="Normal"/>
     <w:qFormat/>
+    <w:uiPriority w:val="0"/>
     <w:pPr>
       <w:kinsoku w:val="0"/>
       <w:autoSpaceDE w:val="0"/>
@@ -5139,7 +5240,7 @@
       <w:textAlignment w:val="baseline"/>
     </w:pPr>
     <w:rPr>
-      <w:rFonts w:ascii="Arial" w:eastAsia="宋体" w:hAnsi="Arial" w:cs="Arial"/>
+      <w:rFonts w:ascii="Arial" w:hAnsi="Arial" w:eastAsia="宋体" w:cs="Arial"/>
       <w:snapToGrid w:val="0"/>
       <w:color w:val="000000"/>
       <w:kern w:val="0"/>
@@ -5148,11 +5249,12 @@
       <w:lang w:val="en-US" w:eastAsia="en-US" w:bidi="ar-SA"/>
     </w:rPr>
   </w:style>
-  <w:style w:type="paragraph" w:styleId="Heading1">
+  <w:style w:type="paragraph" w:styleId="2">
     <w:name w:val="heading 1"/>
-    <w:basedOn w:val="Normal"/>
-    <w:next w:val="Normal"/>
+    <w:basedOn w:val="1"/>
+    <w:next w:val="1"/>
     <w:qFormat/>
+    <w:uiPriority w:val="0"/>
     <w:pPr>
       <w:keepNext/>
       <w:keepLines/>
@@ -5170,12 +5272,13 @@
       <w:sz w:val="44"/>
     </w:rPr>
   </w:style>
-  <w:style w:type="paragraph" w:styleId="Heading2">
+  <w:style w:type="paragraph" w:styleId="3">
     <w:name w:val="heading 2"/>
-    <w:basedOn w:val="Normal"/>
-    <w:next w:val="Normal"/>
+    <w:basedOn w:val="1"/>
+    <w:next w:val="1"/>
     <w:unhideWhenUsed/>
     <w:qFormat/>
+    <w:uiPriority w:val="0"/>
     <w:pPr>
       <w:keepNext/>
       <w:keepLines/>
@@ -5188,18 +5291,19 @@
       <w:outlineLvl w:val="1"/>
     </w:pPr>
     <w:rPr>
-      <w:rFonts w:ascii="Arial" w:eastAsia="黑体" w:hAnsi="Arial"/>
+      <w:rFonts w:ascii="Arial" w:hAnsi="Arial" w:eastAsia="黑体"/>
       <w:b/>
       <w:sz w:val="32"/>
     </w:rPr>
   </w:style>
-  <w:style w:type="paragraph" w:styleId="Heading3">
+  <w:style w:type="paragraph" w:styleId="4">
     <w:name w:val="heading 3"/>
-    <w:basedOn w:val="Normal"/>
-    <w:next w:val="Normal"/>
+    <w:basedOn w:val="1"/>
+    <w:next w:val="1"/>
     <w:semiHidden/>
     <w:unhideWhenUsed/>
     <w:qFormat/>
+    <w:uiPriority w:val="0"/>
     <w:pPr>
       <w:keepNext/>
       <w:keepLines/>
@@ -5216,12 +5320,13 @@
       <w:sz w:val="32"/>
     </w:rPr>
   </w:style>
-  <w:style w:type="paragraph" w:styleId="Heading4">
+  <w:style w:type="paragraph" w:styleId="5">
     <w:name w:val="heading 4"/>
-    <w:basedOn w:val="Normal"/>
-    <w:next w:val="Normal"/>
+    <w:basedOn w:val="1"/>
+    <w:next w:val="1"/>
     <w:unhideWhenUsed/>
     <w:qFormat/>
+    <w:uiPriority w:val="0"/>
     <w:pPr>
       <w:keepNext/>
       <w:keepLines/>
@@ -5234,18 +5339,19 @@
       <w:outlineLvl w:val="3"/>
     </w:pPr>
     <w:rPr>
-      <w:rFonts w:ascii="Arial" w:eastAsia="黑体" w:hAnsi="Arial"/>
+      <w:rFonts w:ascii="Arial" w:hAnsi="Arial" w:eastAsia="黑体"/>
       <w:b/>
       <w:sz w:val="28"/>
     </w:rPr>
   </w:style>
-  <w:style w:type="paragraph" w:styleId="Heading5">
+  <w:style w:type="paragraph" w:styleId="6">
     <w:name w:val="heading 5"/>
-    <w:basedOn w:val="Normal"/>
-    <w:next w:val="Normal"/>
+    <w:basedOn w:val="1"/>
+    <w:next w:val="1"/>
     <w:semiHidden/>
     <w:unhideWhenUsed/>
     <w:qFormat/>
+    <w:uiPriority w:val="0"/>
     <w:pPr>
       <w:keepNext/>
       <w:keepLines/>
@@ -5262,13 +5368,14 @@
       <w:sz w:val="28"/>
     </w:rPr>
   </w:style>
-  <w:style w:type="paragraph" w:styleId="Heading6">
+  <w:style w:type="paragraph" w:styleId="7">
     <w:name w:val="heading 6"/>
-    <w:basedOn w:val="Normal"/>
-    <w:next w:val="Normal"/>
+    <w:basedOn w:val="1"/>
+    <w:next w:val="1"/>
     <w:semiHidden/>
     <w:unhideWhenUsed/>
     <w:qFormat/>
+    <w:uiPriority w:val="0"/>
     <w:pPr>
       <w:keepNext/>
       <w:keepLines/>
@@ -5281,18 +5388,19 @@
       <w:outlineLvl w:val="5"/>
     </w:pPr>
     <w:rPr>
-      <w:rFonts w:ascii="Arial" w:eastAsia="黑体" w:hAnsi="Arial"/>
+      <w:rFonts w:ascii="Arial" w:hAnsi="Arial" w:eastAsia="黑体"/>
       <w:b/>
       <w:sz w:val="24"/>
     </w:rPr>
   </w:style>
-  <w:style w:type="paragraph" w:styleId="Heading7">
+  <w:style w:type="paragraph" w:styleId="8">
     <w:name w:val="heading 7"/>
-    <w:basedOn w:val="Normal"/>
-    <w:next w:val="Normal"/>
+    <w:basedOn w:val="1"/>
+    <w:next w:val="1"/>
     <w:semiHidden/>
     <w:unhideWhenUsed/>
     <w:qFormat/>
+    <w:uiPriority w:val="0"/>
     <w:pPr>
       <w:keepNext/>
       <w:keepLines/>
@@ -5309,13 +5417,14 @@
       <w:sz w:val="24"/>
     </w:rPr>
   </w:style>
-  <w:style w:type="paragraph" w:styleId="Heading8">
+  <w:style w:type="paragraph" w:styleId="9">
     <w:name w:val="heading 8"/>
-    <w:basedOn w:val="Normal"/>
-    <w:next w:val="Normal"/>
+    <w:basedOn w:val="1"/>
+    <w:next w:val="1"/>
     <w:semiHidden/>
     <w:unhideWhenUsed/>
     <w:qFormat/>
+    <w:uiPriority w:val="0"/>
     <w:pPr>
       <w:keepNext/>
       <w:keepLines/>
@@ -5328,17 +5437,18 @@
       <w:outlineLvl w:val="7"/>
     </w:pPr>
     <w:rPr>
-      <w:rFonts w:ascii="Arial" w:eastAsia="黑体" w:hAnsi="Arial"/>
+      <w:rFonts w:ascii="Arial" w:hAnsi="Arial" w:eastAsia="黑体"/>
       <w:sz w:val="24"/>
     </w:rPr>
   </w:style>
-  <w:style w:type="paragraph" w:styleId="Heading9">
+  <w:style w:type="paragraph" w:styleId="10">
     <w:name w:val="heading 9"/>
-    <w:basedOn w:val="Normal"/>
-    <w:next w:val="Normal"/>
+    <w:basedOn w:val="1"/>
+    <w:next w:val="1"/>
     <w:semiHidden/>
     <w:unhideWhenUsed/>
     <w:qFormat/>
+    <w:uiPriority w:val="0"/>
     <w:pPr>
       <w:keepNext/>
       <w:keepLines/>
@@ -5351,19 +5461,21 @@
       <w:outlineLvl w:val="8"/>
     </w:pPr>
     <w:rPr>
-      <w:rFonts w:ascii="Arial" w:eastAsia="黑体" w:hAnsi="Arial"/>
+      <w:rFonts w:ascii="Arial" w:hAnsi="Arial" w:eastAsia="黑体"/>
       <w:sz w:val="21"/>
     </w:rPr>
   </w:style>
-  <w:style w:type="character" w:default="1" w:styleId="DefaultParagraphFont">
+  <w:style w:type="character" w:default="1" w:styleId="22">
     <w:name w:val="Default Paragraph Font"/>
     <w:semiHidden/>
     <w:qFormat/>
+    <w:uiPriority w:val="0"/>
   </w:style>
-  <w:style w:type="table" w:default="1" w:styleId="TableNormal">
+  <w:style w:type="table" w:default="1" w:styleId="20">
     <w:name w:val="Normal Table"/>
     <w:semiHidden/>
     <w:qFormat/>
+    <w:uiPriority w:val="0"/>
     <w:tblPr>
       <w:tblCellMar>
         <w:top w:w="0" w:type="dxa"/>
@@ -5373,39 +5485,43 @@
       </w:tblCellMar>
     </w:tblPr>
   </w:style>
-  <w:style w:type="paragraph" w:styleId="CommentText">
+  <w:style w:type="paragraph" w:styleId="11">
     <w:name w:val="annotation text"/>
-    <w:basedOn w:val="Normal"/>
+    <w:basedOn w:val="1"/>
     <w:qFormat/>
+    <w:uiPriority w:val="0"/>
     <w:pPr>
       <w:jc w:val="left"/>
     </w:pPr>
   </w:style>
-  <w:style w:type="paragraph" w:styleId="BodyText">
+  <w:style w:type="paragraph" w:styleId="12">
     <w:name w:val="Body Text"/>
-    <w:basedOn w:val="Normal"/>
+    <w:basedOn w:val="1"/>
     <w:semiHidden/>
     <w:qFormat/>
+    <w:uiPriority w:val="0"/>
     <w:rPr>
-      <w:rFonts w:ascii="Arial" w:eastAsia="Arial" w:hAnsi="Arial" w:cs="Arial"/>
+      <w:rFonts w:ascii="Arial" w:hAnsi="Arial" w:eastAsia="Arial" w:cs="Arial"/>
       <w:sz w:val="21"/>
       <w:szCs w:val="21"/>
       <w:lang w:val="en-US" w:eastAsia="en-US" w:bidi="ar-SA"/>
     </w:rPr>
   </w:style>
-  <w:style w:type="paragraph" w:styleId="TOC3">
+  <w:style w:type="paragraph" w:styleId="13">
     <w:name w:val="toc 3"/>
-    <w:basedOn w:val="Normal"/>
-    <w:next w:val="Normal"/>
+    <w:basedOn w:val="1"/>
+    <w:next w:val="1"/>
     <w:qFormat/>
+    <w:uiPriority w:val="0"/>
     <w:pPr>
       <w:ind w:left="840" w:leftChars="400"/>
     </w:pPr>
   </w:style>
-  <w:style w:type="paragraph" w:styleId="Footer">
+  <w:style w:type="paragraph" w:styleId="14">
     <w:name w:val="footer"/>
-    <w:basedOn w:val="Normal"/>
+    <w:basedOn w:val="1"/>
     <w:qFormat/>
+    <w:uiPriority w:val="0"/>
     <w:pPr>
       <w:tabs>
         <w:tab w:val="center" w:pos="4153"/>
@@ -5418,16 +5534,17 @@
       <w:sz w:val="18"/>
     </w:rPr>
   </w:style>
-  <w:style w:type="paragraph" w:styleId="Header">
+  <w:style w:type="paragraph" w:styleId="15">
     <w:name w:val="header"/>
-    <w:basedOn w:val="Normal"/>
+    <w:basedOn w:val="1"/>
     <w:qFormat/>
+    <w:uiPriority w:val="0"/>
     <w:pPr>
       <w:pBdr>
-        <w:top w:val="nil"/>
-        <w:left w:val="nil"/>
-        <w:bottom w:val="nil"/>
-        <w:right w:val="nil"/>
+        <w:top w:val="none" w:color="auto" w:sz="0" w:space="0"/>
+        <w:left w:val="none" w:color="auto" w:sz="0" w:space="0"/>
+        <w:bottom w:val="none" w:color="auto" w:sz="0" w:space="0"/>
+        <w:right w:val="none" w:color="auto" w:sz="0" w:space="0"/>
       </w:pBdr>
       <w:tabs>
         <w:tab w:val="center" w:pos="4153"/>
@@ -5442,37 +5559,41 @@
       <w:sz w:val="18"/>
     </w:rPr>
   </w:style>
-  <w:style w:type="paragraph" w:styleId="TOC1">
+  <w:style w:type="paragraph" w:styleId="16">
     <w:name w:val="toc 1"/>
-    <w:basedOn w:val="Normal"/>
-    <w:next w:val="Normal"/>
+    <w:basedOn w:val="1"/>
+    <w:next w:val="1"/>
     <w:qFormat/>
+    <w:uiPriority w:val="0"/>
     <w:rPr>
-      <w:rFonts w:ascii="Arial" w:eastAsia="Microsoft JhengHei" w:hAnsi="Arial"/>
+      <w:rFonts w:ascii="Arial" w:hAnsi="Arial" w:eastAsia="Microsoft JhengHei"/>
       <w:sz w:val="24"/>
     </w:rPr>
   </w:style>
-  <w:style w:type="paragraph" w:styleId="TOC2">
+  <w:style w:type="paragraph" w:styleId="17">
     <w:name w:val="toc 2"/>
-    <w:basedOn w:val="Normal"/>
-    <w:next w:val="Normal"/>
+    <w:basedOn w:val="1"/>
+    <w:next w:val="1"/>
     <w:qFormat/>
+    <w:uiPriority w:val="0"/>
     <w:pPr>
       <w:ind w:left="420" w:leftChars="200"/>
     </w:pPr>
   </w:style>
-  <w:style w:type="paragraph" w:styleId="NormalWeb">
+  <w:style w:type="paragraph" w:styleId="18">
     <w:name w:val="Normal (Web)"/>
-    <w:basedOn w:val="Normal"/>
+    <w:basedOn w:val="1"/>
     <w:qFormat/>
+    <w:uiPriority w:val="0"/>
     <w:rPr>
       <w:sz w:val="24"/>
     </w:rPr>
   </w:style>
-  <w:style w:type="paragraph" w:styleId="Title">
+  <w:style w:type="paragraph" w:styleId="19">
     <w:name w:val="Title"/>
-    <w:basedOn w:val="Normal"/>
+    <w:basedOn w:val="1"/>
     <w:qFormat/>
+    <w:uiPriority w:val="0"/>
     <w:pPr>
       <w:spacing w:before="240" w:beforeLines="0" w:beforeAutospacing="0" w:after="60" w:afterLines="0" w:afterAutospacing="0"/>
       <w:jc w:val="center"/>
@@ -5484,38 +5605,41 @@
       <w:sz w:val="32"/>
     </w:rPr>
   </w:style>
-  <w:style w:type="table" w:styleId="TableGrid">
+  <w:style w:type="table" w:styleId="21">
     <w:name w:val="Table Grid"/>
-    <w:basedOn w:val="TableNormal"/>
+    <w:basedOn w:val="20"/>
     <w:qFormat/>
+    <w:uiPriority w:val="0"/>
     <w:pPr>
       <w:widowControl w:val="0"/>
       <w:jc w:val="both"/>
     </w:pPr>
     <w:tblPr>
       <w:tblBorders>
-        <w:top w:val="single" w:sz="4" w:space="0" w:color="auto"/>
-        <w:left w:val="single" w:sz="4" w:space="0" w:color="auto"/>
-        <w:bottom w:val="single" w:sz="4" w:space="0" w:color="auto"/>
-        <w:right w:val="single" w:sz="4" w:space="0" w:color="auto"/>
-        <w:insideH w:val="single" w:sz="4" w:space="0" w:color="auto"/>
-        <w:insideV w:val="single" w:sz="4" w:space="0" w:color="auto"/>
+        <w:top w:val="single" w:color="auto" w:sz="4" w:space="0"/>
+        <w:left w:val="single" w:color="auto" w:sz="4" w:space="0"/>
+        <w:bottom w:val="single" w:color="auto" w:sz="4" w:space="0"/>
+        <w:right w:val="single" w:color="auto" w:sz="4" w:space="0"/>
+        <w:insideH w:val="single" w:color="auto" w:sz="4" w:space="0"/>
+        <w:insideV w:val="single" w:color="auto" w:sz="4" w:space="0"/>
       </w:tblBorders>
     </w:tblPr>
   </w:style>
-  <w:style w:type="character" w:styleId="Strong">
+  <w:style w:type="character" w:styleId="23">
     <w:name w:val="Strong"/>
-    <w:basedOn w:val="DefaultParagraphFont"/>
+    <w:basedOn w:val="22"/>
     <w:qFormat/>
+    <w:uiPriority w:val="0"/>
     <w:rPr>
       <w:b/>
     </w:rPr>
   </w:style>
-  <w:style w:type="table" w:customStyle="1" w:styleId="TableNormal0">
+  <w:style w:type="table" w:customStyle="1" w:styleId="24">
     <w:name w:val="Table Normal_0"/>
     <w:semiHidden/>
     <w:unhideWhenUsed/>
     <w:qFormat/>
+    <w:uiPriority w:val="0"/>
     <w:tblPr>
       <w:tblCellMar>
         <w:top w:w="0" w:type="dxa"/>
@@ -5525,81 +5649,87 @@
       </w:tblCellMar>
     </w:tblPr>
   </w:style>
-  <w:style w:type="paragraph" w:customStyle="1" w:styleId="TableText">
+  <w:style w:type="paragraph" w:customStyle="1" w:styleId="25">
     <w:name w:val="Table Text"/>
-    <w:basedOn w:val="Normal"/>
+    <w:basedOn w:val="1"/>
     <w:semiHidden/>
     <w:qFormat/>
+    <w:uiPriority w:val="0"/>
     <w:rPr>
-      <w:rFonts w:ascii="宋体" w:eastAsia="宋体" w:hAnsi="宋体" w:cs="宋体"/>
+      <w:rFonts w:ascii="宋体" w:hAnsi="宋体" w:eastAsia="宋体" w:cs="宋体"/>
       <w:sz w:val="21"/>
       <w:szCs w:val="21"/>
       <w:lang w:val="en-US" w:eastAsia="en-US" w:bidi="ar-SA"/>
     </w:rPr>
   </w:style>
-  <w:style w:type="paragraph" w:customStyle="1" w:styleId="1">
+  <w:style w:type="paragraph" w:customStyle="1" w:styleId="26">
     <w:name w:val="柴_标题1"/>
-    <w:basedOn w:val="Heading1"/>
-    <w:next w:val="a"/>
-    <w:link w:val="1Char"/>
+    <w:basedOn w:val="2"/>
+    <w:next w:val="27"/>
+    <w:link w:val="38"/>
     <w:qFormat/>
+    <w:uiPriority w:val="0"/>
     <w:pPr>
       <w:spacing w:before="100" w:after="90" w:line="360" w:lineRule="auto"/>
     </w:pPr>
     <w:rPr>
-      <w:rFonts w:ascii="Arial" w:eastAsia="宋体" w:hAnsi="Arial"/>
+      <w:rFonts w:ascii="Arial" w:hAnsi="Arial" w:eastAsia="宋体"/>
       <w:sz w:val="32"/>
     </w:rPr>
   </w:style>
-  <w:style w:type="paragraph" w:customStyle="1" w:styleId="a">
+  <w:style w:type="paragraph" w:customStyle="1" w:styleId="27">
     <w:name w:val="柴_正文"/>
-    <w:basedOn w:val="BodyText"/>
-    <w:link w:val="Char"/>
+    <w:basedOn w:val="12"/>
+    <w:link w:val="41"/>
     <w:qFormat/>
+    <w:uiPriority w:val="0"/>
     <w:pPr>
       <w:spacing w:line="360" w:lineRule="auto"/>
       <w:ind w:firstLine="470" w:firstLineChars="200"/>
     </w:pPr>
     <w:rPr>
-      <w:rFonts w:ascii="Arial" w:eastAsia="宋体" w:hAnsi="Arial"/>
+      <w:rFonts w:ascii="Arial" w:hAnsi="Arial" w:eastAsia="宋体"/>
       <w:sz w:val="24"/>
       <w:lang w:eastAsia="zh-CN"/>
     </w:rPr>
   </w:style>
-  <w:style w:type="paragraph" w:customStyle="1" w:styleId="2">
+  <w:style w:type="paragraph" w:customStyle="1" w:styleId="28">
     <w:name w:val="柴_标题2"/>
-    <w:basedOn w:val="Heading2"/>
-    <w:next w:val="a"/>
+    <w:basedOn w:val="3"/>
+    <w:next w:val="27"/>
     <w:qFormat/>
+    <w:uiPriority w:val="0"/>
     <w:pPr>
       <w:spacing w:line="360" w:lineRule="auto"/>
     </w:pPr>
     <w:rPr>
-      <w:rFonts w:ascii="Arial" w:eastAsia="宋体" w:hAnsi="Arial"/>
+      <w:rFonts w:ascii="Arial" w:hAnsi="Arial" w:eastAsia="宋体"/>
       <w:sz w:val="28"/>
     </w:rPr>
   </w:style>
-  <w:style w:type="paragraph" w:customStyle="1" w:styleId="3">
+  <w:style w:type="paragraph" w:customStyle="1" w:styleId="29">
     <w:name w:val="柴_标题3"/>
-    <w:basedOn w:val="Heading3"/>
-    <w:next w:val="a"/>
+    <w:basedOn w:val="4"/>
+    <w:next w:val="27"/>
     <w:qFormat/>
+    <w:uiPriority w:val="0"/>
     <w:pPr>
       <w:spacing w:line="360" w:lineRule="auto"/>
       <w:ind w:left="0" w:firstLine="472" w:firstLineChars="200"/>
     </w:pPr>
     <w:rPr>
-      <w:rFonts w:ascii="宋体" w:eastAsia="宋体" w:hAnsi="宋体" w:cs="宋体"/>
+      <w:rFonts w:ascii="宋体" w:hAnsi="宋体" w:eastAsia="宋体" w:cs="宋体"/>
       <w:spacing w:val="-2"/>
       <w:sz w:val="24"/>
       <w:szCs w:val="24"/>
     </w:rPr>
   </w:style>
-  <w:style w:type="paragraph" w:customStyle="1" w:styleId="a0">
+  <w:style w:type="paragraph" w:customStyle="1" w:styleId="30">
     <w:name w:val="柴_目录"/>
-    <w:basedOn w:val="Normal"/>
-    <w:next w:val="BodyText"/>
+    <w:basedOn w:val="1"/>
+    <w:next w:val="12"/>
     <w:qFormat/>
+    <w:uiPriority w:val="0"/>
     <w:pPr>
       <w:tabs>
         <w:tab w:val="right" w:leader="dot" w:pos="8442"/>
@@ -5607,89 +5737,96 @@
       <w:ind w:left="0" w:leftChars="0"/>
     </w:pPr>
     <w:rPr>
-      <w:rFonts w:ascii="Arial" w:eastAsia="Microsoft JhengHei" w:hAnsi="Arial"/>
+      <w:rFonts w:ascii="Arial" w:hAnsi="Arial" w:eastAsia="Microsoft JhengHei"/>
       <w:sz w:val="24"/>
     </w:rPr>
   </w:style>
-  <w:style w:type="paragraph" w:customStyle="1" w:styleId="a1">
+  <w:style w:type="paragraph" w:customStyle="1" w:styleId="31">
     <w:name w:val="柴_公司名"/>
-    <w:basedOn w:val="Title"/>
+    <w:basedOn w:val="19"/>
     <w:qFormat/>
+    <w:uiPriority w:val="0"/>
     <w:pPr>
       <w:spacing w:after="600" w:afterLines="600"/>
     </w:pPr>
     <w:rPr>
-      <w:rFonts w:ascii="宋体" w:eastAsia="宋体" w:hAnsi="宋体" w:cs="宋体" w:hint="eastAsia"/>
+      <w:rFonts w:hint="eastAsia" w:ascii="宋体" w:hAnsi="宋体" w:eastAsia="宋体" w:cs="宋体"/>
       <w:bCs/>
       <w:spacing w:val="-6"/>
       <w:sz w:val="52"/>
       <w:szCs w:val="52"/>
     </w:rPr>
   </w:style>
-  <w:style w:type="paragraph" w:customStyle="1" w:styleId="a2">
+  <w:style w:type="paragraph" w:customStyle="1" w:styleId="32">
     <w:name w:val="柴_文档名"/>
-    <w:basedOn w:val="Title"/>
+    <w:basedOn w:val="19"/>
     <w:qFormat/>
+    <w:uiPriority w:val="0"/>
     <w:pPr>
       <w:spacing w:after="900" w:afterLines="900"/>
     </w:pPr>
     <w:rPr>
-      <w:rFonts w:ascii="黑体" w:eastAsia="黑体" w:hAnsi="黑体" w:cs="黑体"/>
+      <w:rFonts w:ascii="黑体" w:hAnsi="黑体" w:eastAsia="黑体" w:cs="黑体"/>
       <w:bCs/>
       <w:spacing w:val="-7"/>
       <w:sz w:val="52"/>
       <w:szCs w:val="52"/>
     </w:rPr>
   </w:style>
-  <w:style w:type="paragraph" w:customStyle="1" w:styleId="WPSOffice1">
+  <w:style w:type="paragraph" w:customStyle="1" w:styleId="33">
     <w:name w:val="WPSOffice手动目录 1"/>
     <w:qFormat/>
+    <w:uiPriority w:val="0"/>
     <w:pPr>
       <w:ind w:leftChars="0"/>
     </w:pPr>
     <w:rPr>
-      <w:rFonts w:ascii="Times New Roman" w:eastAsia="宋体" w:hAnsi="Times New Roman" w:cs="Times New Roman"/>
+      <w:rFonts w:ascii="Times New Roman" w:hAnsi="Times New Roman" w:eastAsia="宋体" w:cs="Times New Roman"/>
       <w:sz w:val="20"/>
       <w:szCs w:val="20"/>
     </w:rPr>
   </w:style>
-  <w:style w:type="paragraph" w:customStyle="1" w:styleId="WPSOffice2">
+  <w:style w:type="paragraph" w:customStyle="1" w:styleId="34">
     <w:name w:val="WPSOffice手动目录 2"/>
     <w:qFormat/>
+    <w:uiPriority w:val="0"/>
     <w:pPr>
       <w:ind w:leftChars="200"/>
     </w:pPr>
     <w:rPr>
-      <w:rFonts w:ascii="Times New Roman" w:eastAsia="宋体" w:hAnsi="Times New Roman" w:cs="Times New Roman"/>
+      <w:rFonts w:ascii="Times New Roman" w:hAnsi="Times New Roman" w:eastAsia="宋体" w:cs="Times New Roman"/>
       <w:sz w:val="20"/>
       <w:szCs w:val="20"/>
     </w:rPr>
   </w:style>
-  <w:style w:type="paragraph" w:customStyle="1" w:styleId="WPSOffice3">
+  <w:style w:type="paragraph" w:customStyle="1" w:styleId="35">
     <w:name w:val="WPSOffice手动目录 3"/>
     <w:qFormat/>
+    <w:uiPriority w:val="0"/>
     <w:pPr>
       <w:ind w:leftChars="400"/>
     </w:pPr>
     <w:rPr>
-      <w:rFonts w:ascii="Times New Roman" w:eastAsia="宋体" w:hAnsi="Times New Roman" w:cs="Times New Roman"/>
+      <w:rFonts w:ascii="Times New Roman" w:hAnsi="Times New Roman" w:eastAsia="宋体" w:cs="Times New Roman"/>
       <w:sz w:val="20"/>
       <w:szCs w:val="20"/>
     </w:rPr>
   </w:style>
-  <w:style w:type="paragraph" w:customStyle="1" w:styleId="Compact">
+  <w:style w:type="paragraph" w:customStyle="1" w:styleId="36">
     <w:name w:val="Compact"/>
-    <w:basedOn w:val="BodyText"/>
+    <w:basedOn w:val="12"/>
     <w:qFormat/>
+    <w:uiPriority w:val="0"/>
     <w:pPr>
       <w:spacing w:before="36" w:after="36"/>
     </w:pPr>
   </w:style>
-  <w:style w:type="table" w:customStyle="1" w:styleId="Table">
+  <w:style w:type="table" w:customStyle="1" w:styleId="37">
     <w:name w:val="Table"/>
     <w:semiHidden/>
     <w:unhideWhenUsed/>
     <w:qFormat/>
+    <w:uiPriority w:val="0"/>
     <w:tblPr>
       <w:tblCellMar>
         <w:top w:w="0" w:type="dxa"/>
@@ -5701,25 +5838,27 @@
     <w:tblStylePr w:type="firstRow">
       <w:tcPr>
         <w:tcBorders>
-          <w:bottom w:val="single" w:sz="0" w:space="0" w:color="auto"/>
+          <w:bottom w:val="single" w:color="auto" w:sz="0" w:space="0"/>
         </w:tcBorders>
         <w:vAlign w:val="bottom"/>
       </w:tcPr>
     </w:tblStylePr>
   </w:style>
-  <w:style w:type="character" w:customStyle="1" w:styleId="1Char">
+  <w:style w:type="character" w:customStyle="1" w:styleId="38">
     <w:name w:val="柴_标题1 Char"/>
-    <w:link w:val="1"/>
+    <w:link w:val="26"/>
     <w:qFormat/>
+    <w:uiPriority w:val="0"/>
     <w:rPr>
-      <w:rFonts w:ascii="Arial" w:eastAsia="宋体" w:hAnsi="Arial"/>
+      <w:rFonts w:ascii="Arial" w:hAnsi="Arial" w:eastAsia="宋体"/>
       <w:sz w:val="32"/>
     </w:rPr>
   </w:style>
-  <w:style w:type="paragraph" w:customStyle="1" w:styleId="a3">
+  <w:style w:type="paragraph" w:customStyle="1" w:styleId="39">
     <w:name w:val="柴_正文_无缩进"/>
-    <w:basedOn w:val="Normal"/>
+    <w:basedOn w:val="1"/>
     <w:qFormat/>
+    <w:uiPriority w:val="0"/>
     <w:pPr>
       <w:ind w:firstLine="0" w:firstLineChars="0"/>
     </w:pPr>
@@ -5729,29 +5868,31 @@
       <w:lang w:eastAsia="zh-CN"/>
     </w:rPr>
   </w:style>
-  <w:style w:type="paragraph" w:customStyle="1" w:styleId="4">
+  <w:style w:type="paragraph" w:customStyle="1" w:styleId="40">
     <w:name w:val="柴_标题4"/>
-    <w:basedOn w:val="Heading4"/>
-    <w:next w:val="Normal"/>
+    <w:basedOn w:val="5"/>
+    <w:next w:val="1"/>
     <w:qFormat/>
+    <w:uiPriority w:val="0"/>
     <w:pPr>
       <w:widowControl w:val="0"/>
       <w:spacing w:before="160" w:line="360" w:lineRule="auto"/>
-      <w:ind w:left="981" w:hanging="862" w:leftChars="300"/>
+      <w:ind w:left="981" w:leftChars="300" w:hanging="862"/>
     </w:pPr>
     <w:rPr>
-      <w:rFonts w:ascii="Calibri" w:eastAsia="宋体" w:hAnsi="Calibri" w:cs="宋体" w:hint="eastAsia"/>
+      <w:rFonts w:hint="eastAsia" w:ascii="Calibri" w:hAnsi="Calibri" w:eastAsia="宋体" w:cs="宋体"/>
       <w:sz w:val="24"/>
       <w:szCs w:val="24"/>
       <w:lang w:eastAsia="zh-CN" w:bidi="zh-CN"/>
     </w:rPr>
   </w:style>
-  <w:style w:type="character" w:customStyle="1" w:styleId="Char">
+  <w:style w:type="character" w:customStyle="1" w:styleId="41">
     <w:name w:val="柴_正文 Char"/>
-    <w:link w:val="a"/>
+    <w:link w:val="27"/>
     <w:qFormat/>
+    <w:uiPriority w:val="0"/>
     <w:rPr>
-      <w:rFonts w:ascii="Arial" w:eastAsia="宋体" w:hAnsi="Arial"/>
+      <w:rFonts w:ascii="Arial" w:hAnsi="Arial" w:eastAsia="宋体"/>
       <w:sz w:val="24"/>
       <w:lang w:eastAsia="zh-CN"/>
     </w:rPr>

--- a/4.质量管理/2.运行记录类文件/040208-运维服务质量管理报告(截止2025年10月).docx
+++ b/4.质量管理/2.运行记录类文件/040208-运维服务质量管理报告(截止2025年10月).docx
@@ -31,7 +31,7 @@
         <w:autoSpaceDN w:val="0"/>
         <w:bidi w:val="0"/>
       </w:pPr>
-      <w:bookmarkStart w:id="0" w:name="_Toc28662"/>
+      <w:bookmarkStart w:id="0" w:name="_Toc10407"/>
       <w:r>
         <w:t>运维服务质量管理报告</w:t>
       </w:r>
@@ -51,7 +51,7 @@
         <w:autoSpaceDN w:val="0"/>
         <w:bidi w:val="0"/>
       </w:pPr>
-      <w:bookmarkStart w:id="1" w:name="_Toc30429"/>
+      <w:bookmarkStart w:id="1" w:name="_Toc26254"/>
       <w:r>
         <w:t>中达丰集团有限公司</w:t>
       </w:r>
@@ -171,7 +171,7 @@
           <w:szCs w:val="28"/>
         </w:rPr>
       </w:pPr>
-      <w:bookmarkStart w:id="2" w:name="_Toc28696"/>
+      <w:bookmarkStart w:id="2" w:name="_Toc6823"/>
       <w:r>
         <w:rPr>
           <w:rFonts w:ascii="宋体" w:hAnsi="宋体" w:eastAsia="宋体" w:cs="宋体"/>
@@ -1129,7 +1129,7 @@
               <w:rFonts w:hint="eastAsia" w:ascii="Microsoft JhengHei" w:hAnsi="Microsoft JhengHei" w:eastAsia="Microsoft JhengHei" w:cs="Microsoft JhengHei"/>
               <w:szCs w:val="24"/>
             </w:rPr>
-            <w:instrText xml:space="preserve"> HYPERLINK \l _Toc28662 </w:instrText>
+            <w:instrText xml:space="preserve"> HYPERLINK \l _Toc10407 </w:instrText>
           </w:r>
           <w:r>
             <w:rPr>
@@ -1148,7 +1148,7 @@
             <w:fldChar w:fldCharType="begin"/>
           </w:r>
           <w:r>
-            <w:instrText xml:space="preserve"> PAGEREF _Toc28662 \h </w:instrText>
+            <w:instrText xml:space="preserve"> PAGEREF _Toc10407 \h </w:instrText>
           </w:r>
           <w:r>
             <w:fldChar w:fldCharType="separate"/>
@@ -1186,7 +1186,7 @@
               <w:rFonts w:hint="eastAsia" w:ascii="Microsoft JhengHei" w:hAnsi="Microsoft JhengHei" w:eastAsia="Microsoft JhengHei" w:cs="Microsoft JhengHei"/>
               <w:szCs w:val="24"/>
             </w:rPr>
-            <w:instrText xml:space="preserve"> HYPERLINK \l _Toc30429 </w:instrText>
+            <w:instrText xml:space="preserve"> HYPERLINK \l _Toc26254 </w:instrText>
           </w:r>
           <w:r>
             <w:rPr>
@@ -1205,7 +1205,7 @@
             <w:fldChar w:fldCharType="begin"/>
           </w:r>
           <w:r>
-            <w:instrText xml:space="preserve"> PAGEREF _Toc30429 \h </w:instrText>
+            <w:instrText xml:space="preserve"> PAGEREF _Toc26254 \h </w:instrText>
           </w:r>
           <w:r>
             <w:fldChar w:fldCharType="separate"/>
@@ -1243,7 +1243,7 @@
               <w:rFonts w:hint="eastAsia" w:ascii="Microsoft JhengHei" w:hAnsi="Microsoft JhengHei" w:eastAsia="Microsoft JhengHei" w:cs="Microsoft JhengHei"/>
               <w:szCs w:val="24"/>
             </w:rPr>
-            <w:instrText xml:space="preserve"> HYPERLINK \l _Toc28696 </w:instrText>
+            <w:instrText xml:space="preserve"> HYPERLINK \l _Toc6823 </w:instrText>
           </w:r>
           <w:r>
             <w:rPr>
@@ -1267,7 +1267,7 @@
             <w:fldChar w:fldCharType="begin"/>
           </w:r>
           <w:r>
-            <w:instrText xml:space="preserve"> PAGEREF _Toc28696 \h </w:instrText>
+            <w:instrText xml:space="preserve"> PAGEREF _Toc6823 \h </w:instrText>
           </w:r>
           <w:r>
             <w:fldChar w:fldCharType="separate"/>
@@ -1305,7 +1305,7 @@
               <w:rFonts w:hint="eastAsia" w:ascii="Microsoft JhengHei" w:hAnsi="Microsoft JhengHei" w:eastAsia="Microsoft JhengHei" w:cs="Microsoft JhengHei"/>
               <w:szCs w:val="24"/>
             </w:rPr>
-            <w:instrText xml:space="preserve"> HYPERLINK \l _Toc7490 </w:instrText>
+            <w:instrText xml:space="preserve"> HYPERLINK \l _Toc7141 </w:instrText>
           </w:r>
           <w:r>
             <w:rPr>
@@ -1330,7 +1330,7 @@
             <w:fldChar w:fldCharType="begin"/>
           </w:r>
           <w:r>
-            <w:instrText xml:space="preserve"> PAGEREF _Toc7490 \h </w:instrText>
+            <w:instrText xml:space="preserve"> PAGEREF _Toc7141 \h </w:instrText>
           </w:r>
           <w:r>
             <w:fldChar w:fldCharType="separate"/>
@@ -1368,7 +1368,7 @@
               <w:rFonts w:hint="eastAsia" w:ascii="Microsoft JhengHei" w:hAnsi="Microsoft JhengHei" w:eastAsia="Microsoft JhengHei" w:cs="Microsoft JhengHei"/>
               <w:szCs w:val="24"/>
             </w:rPr>
-            <w:instrText xml:space="preserve"> HYPERLINK \l _Toc17181 </w:instrText>
+            <w:instrText xml:space="preserve"> HYPERLINK \l _Toc19134 </w:instrText>
           </w:r>
           <w:r>
             <w:rPr>
@@ -1393,7 +1393,7 @@
             <w:fldChar w:fldCharType="begin"/>
           </w:r>
           <w:r>
-            <w:instrText xml:space="preserve"> PAGEREF _Toc17181 \h </w:instrText>
+            <w:instrText xml:space="preserve"> PAGEREF _Toc19134 \h </w:instrText>
           </w:r>
           <w:r>
             <w:fldChar w:fldCharType="separate"/>
@@ -1431,7 +1431,7 @@
               <w:rFonts w:hint="eastAsia" w:ascii="Microsoft JhengHei" w:hAnsi="Microsoft JhengHei" w:eastAsia="Microsoft JhengHei" w:cs="Microsoft JhengHei"/>
               <w:szCs w:val="24"/>
             </w:rPr>
-            <w:instrText xml:space="preserve"> HYPERLINK \l _Toc8629 </w:instrText>
+            <w:instrText xml:space="preserve"> HYPERLINK \l _Toc17636 </w:instrText>
           </w:r>
           <w:r>
             <w:rPr>
@@ -1456,7 +1456,7 @@
             <w:fldChar w:fldCharType="begin"/>
           </w:r>
           <w:r>
-            <w:instrText xml:space="preserve"> PAGEREF _Toc8629 \h </w:instrText>
+            <w:instrText xml:space="preserve"> PAGEREF _Toc17636 \h </w:instrText>
           </w:r>
           <w:r>
             <w:fldChar w:fldCharType="separate"/>
@@ -1494,7 +1494,7 @@
               <w:rFonts w:hint="eastAsia" w:ascii="Microsoft JhengHei" w:hAnsi="Microsoft JhengHei" w:eastAsia="Microsoft JhengHei" w:cs="Microsoft JhengHei"/>
               <w:szCs w:val="24"/>
             </w:rPr>
-            <w:instrText xml:space="preserve"> HYPERLINK \l _Toc19687 </w:instrText>
+            <w:instrText xml:space="preserve"> HYPERLINK \l _Toc9999 </w:instrText>
           </w:r>
           <w:r>
             <w:rPr>
@@ -1519,7 +1519,7 @@
             <w:fldChar w:fldCharType="begin"/>
           </w:r>
           <w:r>
-            <w:instrText xml:space="preserve"> PAGEREF _Toc19687 \h </w:instrText>
+            <w:instrText xml:space="preserve"> PAGEREF _Toc9999 \h </w:instrText>
           </w:r>
           <w:r>
             <w:fldChar w:fldCharType="separate"/>
@@ -1557,7 +1557,7 @@
               <w:rFonts w:hint="eastAsia" w:ascii="Microsoft JhengHei" w:hAnsi="Microsoft JhengHei" w:eastAsia="Microsoft JhengHei" w:cs="Microsoft JhengHei"/>
               <w:szCs w:val="24"/>
             </w:rPr>
-            <w:instrText xml:space="preserve"> HYPERLINK \l _Toc4113 </w:instrText>
+            <w:instrText xml:space="preserve"> HYPERLINK \l _Toc8363 </w:instrText>
           </w:r>
           <w:r>
             <w:rPr>
@@ -1582,7 +1582,7 @@
             <w:fldChar w:fldCharType="begin"/>
           </w:r>
           <w:r>
-            <w:instrText xml:space="preserve"> PAGEREF _Toc4113 \h </w:instrText>
+            <w:instrText xml:space="preserve"> PAGEREF _Toc8363 \h </w:instrText>
           </w:r>
           <w:r>
             <w:fldChar w:fldCharType="separate"/>
@@ -1620,7 +1620,7 @@
               <w:rFonts w:hint="eastAsia" w:ascii="Microsoft JhengHei" w:hAnsi="Microsoft JhengHei" w:eastAsia="Microsoft JhengHei" w:cs="Microsoft JhengHei"/>
               <w:szCs w:val="24"/>
             </w:rPr>
-            <w:instrText xml:space="preserve"> HYPERLINK \l _Toc27458 </w:instrText>
+            <w:instrText xml:space="preserve"> HYPERLINK \l _Toc23984 </w:instrText>
           </w:r>
           <w:r>
             <w:rPr>
@@ -1650,7 +1650,7 @@
             <w:fldChar w:fldCharType="begin"/>
           </w:r>
           <w:r>
-            <w:instrText xml:space="preserve"> PAGEREF _Toc27458 \h </w:instrText>
+            <w:instrText xml:space="preserve"> PAGEREF _Toc23984 \h </w:instrText>
           </w:r>
           <w:r>
             <w:fldChar w:fldCharType="separate"/>
@@ -1688,7 +1688,7 @@
               <w:rFonts w:hint="eastAsia" w:ascii="Microsoft JhengHei" w:hAnsi="Microsoft JhengHei" w:eastAsia="Microsoft JhengHei" w:cs="Microsoft JhengHei"/>
               <w:szCs w:val="24"/>
             </w:rPr>
-            <w:instrText xml:space="preserve"> HYPERLINK \l _Toc21200 </w:instrText>
+            <w:instrText xml:space="preserve"> HYPERLINK \l _Toc19075 </w:instrText>
           </w:r>
           <w:r>
             <w:rPr>
@@ -1718,7 +1718,7 @@
             <w:fldChar w:fldCharType="begin"/>
           </w:r>
           <w:r>
-            <w:instrText xml:space="preserve"> PAGEREF _Toc21200 \h </w:instrText>
+            <w:instrText xml:space="preserve"> PAGEREF _Toc19075 \h </w:instrText>
           </w:r>
           <w:r>
             <w:fldChar w:fldCharType="separate"/>
@@ -1756,7 +1756,7 @@
               <w:rFonts w:hint="eastAsia" w:ascii="Microsoft JhengHei" w:hAnsi="Microsoft JhengHei" w:eastAsia="Microsoft JhengHei" w:cs="Microsoft JhengHei"/>
               <w:szCs w:val="24"/>
             </w:rPr>
-            <w:instrText xml:space="preserve"> HYPERLINK \l _Toc15159 </w:instrText>
+            <w:instrText xml:space="preserve"> HYPERLINK \l _Toc29713 </w:instrText>
           </w:r>
           <w:r>
             <w:rPr>
@@ -1786,7 +1786,7 @@
             <w:fldChar w:fldCharType="begin"/>
           </w:r>
           <w:r>
-            <w:instrText xml:space="preserve"> PAGEREF _Toc15159 \h </w:instrText>
+            <w:instrText xml:space="preserve"> PAGEREF _Toc29713 \h </w:instrText>
           </w:r>
           <w:r>
             <w:fldChar w:fldCharType="separate"/>
@@ -1824,7 +1824,7 @@
               <w:rFonts w:hint="eastAsia" w:ascii="Microsoft JhengHei" w:hAnsi="Microsoft JhengHei" w:eastAsia="Microsoft JhengHei" w:cs="Microsoft JhengHei"/>
               <w:szCs w:val="24"/>
             </w:rPr>
-            <w:instrText xml:space="preserve"> HYPERLINK \l _Toc17793 </w:instrText>
+            <w:instrText xml:space="preserve"> HYPERLINK \l _Toc21573 </w:instrText>
           </w:r>
           <w:r>
             <w:rPr>
@@ -1854,7 +1854,7 @@
             <w:fldChar w:fldCharType="begin"/>
           </w:r>
           <w:r>
-            <w:instrText xml:space="preserve"> PAGEREF _Toc17793 \h </w:instrText>
+            <w:instrText xml:space="preserve"> PAGEREF _Toc21573 \h </w:instrText>
           </w:r>
           <w:r>
             <w:fldChar w:fldCharType="separate"/>
@@ -1892,7 +1892,7 @@
               <w:rFonts w:hint="eastAsia" w:ascii="Microsoft JhengHei" w:hAnsi="Microsoft JhengHei" w:eastAsia="Microsoft JhengHei" w:cs="Microsoft JhengHei"/>
               <w:szCs w:val="24"/>
             </w:rPr>
-            <w:instrText xml:space="preserve"> HYPERLINK \l _Toc14871 </w:instrText>
+            <w:instrText xml:space="preserve"> HYPERLINK \l _Toc22084 </w:instrText>
           </w:r>
           <w:r>
             <w:rPr>
@@ -1921,7 +1921,7 @@
             <w:fldChar w:fldCharType="begin"/>
           </w:r>
           <w:r>
-            <w:instrText xml:space="preserve"> PAGEREF _Toc14871 \h </w:instrText>
+            <w:instrText xml:space="preserve"> PAGEREF _Toc22084 \h </w:instrText>
           </w:r>
           <w:r>
             <w:fldChar w:fldCharType="separate"/>
@@ -1959,7 +1959,7 @@
               <w:rFonts w:hint="eastAsia" w:ascii="Microsoft JhengHei" w:hAnsi="Microsoft JhengHei" w:eastAsia="Microsoft JhengHei" w:cs="Microsoft JhengHei"/>
               <w:szCs w:val="24"/>
             </w:rPr>
-            <w:instrText xml:space="preserve"> HYPERLINK \l _Toc18473 </w:instrText>
+            <w:instrText xml:space="preserve"> HYPERLINK \l _Toc31976 </w:instrText>
           </w:r>
           <w:r>
             <w:rPr>
@@ -1988,7 +1988,7 @@
             <w:fldChar w:fldCharType="begin"/>
           </w:r>
           <w:r>
-            <w:instrText xml:space="preserve"> PAGEREF _Toc18473 \h </w:instrText>
+            <w:instrText xml:space="preserve"> PAGEREF _Toc31976 \h </w:instrText>
           </w:r>
           <w:r>
             <w:fldChar w:fldCharType="separate"/>
@@ -2026,7 +2026,7 @@
               <w:rFonts w:hint="eastAsia" w:ascii="Microsoft JhengHei" w:hAnsi="Microsoft JhengHei" w:eastAsia="Microsoft JhengHei" w:cs="Microsoft JhengHei"/>
               <w:szCs w:val="24"/>
             </w:rPr>
-            <w:instrText xml:space="preserve"> HYPERLINK \l _Toc10214 </w:instrText>
+            <w:instrText xml:space="preserve"> HYPERLINK \l _Toc1481 </w:instrText>
           </w:r>
           <w:r>
             <w:rPr>
@@ -2054,7 +2054,7 @@
             <w:fldChar w:fldCharType="begin"/>
           </w:r>
           <w:r>
-            <w:instrText xml:space="preserve"> PAGEREF _Toc10214 \h </w:instrText>
+            <w:instrText xml:space="preserve"> PAGEREF _Toc1481 \h </w:instrText>
           </w:r>
           <w:r>
             <w:fldChar w:fldCharType="separate"/>
@@ -2092,7 +2092,7 @@
               <w:rFonts w:hint="eastAsia" w:ascii="Microsoft JhengHei" w:hAnsi="Microsoft JhengHei" w:eastAsia="Microsoft JhengHei" w:cs="Microsoft JhengHei"/>
               <w:szCs w:val="24"/>
             </w:rPr>
-            <w:instrText xml:space="preserve"> HYPERLINK \l _Toc17031 </w:instrText>
+            <w:instrText xml:space="preserve"> HYPERLINK \l _Toc11437 </w:instrText>
           </w:r>
           <w:r>
             <w:rPr>
@@ -2120,7 +2120,7 @@
             <w:fldChar w:fldCharType="begin"/>
           </w:r>
           <w:r>
-            <w:instrText xml:space="preserve"> PAGEREF _Toc17031 \h </w:instrText>
+            <w:instrText xml:space="preserve"> PAGEREF _Toc11437 \h </w:instrText>
           </w:r>
           <w:r>
             <w:fldChar w:fldCharType="separate"/>
@@ -2158,7 +2158,7 @@
               <w:rFonts w:hint="eastAsia" w:ascii="Microsoft JhengHei" w:hAnsi="Microsoft JhengHei" w:eastAsia="Microsoft JhengHei" w:cs="Microsoft JhengHei"/>
               <w:szCs w:val="24"/>
             </w:rPr>
-            <w:instrText xml:space="preserve"> HYPERLINK \l _Toc32262 </w:instrText>
+            <w:instrText xml:space="preserve"> HYPERLINK \l _Toc2967 </w:instrText>
           </w:r>
           <w:r>
             <w:rPr>
@@ -2186,7 +2186,7 @@
             <w:fldChar w:fldCharType="begin"/>
           </w:r>
           <w:r>
-            <w:instrText xml:space="preserve"> PAGEREF _Toc32262 \h </w:instrText>
+            <w:instrText xml:space="preserve"> PAGEREF _Toc2967 \h </w:instrText>
           </w:r>
           <w:r>
             <w:fldChar w:fldCharType="separate"/>
@@ -2224,7 +2224,7 @@
               <w:rFonts w:hint="eastAsia" w:ascii="Microsoft JhengHei" w:hAnsi="Microsoft JhengHei" w:eastAsia="Microsoft JhengHei" w:cs="Microsoft JhengHei"/>
               <w:szCs w:val="24"/>
             </w:rPr>
-            <w:instrText xml:space="preserve"> HYPERLINK \l _Toc16015 </w:instrText>
+            <w:instrText xml:space="preserve"> HYPERLINK \l _Toc27524 </w:instrText>
           </w:r>
           <w:r>
             <w:rPr>
@@ -2249,7 +2249,7 @@
             <w:fldChar w:fldCharType="begin"/>
           </w:r>
           <w:r>
-            <w:instrText xml:space="preserve"> PAGEREF _Toc16015 \h </w:instrText>
+            <w:instrText xml:space="preserve"> PAGEREF _Toc27524 \h </w:instrText>
           </w:r>
           <w:r>
             <w:fldChar w:fldCharType="separate"/>
@@ -2287,7 +2287,7 @@
               <w:rFonts w:hint="eastAsia" w:ascii="Microsoft JhengHei" w:hAnsi="Microsoft JhengHei" w:eastAsia="Microsoft JhengHei" w:cs="Microsoft JhengHei"/>
               <w:szCs w:val="24"/>
             </w:rPr>
-            <w:instrText xml:space="preserve"> HYPERLINK \l _Toc9301 </w:instrText>
+            <w:instrText xml:space="preserve"> HYPERLINK \l _Toc12142 </w:instrText>
           </w:r>
           <w:r>
             <w:rPr>
@@ -2319,7 +2319,7 @@
             <w:fldChar w:fldCharType="begin"/>
           </w:r>
           <w:r>
-            <w:instrText xml:space="preserve"> PAGEREF _Toc9301 \h </w:instrText>
+            <w:instrText xml:space="preserve"> PAGEREF _Toc12142 \h </w:instrText>
           </w:r>
           <w:r>
             <w:fldChar w:fldCharType="separate"/>
@@ -2414,7 +2414,7 @@
         <w:autoSpaceDN w:val="0"/>
         <w:bidi w:val="0"/>
       </w:pPr>
-      <w:bookmarkStart w:id="3" w:name="_Toc7490"/>
+      <w:bookmarkStart w:id="3" w:name="_Toc7141"/>
       <w:r>
         <w:t>目的</w:t>
       </w:r>
@@ -2445,7 +2445,7 @@
         <w:autoSpaceDN w:val="0"/>
         <w:bidi w:val="0"/>
       </w:pPr>
-      <w:bookmarkStart w:id="4" w:name="_Toc17181"/>
+      <w:bookmarkStart w:id="4" w:name="_Toc19134"/>
       <w:r>
         <w:t>适用范围</w:t>
       </w:r>
@@ -2453,36 +2453,10 @@
     </w:p>
     <w:p>
       <w:pPr>
-        <w:keepNext w:val="0"/>
-        <w:keepLines w:val="0"/>
-        <w:pageBreakBefore w:val="0"/>
-        <w:widowControl w:val="0"/>
-        <w:kinsoku w:val="0"/>
-        <w:wordWrap/>
-        <w:overflowPunct/>
-        <w:topLinePunct w:val="0"/>
-        <w:autoSpaceDE w:val="0"/>
-        <w:autoSpaceDN w:val="0"/>
+        <w:pStyle w:val="27"/>
         <w:bidi w:val="0"/>
-        <w:adjustRightInd w:val="0"/>
-        <w:snapToGrid w:val="0"/>
-        <w:spacing w:line="360" w:lineRule="auto"/>
-        <w:ind w:left="0" w:right="0" w:firstLine="464" w:firstLineChars="200"/>
-        <w:textAlignment w:val="baseline"/>
-        <w:rPr>
-          <w:rFonts w:ascii="宋体" w:hAnsi="宋体" w:eastAsia="宋体" w:cs="宋体"/>
-          <w:spacing w:val="-4"/>
-          <w:sz w:val="24"/>
-          <w:szCs w:val="24"/>
-        </w:rPr>
-      </w:pPr>
-      <w:r>
-        <w:rPr>
-          <w:rFonts w:ascii="宋体" w:hAnsi="宋体" w:eastAsia="宋体" w:cs="宋体"/>
-          <w:spacing w:val="-4"/>
-          <w:sz w:val="24"/>
-          <w:szCs w:val="24"/>
-        </w:rPr>
+      </w:pPr>
+      <w:r>
         <w:t>本手册适用于本公司参与运维服务业务的部门和人员</w:t>
       </w:r>
     </w:p>
@@ -2500,7 +2474,7 @@
         <w:autoSpaceDN w:val="0"/>
         <w:bidi w:val="0"/>
       </w:pPr>
-      <w:bookmarkStart w:id="5" w:name="_Toc8629"/>
+      <w:bookmarkStart w:id="5" w:name="_Toc17636"/>
       <w:r>
         <w:t>引用文件</w:t>
       </w:r>
@@ -3077,7 +3051,7 @@
         <w:autoSpaceDN w:val="0"/>
         <w:bidi w:val="0"/>
       </w:pPr>
-      <w:bookmarkStart w:id="6" w:name="_Toc19687"/>
+      <w:bookmarkStart w:id="6" w:name="_Toc9999"/>
       <w:r>
         <w:t>术语与定义</w:t>
       </w:r>
@@ -3106,7 +3080,7 @@
         <w:autoSpaceDN w:val="0"/>
         <w:bidi w:val="0"/>
       </w:pPr>
-      <w:bookmarkStart w:id="7" w:name="_Toc4113"/>
+      <w:bookmarkStart w:id="7" w:name="_Toc8363"/>
       <w:r>
         <w:t>角色与职责</w:t>
       </w:r>
@@ -3136,7 +3110,7 @@
           <w:lang w:val="en-US" w:eastAsia="zh-CN"/>
         </w:rPr>
       </w:pPr>
-      <w:bookmarkStart w:id="8" w:name="_Toc27458"/>
+      <w:bookmarkStart w:id="8" w:name="_Toc23984"/>
       <w:r>
         <w:rPr>
           <w:rFonts w:hint="eastAsia"/>
@@ -3302,7 +3276,7 @@
           <w:lang w:val="en-US" w:eastAsia="zh-CN"/>
         </w:rPr>
       </w:pPr>
-      <w:bookmarkStart w:id="9" w:name="_Toc21200"/>
+      <w:bookmarkStart w:id="9" w:name="_Toc19075"/>
       <w:r>
         <w:rPr>
           <w:rFonts w:hint="eastAsia"/>
@@ -3468,7 +3442,7 @@
           <w:lang w:val="en-US" w:eastAsia="zh-CN"/>
         </w:rPr>
       </w:pPr>
-      <w:bookmarkStart w:id="10" w:name="_Toc15159"/>
+      <w:bookmarkStart w:id="10" w:name="_Toc29713"/>
       <w:r>
         <w:rPr>
           <w:rFonts w:hint="eastAsia"/>
@@ -3580,7 +3554,7 @@
           <w:lang w:val="en-US" w:eastAsia="zh-CN"/>
         </w:rPr>
       </w:pPr>
-      <w:bookmarkStart w:id="11" w:name="_Toc17793"/>
+      <w:bookmarkStart w:id="11" w:name="_Toc21573"/>
       <w:r>
         <w:rPr>
           <w:rFonts w:hint="eastAsia"/>
@@ -3634,7 +3608,7 @@
         <w:autoSpaceDN w:val="0"/>
         <w:bidi w:val="0"/>
       </w:pPr>
-      <w:bookmarkStart w:id="12" w:name="_Toc14871"/>
+      <w:bookmarkStart w:id="12" w:name="_Toc22084"/>
       <w:r>
         <w:rPr>
           <w:rFonts w:hint="eastAsia"/>
@@ -4035,7 +4009,7 @@
         <w:autoSpaceDN w:val="0"/>
         <w:bidi w:val="0"/>
       </w:pPr>
-      <w:bookmarkStart w:id="13" w:name="_Toc18473"/>
+      <w:bookmarkStart w:id="13" w:name="_Toc31976"/>
       <w:r>
         <w:rPr>
           <w:rFonts w:hint="eastAsia"/>
@@ -4053,7 +4027,7 @@
           <w:rFonts w:hint="eastAsia"/>
         </w:rPr>
       </w:pPr>
-      <w:bookmarkStart w:id="14" w:name="_Toc10214"/>
+      <w:bookmarkStart w:id="14" w:name="_Toc1481"/>
       <w:r>
         <w:rPr>
           <w:rFonts w:hint="eastAsia"/>
@@ -4084,7 +4058,7 @@
           <w:rFonts w:hint="eastAsia"/>
         </w:rPr>
       </w:pPr>
-      <w:bookmarkStart w:id="15" w:name="_Toc17031"/>
+      <w:bookmarkStart w:id="15" w:name="_Toc11437"/>
       <w:r>
         <w:rPr>
           <w:rFonts w:hint="eastAsia"/>
@@ -4117,7 +4091,15 @@
         <w:rPr>
           <w:rFonts w:hint="eastAsia"/>
         </w:rPr>
-        <w:t>月20日组织召开了运维服务能力管理评审会议。会议从人员、资源、过程、技术、应急、交付及体系实施成果等方面，对运维服务能力进行了系统性分析与评价。根据《运维服务能力指标体系》核查，各项指标均获达成；对于内审遗留问题，会议明确了具体的责任部门与整改路径。</w:t>
+        <w:t>月20日组织召开了运维服务</w:t>
+      </w:r>
+      <w:bookmarkStart w:id="19" w:name="_GoBack"/>
+      <w:bookmarkEnd w:id="19"/>
+      <w:r>
+        <w:rPr>
+          <w:rFonts w:hint="eastAsia"/>
+        </w:rPr>
+        <w:t>能力管理评审会议。会议从人员、资源、过程、技术、应急、交付及体系实施成果等方面，对运维服务能力进行了系统性分析与评价。根据《运维服务能力指标体系》核查，各项指标均获达成；对于内审遗留问题，会议明确了具体的责任部门与整改路径。</w:t>
       </w:r>
     </w:p>
     <w:p>
@@ -4128,7 +4110,7 @@
           <w:rFonts w:hint="eastAsia"/>
         </w:rPr>
       </w:pPr>
-      <w:bookmarkStart w:id="16" w:name="_Toc32262"/>
+      <w:bookmarkStart w:id="16" w:name="_Toc2967"/>
       <w:r>
         <w:rPr>
           <w:rFonts w:hint="eastAsia"/>
@@ -4162,7 +4144,7 @@
         <w:autoSpaceDN w:val="0"/>
         <w:bidi w:val="0"/>
       </w:pPr>
-      <w:bookmarkStart w:id="17" w:name="_Toc16015"/>
+      <w:bookmarkStart w:id="17" w:name="_Toc27524"/>
       <w:r>
         <w:t>满意度调查</w:t>
       </w:r>
@@ -4519,7 +4501,7 @@
         <w:autoSpaceDN w:val="0"/>
         <w:bidi w:val="0"/>
       </w:pPr>
-      <w:bookmarkStart w:id="18" w:name="_Toc9301"/>
+      <w:bookmarkStart w:id="18" w:name="_Toc12142"/>
       <w:r>
         <w:t>运维服务</w:t>
       </w:r>
@@ -4638,8 +4620,6 @@
         </w:rPr>
         <w:t>、交付管理应急管理及</w:t>
       </w:r>
-      <w:bookmarkStart w:id="19" w:name="_GoBack"/>
-      <w:bookmarkEnd w:id="19"/>
       <w:r>
         <w:rPr>
           <w:rFonts w:hint="default" w:ascii="宋体" w:hAnsi="宋体" w:eastAsia="宋体" w:cs="宋体"/>
